--- a/Nonconformance_and_Variance_Guide.docx
+++ b/Nonconformance_and_Variance_Guide.docx
@@ -10,7 +10,7 @@
         <w:rPr>
           <w:b/>
           <w:bCs/>
-          <w:color w:val="9A4A1F"/>
+          <w:color w:val="B4530C"/>
           <w:spacing w:val="30"/>
           <w:sz w:val="18"/>
           <w:szCs w:val="18"/>
@@ -26,7 +26,7 @@
         <w:rPr>
           <w:b/>
           <w:bCs/>
-          <w:color w:val="1F3A5F"/>
+          <w:color w:val="132A4E"/>
           <w:sz w:val="56"/>
           <w:szCs w:val="56"/>
         </w:rPr>
@@ -39,7 +39,7 @@
       </w:pPr>
       <w:r>
         <w:rPr>
-          <w:color w:val="5C6D78"/>
+          <w:color w:val="4A5568"/>
           <w:sz w:val="32"/>
           <w:szCs w:val="32"/>
         </w:rPr>
@@ -49,7 +49,7 @@
     <w:p>
       <w:pPr>
         <w:pBdr>
-          <w:top w:val="single" w:color="BFC8CF" w:sz="6" w:space="8"/>
+          <w:top w:val="single" w:color="C9D5E8" w:sz="6" w:space="8"/>
         </w:pBdr>
         <w:spacing w:after="120"/>
       </w:pPr>
@@ -107,7 +107,7 @@
         <w:rPr>
           <w:b/>
           <w:bCs/>
-          <w:color w:val="1F3A5F"/>
+          <w:color w:val="132A4E"/>
           <w:sz w:val="30"/>
           <w:szCs w:val="30"/>
         </w:rPr>
@@ -352,6 +352,129 @@
           <w:szCs w:val="22"/>
         </w:rPr>
         <w:t xml:space="preserve">Appendix B. References</w:t>
+      </w:r>
+    </w:p>
+    <w:p>
+      <w:pPr>
+        <w:spacing w:after="160" w:before="280"/>
+      </w:pPr>
+      <w:r>
+        <w:rPr>
+          <w:b/>
+          <w:bCs/>
+          <w:color w:val="132A4E"/>
+          <w:sz w:val="30"/>
+          <w:szCs w:val="30"/>
+        </w:rPr>
+        <w:t xml:space="preserve">Figures</w:t>
+      </w:r>
+    </w:p>
+    <w:p>
+      <w:pPr>
+        <w:spacing w:after="90"/>
+      </w:pPr>
+      <w:r>
+        <w:rPr>
+          <w:sz w:val="22"/>
+          <w:szCs w:val="22"/>
+        </w:rPr>
+        <w:t xml:space="preserve">Figure 1. A part, a decision, a record</w:t>
+      </w:r>
+    </w:p>
+    <w:p>
+      <w:pPr>
+        <w:spacing w:after="90"/>
+      </w:pPr>
+      <w:r>
+        <w:rPr>
+          <w:sz w:val="22"/>
+          <w:szCs w:val="22"/>
+        </w:rPr>
+        <w:t xml:space="preserve">Figure 2. Who owns what</w:t>
+      </w:r>
+    </w:p>
+    <w:p>
+      <w:pPr>
+        <w:spacing w:after="90"/>
+      </w:pPr>
+      <w:r>
+        <w:rPr>
+          <w:sz w:val="22"/>
+          <w:szCs w:val="22"/>
+        </w:rPr>
+        <w:t xml:space="preserve">Figure 3. The process from start to finish</w:t>
+      </w:r>
+    </w:p>
+    <w:p>
+      <w:pPr>
+        <w:spacing w:after="90"/>
+      </w:pPr>
+      <w:r>
+        <w:rPr>
+          <w:sz w:val="22"/>
+          <w:szCs w:val="22"/>
+        </w:rPr>
+        <w:t xml:space="preserve">Figure 4. The trigger rule</w:t>
+      </w:r>
+    </w:p>
+    <w:p>
+      <w:pPr>
+        <w:spacing w:after="90"/>
+      </w:pPr>
+      <w:r>
+        <w:rPr>
+          <w:sz w:val="22"/>
+          <w:szCs w:val="22"/>
+        </w:rPr>
+        <w:t xml:space="preserve">Figure 5. The classification screen</w:t>
+      </w:r>
+    </w:p>
+    <w:p>
+      <w:pPr>
+        <w:spacing w:after="90"/>
+      </w:pPr>
+      <w:r>
+        <w:rPr>
+          <w:sz w:val="22"/>
+          <w:szCs w:val="22"/>
+        </w:rPr>
+        <w:t xml:space="preserve">Figure 6. Authority and submission paths</w:t>
+      </w:r>
+    </w:p>
+    <w:p>
+      <w:pPr>
+        <w:spacing w:after="90"/>
+      </w:pPr>
+      <w:r>
+        <w:rPr>
+          <w:sz w:val="22"/>
+          <w:szCs w:val="22"/>
+        </w:rPr>
+        <w:t xml:space="preserve">Figure 7. One identifier, not two</w:t>
+      </w:r>
+    </w:p>
+    <w:p>
+      <w:pPr>
+        <w:spacing w:after="90"/>
+      </w:pPr>
+      <w:r>
+        <w:rPr>
+          <w:sz w:val="22"/>
+          <w:szCs w:val="22"/>
+        </w:rPr>
+        <w:t xml:space="preserve">Figure 8. CM's check at CSA acceptance</w:t>
+      </w:r>
+    </w:p>
+    <w:p>
+      <w:pPr>
+        <w:spacing w:after="90"/>
+      </w:pPr>
+      <w:r>
+        <w:rPr>
+          <w:sz w:val="22"/>
+          <w:szCs w:val="22"/>
+        </w:rPr>
+        <w:t xml:space="preserve">Figure 9. The safety data feed</w:t>
       </w:r>
     </w:p>
     <w:p>
@@ -531,16 +654,89 @@
         <w:spacing w:after="140"/>
       </w:pPr>
       <w:r>
-        <w:t xml:space="preserve">This process answers all three. It runs from the moment Quality finds the problem to the moment the record is closed.</w:t>
+        <w:t xml:space="preserve">This process answers all three. It runs from the moment Quality finds the problem to the moment the record is closed. Figure 1 shows the finding and the three questions.</w:t>
+      </w:r>
+    </w:p>
+    <w:p>
+      <w:pPr>
+        <w:keepNext/>
+        <w:spacing w:after="60" w:before="160"/>
+        <w:jc w:val="center"/>
+      </w:pPr>
+      <w:r>
+        <w:drawing>
+          <wp:inline distT="0" distB="0" distL="0" distR="0">
+            <wp:extent cx="5943600" cy="2552700"/>
+            <wp:effectExtent t="0" r="0" b="0" l="0"/>
+            <wp:docPr id="1" name="Figure 1" descr="A part, a decision, a record" title="Figure 1"/>
+            <wp:cNvGraphicFramePr>
+              <a:graphicFrameLocks xmlns:a="http://schemas.openxmlformats.org/drawingml/2006/main" noChangeAspect="1"/>
+            </wp:cNvGraphicFramePr>
+            <a:graphic xmlns:a="http://schemas.openxmlformats.org/drawingml/2006/main">
+              <a:graphicData uri="http://schemas.openxmlformats.org/drawingml/2006/picture">
+                <pic:pic xmlns:pic="http://schemas.openxmlformats.org/drawingml/2006/picture">
+                  <pic:nvPicPr>
+                    <pic:cNvPr id="0" name="" descr=""/>
+                    <pic:cNvPicPr>
+                      <a:picLocks noChangeAspect="1" noChangeArrowheads="1"/>
+                    </pic:cNvPicPr>
+                  </pic:nvPicPr>
+                  <pic:blipFill>
+                    <a:blip r:embed="rId9" cstate="none"/>
+                    <a:srcRect/>
+                    <a:stretch>
+                      <a:fillRect/>
+                    </a:stretch>
+                  </pic:blipFill>
+                  <pic:spPr bwMode="auto">
+                    <a:xfrm>
+                      <a:off x="0" y="0"/>
+                      <a:ext cx="5943600" cy="2552700"/>
+                    </a:xfrm>
+                    <a:prstGeom prst="rect">
+                      <a:avLst/>
+                    </a:prstGeom>
+                  </pic:spPr>
+                </pic:pic>
+              </a:graphicData>
+            </a:graphic>
+          </wp:inline>
+        </w:drawing>
+      </w:r>
+    </w:p>
+    <w:p>
+      <w:pPr>
+        <w:spacing w:after="220"/>
+        <w:jc w:val="center"/>
+      </w:pPr>
+      <w:r>
+        <w:rPr>
+          <w:b/>
+          <w:bCs/>
+          <w:color w:val="132A4E"/>
+          <w:sz w:val="19"/>
+          <w:szCs w:val="19"/>
+        </w:rPr>
+        <w:t xml:space="preserve">Figure 1. </w:t>
+      </w:r>
+      <w:r>
+        <w:rPr>
+          <w:i/>
+          <w:iCs/>
+          <w:color w:val="4A5568"/>
+          <w:sz w:val="19"/>
+          <w:szCs w:val="19"/>
+        </w:rPr>
+        <w:t xml:space="preserve">A part, a decision, a record</w:t>
       </w:r>
     </w:p>
     <w:p>
       <w:pPr>
         <w:keepNext w:val="false"/>
         <w:pBdr>
-          <w:left w:val="single" w:color="9A4A1F" w:sz="24" w:space="10"/>
+          <w:left w:val="single" w:color="B4530C" w:sz="24" w:space="10"/>
         </w:pBdr>
-        <w:shd w:fill="EEF2F5" w:color="auto" w:val="clear"/>
+        <w:shd w:fill="EDF1F8" w:color="auto" w:val="clear"/>
         <w:spacing w:after="200" w:before="120"/>
         <w:ind w:left="200" w:right="200"/>
       </w:pPr>
@@ -609,12 +805,12 @@
           <w:tcPr>
             <w:tcW w:type="dxa" w:w="2000"/>
             <w:tcBorders>
-              <w:top w:val="single" w:color="BFC8CF" w:sz="4"/>
-              <w:left w:val="single" w:color="BFC8CF" w:sz="4"/>
-              <w:bottom w:val="single" w:color="BFC8CF" w:sz="4"/>
-              <w:right w:val="single" w:color="BFC8CF" w:sz="4"/>
-            </w:tcBorders>
-            <w:shd w:fill="1F3A5F" w:color="auto" w:val="clear"/>
+              <w:top w:val="single" w:color="C9D5E8" w:sz="4"/>
+              <w:left w:val="single" w:color="C9D5E8" w:sz="4"/>
+              <w:bottom w:val="single" w:color="C9D5E8" w:sz="4"/>
+              <w:right w:val="single" w:color="C9D5E8" w:sz="4"/>
+            </w:tcBorders>
+            <w:shd w:fill="132A4E" w:color="auto" w:val="clear"/>
             <w:tcMar>
               <w:top w:type="dxa" w:w="70"/>
               <w:left w:type="dxa" w:w="110"/>
@@ -642,12 +838,12 @@
           <w:tcPr>
             <w:tcW w:type="dxa" w:w="5860"/>
             <w:tcBorders>
-              <w:top w:val="single" w:color="BFC8CF" w:sz="4"/>
-              <w:left w:val="single" w:color="BFC8CF" w:sz="4"/>
-              <w:bottom w:val="single" w:color="BFC8CF" w:sz="4"/>
-              <w:right w:val="single" w:color="BFC8CF" w:sz="4"/>
-            </w:tcBorders>
-            <w:shd w:fill="1F3A5F" w:color="auto" w:val="clear"/>
+              <w:top w:val="single" w:color="C9D5E8" w:sz="4"/>
+              <w:left w:val="single" w:color="C9D5E8" w:sz="4"/>
+              <w:bottom w:val="single" w:color="C9D5E8" w:sz="4"/>
+              <w:right w:val="single" w:color="C9D5E8" w:sz="4"/>
+            </w:tcBorders>
+            <w:shd w:fill="132A4E" w:color="auto" w:val="clear"/>
             <w:tcMar>
               <w:top w:type="dxa" w:w="70"/>
               <w:left w:type="dxa" w:w="110"/>
@@ -675,12 +871,12 @@
           <w:tcPr>
             <w:tcW w:type="dxa" w:w="1500"/>
             <w:tcBorders>
-              <w:top w:val="single" w:color="BFC8CF" w:sz="4"/>
-              <w:left w:val="single" w:color="BFC8CF" w:sz="4"/>
-              <w:bottom w:val="single" w:color="BFC8CF" w:sz="4"/>
-              <w:right w:val="single" w:color="BFC8CF" w:sz="4"/>
-            </w:tcBorders>
-            <w:shd w:fill="1F3A5F" w:color="auto" w:val="clear"/>
+              <w:top w:val="single" w:color="C9D5E8" w:sz="4"/>
+              <w:left w:val="single" w:color="C9D5E8" w:sz="4"/>
+              <w:bottom w:val="single" w:color="C9D5E8" w:sz="4"/>
+              <w:right w:val="single" w:color="C9D5E8" w:sz="4"/>
+            </w:tcBorders>
+            <w:shd w:fill="132A4E" w:color="auto" w:val="clear"/>
             <w:tcMar>
               <w:top w:type="dxa" w:w="70"/>
               <w:left w:type="dxa" w:w="110"/>
@@ -713,10 +909,10 @@
           <w:tcPr>
             <w:tcW w:type="dxa" w:w="2000"/>
             <w:tcBorders>
-              <w:top w:val="single" w:color="BFC8CF" w:sz="4"/>
-              <w:left w:val="single" w:color="BFC8CF" w:sz="4"/>
-              <w:bottom w:val="single" w:color="BFC8CF" w:sz="4"/>
-              <w:right w:val="single" w:color="BFC8CF" w:sz="4"/>
+              <w:top w:val="single" w:color="C9D5E8" w:sz="4"/>
+              <w:left w:val="single" w:color="C9D5E8" w:sz="4"/>
+              <w:bottom w:val="single" w:color="C9D5E8" w:sz="4"/>
+              <w:right w:val="single" w:color="C9D5E8" w:sz="4"/>
             </w:tcBorders>
             <w:tcMar>
               <w:top w:type="dxa" w:w="70"/>
@@ -742,10 +938,10 @@
           <w:tcPr>
             <w:tcW w:type="dxa" w:w="5860"/>
             <w:tcBorders>
-              <w:top w:val="single" w:color="BFC8CF" w:sz="4"/>
-              <w:left w:val="single" w:color="BFC8CF" w:sz="4"/>
-              <w:bottom w:val="single" w:color="BFC8CF" w:sz="4"/>
-              <w:right w:val="single" w:color="BFC8CF" w:sz="4"/>
+              <w:top w:val="single" w:color="C9D5E8" w:sz="4"/>
+              <w:left w:val="single" w:color="C9D5E8" w:sz="4"/>
+              <w:bottom w:val="single" w:color="C9D5E8" w:sz="4"/>
+              <w:right w:val="single" w:color="C9D5E8" w:sz="4"/>
             </w:tcBorders>
             <w:tcMar>
               <w:top w:type="dxa" w:w="70"/>
@@ -771,10 +967,10 @@
           <w:tcPr>
             <w:tcW w:type="dxa" w:w="1500"/>
             <w:tcBorders>
-              <w:top w:val="single" w:color="BFC8CF" w:sz="4"/>
-              <w:left w:val="single" w:color="BFC8CF" w:sz="4"/>
-              <w:bottom w:val="single" w:color="BFC8CF" w:sz="4"/>
-              <w:right w:val="single" w:color="BFC8CF" w:sz="4"/>
+              <w:top w:val="single" w:color="C9D5E8" w:sz="4"/>
+              <w:left w:val="single" w:color="C9D5E8" w:sz="4"/>
+              <w:bottom w:val="single" w:color="C9D5E8" w:sz="4"/>
+              <w:right w:val="single" w:color="C9D5E8" w:sz="4"/>
             </w:tcBorders>
             <w:tcMar>
               <w:top w:type="dxa" w:w="70"/>
@@ -805,10 +1001,10 @@
           <w:tcPr>
             <w:tcW w:type="dxa" w:w="2000"/>
             <w:tcBorders>
-              <w:top w:val="single" w:color="BFC8CF" w:sz="4"/>
-              <w:left w:val="single" w:color="BFC8CF" w:sz="4"/>
-              <w:bottom w:val="single" w:color="BFC8CF" w:sz="4"/>
-              <w:right w:val="single" w:color="BFC8CF" w:sz="4"/>
+              <w:top w:val="single" w:color="C9D5E8" w:sz="4"/>
+              <w:left w:val="single" w:color="C9D5E8" w:sz="4"/>
+              <w:bottom w:val="single" w:color="C9D5E8" w:sz="4"/>
+              <w:right w:val="single" w:color="C9D5E8" w:sz="4"/>
             </w:tcBorders>
             <w:tcMar>
               <w:top w:type="dxa" w:w="70"/>
@@ -834,10 +1030,10 @@
           <w:tcPr>
             <w:tcW w:type="dxa" w:w="5860"/>
             <w:tcBorders>
-              <w:top w:val="single" w:color="BFC8CF" w:sz="4"/>
-              <w:left w:val="single" w:color="BFC8CF" w:sz="4"/>
-              <w:bottom w:val="single" w:color="BFC8CF" w:sz="4"/>
-              <w:right w:val="single" w:color="BFC8CF" w:sz="4"/>
+              <w:top w:val="single" w:color="C9D5E8" w:sz="4"/>
+              <w:left w:val="single" w:color="C9D5E8" w:sz="4"/>
+              <w:bottom w:val="single" w:color="C9D5E8" w:sz="4"/>
+              <w:right w:val="single" w:color="C9D5E8" w:sz="4"/>
             </w:tcBorders>
             <w:tcMar>
               <w:top w:type="dxa" w:w="70"/>
@@ -863,10 +1059,10 @@
           <w:tcPr>
             <w:tcW w:type="dxa" w:w="1500"/>
             <w:tcBorders>
-              <w:top w:val="single" w:color="BFC8CF" w:sz="4"/>
-              <w:left w:val="single" w:color="BFC8CF" w:sz="4"/>
-              <w:bottom w:val="single" w:color="BFC8CF" w:sz="4"/>
-              <w:right w:val="single" w:color="BFC8CF" w:sz="4"/>
+              <w:top w:val="single" w:color="C9D5E8" w:sz="4"/>
+              <w:left w:val="single" w:color="C9D5E8" w:sz="4"/>
+              <w:bottom w:val="single" w:color="C9D5E8" w:sz="4"/>
+              <w:right w:val="single" w:color="C9D5E8" w:sz="4"/>
             </w:tcBorders>
             <w:tcMar>
               <w:top w:type="dxa" w:w="70"/>
@@ -897,10 +1093,10 @@
           <w:tcPr>
             <w:tcW w:type="dxa" w:w="2000"/>
             <w:tcBorders>
-              <w:top w:val="single" w:color="BFC8CF" w:sz="4"/>
-              <w:left w:val="single" w:color="BFC8CF" w:sz="4"/>
-              <w:bottom w:val="single" w:color="BFC8CF" w:sz="4"/>
-              <w:right w:val="single" w:color="BFC8CF" w:sz="4"/>
+              <w:top w:val="single" w:color="C9D5E8" w:sz="4"/>
+              <w:left w:val="single" w:color="C9D5E8" w:sz="4"/>
+              <w:bottom w:val="single" w:color="C9D5E8" w:sz="4"/>
+              <w:right w:val="single" w:color="C9D5E8" w:sz="4"/>
             </w:tcBorders>
             <w:tcMar>
               <w:top w:type="dxa" w:w="70"/>
@@ -926,10 +1122,10 @@
           <w:tcPr>
             <w:tcW w:type="dxa" w:w="5860"/>
             <w:tcBorders>
-              <w:top w:val="single" w:color="BFC8CF" w:sz="4"/>
-              <w:left w:val="single" w:color="BFC8CF" w:sz="4"/>
-              <w:bottom w:val="single" w:color="BFC8CF" w:sz="4"/>
-              <w:right w:val="single" w:color="BFC8CF" w:sz="4"/>
+              <w:top w:val="single" w:color="C9D5E8" w:sz="4"/>
+              <w:left w:val="single" w:color="C9D5E8" w:sz="4"/>
+              <w:bottom w:val="single" w:color="C9D5E8" w:sz="4"/>
+              <w:right w:val="single" w:color="C9D5E8" w:sz="4"/>
             </w:tcBorders>
             <w:tcMar>
               <w:top w:type="dxa" w:w="70"/>
@@ -955,10 +1151,10 @@
           <w:tcPr>
             <w:tcW w:type="dxa" w:w="1500"/>
             <w:tcBorders>
-              <w:top w:val="single" w:color="BFC8CF" w:sz="4"/>
-              <w:left w:val="single" w:color="BFC8CF" w:sz="4"/>
-              <w:bottom w:val="single" w:color="BFC8CF" w:sz="4"/>
-              <w:right w:val="single" w:color="BFC8CF" w:sz="4"/>
+              <w:top w:val="single" w:color="C9D5E8" w:sz="4"/>
+              <w:left w:val="single" w:color="C9D5E8" w:sz="4"/>
+              <w:bottom w:val="single" w:color="C9D5E8" w:sz="4"/>
+              <w:right w:val="single" w:color="C9D5E8" w:sz="4"/>
             </w:tcBorders>
             <w:tcMar>
               <w:top w:type="dxa" w:w="70"/>
@@ -989,10 +1185,10 @@
           <w:tcPr>
             <w:tcW w:type="dxa" w:w="2000"/>
             <w:tcBorders>
-              <w:top w:val="single" w:color="BFC8CF" w:sz="4"/>
-              <w:left w:val="single" w:color="BFC8CF" w:sz="4"/>
-              <w:bottom w:val="single" w:color="BFC8CF" w:sz="4"/>
-              <w:right w:val="single" w:color="BFC8CF" w:sz="4"/>
+              <w:top w:val="single" w:color="C9D5E8" w:sz="4"/>
+              <w:left w:val="single" w:color="C9D5E8" w:sz="4"/>
+              <w:bottom w:val="single" w:color="C9D5E8" w:sz="4"/>
+              <w:right w:val="single" w:color="C9D5E8" w:sz="4"/>
             </w:tcBorders>
             <w:tcMar>
               <w:top w:type="dxa" w:w="70"/>
@@ -1018,10 +1214,10 @@
           <w:tcPr>
             <w:tcW w:type="dxa" w:w="5860"/>
             <w:tcBorders>
-              <w:top w:val="single" w:color="BFC8CF" w:sz="4"/>
-              <w:left w:val="single" w:color="BFC8CF" w:sz="4"/>
-              <w:bottom w:val="single" w:color="BFC8CF" w:sz="4"/>
-              <w:right w:val="single" w:color="BFC8CF" w:sz="4"/>
+              <w:top w:val="single" w:color="C9D5E8" w:sz="4"/>
+              <w:left w:val="single" w:color="C9D5E8" w:sz="4"/>
+              <w:bottom w:val="single" w:color="C9D5E8" w:sz="4"/>
+              <w:right w:val="single" w:color="C9D5E8" w:sz="4"/>
             </w:tcBorders>
             <w:tcMar>
               <w:top w:type="dxa" w:w="70"/>
@@ -1047,10 +1243,10 @@
           <w:tcPr>
             <w:tcW w:type="dxa" w:w="1500"/>
             <w:tcBorders>
-              <w:top w:val="single" w:color="BFC8CF" w:sz="4"/>
-              <w:left w:val="single" w:color="BFC8CF" w:sz="4"/>
-              <w:bottom w:val="single" w:color="BFC8CF" w:sz="4"/>
-              <w:right w:val="single" w:color="BFC8CF" w:sz="4"/>
+              <w:top w:val="single" w:color="C9D5E8" w:sz="4"/>
+              <w:left w:val="single" w:color="C9D5E8" w:sz="4"/>
+              <w:bottom w:val="single" w:color="C9D5E8" w:sz="4"/>
+              <w:right w:val="single" w:color="C9D5E8" w:sz="4"/>
             </w:tcBorders>
             <w:tcMar>
               <w:top w:type="dxa" w:w="70"/>
@@ -1081,10 +1277,10 @@
           <w:tcPr>
             <w:tcW w:type="dxa" w:w="2000"/>
             <w:tcBorders>
-              <w:top w:val="single" w:color="BFC8CF" w:sz="4"/>
-              <w:left w:val="single" w:color="BFC8CF" w:sz="4"/>
-              <w:bottom w:val="single" w:color="BFC8CF" w:sz="4"/>
-              <w:right w:val="single" w:color="BFC8CF" w:sz="4"/>
+              <w:top w:val="single" w:color="C9D5E8" w:sz="4"/>
+              <w:left w:val="single" w:color="C9D5E8" w:sz="4"/>
+              <w:bottom w:val="single" w:color="C9D5E8" w:sz="4"/>
+              <w:right w:val="single" w:color="C9D5E8" w:sz="4"/>
             </w:tcBorders>
             <w:tcMar>
               <w:top w:type="dxa" w:w="70"/>
@@ -1110,10 +1306,10 @@
           <w:tcPr>
             <w:tcW w:type="dxa" w:w="5860"/>
             <w:tcBorders>
-              <w:top w:val="single" w:color="BFC8CF" w:sz="4"/>
-              <w:left w:val="single" w:color="BFC8CF" w:sz="4"/>
-              <w:bottom w:val="single" w:color="BFC8CF" w:sz="4"/>
-              <w:right w:val="single" w:color="BFC8CF" w:sz="4"/>
+              <w:top w:val="single" w:color="C9D5E8" w:sz="4"/>
+              <w:left w:val="single" w:color="C9D5E8" w:sz="4"/>
+              <w:bottom w:val="single" w:color="C9D5E8" w:sz="4"/>
+              <w:right w:val="single" w:color="C9D5E8" w:sz="4"/>
             </w:tcBorders>
             <w:tcMar>
               <w:top w:type="dxa" w:w="70"/>
@@ -1139,10 +1335,10 @@
           <w:tcPr>
             <w:tcW w:type="dxa" w:w="1500"/>
             <w:tcBorders>
-              <w:top w:val="single" w:color="BFC8CF" w:sz="4"/>
-              <w:left w:val="single" w:color="BFC8CF" w:sz="4"/>
-              <w:bottom w:val="single" w:color="BFC8CF" w:sz="4"/>
-              <w:right w:val="single" w:color="BFC8CF" w:sz="4"/>
+              <w:top w:val="single" w:color="C9D5E8" w:sz="4"/>
+              <w:left w:val="single" w:color="C9D5E8" w:sz="4"/>
+              <w:bottom w:val="single" w:color="C9D5E8" w:sz="4"/>
+              <w:right w:val="single" w:color="C9D5E8" w:sz="4"/>
             </w:tcBorders>
             <w:tcMar>
               <w:top w:type="dxa" w:w="70"/>
@@ -1240,12 +1436,12 @@
           <w:tcPr>
             <w:tcW w:type="dxa" w:w="2000"/>
             <w:tcBorders>
-              <w:top w:val="single" w:color="BFC8CF" w:sz="4"/>
-              <w:left w:val="single" w:color="BFC8CF" w:sz="4"/>
-              <w:bottom w:val="single" w:color="BFC8CF" w:sz="4"/>
-              <w:right w:val="single" w:color="BFC8CF" w:sz="4"/>
-            </w:tcBorders>
-            <w:shd w:fill="1F3A5F" w:color="auto" w:val="clear"/>
+              <w:top w:val="single" w:color="C9D5E8" w:sz="4"/>
+              <w:left w:val="single" w:color="C9D5E8" w:sz="4"/>
+              <w:bottom w:val="single" w:color="C9D5E8" w:sz="4"/>
+              <w:right w:val="single" w:color="C9D5E8" w:sz="4"/>
+            </w:tcBorders>
+            <w:shd w:fill="132A4E" w:color="auto" w:val="clear"/>
             <w:tcMar>
               <w:top w:type="dxa" w:w="70"/>
               <w:left w:type="dxa" w:w="110"/>
@@ -1273,12 +1469,12 @@
           <w:tcPr>
             <w:tcW w:type="dxa" w:w="5860"/>
             <w:tcBorders>
-              <w:top w:val="single" w:color="BFC8CF" w:sz="4"/>
-              <w:left w:val="single" w:color="BFC8CF" w:sz="4"/>
-              <w:bottom w:val="single" w:color="BFC8CF" w:sz="4"/>
-              <w:right w:val="single" w:color="BFC8CF" w:sz="4"/>
-            </w:tcBorders>
-            <w:shd w:fill="1F3A5F" w:color="auto" w:val="clear"/>
+              <w:top w:val="single" w:color="C9D5E8" w:sz="4"/>
+              <w:left w:val="single" w:color="C9D5E8" w:sz="4"/>
+              <w:bottom w:val="single" w:color="C9D5E8" w:sz="4"/>
+              <w:right w:val="single" w:color="C9D5E8" w:sz="4"/>
+            </w:tcBorders>
+            <w:shd w:fill="132A4E" w:color="auto" w:val="clear"/>
             <w:tcMar>
               <w:top w:type="dxa" w:w="70"/>
               <w:left w:type="dxa" w:w="110"/>
@@ -1306,12 +1502,12 @@
           <w:tcPr>
             <w:tcW w:type="dxa" w:w="1500"/>
             <w:tcBorders>
-              <w:top w:val="single" w:color="BFC8CF" w:sz="4"/>
-              <w:left w:val="single" w:color="BFC8CF" w:sz="4"/>
-              <w:bottom w:val="single" w:color="BFC8CF" w:sz="4"/>
-              <w:right w:val="single" w:color="BFC8CF" w:sz="4"/>
-            </w:tcBorders>
-            <w:shd w:fill="1F3A5F" w:color="auto" w:val="clear"/>
+              <w:top w:val="single" w:color="C9D5E8" w:sz="4"/>
+              <w:left w:val="single" w:color="C9D5E8" w:sz="4"/>
+              <w:bottom w:val="single" w:color="C9D5E8" w:sz="4"/>
+              <w:right w:val="single" w:color="C9D5E8" w:sz="4"/>
+            </w:tcBorders>
+            <w:shd w:fill="132A4E" w:color="auto" w:val="clear"/>
             <w:tcMar>
               <w:top w:type="dxa" w:w="70"/>
               <w:left w:type="dxa" w:w="110"/>
@@ -1344,10 +1540,10 @@
           <w:tcPr>
             <w:tcW w:type="dxa" w:w="2000"/>
             <w:tcBorders>
-              <w:top w:val="single" w:color="BFC8CF" w:sz="4"/>
-              <w:left w:val="single" w:color="BFC8CF" w:sz="4"/>
-              <w:bottom w:val="single" w:color="BFC8CF" w:sz="4"/>
-              <w:right w:val="single" w:color="BFC8CF" w:sz="4"/>
+              <w:top w:val="single" w:color="C9D5E8" w:sz="4"/>
+              <w:left w:val="single" w:color="C9D5E8" w:sz="4"/>
+              <w:bottom w:val="single" w:color="C9D5E8" w:sz="4"/>
+              <w:right w:val="single" w:color="C9D5E8" w:sz="4"/>
             </w:tcBorders>
             <w:tcMar>
               <w:top w:type="dxa" w:w="70"/>
@@ -1373,10 +1569,10 @@
           <w:tcPr>
             <w:tcW w:type="dxa" w:w="5860"/>
             <w:tcBorders>
-              <w:top w:val="single" w:color="BFC8CF" w:sz="4"/>
-              <w:left w:val="single" w:color="BFC8CF" w:sz="4"/>
-              <w:bottom w:val="single" w:color="BFC8CF" w:sz="4"/>
-              <w:right w:val="single" w:color="BFC8CF" w:sz="4"/>
+              <w:top w:val="single" w:color="C9D5E8" w:sz="4"/>
+              <w:left w:val="single" w:color="C9D5E8" w:sz="4"/>
+              <w:bottom w:val="single" w:color="C9D5E8" w:sz="4"/>
+              <w:right w:val="single" w:color="C9D5E8" w:sz="4"/>
             </w:tcBorders>
             <w:tcMar>
               <w:top w:type="dxa" w:w="70"/>
@@ -1402,10 +1598,10 @@
           <w:tcPr>
             <w:tcW w:type="dxa" w:w="1500"/>
             <w:tcBorders>
-              <w:top w:val="single" w:color="BFC8CF" w:sz="4"/>
-              <w:left w:val="single" w:color="BFC8CF" w:sz="4"/>
-              <w:bottom w:val="single" w:color="BFC8CF" w:sz="4"/>
-              <w:right w:val="single" w:color="BFC8CF" w:sz="4"/>
+              <w:top w:val="single" w:color="C9D5E8" w:sz="4"/>
+              <w:left w:val="single" w:color="C9D5E8" w:sz="4"/>
+              <w:bottom w:val="single" w:color="C9D5E8" w:sz="4"/>
+              <w:right w:val="single" w:color="C9D5E8" w:sz="4"/>
             </w:tcBorders>
             <w:tcMar>
               <w:top w:type="dxa" w:w="70"/>
@@ -1436,10 +1632,10 @@
           <w:tcPr>
             <w:tcW w:type="dxa" w:w="2000"/>
             <w:tcBorders>
-              <w:top w:val="single" w:color="BFC8CF" w:sz="4"/>
-              <w:left w:val="single" w:color="BFC8CF" w:sz="4"/>
-              <w:bottom w:val="single" w:color="BFC8CF" w:sz="4"/>
-              <w:right w:val="single" w:color="BFC8CF" w:sz="4"/>
+              <w:top w:val="single" w:color="C9D5E8" w:sz="4"/>
+              <w:left w:val="single" w:color="C9D5E8" w:sz="4"/>
+              <w:bottom w:val="single" w:color="C9D5E8" w:sz="4"/>
+              <w:right w:val="single" w:color="C9D5E8" w:sz="4"/>
             </w:tcBorders>
             <w:tcMar>
               <w:top w:type="dxa" w:w="70"/>
@@ -1465,10 +1661,10 @@
           <w:tcPr>
             <w:tcW w:type="dxa" w:w="5860"/>
             <w:tcBorders>
-              <w:top w:val="single" w:color="BFC8CF" w:sz="4"/>
-              <w:left w:val="single" w:color="BFC8CF" w:sz="4"/>
-              <w:bottom w:val="single" w:color="BFC8CF" w:sz="4"/>
-              <w:right w:val="single" w:color="BFC8CF" w:sz="4"/>
+              <w:top w:val="single" w:color="C9D5E8" w:sz="4"/>
+              <w:left w:val="single" w:color="C9D5E8" w:sz="4"/>
+              <w:bottom w:val="single" w:color="C9D5E8" w:sz="4"/>
+              <w:right w:val="single" w:color="C9D5E8" w:sz="4"/>
             </w:tcBorders>
             <w:tcMar>
               <w:top w:type="dxa" w:w="70"/>
@@ -1494,10 +1690,10 @@
           <w:tcPr>
             <w:tcW w:type="dxa" w:w="1500"/>
             <w:tcBorders>
-              <w:top w:val="single" w:color="BFC8CF" w:sz="4"/>
-              <w:left w:val="single" w:color="BFC8CF" w:sz="4"/>
-              <w:bottom w:val="single" w:color="BFC8CF" w:sz="4"/>
-              <w:right w:val="single" w:color="BFC8CF" w:sz="4"/>
+              <w:top w:val="single" w:color="C9D5E8" w:sz="4"/>
+              <w:left w:val="single" w:color="C9D5E8" w:sz="4"/>
+              <w:bottom w:val="single" w:color="C9D5E8" w:sz="4"/>
+              <w:right w:val="single" w:color="C9D5E8" w:sz="4"/>
             </w:tcBorders>
             <w:tcMar>
               <w:top w:type="dxa" w:w="70"/>
@@ -1528,10 +1724,10 @@
           <w:tcPr>
             <w:tcW w:type="dxa" w:w="2000"/>
             <w:tcBorders>
-              <w:top w:val="single" w:color="BFC8CF" w:sz="4"/>
-              <w:left w:val="single" w:color="BFC8CF" w:sz="4"/>
-              <w:bottom w:val="single" w:color="BFC8CF" w:sz="4"/>
-              <w:right w:val="single" w:color="BFC8CF" w:sz="4"/>
+              <w:top w:val="single" w:color="C9D5E8" w:sz="4"/>
+              <w:left w:val="single" w:color="C9D5E8" w:sz="4"/>
+              <w:bottom w:val="single" w:color="C9D5E8" w:sz="4"/>
+              <w:right w:val="single" w:color="C9D5E8" w:sz="4"/>
             </w:tcBorders>
             <w:tcMar>
               <w:top w:type="dxa" w:w="70"/>
@@ -1557,10 +1753,10 @@
           <w:tcPr>
             <w:tcW w:type="dxa" w:w="5860"/>
             <w:tcBorders>
-              <w:top w:val="single" w:color="BFC8CF" w:sz="4"/>
-              <w:left w:val="single" w:color="BFC8CF" w:sz="4"/>
-              <w:bottom w:val="single" w:color="BFC8CF" w:sz="4"/>
-              <w:right w:val="single" w:color="BFC8CF" w:sz="4"/>
+              <w:top w:val="single" w:color="C9D5E8" w:sz="4"/>
+              <w:left w:val="single" w:color="C9D5E8" w:sz="4"/>
+              <w:bottom w:val="single" w:color="C9D5E8" w:sz="4"/>
+              <w:right w:val="single" w:color="C9D5E8" w:sz="4"/>
             </w:tcBorders>
             <w:tcMar>
               <w:top w:type="dxa" w:w="70"/>
@@ -1586,10 +1782,10 @@
           <w:tcPr>
             <w:tcW w:type="dxa" w:w="1500"/>
             <w:tcBorders>
-              <w:top w:val="single" w:color="BFC8CF" w:sz="4"/>
-              <w:left w:val="single" w:color="BFC8CF" w:sz="4"/>
-              <w:bottom w:val="single" w:color="BFC8CF" w:sz="4"/>
-              <w:right w:val="single" w:color="BFC8CF" w:sz="4"/>
+              <w:top w:val="single" w:color="C9D5E8" w:sz="4"/>
+              <w:left w:val="single" w:color="C9D5E8" w:sz="4"/>
+              <w:bottom w:val="single" w:color="C9D5E8" w:sz="4"/>
+              <w:right w:val="single" w:color="C9D5E8" w:sz="4"/>
             </w:tcBorders>
             <w:tcMar>
               <w:top w:type="dxa" w:w="70"/>
@@ -1620,10 +1816,10 @@
           <w:tcPr>
             <w:tcW w:type="dxa" w:w="2000"/>
             <w:tcBorders>
-              <w:top w:val="single" w:color="BFC8CF" w:sz="4"/>
-              <w:left w:val="single" w:color="BFC8CF" w:sz="4"/>
-              <w:bottom w:val="single" w:color="BFC8CF" w:sz="4"/>
-              <w:right w:val="single" w:color="BFC8CF" w:sz="4"/>
+              <w:top w:val="single" w:color="C9D5E8" w:sz="4"/>
+              <w:left w:val="single" w:color="C9D5E8" w:sz="4"/>
+              <w:bottom w:val="single" w:color="C9D5E8" w:sz="4"/>
+              <w:right w:val="single" w:color="C9D5E8" w:sz="4"/>
             </w:tcBorders>
             <w:tcMar>
               <w:top w:type="dxa" w:w="70"/>
@@ -1649,10 +1845,10 @@
           <w:tcPr>
             <w:tcW w:type="dxa" w:w="5860"/>
             <w:tcBorders>
-              <w:top w:val="single" w:color="BFC8CF" w:sz="4"/>
-              <w:left w:val="single" w:color="BFC8CF" w:sz="4"/>
-              <w:bottom w:val="single" w:color="BFC8CF" w:sz="4"/>
-              <w:right w:val="single" w:color="BFC8CF" w:sz="4"/>
+              <w:top w:val="single" w:color="C9D5E8" w:sz="4"/>
+              <w:left w:val="single" w:color="C9D5E8" w:sz="4"/>
+              <w:bottom w:val="single" w:color="C9D5E8" w:sz="4"/>
+              <w:right w:val="single" w:color="C9D5E8" w:sz="4"/>
             </w:tcBorders>
             <w:tcMar>
               <w:top w:type="dxa" w:w="70"/>
@@ -1678,10 +1874,10 @@
           <w:tcPr>
             <w:tcW w:type="dxa" w:w="1500"/>
             <w:tcBorders>
-              <w:top w:val="single" w:color="BFC8CF" w:sz="4"/>
-              <w:left w:val="single" w:color="BFC8CF" w:sz="4"/>
-              <w:bottom w:val="single" w:color="BFC8CF" w:sz="4"/>
-              <w:right w:val="single" w:color="BFC8CF" w:sz="4"/>
+              <w:top w:val="single" w:color="C9D5E8" w:sz="4"/>
+              <w:left w:val="single" w:color="C9D5E8" w:sz="4"/>
+              <w:bottom w:val="single" w:color="C9D5E8" w:sz="4"/>
+              <w:right w:val="single" w:color="C9D5E8" w:sz="4"/>
             </w:tcBorders>
             <w:tcMar>
               <w:top w:type="dxa" w:w="70"/>
@@ -1712,10 +1908,10 @@
           <w:tcPr>
             <w:tcW w:type="dxa" w:w="2000"/>
             <w:tcBorders>
-              <w:top w:val="single" w:color="BFC8CF" w:sz="4"/>
-              <w:left w:val="single" w:color="BFC8CF" w:sz="4"/>
-              <w:bottom w:val="single" w:color="BFC8CF" w:sz="4"/>
-              <w:right w:val="single" w:color="BFC8CF" w:sz="4"/>
+              <w:top w:val="single" w:color="C9D5E8" w:sz="4"/>
+              <w:left w:val="single" w:color="C9D5E8" w:sz="4"/>
+              <w:bottom w:val="single" w:color="C9D5E8" w:sz="4"/>
+              <w:right w:val="single" w:color="C9D5E8" w:sz="4"/>
             </w:tcBorders>
             <w:tcMar>
               <w:top w:type="dxa" w:w="70"/>
@@ -1741,10 +1937,10 @@
           <w:tcPr>
             <w:tcW w:type="dxa" w:w="5860"/>
             <w:tcBorders>
-              <w:top w:val="single" w:color="BFC8CF" w:sz="4"/>
-              <w:left w:val="single" w:color="BFC8CF" w:sz="4"/>
-              <w:bottom w:val="single" w:color="BFC8CF" w:sz="4"/>
-              <w:right w:val="single" w:color="BFC8CF" w:sz="4"/>
+              <w:top w:val="single" w:color="C9D5E8" w:sz="4"/>
+              <w:left w:val="single" w:color="C9D5E8" w:sz="4"/>
+              <w:bottom w:val="single" w:color="C9D5E8" w:sz="4"/>
+              <w:right w:val="single" w:color="C9D5E8" w:sz="4"/>
             </w:tcBorders>
             <w:tcMar>
               <w:top w:type="dxa" w:w="70"/>
@@ -1770,10 +1966,10 @@
           <w:tcPr>
             <w:tcW w:type="dxa" w:w="1500"/>
             <w:tcBorders>
-              <w:top w:val="single" w:color="BFC8CF" w:sz="4"/>
-              <w:left w:val="single" w:color="BFC8CF" w:sz="4"/>
-              <w:bottom w:val="single" w:color="BFC8CF" w:sz="4"/>
-              <w:right w:val="single" w:color="BFC8CF" w:sz="4"/>
+              <w:top w:val="single" w:color="C9D5E8" w:sz="4"/>
+              <w:left w:val="single" w:color="C9D5E8" w:sz="4"/>
+              <w:bottom w:val="single" w:color="C9D5E8" w:sz="4"/>
+              <w:right w:val="single" w:color="C9D5E8" w:sz="4"/>
             </w:tcBorders>
             <w:tcMar>
               <w:top w:type="dxa" w:w="70"/>
@@ -1804,10 +2000,10 @@
           <w:tcPr>
             <w:tcW w:type="dxa" w:w="2000"/>
             <w:tcBorders>
-              <w:top w:val="single" w:color="BFC8CF" w:sz="4"/>
-              <w:left w:val="single" w:color="BFC8CF" w:sz="4"/>
-              <w:bottom w:val="single" w:color="BFC8CF" w:sz="4"/>
-              <w:right w:val="single" w:color="BFC8CF" w:sz="4"/>
+              <w:top w:val="single" w:color="C9D5E8" w:sz="4"/>
+              <w:left w:val="single" w:color="C9D5E8" w:sz="4"/>
+              <w:bottom w:val="single" w:color="C9D5E8" w:sz="4"/>
+              <w:right w:val="single" w:color="C9D5E8" w:sz="4"/>
             </w:tcBorders>
             <w:tcMar>
               <w:top w:type="dxa" w:w="70"/>
@@ -1833,10 +2029,10 @@
           <w:tcPr>
             <w:tcW w:type="dxa" w:w="5860"/>
             <w:tcBorders>
-              <w:top w:val="single" w:color="BFC8CF" w:sz="4"/>
-              <w:left w:val="single" w:color="BFC8CF" w:sz="4"/>
-              <w:bottom w:val="single" w:color="BFC8CF" w:sz="4"/>
-              <w:right w:val="single" w:color="BFC8CF" w:sz="4"/>
+              <w:top w:val="single" w:color="C9D5E8" w:sz="4"/>
+              <w:left w:val="single" w:color="C9D5E8" w:sz="4"/>
+              <w:bottom w:val="single" w:color="C9D5E8" w:sz="4"/>
+              <w:right w:val="single" w:color="C9D5E8" w:sz="4"/>
             </w:tcBorders>
             <w:tcMar>
               <w:top w:type="dxa" w:w="70"/>
@@ -1862,10 +2058,10 @@
           <w:tcPr>
             <w:tcW w:type="dxa" w:w="1500"/>
             <w:tcBorders>
-              <w:top w:val="single" w:color="BFC8CF" w:sz="4"/>
-              <w:left w:val="single" w:color="BFC8CF" w:sz="4"/>
-              <w:bottom w:val="single" w:color="BFC8CF" w:sz="4"/>
-              <w:right w:val="single" w:color="BFC8CF" w:sz="4"/>
+              <w:top w:val="single" w:color="C9D5E8" w:sz="4"/>
+              <w:left w:val="single" w:color="C9D5E8" w:sz="4"/>
+              <w:bottom w:val="single" w:color="C9D5E8" w:sz="4"/>
+              <w:right w:val="single" w:color="C9D5E8" w:sz="4"/>
             </w:tcBorders>
             <w:tcMar>
               <w:top w:type="dxa" w:w="70"/>
@@ -1935,12 +2131,12 @@
           <w:tcPr>
             <w:tcW w:type="dxa" w:w="2100"/>
             <w:tcBorders>
-              <w:top w:val="single" w:color="BFC8CF" w:sz="4"/>
-              <w:left w:val="single" w:color="BFC8CF" w:sz="4"/>
-              <w:bottom w:val="single" w:color="BFC8CF" w:sz="4"/>
-              <w:right w:val="single" w:color="BFC8CF" w:sz="4"/>
-            </w:tcBorders>
-            <w:shd w:fill="1F3A5F" w:color="auto" w:val="clear"/>
+              <w:top w:val="single" w:color="C9D5E8" w:sz="4"/>
+              <w:left w:val="single" w:color="C9D5E8" w:sz="4"/>
+              <w:bottom w:val="single" w:color="C9D5E8" w:sz="4"/>
+              <w:right w:val="single" w:color="C9D5E8" w:sz="4"/>
+            </w:tcBorders>
+            <w:shd w:fill="132A4E" w:color="auto" w:val="clear"/>
             <w:tcMar>
               <w:top w:type="dxa" w:w="70"/>
               <w:left w:type="dxa" w:w="110"/>
@@ -1958,12 +2154,12 @@
           <w:tcPr>
             <w:tcW w:type="dxa" w:w="3630"/>
             <w:tcBorders>
-              <w:top w:val="single" w:color="BFC8CF" w:sz="4"/>
-              <w:left w:val="single" w:color="BFC8CF" w:sz="4"/>
-              <w:bottom w:val="single" w:color="BFC8CF" w:sz="4"/>
-              <w:right w:val="single" w:color="BFC8CF" w:sz="4"/>
-            </w:tcBorders>
-            <w:shd w:fill="1F3A5F" w:color="auto" w:val="clear"/>
+              <w:top w:val="single" w:color="C9D5E8" w:sz="4"/>
+              <w:left w:val="single" w:color="C9D5E8" w:sz="4"/>
+              <w:bottom w:val="single" w:color="C9D5E8" w:sz="4"/>
+              <w:right w:val="single" w:color="C9D5E8" w:sz="4"/>
+            </w:tcBorders>
+            <w:shd w:fill="132A4E" w:color="auto" w:val="clear"/>
             <w:tcMar>
               <w:top w:type="dxa" w:w="70"/>
               <w:left w:type="dxa" w:w="110"/>
@@ -1991,12 +2187,12 @@
           <w:tcPr>
             <w:tcW w:type="dxa" w:w="3630"/>
             <w:tcBorders>
-              <w:top w:val="single" w:color="BFC8CF" w:sz="4"/>
-              <w:left w:val="single" w:color="BFC8CF" w:sz="4"/>
-              <w:bottom w:val="single" w:color="BFC8CF" w:sz="4"/>
-              <w:right w:val="single" w:color="BFC8CF" w:sz="4"/>
-            </w:tcBorders>
-            <w:shd w:fill="1F3A5F" w:color="auto" w:val="clear"/>
+              <w:top w:val="single" w:color="C9D5E8" w:sz="4"/>
+              <w:left w:val="single" w:color="C9D5E8" w:sz="4"/>
+              <w:bottom w:val="single" w:color="C9D5E8" w:sz="4"/>
+              <w:right w:val="single" w:color="C9D5E8" w:sz="4"/>
+            </w:tcBorders>
+            <w:shd w:fill="132A4E" w:color="auto" w:val="clear"/>
             <w:tcMar>
               <w:top w:type="dxa" w:w="70"/>
               <w:left w:type="dxa" w:w="110"/>
@@ -2029,10 +2225,10 @@
           <w:tcPr>
             <w:tcW w:type="dxa" w:w="2100"/>
             <w:tcBorders>
-              <w:top w:val="single" w:color="BFC8CF" w:sz="4"/>
-              <w:left w:val="single" w:color="BFC8CF" w:sz="4"/>
-              <w:bottom w:val="single" w:color="BFC8CF" w:sz="4"/>
-              <w:right w:val="single" w:color="BFC8CF" w:sz="4"/>
+              <w:top w:val="single" w:color="C9D5E8" w:sz="4"/>
+              <w:left w:val="single" w:color="C9D5E8" w:sz="4"/>
+              <w:bottom w:val="single" w:color="C9D5E8" w:sz="4"/>
+              <w:right w:val="single" w:color="C9D5E8" w:sz="4"/>
             </w:tcBorders>
             <w:tcMar>
               <w:top w:type="dxa" w:w="70"/>
@@ -2058,10 +2254,10 @@
           <w:tcPr>
             <w:tcW w:type="dxa" w:w="3630"/>
             <w:tcBorders>
-              <w:top w:val="single" w:color="BFC8CF" w:sz="4"/>
-              <w:left w:val="single" w:color="BFC8CF" w:sz="4"/>
-              <w:bottom w:val="single" w:color="BFC8CF" w:sz="4"/>
-              <w:right w:val="single" w:color="BFC8CF" w:sz="4"/>
+              <w:top w:val="single" w:color="C9D5E8" w:sz="4"/>
+              <w:left w:val="single" w:color="C9D5E8" w:sz="4"/>
+              <w:bottom w:val="single" w:color="C9D5E8" w:sz="4"/>
+              <w:right w:val="single" w:color="C9D5E8" w:sz="4"/>
             </w:tcBorders>
             <w:tcMar>
               <w:top w:type="dxa" w:w="70"/>
@@ -2087,10 +2283,10 @@
           <w:tcPr>
             <w:tcW w:type="dxa" w:w="3630"/>
             <w:tcBorders>
-              <w:top w:val="single" w:color="BFC8CF" w:sz="4"/>
-              <w:left w:val="single" w:color="BFC8CF" w:sz="4"/>
-              <w:bottom w:val="single" w:color="BFC8CF" w:sz="4"/>
-              <w:right w:val="single" w:color="BFC8CF" w:sz="4"/>
+              <w:top w:val="single" w:color="C9D5E8" w:sz="4"/>
+              <w:left w:val="single" w:color="C9D5E8" w:sz="4"/>
+              <w:bottom w:val="single" w:color="C9D5E8" w:sz="4"/>
+              <w:right w:val="single" w:color="C9D5E8" w:sz="4"/>
             </w:tcBorders>
             <w:tcMar>
               <w:top w:type="dxa" w:w="70"/>
@@ -2121,10 +2317,10 @@
           <w:tcPr>
             <w:tcW w:type="dxa" w:w="2100"/>
             <w:tcBorders>
-              <w:top w:val="single" w:color="BFC8CF" w:sz="4"/>
-              <w:left w:val="single" w:color="BFC8CF" w:sz="4"/>
-              <w:bottom w:val="single" w:color="BFC8CF" w:sz="4"/>
-              <w:right w:val="single" w:color="BFC8CF" w:sz="4"/>
+              <w:top w:val="single" w:color="C9D5E8" w:sz="4"/>
+              <w:left w:val="single" w:color="C9D5E8" w:sz="4"/>
+              <w:bottom w:val="single" w:color="C9D5E8" w:sz="4"/>
+              <w:right w:val="single" w:color="C9D5E8" w:sz="4"/>
             </w:tcBorders>
             <w:tcMar>
               <w:top w:type="dxa" w:w="70"/>
@@ -2150,10 +2346,10 @@
           <w:tcPr>
             <w:tcW w:type="dxa" w:w="3630"/>
             <w:tcBorders>
-              <w:top w:val="single" w:color="BFC8CF" w:sz="4"/>
-              <w:left w:val="single" w:color="BFC8CF" w:sz="4"/>
-              <w:bottom w:val="single" w:color="BFC8CF" w:sz="4"/>
-              <w:right w:val="single" w:color="BFC8CF" w:sz="4"/>
+              <w:top w:val="single" w:color="C9D5E8" w:sz="4"/>
+              <w:left w:val="single" w:color="C9D5E8" w:sz="4"/>
+              <w:bottom w:val="single" w:color="C9D5E8" w:sz="4"/>
+              <w:right w:val="single" w:color="C9D5E8" w:sz="4"/>
             </w:tcBorders>
             <w:tcMar>
               <w:top w:type="dxa" w:w="70"/>
@@ -2179,10 +2375,10 @@
           <w:tcPr>
             <w:tcW w:type="dxa" w:w="3630"/>
             <w:tcBorders>
-              <w:top w:val="single" w:color="BFC8CF" w:sz="4"/>
-              <w:left w:val="single" w:color="BFC8CF" w:sz="4"/>
-              <w:bottom w:val="single" w:color="BFC8CF" w:sz="4"/>
-              <w:right w:val="single" w:color="BFC8CF" w:sz="4"/>
+              <w:top w:val="single" w:color="C9D5E8" w:sz="4"/>
+              <w:left w:val="single" w:color="C9D5E8" w:sz="4"/>
+              <w:bottom w:val="single" w:color="C9D5E8" w:sz="4"/>
+              <w:right w:val="single" w:color="C9D5E8" w:sz="4"/>
             </w:tcBorders>
             <w:tcMar>
               <w:top w:type="dxa" w:w="70"/>
@@ -2213,10 +2409,10 @@
           <w:tcPr>
             <w:tcW w:type="dxa" w:w="2100"/>
             <w:tcBorders>
-              <w:top w:val="single" w:color="BFC8CF" w:sz="4"/>
-              <w:left w:val="single" w:color="BFC8CF" w:sz="4"/>
-              <w:bottom w:val="single" w:color="BFC8CF" w:sz="4"/>
-              <w:right w:val="single" w:color="BFC8CF" w:sz="4"/>
+              <w:top w:val="single" w:color="C9D5E8" w:sz="4"/>
+              <w:left w:val="single" w:color="C9D5E8" w:sz="4"/>
+              <w:bottom w:val="single" w:color="C9D5E8" w:sz="4"/>
+              <w:right w:val="single" w:color="C9D5E8" w:sz="4"/>
             </w:tcBorders>
             <w:tcMar>
               <w:top w:type="dxa" w:w="70"/>
@@ -2242,10 +2438,10 @@
           <w:tcPr>
             <w:tcW w:type="dxa" w:w="3630"/>
             <w:tcBorders>
-              <w:top w:val="single" w:color="BFC8CF" w:sz="4"/>
-              <w:left w:val="single" w:color="BFC8CF" w:sz="4"/>
-              <w:bottom w:val="single" w:color="BFC8CF" w:sz="4"/>
-              <w:right w:val="single" w:color="BFC8CF" w:sz="4"/>
+              <w:top w:val="single" w:color="C9D5E8" w:sz="4"/>
+              <w:left w:val="single" w:color="C9D5E8" w:sz="4"/>
+              <w:bottom w:val="single" w:color="C9D5E8" w:sz="4"/>
+              <w:right w:val="single" w:color="C9D5E8" w:sz="4"/>
             </w:tcBorders>
             <w:tcMar>
               <w:top w:type="dxa" w:w="70"/>
@@ -2271,10 +2467,10 @@
           <w:tcPr>
             <w:tcW w:type="dxa" w:w="3630"/>
             <w:tcBorders>
-              <w:top w:val="single" w:color="BFC8CF" w:sz="4"/>
-              <w:left w:val="single" w:color="BFC8CF" w:sz="4"/>
-              <w:bottom w:val="single" w:color="BFC8CF" w:sz="4"/>
-              <w:right w:val="single" w:color="BFC8CF" w:sz="4"/>
+              <w:top w:val="single" w:color="C9D5E8" w:sz="4"/>
+              <w:left w:val="single" w:color="C9D5E8" w:sz="4"/>
+              <w:bottom w:val="single" w:color="C9D5E8" w:sz="4"/>
+              <w:right w:val="single" w:color="C9D5E8" w:sz="4"/>
             </w:tcBorders>
             <w:tcMar>
               <w:top w:type="dxa" w:w="70"/>
@@ -2344,12 +2540,12 @@
           <w:tcPr>
             <w:tcW w:type="dxa" w:w="2000"/>
             <w:tcBorders>
-              <w:top w:val="single" w:color="BFC8CF" w:sz="4"/>
-              <w:left w:val="single" w:color="BFC8CF" w:sz="4"/>
-              <w:bottom w:val="single" w:color="BFC8CF" w:sz="4"/>
-              <w:right w:val="single" w:color="BFC8CF" w:sz="4"/>
-            </w:tcBorders>
-            <w:shd w:fill="1F3A5F" w:color="auto" w:val="clear"/>
+              <w:top w:val="single" w:color="C9D5E8" w:sz="4"/>
+              <w:left w:val="single" w:color="C9D5E8" w:sz="4"/>
+              <w:bottom w:val="single" w:color="C9D5E8" w:sz="4"/>
+              <w:right w:val="single" w:color="C9D5E8" w:sz="4"/>
+            </w:tcBorders>
+            <w:shd w:fill="132A4E" w:color="auto" w:val="clear"/>
             <w:tcMar>
               <w:top w:type="dxa" w:w="70"/>
               <w:left w:type="dxa" w:w="110"/>
@@ -2377,12 +2573,12 @@
           <w:tcPr>
             <w:tcW w:type="dxa" w:w="5860"/>
             <w:tcBorders>
-              <w:top w:val="single" w:color="BFC8CF" w:sz="4"/>
-              <w:left w:val="single" w:color="BFC8CF" w:sz="4"/>
-              <w:bottom w:val="single" w:color="BFC8CF" w:sz="4"/>
-              <w:right w:val="single" w:color="BFC8CF" w:sz="4"/>
-            </w:tcBorders>
-            <w:shd w:fill="1F3A5F" w:color="auto" w:val="clear"/>
+              <w:top w:val="single" w:color="C9D5E8" w:sz="4"/>
+              <w:left w:val="single" w:color="C9D5E8" w:sz="4"/>
+              <w:bottom w:val="single" w:color="C9D5E8" w:sz="4"/>
+              <w:right w:val="single" w:color="C9D5E8" w:sz="4"/>
+            </w:tcBorders>
+            <w:shd w:fill="132A4E" w:color="auto" w:val="clear"/>
             <w:tcMar>
               <w:top w:type="dxa" w:w="70"/>
               <w:left w:type="dxa" w:w="110"/>
@@ -2410,12 +2606,12 @@
           <w:tcPr>
             <w:tcW w:type="dxa" w:w="1500"/>
             <w:tcBorders>
-              <w:top w:val="single" w:color="BFC8CF" w:sz="4"/>
-              <w:left w:val="single" w:color="BFC8CF" w:sz="4"/>
-              <w:bottom w:val="single" w:color="BFC8CF" w:sz="4"/>
-              <w:right w:val="single" w:color="BFC8CF" w:sz="4"/>
-            </w:tcBorders>
-            <w:shd w:fill="1F3A5F" w:color="auto" w:val="clear"/>
+              <w:top w:val="single" w:color="C9D5E8" w:sz="4"/>
+              <w:left w:val="single" w:color="C9D5E8" w:sz="4"/>
+              <w:bottom w:val="single" w:color="C9D5E8" w:sz="4"/>
+              <w:right w:val="single" w:color="C9D5E8" w:sz="4"/>
+            </w:tcBorders>
+            <w:shd w:fill="132A4E" w:color="auto" w:val="clear"/>
             <w:tcMar>
               <w:top w:type="dxa" w:w="70"/>
               <w:left w:type="dxa" w:w="110"/>
@@ -2448,10 +2644,10 @@
           <w:tcPr>
             <w:tcW w:type="dxa" w:w="2000"/>
             <w:tcBorders>
-              <w:top w:val="single" w:color="BFC8CF" w:sz="4"/>
-              <w:left w:val="single" w:color="BFC8CF" w:sz="4"/>
-              <w:bottom w:val="single" w:color="BFC8CF" w:sz="4"/>
-              <w:right w:val="single" w:color="BFC8CF" w:sz="4"/>
+              <w:top w:val="single" w:color="C9D5E8" w:sz="4"/>
+              <w:left w:val="single" w:color="C9D5E8" w:sz="4"/>
+              <w:bottom w:val="single" w:color="C9D5E8" w:sz="4"/>
+              <w:right w:val="single" w:color="C9D5E8" w:sz="4"/>
             </w:tcBorders>
             <w:tcMar>
               <w:top w:type="dxa" w:w="70"/>
@@ -2477,10 +2673,10 @@
           <w:tcPr>
             <w:tcW w:type="dxa" w:w="5860"/>
             <w:tcBorders>
-              <w:top w:val="single" w:color="BFC8CF" w:sz="4"/>
-              <w:left w:val="single" w:color="BFC8CF" w:sz="4"/>
-              <w:bottom w:val="single" w:color="BFC8CF" w:sz="4"/>
-              <w:right w:val="single" w:color="BFC8CF" w:sz="4"/>
+              <w:top w:val="single" w:color="C9D5E8" w:sz="4"/>
+              <w:left w:val="single" w:color="C9D5E8" w:sz="4"/>
+              <w:bottom w:val="single" w:color="C9D5E8" w:sz="4"/>
+              <w:right w:val="single" w:color="C9D5E8" w:sz="4"/>
             </w:tcBorders>
             <w:tcMar>
               <w:top w:type="dxa" w:w="70"/>
@@ -2506,10 +2702,10 @@
           <w:tcPr>
             <w:tcW w:type="dxa" w:w="1500"/>
             <w:tcBorders>
-              <w:top w:val="single" w:color="BFC8CF" w:sz="4"/>
-              <w:left w:val="single" w:color="BFC8CF" w:sz="4"/>
-              <w:bottom w:val="single" w:color="BFC8CF" w:sz="4"/>
-              <w:right w:val="single" w:color="BFC8CF" w:sz="4"/>
+              <w:top w:val="single" w:color="C9D5E8" w:sz="4"/>
+              <w:left w:val="single" w:color="C9D5E8" w:sz="4"/>
+              <w:bottom w:val="single" w:color="C9D5E8" w:sz="4"/>
+              <w:right w:val="single" w:color="C9D5E8" w:sz="4"/>
             </w:tcBorders>
             <w:tcMar>
               <w:top w:type="dxa" w:w="70"/>
@@ -2540,10 +2736,10 @@
           <w:tcPr>
             <w:tcW w:type="dxa" w:w="2000"/>
             <w:tcBorders>
-              <w:top w:val="single" w:color="BFC8CF" w:sz="4"/>
-              <w:left w:val="single" w:color="BFC8CF" w:sz="4"/>
-              <w:bottom w:val="single" w:color="BFC8CF" w:sz="4"/>
-              <w:right w:val="single" w:color="BFC8CF" w:sz="4"/>
+              <w:top w:val="single" w:color="C9D5E8" w:sz="4"/>
+              <w:left w:val="single" w:color="C9D5E8" w:sz="4"/>
+              <w:bottom w:val="single" w:color="C9D5E8" w:sz="4"/>
+              <w:right w:val="single" w:color="C9D5E8" w:sz="4"/>
             </w:tcBorders>
             <w:tcMar>
               <w:top w:type="dxa" w:w="70"/>
@@ -2569,10 +2765,10 @@
           <w:tcPr>
             <w:tcW w:type="dxa" w:w="5860"/>
             <w:tcBorders>
-              <w:top w:val="single" w:color="BFC8CF" w:sz="4"/>
-              <w:left w:val="single" w:color="BFC8CF" w:sz="4"/>
-              <w:bottom w:val="single" w:color="BFC8CF" w:sz="4"/>
-              <w:right w:val="single" w:color="BFC8CF" w:sz="4"/>
+              <w:top w:val="single" w:color="C9D5E8" w:sz="4"/>
+              <w:left w:val="single" w:color="C9D5E8" w:sz="4"/>
+              <w:bottom w:val="single" w:color="C9D5E8" w:sz="4"/>
+              <w:right w:val="single" w:color="C9D5E8" w:sz="4"/>
             </w:tcBorders>
             <w:tcMar>
               <w:top w:type="dxa" w:w="70"/>
@@ -2598,10 +2794,10 @@
           <w:tcPr>
             <w:tcW w:type="dxa" w:w="1500"/>
             <w:tcBorders>
-              <w:top w:val="single" w:color="BFC8CF" w:sz="4"/>
-              <w:left w:val="single" w:color="BFC8CF" w:sz="4"/>
-              <w:bottom w:val="single" w:color="BFC8CF" w:sz="4"/>
-              <w:right w:val="single" w:color="BFC8CF" w:sz="4"/>
+              <w:top w:val="single" w:color="C9D5E8" w:sz="4"/>
+              <w:left w:val="single" w:color="C9D5E8" w:sz="4"/>
+              <w:bottom w:val="single" w:color="C9D5E8" w:sz="4"/>
+              <w:right w:val="single" w:color="C9D5E8" w:sz="4"/>
             </w:tcBorders>
             <w:tcMar>
               <w:top w:type="dxa" w:w="70"/>
@@ -2632,10 +2828,10 @@
           <w:tcPr>
             <w:tcW w:type="dxa" w:w="2000"/>
             <w:tcBorders>
-              <w:top w:val="single" w:color="BFC8CF" w:sz="4"/>
-              <w:left w:val="single" w:color="BFC8CF" w:sz="4"/>
-              <w:bottom w:val="single" w:color="BFC8CF" w:sz="4"/>
-              <w:right w:val="single" w:color="BFC8CF" w:sz="4"/>
+              <w:top w:val="single" w:color="C9D5E8" w:sz="4"/>
+              <w:left w:val="single" w:color="C9D5E8" w:sz="4"/>
+              <w:bottom w:val="single" w:color="C9D5E8" w:sz="4"/>
+              <w:right w:val="single" w:color="C9D5E8" w:sz="4"/>
             </w:tcBorders>
             <w:tcMar>
               <w:top w:type="dxa" w:w="70"/>
@@ -2661,10 +2857,10 @@
           <w:tcPr>
             <w:tcW w:type="dxa" w:w="5860"/>
             <w:tcBorders>
-              <w:top w:val="single" w:color="BFC8CF" w:sz="4"/>
-              <w:left w:val="single" w:color="BFC8CF" w:sz="4"/>
-              <w:bottom w:val="single" w:color="BFC8CF" w:sz="4"/>
-              <w:right w:val="single" w:color="BFC8CF" w:sz="4"/>
+              <w:top w:val="single" w:color="C9D5E8" w:sz="4"/>
+              <w:left w:val="single" w:color="C9D5E8" w:sz="4"/>
+              <w:bottom w:val="single" w:color="C9D5E8" w:sz="4"/>
+              <w:right w:val="single" w:color="C9D5E8" w:sz="4"/>
             </w:tcBorders>
             <w:tcMar>
               <w:top w:type="dxa" w:w="70"/>
@@ -2690,10 +2886,10 @@
           <w:tcPr>
             <w:tcW w:type="dxa" w:w="1500"/>
             <w:tcBorders>
-              <w:top w:val="single" w:color="BFC8CF" w:sz="4"/>
-              <w:left w:val="single" w:color="BFC8CF" w:sz="4"/>
-              <w:bottom w:val="single" w:color="BFC8CF" w:sz="4"/>
-              <w:right w:val="single" w:color="BFC8CF" w:sz="4"/>
+              <w:top w:val="single" w:color="C9D5E8" w:sz="4"/>
+              <w:left w:val="single" w:color="C9D5E8" w:sz="4"/>
+              <w:bottom w:val="single" w:color="C9D5E8" w:sz="4"/>
+              <w:right w:val="single" w:color="C9D5E8" w:sz="4"/>
             </w:tcBorders>
             <w:tcMar>
               <w:top w:type="dxa" w:w="70"/>
@@ -2724,10 +2920,10 @@
           <w:tcPr>
             <w:tcW w:type="dxa" w:w="2000"/>
             <w:tcBorders>
-              <w:top w:val="single" w:color="BFC8CF" w:sz="4"/>
-              <w:left w:val="single" w:color="BFC8CF" w:sz="4"/>
-              <w:bottom w:val="single" w:color="BFC8CF" w:sz="4"/>
-              <w:right w:val="single" w:color="BFC8CF" w:sz="4"/>
+              <w:top w:val="single" w:color="C9D5E8" w:sz="4"/>
+              <w:left w:val="single" w:color="C9D5E8" w:sz="4"/>
+              <w:bottom w:val="single" w:color="C9D5E8" w:sz="4"/>
+              <w:right w:val="single" w:color="C9D5E8" w:sz="4"/>
             </w:tcBorders>
             <w:tcMar>
               <w:top w:type="dxa" w:w="70"/>
@@ -2753,10 +2949,10 @@
           <w:tcPr>
             <w:tcW w:type="dxa" w:w="5860"/>
             <w:tcBorders>
-              <w:top w:val="single" w:color="BFC8CF" w:sz="4"/>
-              <w:left w:val="single" w:color="BFC8CF" w:sz="4"/>
-              <w:bottom w:val="single" w:color="BFC8CF" w:sz="4"/>
-              <w:right w:val="single" w:color="BFC8CF" w:sz="4"/>
+              <w:top w:val="single" w:color="C9D5E8" w:sz="4"/>
+              <w:left w:val="single" w:color="C9D5E8" w:sz="4"/>
+              <w:bottom w:val="single" w:color="C9D5E8" w:sz="4"/>
+              <w:right w:val="single" w:color="C9D5E8" w:sz="4"/>
             </w:tcBorders>
             <w:tcMar>
               <w:top w:type="dxa" w:w="70"/>
@@ -2782,10 +2978,10 @@
           <w:tcPr>
             <w:tcW w:type="dxa" w:w="1500"/>
             <w:tcBorders>
-              <w:top w:val="single" w:color="BFC8CF" w:sz="4"/>
-              <w:left w:val="single" w:color="BFC8CF" w:sz="4"/>
-              <w:bottom w:val="single" w:color="BFC8CF" w:sz="4"/>
-              <w:right w:val="single" w:color="BFC8CF" w:sz="4"/>
+              <w:top w:val="single" w:color="C9D5E8" w:sz="4"/>
+              <w:left w:val="single" w:color="C9D5E8" w:sz="4"/>
+              <w:bottom w:val="single" w:color="C9D5E8" w:sz="4"/>
+              <w:right w:val="single" w:color="C9D5E8" w:sz="4"/>
             </w:tcBorders>
             <w:tcMar>
               <w:top w:type="dxa" w:w="70"/>
@@ -2847,12 +3043,12 @@
           <w:tcPr>
             <w:tcW w:type="dxa" w:w="2000"/>
             <w:tcBorders>
-              <w:top w:val="single" w:color="BFC8CF" w:sz="4"/>
-              <w:left w:val="single" w:color="BFC8CF" w:sz="4"/>
-              <w:bottom w:val="single" w:color="BFC8CF" w:sz="4"/>
-              <w:right w:val="single" w:color="BFC8CF" w:sz="4"/>
-            </w:tcBorders>
-            <w:shd w:fill="1F3A5F" w:color="auto" w:val="clear"/>
+              <w:top w:val="single" w:color="C9D5E8" w:sz="4"/>
+              <w:left w:val="single" w:color="C9D5E8" w:sz="4"/>
+              <w:bottom w:val="single" w:color="C9D5E8" w:sz="4"/>
+              <w:right w:val="single" w:color="C9D5E8" w:sz="4"/>
+            </w:tcBorders>
+            <w:shd w:fill="132A4E" w:color="auto" w:val="clear"/>
             <w:tcMar>
               <w:top w:type="dxa" w:w="70"/>
               <w:left w:type="dxa" w:w="110"/>
@@ -2880,12 +3076,12 @@
           <w:tcPr>
             <w:tcW w:type="dxa" w:w="5860"/>
             <w:tcBorders>
-              <w:top w:val="single" w:color="BFC8CF" w:sz="4"/>
-              <w:left w:val="single" w:color="BFC8CF" w:sz="4"/>
-              <w:bottom w:val="single" w:color="BFC8CF" w:sz="4"/>
-              <w:right w:val="single" w:color="BFC8CF" w:sz="4"/>
-            </w:tcBorders>
-            <w:shd w:fill="1F3A5F" w:color="auto" w:val="clear"/>
+              <w:top w:val="single" w:color="C9D5E8" w:sz="4"/>
+              <w:left w:val="single" w:color="C9D5E8" w:sz="4"/>
+              <w:bottom w:val="single" w:color="C9D5E8" w:sz="4"/>
+              <w:right w:val="single" w:color="C9D5E8" w:sz="4"/>
+            </w:tcBorders>
+            <w:shd w:fill="132A4E" w:color="auto" w:val="clear"/>
             <w:tcMar>
               <w:top w:type="dxa" w:w="70"/>
               <w:left w:type="dxa" w:w="110"/>
@@ -2913,12 +3109,12 @@
           <w:tcPr>
             <w:tcW w:type="dxa" w:w="1500"/>
             <w:tcBorders>
-              <w:top w:val="single" w:color="BFC8CF" w:sz="4"/>
-              <w:left w:val="single" w:color="BFC8CF" w:sz="4"/>
-              <w:bottom w:val="single" w:color="BFC8CF" w:sz="4"/>
-              <w:right w:val="single" w:color="BFC8CF" w:sz="4"/>
-            </w:tcBorders>
-            <w:shd w:fill="1F3A5F" w:color="auto" w:val="clear"/>
+              <w:top w:val="single" w:color="C9D5E8" w:sz="4"/>
+              <w:left w:val="single" w:color="C9D5E8" w:sz="4"/>
+              <w:bottom w:val="single" w:color="C9D5E8" w:sz="4"/>
+              <w:right w:val="single" w:color="C9D5E8" w:sz="4"/>
+            </w:tcBorders>
+            <w:shd w:fill="132A4E" w:color="auto" w:val="clear"/>
             <w:tcMar>
               <w:top w:type="dxa" w:w="70"/>
               <w:left w:type="dxa" w:w="110"/>
@@ -2951,10 +3147,10 @@
           <w:tcPr>
             <w:tcW w:type="dxa" w:w="2000"/>
             <w:tcBorders>
-              <w:top w:val="single" w:color="BFC8CF" w:sz="4"/>
-              <w:left w:val="single" w:color="BFC8CF" w:sz="4"/>
-              <w:bottom w:val="single" w:color="BFC8CF" w:sz="4"/>
-              <w:right w:val="single" w:color="BFC8CF" w:sz="4"/>
+              <w:top w:val="single" w:color="C9D5E8" w:sz="4"/>
+              <w:left w:val="single" w:color="C9D5E8" w:sz="4"/>
+              <w:bottom w:val="single" w:color="C9D5E8" w:sz="4"/>
+              <w:right w:val="single" w:color="C9D5E8" w:sz="4"/>
             </w:tcBorders>
             <w:tcMar>
               <w:top w:type="dxa" w:w="70"/>
@@ -2980,10 +3176,10 @@
           <w:tcPr>
             <w:tcW w:type="dxa" w:w="5860"/>
             <w:tcBorders>
-              <w:top w:val="single" w:color="BFC8CF" w:sz="4"/>
-              <w:left w:val="single" w:color="BFC8CF" w:sz="4"/>
-              <w:bottom w:val="single" w:color="BFC8CF" w:sz="4"/>
-              <w:right w:val="single" w:color="BFC8CF" w:sz="4"/>
+              <w:top w:val="single" w:color="C9D5E8" w:sz="4"/>
+              <w:left w:val="single" w:color="C9D5E8" w:sz="4"/>
+              <w:bottom w:val="single" w:color="C9D5E8" w:sz="4"/>
+              <w:right w:val="single" w:color="C9D5E8" w:sz="4"/>
             </w:tcBorders>
             <w:tcMar>
               <w:top w:type="dxa" w:w="70"/>
@@ -3009,10 +3205,10 @@
           <w:tcPr>
             <w:tcW w:type="dxa" w:w="1500"/>
             <w:tcBorders>
-              <w:top w:val="single" w:color="BFC8CF" w:sz="4"/>
-              <w:left w:val="single" w:color="BFC8CF" w:sz="4"/>
-              <w:bottom w:val="single" w:color="BFC8CF" w:sz="4"/>
-              <w:right w:val="single" w:color="BFC8CF" w:sz="4"/>
+              <w:top w:val="single" w:color="C9D5E8" w:sz="4"/>
+              <w:left w:val="single" w:color="C9D5E8" w:sz="4"/>
+              <w:bottom w:val="single" w:color="C9D5E8" w:sz="4"/>
+              <w:right w:val="single" w:color="C9D5E8" w:sz="4"/>
             </w:tcBorders>
             <w:tcMar>
               <w:top w:type="dxa" w:w="70"/>
@@ -3043,10 +3239,10 @@
           <w:tcPr>
             <w:tcW w:type="dxa" w:w="2000"/>
             <w:tcBorders>
-              <w:top w:val="single" w:color="BFC8CF" w:sz="4"/>
-              <w:left w:val="single" w:color="BFC8CF" w:sz="4"/>
-              <w:bottom w:val="single" w:color="BFC8CF" w:sz="4"/>
-              <w:right w:val="single" w:color="BFC8CF" w:sz="4"/>
+              <w:top w:val="single" w:color="C9D5E8" w:sz="4"/>
+              <w:left w:val="single" w:color="C9D5E8" w:sz="4"/>
+              <w:bottom w:val="single" w:color="C9D5E8" w:sz="4"/>
+              <w:right w:val="single" w:color="C9D5E8" w:sz="4"/>
             </w:tcBorders>
             <w:tcMar>
               <w:top w:type="dxa" w:w="70"/>
@@ -3072,10 +3268,10 @@
           <w:tcPr>
             <w:tcW w:type="dxa" w:w="5860"/>
             <w:tcBorders>
-              <w:top w:val="single" w:color="BFC8CF" w:sz="4"/>
-              <w:left w:val="single" w:color="BFC8CF" w:sz="4"/>
-              <w:bottom w:val="single" w:color="BFC8CF" w:sz="4"/>
-              <w:right w:val="single" w:color="BFC8CF" w:sz="4"/>
+              <w:top w:val="single" w:color="C9D5E8" w:sz="4"/>
+              <w:left w:val="single" w:color="C9D5E8" w:sz="4"/>
+              <w:bottom w:val="single" w:color="C9D5E8" w:sz="4"/>
+              <w:right w:val="single" w:color="C9D5E8" w:sz="4"/>
             </w:tcBorders>
             <w:tcMar>
               <w:top w:type="dxa" w:w="70"/>
@@ -3101,10 +3297,10 @@
           <w:tcPr>
             <w:tcW w:type="dxa" w:w="1500"/>
             <w:tcBorders>
-              <w:top w:val="single" w:color="BFC8CF" w:sz="4"/>
-              <w:left w:val="single" w:color="BFC8CF" w:sz="4"/>
-              <w:bottom w:val="single" w:color="BFC8CF" w:sz="4"/>
-              <w:right w:val="single" w:color="BFC8CF" w:sz="4"/>
+              <w:top w:val="single" w:color="C9D5E8" w:sz="4"/>
+              <w:left w:val="single" w:color="C9D5E8" w:sz="4"/>
+              <w:bottom w:val="single" w:color="C9D5E8" w:sz="4"/>
+              <w:right w:val="single" w:color="C9D5E8" w:sz="4"/>
             </w:tcBorders>
             <w:tcMar>
               <w:top w:type="dxa" w:w="70"/>
@@ -3135,10 +3331,10 @@
           <w:tcPr>
             <w:tcW w:type="dxa" w:w="2000"/>
             <w:tcBorders>
-              <w:top w:val="single" w:color="BFC8CF" w:sz="4"/>
-              <w:left w:val="single" w:color="BFC8CF" w:sz="4"/>
-              <w:bottom w:val="single" w:color="BFC8CF" w:sz="4"/>
-              <w:right w:val="single" w:color="BFC8CF" w:sz="4"/>
+              <w:top w:val="single" w:color="C9D5E8" w:sz="4"/>
+              <w:left w:val="single" w:color="C9D5E8" w:sz="4"/>
+              <w:bottom w:val="single" w:color="C9D5E8" w:sz="4"/>
+              <w:right w:val="single" w:color="C9D5E8" w:sz="4"/>
             </w:tcBorders>
             <w:tcMar>
               <w:top w:type="dxa" w:w="70"/>
@@ -3164,10 +3360,10 @@
           <w:tcPr>
             <w:tcW w:type="dxa" w:w="5860"/>
             <w:tcBorders>
-              <w:top w:val="single" w:color="BFC8CF" w:sz="4"/>
-              <w:left w:val="single" w:color="BFC8CF" w:sz="4"/>
-              <w:bottom w:val="single" w:color="BFC8CF" w:sz="4"/>
-              <w:right w:val="single" w:color="BFC8CF" w:sz="4"/>
+              <w:top w:val="single" w:color="C9D5E8" w:sz="4"/>
+              <w:left w:val="single" w:color="C9D5E8" w:sz="4"/>
+              <w:bottom w:val="single" w:color="C9D5E8" w:sz="4"/>
+              <w:right w:val="single" w:color="C9D5E8" w:sz="4"/>
             </w:tcBorders>
             <w:tcMar>
               <w:top w:type="dxa" w:w="70"/>
@@ -3193,10 +3389,10 @@
           <w:tcPr>
             <w:tcW w:type="dxa" w:w="1500"/>
             <w:tcBorders>
-              <w:top w:val="single" w:color="BFC8CF" w:sz="4"/>
-              <w:left w:val="single" w:color="BFC8CF" w:sz="4"/>
-              <w:bottom w:val="single" w:color="BFC8CF" w:sz="4"/>
-              <w:right w:val="single" w:color="BFC8CF" w:sz="4"/>
+              <w:top w:val="single" w:color="C9D5E8" w:sz="4"/>
+              <w:left w:val="single" w:color="C9D5E8" w:sz="4"/>
+              <w:bottom w:val="single" w:color="C9D5E8" w:sz="4"/>
+              <w:right w:val="single" w:color="C9D5E8" w:sz="4"/>
             </w:tcBorders>
             <w:tcMar>
               <w:top w:type="dxa" w:w="70"/>
@@ -3227,10 +3423,10 @@
           <w:tcPr>
             <w:tcW w:type="dxa" w:w="2000"/>
             <w:tcBorders>
-              <w:top w:val="single" w:color="BFC8CF" w:sz="4"/>
-              <w:left w:val="single" w:color="BFC8CF" w:sz="4"/>
-              <w:bottom w:val="single" w:color="BFC8CF" w:sz="4"/>
-              <w:right w:val="single" w:color="BFC8CF" w:sz="4"/>
+              <w:top w:val="single" w:color="C9D5E8" w:sz="4"/>
+              <w:left w:val="single" w:color="C9D5E8" w:sz="4"/>
+              <w:bottom w:val="single" w:color="C9D5E8" w:sz="4"/>
+              <w:right w:val="single" w:color="C9D5E8" w:sz="4"/>
             </w:tcBorders>
             <w:tcMar>
               <w:top w:type="dxa" w:w="70"/>
@@ -3256,10 +3452,10 @@
           <w:tcPr>
             <w:tcW w:type="dxa" w:w="5860"/>
             <w:tcBorders>
-              <w:top w:val="single" w:color="BFC8CF" w:sz="4"/>
-              <w:left w:val="single" w:color="BFC8CF" w:sz="4"/>
-              <w:bottom w:val="single" w:color="BFC8CF" w:sz="4"/>
-              <w:right w:val="single" w:color="BFC8CF" w:sz="4"/>
+              <w:top w:val="single" w:color="C9D5E8" w:sz="4"/>
+              <w:left w:val="single" w:color="C9D5E8" w:sz="4"/>
+              <w:bottom w:val="single" w:color="C9D5E8" w:sz="4"/>
+              <w:right w:val="single" w:color="C9D5E8" w:sz="4"/>
             </w:tcBorders>
             <w:tcMar>
               <w:top w:type="dxa" w:w="70"/>
@@ -3285,10 +3481,10 @@
           <w:tcPr>
             <w:tcW w:type="dxa" w:w="1500"/>
             <w:tcBorders>
-              <w:top w:val="single" w:color="BFC8CF" w:sz="4"/>
-              <w:left w:val="single" w:color="BFC8CF" w:sz="4"/>
-              <w:bottom w:val="single" w:color="BFC8CF" w:sz="4"/>
-              <w:right w:val="single" w:color="BFC8CF" w:sz="4"/>
+              <w:top w:val="single" w:color="C9D5E8" w:sz="4"/>
+              <w:left w:val="single" w:color="C9D5E8" w:sz="4"/>
+              <w:bottom w:val="single" w:color="C9D5E8" w:sz="4"/>
+              <w:right w:val="single" w:color="C9D5E8" w:sz="4"/>
             </w:tcBorders>
             <w:tcMar>
               <w:top w:type="dxa" w:w="70"/>
@@ -3319,10 +3515,10 @@
           <w:tcPr>
             <w:tcW w:type="dxa" w:w="2000"/>
             <w:tcBorders>
-              <w:top w:val="single" w:color="BFC8CF" w:sz="4"/>
-              <w:left w:val="single" w:color="BFC8CF" w:sz="4"/>
-              <w:bottom w:val="single" w:color="BFC8CF" w:sz="4"/>
-              <w:right w:val="single" w:color="BFC8CF" w:sz="4"/>
+              <w:top w:val="single" w:color="C9D5E8" w:sz="4"/>
+              <w:left w:val="single" w:color="C9D5E8" w:sz="4"/>
+              <w:bottom w:val="single" w:color="C9D5E8" w:sz="4"/>
+              <w:right w:val="single" w:color="C9D5E8" w:sz="4"/>
             </w:tcBorders>
             <w:tcMar>
               <w:top w:type="dxa" w:w="70"/>
@@ -3348,10 +3544,10 @@
           <w:tcPr>
             <w:tcW w:type="dxa" w:w="5860"/>
             <w:tcBorders>
-              <w:top w:val="single" w:color="BFC8CF" w:sz="4"/>
-              <w:left w:val="single" w:color="BFC8CF" w:sz="4"/>
-              <w:bottom w:val="single" w:color="BFC8CF" w:sz="4"/>
-              <w:right w:val="single" w:color="BFC8CF" w:sz="4"/>
+              <w:top w:val="single" w:color="C9D5E8" w:sz="4"/>
+              <w:left w:val="single" w:color="C9D5E8" w:sz="4"/>
+              <w:bottom w:val="single" w:color="C9D5E8" w:sz="4"/>
+              <w:right w:val="single" w:color="C9D5E8" w:sz="4"/>
             </w:tcBorders>
             <w:tcMar>
               <w:top w:type="dxa" w:w="70"/>
@@ -3377,10 +3573,10 @@
           <w:tcPr>
             <w:tcW w:type="dxa" w:w="1500"/>
             <w:tcBorders>
-              <w:top w:val="single" w:color="BFC8CF" w:sz="4"/>
-              <w:left w:val="single" w:color="BFC8CF" w:sz="4"/>
-              <w:bottom w:val="single" w:color="BFC8CF" w:sz="4"/>
-              <w:right w:val="single" w:color="BFC8CF" w:sz="4"/>
+              <w:top w:val="single" w:color="C9D5E8" w:sz="4"/>
+              <w:left w:val="single" w:color="C9D5E8" w:sz="4"/>
+              <w:bottom w:val="single" w:color="C9D5E8" w:sz="4"/>
+              <w:right w:val="single" w:color="C9D5E8" w:sz="4"/>
             </w:tcBorders>
             <w:tcMar>
               <w:top w:type="dxa" w:w="70"/>
@@ -3467,12 +3663,12 @@
           <w:tcPr>
             <w:tcW w:type="dxa" w:w="2900"/>
             <w:tcBorders>
-              <w:top w:val="single" w:color="BFC8CF" w:sz="4"/>
-              <w:left w:val="single" w:color="BFC8CF" w:sz="4"/>
-              <w:bottom w:val="single" w:color="BFC8CF" w:sz="4"/>
-              <w:right w:val="single" w:color="BFC8CF" w:sz="4"/>
-            </w:tcBorders>
-            <w:shd w:fill="1F3A5F" w:color="auto" w:val="clear"/>
+              <w:top w:val="single" w:color="C9D5E8" w:sz="4"/>
+              <w:left w:val="single" w:color="C9D5E8" w:sz="4"/>
+              <w:bottom w:val="single" w:color="C9D5E8" w:sz="4"/>
+              <w:right w:val="single" w:color="C9D5E8" w:sz="4"/>
+            </w:tcBorders>
+            <w:shd w:fill="132A4E" w:color="auto" w:val="clear"/>
             <w:tcMar>
               <w:top w:type="dxa" w:w="70"/>
               <w:left w:type="dxa" w:w="110"/>
@@ -3500,12 +3696,12 @@
           <w:tcPr>
             <w:tcW w:type="dxa" w:w="6460"/>
             <w:tcBorders>
-              <w:top w:val="single" w:color="BFC8CF" w:sz="4"/>
-              <w:left w:val="single" w:color="BFC8CF" w:sz="4"/>
-              <w:bottom w:val="single" w:color="BFC8CF" w:sz="4"/>
-              <w:right w:val="single" w:color="BFC8CF" w:sz="4"/>
-            </w:tcBorders>
-            <w:shd w:fill="1F3A5F" w:color="auto" w:val="clear"/>
+              <w:top w:val="single" w:color="C9D5E8" w:sz="4"/>
+              <w:left w:val="single" w:color="C9D5E8" w:sz="4"/>
+              <w:bottom w:val="single" w:color="C9D5E8" w:sz="4"/>
+              <w:right w:val="single" w:color="C9D5E8" w:sz="4"/>
+            </w:tcBorders>
+            <w:shd w:fill="132A4E" w:color="auto" w:val="clear"/>
             <w:tcMar>
               <w:top w:type="dxa" w:w="70"/>
               <w:left w:type="dxa" w:w="110"/>
@@ -3538,10 +3734,10 @@
           <w:tcPr>
             <w:tcW w:type="dxa" w:w="2900"/>
             <w:tcBorders>
-              <w:top w:val="single" w:color="BFC8CF" w:sz="4"/>
-              <w:left w:val="single" w:color="BFC8CF" w:sz="4"/>
-              <w:bottom w:val="single" w:color="BFC8CF" w:sz="4"/>
-              <w:right w:val="single" w:color="BFC8CF" w:sz="4"/>
+              <w:top w:val="single" w:color="C9D5E8" w:sz="4"/>
+              <w:left w:val="single" w:color="C9D5E8" w:sz="4"/>
+              <w:bottom w:val="single" w:color="C9D5E8" w:sz="4"/>
+              <w:right w:val="single" w:color="C9D5E8" w:sz="4"/>
             </w:tcBorders>
             <w:tcMar>
               <w:top w:type="dxa" w:w="70"/>
@@ -3567,10 +3763,10 @@
           <w:tcPr>
             <w:tcW w:type="dxa" w:w="6460"/>
             <w:tcBorders>
-              <w:top w:val="single" w:color="BFC8CF" w:sz="4"/>
-              <w:left w:val="single" w:color="BFC8CF" w:sz="4"/>
-              <w:bottom w:val="single" w:color="BFC8CF" w:sz="4"/>
-              <w:right w:val="single" w:color="BFC8CF" w:sz="4"/>
+              <w:top w:val="single" w:color="C9D5E8" w:sz="4"/>
+              <w:left w:val="single" w:color="C9D5E8" w:sz="4"/>
+              <w:bottom w:val="single" w:color="C9D5E8" w:sz="4"/>
+              <w:right w:val="single" w:color="C9D5E8" w:sz="4"/>
             </w:tcBorders>
             <w:tcMar>
               <w:top w:type="dxa" w:w="70"/>
@@ -3601,10 +3797,10 @@
           <w:tcPr>
             <w:tcW w:type="dxa" w:w="2900"/>
             <w:tcBorders>
-              <w:top w:val="single" w:color="BFC8CF" w:sz="4"/>
-              <w:left w:val="single" w:color="BFC8CF" w:sz="4"/>
-              <w:bottom w:val="single" w:color="BFC8CF" w:sz="4"/>
-              <w:right w:val="single" w:color="BFC8CF" w:sz="4"/>
+              <w:top w:val="single" w:color="C9D5E8" w:sz="4"/>
+              <w:left w:val="single" w:color="C9D5E8" w:sz="4"/>
+              <w:bottom w:val="single" w:color="C9D5E8" w:sz="4"/>
+              <w:right w:val="single" w:color="C9D5E8" w:sz="4"/>
             </w:tcBorders>
             <w:tcMar>
               <w:top w:type="dxa" w:w="70"/>
@@ -3630,10 +3826,10 @@
           <w:tcPr>
             <w:tcW w:type="dxa" w:w="6460"/>
             <w:tcBorders>
-              <w:top w:val="single" w:color="BFC8CF" w:sz="4"/>
-              <w:left w:val="single" w:color="BFC8CF" w:sz="4"/>
-              <w:bottom w:val="single" w:color="BFC8CF" w:sz="4"/>
-              <w:right w:val="single" w:color="BFC8CF" w:sz="4"/>
+              <w:top w:val="single" w:color="C9D5E8" w:sz="4"/>
+              <w:left w:val="single" w:color="C9D5E8" w:sz="4"/>
+              <w:bottom w:val="single" w:color="C9D5E8" w:sz="4"/>
+              <w:right w:val="single" w:color="C9D5E8" w:sz="4"/>
             </w:tcBorders>
             <w:tcMar>
               <w:top w:type="dxa" w:w="70"/>
@@ -3664,10 +3860,10 @@
           <w:tcPr>
             <w:tcW w:type="dxa" w:w="2900"/>
             <w:tcBorders>
-              <w:top w:val="single" w:color="BFC8CF" w:sz="4"/>
-              <w:left w:val="single" w:color="BFC8CF" w:sz="4"/>
-              <w:bottom w:val="single" w:color="BFC8CF" w:sz="4"/>
-              <w:right w:val="single" w:color="BFC8CF" w:sz="4"/>
+              <w:top w:val="single" w:color="C9D5E8" w:sz="4"/>
+              <w:left w:val="single" w:color="C9D5E8" w:sz="4"/>
+              <w:bottom w:val="single" w:color="C9D5E8" w:sz="4"/>
+              <w:right w:val="single" w:color="C9D5E8" w:sz="4"/>
             </w:tcBorders>
             <w:tcMar>
               <w:top w:type="dxa" w:w="70"/>
@@ -3693,10 +3889,10 @@
           <w:tcPr>
             <w:tcW w:type="dxa" w:w="6460"/>
             <w:tcBorders>
-              <w:top w:val="single" w:color="BFC8CF" w:sz="4"/>
-              <w:left w:val="single" w:color="BFC8CF" w:sz="4"/>
-              <w:bottom w:val="single" w:color="BFC8CF" w:sz="4"/>
-              <w:right w:val="single" w:color="BFC8CF" w:sz="4"/>
+              <w:top w:val="single" w:color="C9D5E8" w:sz="4"/>
+              <w:left w:val="single" w:color="C9D5E8" w:sz="4"/>
+              <w:bottom w:val="single" w:color="C9D5E8" w:sz="4"/>
+              <w:right w:val="single" w:color="C9D5E8" w:sz="4"/>
             </w:tcBorders>
             <w:tcMar>
               <w:top w:type="dxa" w:w="70"/>
@@ -3727,10 +3923,10 @@
           <w:tcPr>
             <w:tcW w:type="dxa" w:w="2900"/>
             <w:tcBorders>
-              <w:top w:val="single" w:color="BFC8CF" w:sz="4"/>
-              <w:left w:val="single" w:color="BFC8CF" w:sz="4"/>
-              <w:bottom w:val="single" w:color="BFC8CF" w:sz="4"/>
-              <w:right w:val="single" w:color="BFC8CF" w:sz="4"/>
+              <w:top w:val="single" w:color="C9D5E8" w:sz="4"/>
+              <w:left w:val="single" w:color="C9D5E8" w:sz="4"/>
+              <w:bottom w:val="single" w:color="C9D5E8" w:sz="4"/>
+              <w:right w:val="single" w:color="C9D5E8" w:sz="4"/>
             </w:tcBorders>
             <w:tcMar>
               <w:top w:type="dxa" w:w="70"/>
@@ -3756,10 +3952,10 @@
           <w:tcPr>
             <w:tcW w:type="dxa" w:w="6460"/>
             <w:tcBorders>
-              <w:top w:val="single" w:color="BFC8CF" w:sz="4"/>
-              <w:left w:val="single" w:color="BFC8CF" w:sz="4"/>
-              <w:bottom w:val="single" w:color="BFC8CF" w:sz="4"/>
-              <w:right w:val="single" w:color="BFC8CF" w:sz="4"/>
+              <w:top w:val="single" w:color="C9D5E8" w:sz="4"/>
+              <w:left w:val="single" w:color="C9D5E8" w:sz="4"/>
+              <w:bottom w:val="single" w:color="C9D5E8" w:sz="4"/>
+              <w:right w:val="single" w:color="C9D5E8" w:sz="4"/>
             </w:tcBorders>
             <w:tcMar>
               <w:top w:type="dxa" w:w="70"/>
@@ -3798,6 +3994,87 @@
     </w:p>
     <w:p>
       <w:pPr>
+        <w:spacing w:after="140"/>
+      </w:pPr>
+      <w:r>
+        <w:t xml:space="preserve">Figure 2 shows the same split at a glance.</w:t>
+      </w:r>
+    </w:p>
+    <w:p>
+      <w:pPr>
+        <w:keepNext/>
+        <w:spacing w:after="60" w:before="160"/>
+        <w:jc w:val="center"/>
+      </w:pPr>
+      <w:r>
+        <w:drawing>
+          <wp:inline distT="0" distB="0" distL="0" distR="0">
+            <wp:extent cx="5943600" cy="2314575"/>
+            <wp:effectExtent t="0" r="0" b="0" l="0"/>
+            <wp:docPr id="1" name="Figure 2" descr="Who owns what" title="Figure 2"/>
+            <wp:cNvGraphicFramePr>
+              <a:graphicFrameLocks xmlns:a="http://schemas.openxmlformats.org/drawingml/2006/main" noChangeAspect="1"/>
+            </wp:cNvGraphicFramePr>
+            <a:graphic xmlns:a="http://schemas.openxmlformats.org/drawingml/2006/main">
+              <a:graphicData uri="http://schemas.openxmlformats.org/drawingml/2006/picture">
+                <pic:pic xmlns:pic="http://schemas.openxmlformats.org/drawingml/2006/picture">
+                  <pic:nvPicPr>
+                    <pic:cNvPr id="0" name="" descr=""/>
+                    <pic:cNvPicPr>
+                      <a:picLocks noChangeAspect="1" noChangeArrowheads="1"/>
+                    </pic:cNvPicPr>
+                  </pic:nvPicPr>
+                  <pic:blipFill>
+                    <a:blip r:embed="rId10" cstate="none"/>
+                    <a:srcRect/>
+                    <a:stretch>
+                      <a:fillRect/>
+                    </a:stretch>
+                  </pic:blipFill>
+                  <pic:spPr bwMode="auto">
+                    <a:xfrm>
+                      <a:off x="0" y="0"/>
+                      <a:ext cx="5943600" cy="2314575"/>
+                    </a:xfrm>
+                    <a:prstGeom prst="rect">
+                      <a:avLst/>
+                    </a:prstGeom>
+                  </pic:spPr>
+                </pic:pic>
+              </a:graphicData>
+            </a:graphic>
+          </wp:inline>
+        </w:drawing>
+      </w:r>
+    </w:p>
+    <w:p>
+      <w:pPr>
+        <w:spacing w:after="220"/>
+        <w:jc w:val="center"/>
+      </w:pPr>
+      <w:r>
+        <w:rPr>
+          <w:b/>
+          <w:bCs/>
+          <w:color w:val="132A4E"/>
+          <w:sz w:val="19"/>
+          <w:szCs w:val="19"/>
+        </w:rPr>
+        <w:t xml:space="preserve">Figure 2. </w:t>
+      </w:r>
+      <w:r>
+        <w:rPr>
+          <w:i/>
+          <w:iCs/>
+          <w:color w:val="4A5568"/>
+          <w:sz w:val="19"/>
+          <w:szCs w:val="19"/>
+        </w:rPr>
+        <w:t xml:space="preserve">Who owns what</w:t>
+      </w:r>
+    </w:p>
+    <w:p>
+      <w:pPr>
         <w:pStyle w:val="Heading2"/>
       </w:pPr>
       <w:r>
@@ -3816,9 +4093,9 @@
       <w:pPr>
         <w:keepNext/>
         <w:pBdr>
-          <w:left w:val="single" w:color="9A4A1F" w:sz="24" w:space="10"/>
+          <w:left w:val="single" w:color="B4530C" w:sz="24" w:space="10"/>
         </w:pBdr>
-        <w:shd w:fill="EEF2F5" w:color="auto" w:val="clear"/>
+        <w:shd w:fill="EDF1F8" w:color="auto" w:val="clear"/>
         <w:spacing w:after="80" w:before="120"/>
         <w:ind w:left="200" w:right="200"/>
       </w:pPr>
@@ -3834,9 +4111,9 @@
       <w:pPr>
         <w:keepNext w:val="false"/>
         <w:pBdr>
-          <w:left w:val="single" w:color="9A4A1F" w:sz="24" w:space="10"/>
+          <w:left w:val="single" w:color="B4530C" w:sz="24" w:space="10"/>
         </w:pBdr>
-        <w:shd w:fill="EEF2F5" w:color="auto" w:val="clear"/>
+        <w:shd w:fill="EDF1F8" w:color="auto" w:val="clear"/>
         <w:spacing w:after="200" w:before="0"/>
         <w:ind w:left="200" w:right="200"/>
       </w:pPr>
@@ -3881,7 +4158,80 @@
         <w:spacing w:after="140"/>
       </w:pPr>
       <w:r>
-        <w:t xml:space="preserve">Here is the whole path in one view. The sections that follow take each stage in turn.</w:t>
+        <w:t xml:space="preserve">Figure 3 shows the whole path in one view. The table lists the output of each stage. The sections that follow take each stage in turn.</w:t>
+      </w:r>
+    </w:p>
+    <w:p>
+      <w:pPr>
+        <w:keepNext/>
+        <w:spacing w:after="60" w:before="160"/>
+        <w:jc w:val="center"/>
+      </w:pPr>
+      <w:r>
+        <w:drawing>
+          <wp:inline distT="0" distB="0" distL="0" distR="0">
+            <wp:extent cx="5943600" cy="2790825"/>
+            <wp:effectExtent t="0" r="0" b="0" l="0"/>
+            <wp:docPr id="1" name="Figure 3" descr="The process from start to finish" title="Figure 3"/>
+            <wp:cNvGraphicFramePr>
+              <a:graphicFrameLocks xmlns:a="http://schemas.openxmlformats.org/drawingml/2006/main" noChangeAspect="1"/>
+            </wp:cNvGraphicFramePr>
+            <a:graphic xmlns:a="http://schemas.openxmlformats.org/drawingml/2006/main">
+              <a:graphicData uri="http://schemas.openxmlformats.org/drawingml/2006/picture">
+                <pic:pic xmlns:pic="http://schemas.openxmlformats.org/drawingml/2006/picture">
+                  <pic:nvPicPr>
+                    <pic:cNvPr id="0" name="" descr=""/>
+                    <pic:cNvPicPr>
+                      <a:picLocks noChangeAspect="1" noChangeArrowheads="1"/>
+                    </pic:cNvPicPr>
+                  </pic:nvPicPr>
+                  <pic:blipFill>
+                    <a:blip r:embed="rId11" cstate="none"/>
+                    <a:srcRect/>
+                    <a:stretch>
+                      <a:fillRect/>
+                    </a:stretch>
+                  </pic:blipFill>
+                  <pic:spPr bwMode="auto">
+                    <a:xfrm>
+                      <a:off x="0" y="0"/>
+                      <a:ext cx="5943600" cy="2790825"/>
+                    </a:xfrm>
+                    <a:prstGeom prst="rect">
+                      <a:avLst/>
+                    </a:prstGeom>
+                  </pic:spPr>
+                </pic:pic>
+              </a:graphicData>
+            </a:graphic>
+          </wp:inline>
+        </w:drawing>
+      </w:r>
+    </w:p>
+    <w:p>
+      <w:pPr>
+        <w:spacing w:after="220"/>
+        <w:jc w:val="center"/>
+      </w:pPr>
+      <w:r>
+        <w:rPr>
+          <w:b/>
+          <w:bCs/>
+          <w:color w:val="132A4E"/>
+          <w:sz w:val="19"/>
+          <w:szCs w:val="19"/>
+        </w:rPr>
+        <w:t xml:space="preserve">Figure 3. </w:t>
+      </w:r>
+      <w:r>
+        <w:rPr>
+          <w:i/>
+          <w:iCs/>
+          <w:color w:val="4A5568"/>
+          <w:sz w:val="19"/>
+          <w:szCs w:val="19"/>
+        </w:rPr>
+        <w:t xml:space="preserve">The process from start to finish</w:t>
       </w:r>
     </w:p>
     <w:tbl>
@@ -3910,12 +4260,12 @@
           <w:tcPr>
             <w:tcW w:type="dxa" w:w="1500"/>
             <w:tcBorders>
-              <w:top w:val="single" w:color="BFC8CF" w:sz="4"/>
-              <w:left w:val="single" w:color="BFC8CF" w:sz="4"/>
-              <w:bottom w:val="single" w:color="BFC8CF" w:sz="4"/>
-              <w:right w:val="single" w:color="BFC8CF" w:sz="4"/>
-            </w:tcBorders>
-            <w:shd w:fill="1F3A5F" w:color="auto" w:val="clear"/>
+              <w:top w:val="single" w:color="C9D5E8" w:sz="4"/>
+              <w:left w:val="single" w:color="C9D5E8" w:sz="4"/>
+              <w:bottom w:val="single" w:color="C9D5E8" w:sz="4"/>
+              <w:right w:val="single" w:color="C9D5E8" w:sz="4"/>
+            </w:tcBorders>
+            <w:shd w:fill="132A4E" w:color="auto" w:val="clear"/>
             <w:tcMar>
               <w:top w:type="dxa" w:w="70"/>
               <w:left w:type="dxa" w:w="110"/>
@@ -3943,12 +4293,12 @@
           <w:tcPr>
             <w:tcW w:type="dxa" w:w="1900"/>
             <w:tcBorders>
-              <w:top w:val="single" w:color="BFC8CF" w:sz="4"/>
-              <w:left w:val="single" w:color="BFC8CF" w:sz="4"/>
-              <w:bottom w:val="single" w:color="BFC8CF" w:sz="4"/>
-              <w:right w:val="single" w:color="BFC8CF" w:sz="4"/>
-            </w:tcBorders>
-            <w:shd w:fill="1F3A5F" w:color="auto" w:val="clear"/>
+              <w:top w:val="single" w:color="C9D5E8" w:sz="4"/>
+              <w:left w:val="single" w:color="C9D5E8" w:sz="4"/>
+              <w:bottom w:val="single" w:color="C9D5E8" w:sz="4"/>
+              <w:right w:val="single" w:color="C9D5E8" w:sz="4"/>
+            </w:tcBorders>
+            <w:shd w:fill="132A4E" w:color="auto" w:val="clear"/>
             <w:tcMar>
               <w:top w:type="dxa" w:w="70"/>
               <w:left w:type="dxa" w:w="110"/>
@@ -3976,12 +4326,12 @@
           <w:tcPr>
             <w:tcW w:type="dxa" w:w="3660"/>
             <w:tcBorders>
-              <w:top w:val="single" w:color="BFC8CF" w:sz="4"/>
-              <w:left w:val="single" w:color="BFC8CF" w:sz="4"/>
-              <w:bottom w:val="single" w:color="BFC8CF" w:sz="4"/>
-              <w:right w:val="single" w:color="BFC8CF" w:sz="4"/>
-            </w:tcBorders>
-            <w:shd w:fill="1F3A5F" w:color="auto" w:val="clear"/>
+              <w:top w:val="single" w:color="C9D5E8" w:sz="4"/>
+              <w:left w:val="single" w:color="C9D5E8" w:sz="4"/>
+              <w:bottom w:val="single" w:color="C9D5E8" w:sz="4"/>
+              <w:right w:val="single" w:color="C9D5E8" w:sz="4"/>
+            </w:tcBorders>
+            <w:shd w:fill="132A4E" w:color="auto" w:val="clear"/>
             <w:tcMar>
               <w:top w:type="dxa" w:w="70"/>
               <w:left w:type="dxa" w:w="110"/>
@@ -4009,12 +4359,12 @@
           <w:tcPr>
             <w:tcW w:type="dxa" w:w="2300"/>
             <w:tcBorders>
-              <w:top w:val="single" w:color="BFC8CF" w:sz="4"/>
-              <w:left w:val="single" w:color="BFC8CF" w:sz="4"/>
-              <w:bottom w:val="single" w:color="BFC8CF" w:sz="4"/>
-              <w:right w:val="single" w:color="BFC8CF" w:sz="4"/>
-            </w:tcBorders>
-            <w:shd w:fill="1F3A5F" w:color="auto" w:val="clear"/>
+              <w:top w:val="single" w:color="C9D5E8" w:sz="4"/>
+              <w:left w:val="single" w:color="C9D5E8" w:sz="4"/>
+              <w:bottom w:val="single" w:color="C9D5E8" w:sz="4"/>
+              <w:right w:val="single" w:color="C9D5E8" w:sz="4"/>
+            </w:tcBorders>
+            <w:shd w:fill="132A4E" w:color="auto" w:val="clear"/>
             <w:tcMar>
               <w:top w:type="dxa" w:w="70"/>
               <w:left w:type="dxa" w:w="110"/>
@@ -4047,10 +4397,10 @@
           <w:tcPr>
             <w:tcW w:type="dxa" w:w="1500"/>
             <w:tcBorders>
-              <w:top w:val="single" w:color="BFC8CF" w:sz="4"/>
-              <w:left w:val="single" w:color="BFC8CF" w:sz="4"/>
-              <w:bottom w:val="single" w:color="BFC8CF" w:sz="4"/>
-              <w:right w:val="single" w:color="BFC8CF" w:sz="4"/>
+              <w:top w:val="single" w:color="C9D5E8" w:sz="4"/>
+              <w:left w:val="single" w:color="C9D5E8" w:sz="4"/>
+              <w:bottom w:val="single" w:color="C9D5E8" w:sz="4"/>
+              <w:right w:val="single" w:color="C9D5E8" w:sz="4"/>
             </w:tcBorders>
             <w:tcMar>
               <w:top w:type="dxa" w:w="70"/>
@@ -4076,10 +4426,10 @@
           <w:tcPr>
             <w:tcW w:type="dxa" w:w="1900"/>
             <w:tcBorders>
-              <w:top w:val="single" w:color="BFC8CF" w:sz="4"/>
-              <w:left w:val="single" w:color="BFC8CF" w:sz="4"/>
-              <w:bottom w:val="single" w:color="BFC8CF" w:sz="4"/>
-              <w:right w:val="single" w:color="BFC8CF" w:sz="4"/>
+              <w:top w:val="single" w:color="C9D5E8" w:sz="4"/>
+              <w:left w:val="single" w:color="C9D5E8" w:sz="4"/>
+              <w:bottom w:val="single" w:color="C9D5E8" w:sz="4"/>
+              <w:right w:val="single" w:color="C9D5E8" w:sz="4"/>
             </w:tcBorders>
             <w:tcMar>
               <w:top w:type="dxa" w:w="70"/>
@@ -4105,10 +4455,10 @@
           <w:tcPr>
             <w:tcW w:type="dxa" w:w="3660"/>
             <w:tcBorders>
-              <w:top w:val="single" w:color="BFC8CF" w:sz="4"/>
-              <w:left w:val="single" w:color="BFC8CF" w:sz="4"/>
-              <w:bottom w:val="single" w:color="BFC8CF" w:sz="4"/>
-              <w:right w:val="single" w:color="BFC8CF" w:sz="4"/>
+              <w:top w:val="single" w:color="C9D5E8" w:sz="4"/>
+              <w:left w:val="single" w:color="C9D5E8" w:sz="4"/>
+              <w:bottom w:val="single" w:color="C9D5E8" w:sz="4"/>
+              <w:right w:val="single" w:color="C9D5E8" w:sz="4"/>
             </w:tcBorders>
             <w:tcMar>
               <w:top w:type="dxa" w:w="70"/>
@@ -4134,10 +4484,10 @@
           <w:tcPr>
             <w:tcW w:type="dxa" w:w="2300"/>
             <w:tcBorders>
-              <w:top w:val="single" w:color="BFC8CF" w:sz="4"/>
-              <w:left w:val="single" w:color="BFC8CF" w:sz="4"/>
-              <w:bottom w:val="single" w:color="BFC8CF" w:sz="4"/>
-              <w:right w:val="single" w:color="BFC8CF" w:sz="4"/>
+              <w:top w:val="single" w:color="C9D5E8" w:sz="4"/>
+              <w:left w:val="single" w:color="C9D5E8" w:sz="4"/>
+              <w:bottom w:val="single" w:color="C9D5E8" w:sz="4"/>
+              <w:right w:val="single" w:color="C9D5E8" w:sz="4"/>
             </w:tcBorders>
             <w:tcMar>
               <w:top w:type="dxa" w:w="70"/>
@@ -4168,10 +4518,10 @@
           <w:tcPr>
             <w:tcW w:type="dxa" w:w="1500"/>
             <w:tcBorders>
-              <w:top w:val="single" w:color="BFC8CF" w:sz="4"/>
-              <w:left w:val="single" w:color="BFC8CF" w:sz="4"/>
-              <w:bottom w:val="single" w:color="BFC8CF" w:sz="4"/>
-              <w:right w:val="single" w:color="BFC8CF" w:sz="4"/>
+              <w:top w:val="single" w:color="C9D5E8" w:sz="4"/>
+              <w:left w:val="single" w:color="C9D5E8" w:sz="4"/>
+              <w:bottom w:val="single" w:color="C9D5E8" w:sz="4"/>
+              <w:right w:val="single" w:color="C9D5E8" w:sz="4"/>
             </w:tcBorders>
             <w:tcMar>
               <w:top w:type="dxa" w:w="70"/>
@@ -4197,10 +4547,10 @@
           <w:tcPr>
             <w:tcW w:type="dxa" w:w="1900"/>
             <w:tcBorders>
-              <w:top w:val="single" w:color="BFC8CF" w:sz="4"/>
-              <w:left w:val="single" w:color="BFC8CF" w:sz="4"/>
-              <w:bottom w:val="single" w:color="BFC8CF" w:sz="4"/>
-              <w:right w:val="single" w:color="BFC8CF" w:sz="4"/>
+              <w:top w:val="single" w:color="C9D5E8" w:sz="4"/>
+              <w:left w:val="single" w:color="C9D5E8" w:sz="4"/>
+              <w:bottom w:val="single" w:color="C9D5E8" w:sz="4"/>
+              <w:right w:val="single" w:color="C9D5E8" w:sz="4"/>
             </w:tcBorders>
             <w:tcMar>
               <w:top w:type="dxa" w:w="70"/>
@@ -4226,10 +4576,10 @@
           <w:tcPr>
             <w:tcW w:type="dxa" w:w="3660"/>
             <w:tcBorders>
-              <w:top w:val="single" w:color="BFC8CF" w:sz="4"/>
-              <w:left w:val="single" w:color="BFC8CF" w:sz="4"/>
-              <w:bottom w:val="single" w:color="BFC8CF" w:sz="4"/>
-              <w:right w:val="single" w:color="BFC8CF" w:sz="4"/>
+              <w:top w:val="single" w:color="C9D5E8" w:sz="4"/>
+              <w:left w:val="single" w:color="C9D5E8" w:sz="4"/>
+              <w:bottom w:val="single" w:color="C9D5E8" w:sz="4"/>
+              <w:right w:val="single" w:color="C9D5E8" w:sz="4"/>
             </w:tcBorders>
             <w:tcMar>
               <w:top w:type="dxa" w:w="70"/>
@@ -4255,10 +4605,10 @@
           <w:tcPr>
             <w:tcW w:type="dxa" w:w="2300"/>
             <w:tcBorders>
-              <w:top w:val="single" w:color="BFC8CF" w:sz="4"/>
-              <w:left w:val="single" w:color="BFC8CF" w:sz="4"/>
-              <w:bottom w:val="single" w:color="BFC8CF" w:sz="4"/>
-              <w:right w:val="single" w:color="BFC8CF" w:sz="4"/>
+              <w:top w:val="single" w:color="C9D5E8" w:sz="4"/>
+              <w:left w:val="single" w:color="C9D5E8" w:sz="4"/>
+              <w:bottom w:val="single" w:color="C9D5E8" w:sz="4"/>
+              <w:right w:val="single" w:color="C9D5E8" w:sz="4"/>
             </w:tcBorders>
             <w:tcMar>
               <w:top w:type="dxa" w:w="70"/>
@@ -4289,10 +4639,10 @@
           <w:tcPr>
             <w:tcW w:type="dxa" w:w="1500"/>
             <w:tcBorders>
-              <w:top w:val="single" w:color="BFC8CF" w:sz="4"/>
-              <w:left w:val="single" w:color="BFC8CF" w:sz="4"/>
-              <w:bottom w:val="single" w:color="BFC8CF" w:sz="4"/>
-              <w:right w:val="single" w:color="BFC8CF" w:sz="4"/>
+              <w:top w:val="single" w:color="C9D5E8" w:sz="4"/>
+              <w:left w:val="single" w:color="C9D5E8" w:sz="4"/>
+              <w:bottom w:val="single" w:color="C9D5E8" w:sz="4"/>
+              <w:right w:val="single" w:color="C9D5E8" w:sz="4"/>
             </w:tcBorders>
             <w:tcMar>
               <w:top w:type="dxa" w:w="70"/>
@@ -4318,10 +4668,10 @@
           <w:tcPr>
             <w:tcW w:type="dxa" w:w="1900"/>
             <w:tcBorders>
-              <w:top w:val="single" w:color="BFC8CF" w:sz="4"/>
-              <w:left w:val="single" w:color="BFC8CF" w:sz="4"/>
-              <w:bottom w:val="single" w:color="BFC8CF" w:sz="4"/>
-              <w:right w:val="single" w:color="BFC8CF" w:sz="4"/>
+              <w:top w:val="single" w:color="C9D5E8" w:sz="4"/>
+              <w:left w:val="single" w:color="C9D5E8" w:sz="4"/>
+              <w:bottom w:val="single" w:color="C9D5E8" w:sz="4"/>
+              <w:right w:val="single" w:color="C9D5E8" w:sz="4"/>
             </w:tcBorders>
             <w:tcMar>
               <w:top w:type="dxa" w:w="70"/>
@@ -4347,10 +4697,10 @@
           <w:tcPr>
             <w:tcW w:type="dxa" w:w="3660"/>
             <w:tcBorders>
-              <w:top w:val="single" w:color="BFC8CF" w:sz="4"/>
-              <w:left w:val="single" w:color="BFC8CF" w:sz="4"/>
-              <w:bottom w:val="single" w:color="BFC8CF" w:sz="4"/>
-              <w:right w:val="single" w:color="BFC8CF" w:sz="4"/>
+              <w:top w:val="single" w:color="C9D5E8" w:sz="4"/>
+              <w:left w:val="single" w:color="C9D5E8" w:sz="4"/>
+              <w:bottom w:val="single" w:color="C9D5E8" w:sz="4"/>
+              <w:right w:val="single" w:color="C9D5E8" w:sz="4"/>
             </w:tcBorders>
             <w:tcMar>
               <w:top w:type="dxa" w:w="70"/>
@@ -4376,10 +4726,10 @@
           <w:tcPr>
             <w:tcW w:type="dxa" w:w="2300"/>
             <w:tcBorders>
-              <w:top w:val="single" w:color="BFC8CF" w:sz="4"/>
-              <w:left w:val="single" w:color="BFC8CF" w:sz="4"/>
-              <w:bottom w:val="single" w:color="BFC8CF" w:sz="4"/>
-              <w:right w:val="single" w:color="BFC8CF" w:sz="4"/>
+              <w:top w:val="single" w:color="C9D5E8" w:sz="4"/>
+              <w:left w:val="single" w:color="C9D5E8" w:sz="4"/>
+              <w:bottom w:val="single" w:color="C9D5E8" w:sz="4"/>
+              <w:right w:val="single" w:color="C9D5E8" w:sz="4"/>
             </w:tcBorders>
             <w:tcMar>
               <w:top w:type="dxa" w:w="70"/>
@@ -4410,10 +4760,10 @@
           <w:tcPr>
             <w:tcW w:type="dxa" w:w="1500"/>
             <w:tcBorders>
-              <w:top w:val="single" w:color="BFC8CF" w:sz="4"/>
-              <w:left w:val="single" w:color="BFC8CF" w:sz="4"/>
-              <w:bottom w:val="single" w:color="BFC8CF" w:sz="4"/>
-              <w:right w:val="single" w:color="BFC8CF" w:sz="4"/>
+              <w:top w:val="single" w:color="C9D5E8" w:sz="4"/>
+              <w:left w:val="single" w:color="C9D5E8" w:sz="4"/>
+              <w:bottom w:val="single" w:color="C9D5E8" w:sz="4"/>
+              <w:right w:val="single" w:color="C9D5E8" w:sz="4"/>
             </w:tcBorders>
             <w:tcMar>
               <w:top w:type="dxa" w:w="70"/>
@@ -4439,10 +4789,10 @@
           <w:tcPr>
             <w:tcW w:type="dxa" w:w="1900"/>
             <w:tcBorders>
-              <w:top w:val="single" w:color="BFC8CF" w:sz="4"/>
-              <w:left w:val="single" w:color="BFC8CF" w:sz="4"/>
-              <w:bottom w:val="single" w:color="BFC8CF" w:sz="4"/>
-              <w:right w:val="single" w:color="BFC8CF" w:sz="4"/>
+              <w:top w:val="single" w:color="C9D5E8" w:sz="4"/>
+              <w:left w:val="single" w:color="C9D5E8" w:sz="4"/>
+              <w:bottom w:val="single" w:color="C9D5E8" w:sz="4"/>
+              <w:right w:val="single" w:color="C9D5E8" w:sz="4"/>
             </w:tcBorders>
             <w:tcMar>
               <w:top w:type="dxa" w:w="70"/>
@@ -4468,10 +4818,10 @@
           <w:tcPr>
             <w:tcW w:type="dxa" w:w="3660"/>
             <w:tcBorders>
-              <w:top w:val="single" w:color="BFC8CF" w:sz="4"/>
-              <w:left w:val="single" w:color="BFC8CF" w:sz="4"/>
-              <w:bottom w:val="single" w:color="BFC8CF" w:sz="4"/>
-              <w:right w:val="single" w:color="BFC8CF" w:sz="4"/>
+              <w:top w:val="single" w:color="C9D5E8" w:sz="4"/>
+              <w:left w:val="single" w:color="C9D5E8" w:sz="4"/>
+              <w:bottom w:val="single" w:color="C9D5E8" w:sz="4"/>
+              <w:right w:val="single" w:color="C9D5E8" w:sz="4"/>
             </w:tcBorders>
             <w:tcMar>
               <w:top w:type="dxa" w:w="70"/>
@@ -4497,10 +4847,10 @@
           <w:tcPr>
             <w:tcW w:type="dxa" w:w="2300"/>
             <w:tcBorders>
-              <w:top w:val="single" w:color="BFC8CF" w:sz="4"/>
-              <w:left w:val="single" w:color="BFC8CF" w:sz="4"/>
-              <w:bottom w:val="single" w:color="BFC8CF" w:sz="4"/>
-              <w:right w:val="single" w:color="BFC8CF" w:sz="4"/>
+              <w:top w:val="single" w:color="C9D5E8" w:sz="4"/>
+              <w:left w:val="single" w:color="C9D5E8" w:sz="4"/>
+              <w:bottom w:val="single" w:color="C9D5E8" w:sz="4"/>
+              <w:right w:val="single" w:color="C9D5E8" w:sz="4"/>
             </w:tcBorders>
             <w:tcMar>
               <w:top w:type="dxa" w:w="70"/>
@@ -4531,10 +4881,10 @@
           <w:tcPr>
             <w:tcW w:type="dxa" w:w="1500"/>
             <w:tcBorders>
-              <w:top w:val="single" w:color="BFC8CF" w:sz="4"/>
-              <w:left w:val="single" w:color="BFC8CF" w:sz="4"/>
-              <w:bottom w:val="single" w:color="BFC8CF" w:sz="4"/>
-              <w:right w:val="single" w:color="BFC8CF" w:sz="4"/>
+              <w:top w:val="single" w:color="C9D5E8" w:sz="4"/>
+              <w:left w:val="single" w:color="C9D5E8" w:sz="4"/>
+              <w:bottom w:val="single" w:color="C9D5E8" w:sz="4"/>
+              <w:right w:val="single" w:color="C9D5E8" w:sz="4"/>
             </w:tcBorders>
             <w:tcMar>
               <w:top w:type="dxa" w:w="70"/>
@@ -4560,10 +4910,10 @@
           <w:tcPr>
             <w:tcW w:type="dxa" w:w="1900"/>
             <w:tcBorders>
-              <w:top w:val="single" w:color="BFC8CF" w:sz="4"/>
-              <w:left w:val="single" w:color="BFC8CF" w:sz="4"/>
-              <w:bottom w:val="single" w:color="BFC8CF" w:sz="4"/>
-              <w:right w:val="single" w:color="BFC8CF" w:sz="4"/>
+              <w:top w:val="single" w:color="C9D5E8" w:sz="4"/>
+              <w:left w:val="single" w:color="C9D5E8" w:sz="4"/>
+              <w:bottom w:val="single" w:color="C9D5E8" w:sz="4"/>
+              <w:right w:val="single" w:color="C9D5E8" w:sz="4"/>
             </w:tcBorders>
             <w:tcMar>
               <w:top w:type="dxa" w:w="70"/>
@@ -4589,10 +4939,10 @@
           <w:tcPr>
             <w:tcW w:type="dxa" w:w="3660"/>
             <w:tcBorders>
-              <w:top w:val="single" w:color="BFC8CF" w:sz="4"/>
-              <w:left w:val="single" w:color="BFC8CF" w:sz="4"/>
-              <w:bottom w:val="single" w:color="BFC8CF" w:sz="4"/>
-              <w:right w:val="single" w:color="BFC8CF" w:sz="4"/>
+              <w:top w:val="single" w:color="C9D5E8" w:sz="4"/>
+              <w:left w:val="single" w:color="C9D5E8" w:sz="4"/>
+              <w:bottom w:val="single" w:color="C9D5E8" w:sz="4"/>
+              <w:right w:val="single" w:color="C9D5E8" w:sz="4"/>
             </w:tcBorders>
             <w:tcMar>
               <w:top w:type="dxa" w:w="70"/>
@@ -4618,10 +4968,10 @@
           <w:tcPr>
             <w:tcW w:type="dxa" w:w="2300"/>
             <w:tcBorders>
-              <w:top w:val="single" w:color="BFC8CF" w:sz="4"/>
-              <w:left w:val="single" w:color="BFC8CF" w:sz="4"/>
-              <w:bottom w:val="single" w:color="BFC8CF" w:sz="4"/>
-              <w:right w:val="single" w:color="BFC8CF" w:sz="4"/>
+              <w:top w:val="single" w:color="C9D5E8" w:sz="4"/>
+              <w:left w:val="single" w:color="C9D5E8" w:sz="4"/>
+              <w:bottom w:val="single" w:color="C9D5E8" w:sz="4"/>
+              <w:right w:val="single" w:color="C9D5E8" w:sz="4"/>
             </w:tcBorders>
             <w:tcMar>
               <w:top w:type="dxa" w:w="70"/>
@@ -4652,10 +5002,10 @@
           <w:tcPr>
             <w:tcW w:type="dxa" w:w="1500"/>
             <w:tcBorders>
-              <w:top w:val="single" w:color="BFC8CF" w:sz="4"/>
-              <w:left w:val="single" w:color="BFC8CF" w:sz="4"/>
-              <w:bottom w:val="single" w:color="BFC8CF" w:sz="4"/>
-              <w:right w:val="single" w:color="BFC8CF" w:sz="4"/>
+              <w:top w:val="single" w:color="C9D5E8" w:sz="4"/>
+              <w:left w:val="single" w:color="C9D5E8" w:sz="4"/>
+              <w:bottom w:val="single" w:color="C9D5E8" w:sz="4"/>
+              <w:right w:val="single" w:color="C9D5E8" w:sz="4"/>
             </w:tcBorders>
             <w:tcMar>
               <w:top w:type="dxa" w:w="70"/>
@@ -4681,10 +5031,10 @@
           <w:tcPr>
             <w:tcW w:type="dxa" w:w="1900"/>
             <w:tcBorders>
-              <w:top w:val="single" w:color="BFC8CF" w:sz="4"/>
-              <w:left w:val="single" w:color="BFC8CF" w:sz="4"/>
-              <w:bottom w:val="single" w:color="BFC8CF" w:sz="4"/>
-              <w:right w:val="single" w:color="BFC8CF" w:sz="4"/>
+              <w:top w:val="single" w:color="C9D5E8" w:sz="4"/>
+              <w:left w:val="single" w:color="C9D5E8" w:sz="4"/>
+              <w:bottom w:val="single" w:color="C9D5E8" w:sz="4"/>
+              <w:right w:val="single" w:color="C9D5E8" w:sz="4"/>
             </w:tcBorders>
             <w:tcMar>
               <w:top w:type="dxa" w:w="70"/>
@@ -4710,10 +5060,10 @@
           <w:tcPr>
             <w:tcW w:type="dxa" w:w="3660"/>
             <w:tcBorders>
-              <w:top w:val="single" w:color="BFC8CF" w:sz="4"/>
-              <w:left w:val="single" w:color="BFC8CF" w:sz="4"/>
-              <w:bottom w:val="single" w:color="BFC8CF" w:sz="4"/>
-              <w:right w:val="single" w:color="BFC8CF" w:sz="4"/>
+              <w:top w:val="single" w:color="C9D5E8" w:sz="4"/>
+              <w:left w:val="single" w:color="C9D5E8" w:sz="4"/>
+              <w:bottom w:val="single" w:color="C9D5E8" w:sz="4"/>
+              <w:right w:val="single" w:color="C9D5E8" w:sz="4"/>
             </w:tcBorders>
             <w:tcMar>
               <w:top w:type="dxa" w:w="70"/>
@@ -4739,10 +5089,10 @@
           <w:tcPr>
             <w:tcW w:type="dxa" w:w="2300"/>
             <w:tcBorders>
-              <w:top w:val="single" w:color="BFC8CF" w:sz="4"/>
-              <w:left w:val="single" w:color="BFC8CF" w:sz="4"/>
-              <w:bottom w:val="single" w:color="BFC8CF" w:sz="4"/>
-              <w:right w:val="single" w:color="BFC8CF" w:sz="4"/>
+              <w:top w:val="single" w:color="C9D5E8" w:sz="4"/>
+              <w:left w:val="single" w:color="C9D5E8" w:sz="4"/>
+              <w:bottom w:val="single" w:color="C9D5E8" w:sz="4"/>
+              <w:right w:val="single" w:color="C9D5E8" w:sz="4"/>
             </w:tcBorders>
             <w:tcMar>
               <w:top w:type="dxa" w:w="70"/>
@@ -4773,10 +5123,10 @@
           <w:tcPr>
             <w:tcW w:type="dxa" w:w="1500"/>
             <w:tcBorders>
-              <w:top w:val="single" w:color="BFC8CF" w:sz="4"/>
-              <w:left w:val="single" w:color="BFC8CF" w:sz="4"/>
-              <w:bottom w:val="single" w:color="BFC8CF" w:sz="4"/>
-              <w:right w:val="single" w:color="BFC8CF" w:sz="4"/>
+              <w:top w:val="single" w:color="C9D5E8" w:sz="4"/>
+              <w:left w:val="single" w:color="C9D5E8" w:sz="4"/>
+              <w:bottom w:val="single" w:color="C9D5E8" w:sz="4"/>
+              <w:right w:val="single" w:color="C9D5E8" w:sz="4"/>
             </w:tcBorders>
             <w:tcMar>
               <w:top w:type="dxa" w:w="70"/>
@@ -4802,10 +5152,10 @@
           <w:tcPr>
             <w:tcW w:type="dxa" w:w="1900"/>
             <w:tcBorders>
-              <w:top w:val="single" w:color="BFC8CF" w:sz="4"/>
-              <w:left w:val="single" w:color="BFC8CF" w:sz="4"/>
-              <w:bottom w:val="single" w:color="BFC8CF" w:sz="4"/>
-              <w:right w:val="single" w:color="BFC8CF" w:sz="4"/>
+              <w:top w:val="single" w:color="C9D5E8" w:sz="4"/>
+              <w:left w:val="single" w:color="C9D5E8" w:sz="4"/>
+              <w:bottom w:val="single" w:color="C9D5E8" w:sz="4"/>
+              <w:right w:val="single" w:color="C9D5E8" w:sz="4"/>
             </w:tcBorders>
             <w:tcMar>
               <w:top w:type="dxa" w:w="70"/>
@@ -4831,10 +5181,10 @@
           <w:tcPr>
             <w:tcW w:type="dxa" w:w="3660"/>
             <w:tcBorders>
-              <w:top w:val="single" w:color="BFC8CF" w:sz="4"/>
-              <w:left w:val="single" w:color="BFC8CF" w:sz="4"/>
-              <w:bottom w:val="single" w:color="BFC8CF" w:sz="4"/>
-              <w:right w:val="single" w:color="BFC8CF" w:sz="4"/>
+              <w:top w:val="single" w:color="C9D5E8" w:sz="4"/>
+              <w:left w:val="single" w:color="C9D5E8" w:sz="4"/>
+              <w:bottom w:val="single" w:color="C9D5E8" w:sz="4"/>
+              <w:right w:val="single" w:color="C9D5E8" w:sz="4"/>
             </w:tcBorders>
             <w:tcMar>
               <w:top w:type="dxa" w:w="70"/>
@@ -4860,10 +5210,10 @@
           <w:tcPr>
             <w:tcW w:type="dxa" w:w="2300"/>
             <w:tcBorders>
-              <w:top w:val="single" w:color="BFC8CF" w:sz="4"/>
-              <w:left w:val="single" w:color="BFC8CF" w:sz="4"/>
-              <w:bottom w:val="single" w:color="BFC8CF" w:sz="4"/>
-              <w:right w:val="single" w:color="BFC8CF" w:sz="4"/>
+              <w:top w:val="single" w:color="C9D5E8" w:sz="4"/>
+              <w:left w:val="single" w:color="C9D5E8" w:sz="4"/>
+              <w:bottom w:val="single" w:color="C9D5E8" w:sz="4"/>
+              <w:right w:val="single" w:color="C9D5E8" w:sz="4"/>
             </w:tcBorders>
             <w:tcMar>
               <w:top w:type="dxa" w:w="70"/>
@@ -4894,10 +5244,10 @@
           <w:tcPr>
             <w:tcW w:type="dxa" w:w="1500"/>
             <w:tcBorders>
-              <w:top w:val="single" w:color="BFC8CF" w:sz="4"/>
-              <w:left w:val="single" w:color="BFC8CF" w:sz="4"/>
-              <w:bottom w:val="single" w:color="BFC8CF" w:sz="4"/>
-              <w:right w:val="single" w:color="BFC8CF" w:sz="4"/>
+              <w:top w:val="single" w:color="C9D5E8" w:sz="4"/>
+              <w:left w:val="single" w:color="C9D5E8" w:sz="4"/>
+              <w:bottom w:val="single" w:color="C9D5E8" w:sz="4"/>
+              <w:right w:val="single" w:color="C9D5E8" w:sz="4"/>
             </w:tcBorders>
             <w:tcMar>
               <w:top w:type="dxa" w:w="70"/>
@@ -4923,10 +5273,10 @@
           <w:tcPr>
             <w:tcW w:type="dxa" w:w="1900"/>
             <w:tcBorders>
-              <w:top w:val="single" w:color="BFC8CF" w:sz="4"/>
-              <w:left w:val="single" w:color="BFC8CF" w:sz="4"/>
-              <w:bottom w:val="single" w:color="BFC8CF" w:sz="4"/>
-              <w:right w:val="single" w:color="BFC8CF" w:sz="4"/>
+              <w:top w:val="single" w:color="C9D5E8" w:sz="4"/>
+              <w:left w:val="single" w:color="C9D5E8" w:sz="4"/>
+              <w:bottom w:val="single" w:color="C9D5E8" w:sz="4"/>
+              <w:right w:val="single" w:color="C9D5E8" w:sz="4"/>
             </w:tcBorders>
             <w:tcMar>
               <w:top w:type="dxa" w:w="70"/>
@@ -4952,10 +5302,10 @@
           <w:tcPr>
             <w:tcW w:type="dxa" w:w="3660"/>
             <w:tcBorders>
-              <w:top w:val="single" w:color="BFC8CF" w:sz="4"/>
-              <w:left w:val="single" w:color="BFC8CF" w:sz="4"/>
-              <w:bottom w:val="single" w:color="BFC8CF" w:sz="4"/>
-              <w:right w:val="single" w:color="BFC8CF" w:sz="4"/>
+              <w:top w:val="single" w:color="C9D5E8" w:sz="4"/>
+              <w:left w:val="single" w:color="C9D5E8" w:sz="4"/>
+              <w:bottom w:val="single" w:color="C9D5E8" w:sz="4"/>
+              <w:right w:val="single" w:color="C9D5E8" w:sz="4"/>
             </w:tcBorders>
             <w:tcMar>
               <w:top w:type="dxa" w:w="70"/>
@@ -4981,10 +5331,10 @@
           <w:tcPr>
             <w:tcW w:type="dxa" w:w="2300"/>
             <w:tcBorders>
-              <w:top w:val="single" w:color="BFC8CF" w:sz="4"/>
-              <w:left w:val="single" w:color="BFC8CF" w:sz="4"/>
-              <w:bottom w:val="single" w:color="BFC8CF" w:sz="4"/>
-              <w:right w:val="single" w:color="BFC8CF" w:sz="4"/>
+              <w:top w:val="single" w:color="C9D5E8" w:sz="4"/>
+              <w:left w:val="single" w:color="C9D5E8" w:sz="4"/>
+              <w:bottom w:val="single" w:color="C9D5E8" w:sz="4"/>
+              <w:right w:val="single" w:color="C9D5E8" w:sz="4"/>
             </w:tcBorders>
             <w:tcMar>
               <w:top w:type="dxa" w:w="70"/>
@@ -5153,12 +5503,12 @@
           <w:tcPr>
             <w:tcW w:type="dxa" w:w="3000"/>
             <w:tcBorders>
-              <w:top w:val="single" w:color="BFC8CF" w:sz="4"/>
-              <w:left w:val="single" w:color="BFC8CF" w:sz="4"/>
-              <w:bottom w:val="single" w:color="BFC8CF" w:sz="4"/>
-              <w:right w:val="single" w:color="BFC8CF" w:sz="4"/>
-            </w:tcBorders>
-            <w:shd w:fill="1F3A5F" w:color="auto" w:val="clear"/>
+              <w:top w:val="single" w:color="C9D5E8" w:sz="4"/>
+              <w:left w:val="single" w:color="C9D5E8" w:sz="4"/>
+              <w:bottom w:val="single" w:color="C9D5E8" w:sz="4"/>
+              <w:right w:val="single" w:color="C9D5E8" w:sz="4"/>
+            </w:tcBorders>
+            <w:shd w:fill="132A4E" w:color="auto" w:val="clear"/>
             <w:tcMar>
               <w:top w:type="dxa" w:w="70"/>
               <w:left w:type="dxa" w:w="110"/>
@@ -5186,12 +5536,12 @@
           <w:tcPr>
             <w:tcW w:type="dxa" w:w="6360"/>
             <w:tcBorders>
-              <w:top w:val="single" w:color="BFC8CF" w:sz="4"/>
-              <w:left w:val="single" w:color="BFC8CF" w:sz="4"/>
-              <w:bottom w:val="single" w:color="BFC8CF" w:sz="4"/>
-              <w:right w:val="single" w:color="BFC8CF" w:sz="4"/>
-            </w:tcBorders>
-            <w:shd w:fill="1F3A5F" w:color="auto" w:val="clear"/>
+              <w:top w:val="single" w:color="C9D5E8" w:sz="4"/>
+              <w:left w:val="single" w:color="C9D5E8" w:sz="4"/>
+              <w:bottom w:val="single" w:color="C9D5E8" w:sz="4"/>
+              <w:right w:val="single" w:color="C9D5E8" w:sz="4"/>
+            </w:tcBorders>
+            <w:shd w:fill="132A4E" w:color="auto" w:val="clear"/>
             <w:tcMar>
               <w:top w:type="dxa" w:w="70"/>
               <w:left w:type="dxa" w:w="110"/>
@@ -5224,10 +5574,10 @@
           <w:tcPr>
             <w:tcW w:type="dxa" w:w="3000"/>
             <w:tcBorders>
-              <w:top w:val="single" w:color="BFC8CF" w:sz="4"/>
-              <w:left w:val="single" w:color="BFC8CF" w:sz="4"/>
-              <w:bottom w:val="single" w:color="BFC8CF" w:sz="4"/>
-              <w:right w:val="single" w:color="BFC8CF" w:sz="4"/>
+              <w:top w:val="single" w:color="C9D5E8" w:sz="4"/>
+              <w:left w:val="single" w:color="C9D5E8" w:sz="4"/>
+              <w:bottom w:val="single" w:color="C9D5E8" w:sz="4"/>
+              <w:right w:val="single" w:color="C9D5E8" w:sz="4"/>
             </w:tcBorders>
             <w:tcMar>
               <w:top w:type="dxa" w:w="70"/>
@@ -5253,10 +5603,10 @@
           <w:tcPr>
             <w:tcW w:type="dxa" w:w="6360"/>
             <w:tcBorders>
-              <w:top w:val="single" w:color="BFC8CF" w:sz="4"/>
-              <w:left w:val="single" w:color="BFC8CF" w:sz="4"/>
-              <w:bottom w:val="single" w:color="BFC8CF" w:sz="4"/>
-              <w:right w:val="single" w:color="BFC8CF" w:sz="4"/>
+              <w:top w:val="single" w:color="C9D5E8" w:sz="4"/>
+              <w:left w:val="single" w:color="C9D5E8" w:sz="4"/>
+              <w:bottom w:val="single" w:color="C9D5E8" w:sz="4"/>
+              <w:right w:val="single" w:color="C9D5E8" w:sz="4"/>
             </w:tcBorders>
             <w:tcMar>
               <w:top w:type="dxa" w:w="70"/>
@@ -5287,10 +5637,10 @@
           <w:tcPr>
             <w:tcW w:type="dxa" w:w="3000"/>
             <w:tcBorders>
-              <w:top w:val="single" w:color="BFC8CF" w:sz="4"/>
-              <w:left w:val="single" w:color="BFC8CF" w:sz="4"/>
-              <w:bottom w:val="single" w:color="BFC8CF" w:sz="4"/>
-              <w:right w:val="single" w:color="BFC8CF" w:sz="4"/>
+              <w:top w:val="single" w:color="C9D5E8" w:sz="4"/>
+              <w:left w:val="single" w:color="C9D5E8" w:sz="4"/>
+              <w:bottom w:val="single" w:color="C9D5E8" w:sz="4"/>
+              <w:right w:val="single" w:color="C9D5E8" w:sz="4"/>
             </w:tcBorders>
             <w:tcMar>
               <w:top w:type="dxa" w:w="70"/>
@@ -5316,10 +5666,10 @@
           <w:tcPr>
             <w:tcW w:type="dxa" w:w="6360"/>
             <w:tcBorders>
-              <w:top w:val="single" w:color="BFC8CF" w:sz="4"/>
-              <w:left w:val="single" w:color="BFC8CF" w:sz="4"/>
-              <w:bottom w:val="single" w:color="BFC8CF" w:sz="4"/>
-              <w:right w:val="single" w:color="BFC8CF" w:sz="4"/>
+              <w:top w:val="single" w:color="C9D5E8" w:sz="4"/>
+              <w:left w:val="single" w:color="C9D5E8" w:sz="4"/>
+              <w:bottom w:val="single" w:color="C9D5E8" w:sz="4"/>
+              <w:right w:val="single" w:color="C9D5E8" w:sz="4"/>
             </w:tcBorders>
             <w:tcMar>
               <w:top w:type="dxa" w:w="70"/>
@@ -5350,10 +5700,10 @@
           <w:tcPr>
             <w:tcW w:type="dxa" w:w="3000"/>
             <w:tcBorders>
-              <w:top w:val="single" w:color="BFC8CF" w:sz="4"/>
-              <w:left w:val="single" w:color="BFC8CF" w:sz="4"/>
-              <w:bottom w:val="single" w:color="BFC8CF" w:sz="4"/>
-              <w:right w:val="single" w:color="BFC8CF" w:sz="4"/>
+              <w:top w:val="single" w:color="C9D5E8" w:sz="4"/>
+              <w:left w:val="single" w:color="C9D5E8" w:sz="4"/>
+              <w:bottom w:val="single" w:color="C9D5E8" w:sz="4"/>
+              <w:right w:val="single" w:color="C9D5E8" w:sz="4"/>
             </w:tcBorders>
             <w:tcMar>
               <w:top w:type="dxa" w:w="70"/>
@@ -5379,10 +5729,10 @@
           <w:tcPr>
             <w:tcW w:type="dxa" w:w="6360"/>
             <w:tcBorders>
-              <w:top w:val="single" w:color="BFC8CF" w:sz="4"/>
-              <w:left w:val="single" w:color="BFC8CF" w:sz="4"/>
-              <w:bottom w:val="single" w:color="BFC8CF" w:sz="4"/>
-              <w:right w:val="single" w:color="BFC8CF" w:sz="4"/>
+              <w:top w:val="single" w:color="C9D5E8" w:sz="4"/>
+              <w:left w:val="single" w:color="C9D5E8" w:sz="4"/>
+              <w:bottom w:val="single" w:color="C9D5E8" w:sz="4"/>
+              <w:right w:val="single" w:color="C9D5E8" w:sz="4"/>
             </w:tcBorders>
             <w:tcMar>
               <w:top w:type="dxa" w:w="70"/>
@@ -5413,10 +5763,10 @@
           <w:tcPr>
             <w:tcW w:type="dxa" w:w="3000"/>
             <w:tcBorders>
-              <w:top w:val="single" w:color="BFC8CF" w:sz="4"/>
-              <w:left w:val="single" w:color="BFC8CF" w:sz="4"/>
-              <w:bottom w:val="single" w:color="BFC8CF" w:sz="4"/>
-              <w:right w:val="single" w:color="BFC8CF" w:sz="4"/>
+              <w:top w:val="single" w:color="C9D5E8" w:sz="4"/>
+              <w:left w:val="single" w:color="C9D5E8" w:sz="4"/>
+              <w:bottom w:val="single" w:color="C9D5E8" w:sz="4"/>
+              <w:right w:val="single" w:color="C9D5E8" w:sz="4"/>
             </w:tcBorders>
             <w:tcMar>
               <w:top w:type="dxa" w:w="70"/>
@@ -5442,10 +5792,10 @@
           <w:tcPr>
             <w:tcW w:type="dxa" w:w="6360"/>
             <w:tcBorders>
-              <w:top w:val="single" w:color="BFC8CF" w:sz="4"/>
-              <w:left w:val="single" w:color="BFC8CF" w:sz="4"/>
-              <w:bottom w:val="single" w:color="BFC8CF" w:sz="4"/>
-              <w:right w:val="single" w:color="BFC8CF" w:sz="4"/>
+              <w:top w:val="single" w:color="C9D5E8" w:sz="4"/>
+              <w:left w:val="single" w:color="C9D5E8" w:sz="4"/>
+              <w:bottom w:val="single" w:color="C9D5E8" w:sz="4"/>
+              <w:right w:val="single" w:color="C9D5E8" w:sz="4"/>
             </w:tcBorders>
             <w:tcMar>
               <w:top w:type="dxa" w:w="70"/>
@@ -5476,10 +5826,10 @@
           <w:tcPr>
             <w:tcW w:type="dxa" w:w="3000"/>
             <w:tcBorders>
-              <w:top w:val="single" w:color="BFC8CF" w:sz="4"/>
-              <w:left w:val="single" w:color="BFC8CF" w:sz="4"/>
-              <w:bottom w:val="single" w:color="BFC8CF" w:sz="4"/>
-              <w:right w:val="single" w:color="BFC8CF" w:sz="4"/>
+              <w:top w:val="single" w:color="C9D5E8" w:sz="4"/>
+              <w:left w:val="single" w:color="C9D5E8" w:sz="4"/>
+              <w:bottom w:val="single" w:color="C9D5E8" w:sz="4"/>
+              <w:right w:val="single" w:color="C9D5E8" w:sz="4"/>
             </w:tcBorders>
             <w:tcMar>
               <w:top w:type="dxa" w:w="70"/>
@@ -5505,10 +5855,10 @@
           <w:tcPr>
             <w:tcW w:type="dxa" w:w="6360"/>
             <w:tcBorders>
-              <w:top w:val="single" w:color="BFC8CF" w:sz="4"/>
-              <w:left w:val="single" w:color="BFC8CF" w:sz="4"/>
-              <w:bottom w:val="single" w:color="BFC8CF" w:sz="4"/>
-              <w:right w:val="single" w:color="BFC8CF" w:sz="4"/>
+              <w:top w:val="single" w:color="C9D5E8" w:sz="4"/>
+              <w:left w:val="single" w:color="C9D5E8" w:sz="4"/>
+              <w:bottom w:val="single" w:color="C9D5E8" w:sz="4"/>
+              <w:right w:val="single" w:color="C9D5E8" w:sz="4"/>
             </w:tcBorders>
             <w:tcMar>
               <w:top w:type="dxa" w:w="70"/>
@@ -5539,10 +5889,10 @@
           <w:tcPr>
             <w:tcW w:type="dxa" w:w="3000"/>
             <w:tcBorders>
-              <w:top w:val="single" w:color="BFC8CF" w:sz="4"/>
-              <w:left w:val="single" w:color="BFC8CF" w:sz="4"/>
-              <w:bottom w:val="single" w:color="BFC8CF" w:sz="4"/>
-              <w:right w:val="single" w:color="BFC8CF" w:sz="4"/>
+              <w:top w:val="single" w:color="C9D5E8" w:sz="4"/>
+              <w:left w:val="single" w:color="C9D5E8" w:sz="4"/>
+              <w:bottom w:val="single" w:color="C9D5E8" w:sz="4"/>
+              <w:right w:val="single" w:color="C9D5E8" w:sz="4"/>
             </w:tcBorders>
             <w:tcMar>
               <w:top w:type="dxa" w:w="70"/>
@@ -5568,10 +5918,10 @@
           <w:tcPr>
             <w:tcW w:type="dxa" w:w="6360"/>
             <w:tcBorders>
-              <w:top w:val="single" w:color="BFC8CF" w:sz="4"/>
-              <w:left w:val="single" w:color="BFC8CF" w:sz="4"/>
-              <w:bottom w:val="single" w:color="BFC8CF" w:sz="4"/>
-              <w:right w:val="single" w:color="BFC8CF" w:sz="4"/>
+              <w:top w:val="single" w:color="C9D5E8" w:sz="4"/>
+              <w:left w:val="single" w:color="C9D5E8" w:sz="4"/>
+              <w:bottom w:val="single" w:color="C9D5E8" w:sz="4"/>
+              <w:right w:val="single" w:color="C9D5E8" w:sz="4"/>
             </w:tcBorders>
             <w:tcMar>
               <w:top w:type="dxa" w:w="70"/>
@@ -5604,9 +5954,9 @@
       <w:pPr>
         <w:keepNext w:val="false"/>
         <w:pBdr>
-          <w:left w:val="single" w:color="9A4A1F" w:sz="24" w:space="10"/>
+          <w:left w:val="single" w:color="B4530C" w:sz="24" w:space="10"/>
         </w:pBdr>
-        <w:shd w:fill="EEF2F5" w:color="auto" w:val="clear"/>
+        <w:shd w:fill="EDF1F8" w:color="auto" w:val="clear"/>
         <w:spacing w:after="200" w:before="120"/>
         <w:ind w:left="200" w:right="200"/>
       </w:pPr>
@@ -5667,12 +6017,12 @@
           <w:tcPr>
             <w:tcW w:type="dxa" w:w="1700"/>
             <w:tcBorders>
-              <w:top w:val="single" w:color="BFC8CF" w:sz="4"/>
-              <w:left w:val="single" w:color="BFC8CF" w:sz="4"/>
-              <w:bottom w:val="single" w:color="BFC8CF" w:sz="4"/>
-              <w:right w:val="single" w:color="BFC8CF" w:sz="4"/>
-            </w:tcBorders>
-            <w:shd w:fill="1F3A5F" w:color="auto" w:val="clear"/>
+              <w:top w:val="single" w:color="C9D5E8" w:sz="4"/>
+              <w:left w:val="single" w:color="C9D5E8" w:sz="4"/>
+              <w:bottom w:val="single" w:color="C9D5E8" w:sz="4"/>
+              <w:right w:val="single" w:color="C9D5E8" w:sz="4"/>
+            </w:tcBorders>
+            <w:shd w:fill="132A4E" w:color="auto" w:val="clear"/>
             <w:tcMar>
               <w:top w:type="dxa" w:w="70"/>
               <w:left w:type="dxa" w:w="110"/>
@@ -5700,12 +6050,12 @@
           <w:tcPr>
             <w:tcW w:type="dxa" w:w="4960"/>
             <w:tcBorders>
-              <w:top w:val="single" w:color="BFC8CF" w:sz="4"/>
-              <w:left w:val="single" w:color="BFC8CF" w:sz="4"/>
-              <w:bottom w:val="single" w:color="BFC8CF" w:sz="4"/>
-              <w:right w:val="single" w:color="BFC8CF" w:sz="4"/>
-            </w:tcBorders>
-            <w:shd w:fill="1F3A5F" w:color="auto" w:val="clear"/>
+              <w:top w:val="single" w:color="C9D5E8" w:sz="4"/>
+              <w:left w:val="single" w:color="C9D5E8" w:sz="4"/>
+              <w:bottom w:val="single" w:color="C9D5E8" w:sz="4"/>
+              <w:right w:val="single" w:color="C9D5E8" w:sz="4"/>
+            </w:tcBorders>
+            <w:shd w:fill="132A4E" w:color="auto" w:val="clear"/>
             <w:tcMar>
               <w:top w:type="dxa" w:w="70"/>
               <w:left w:type="dxa" w:w="110"/>
@@ -5733,12 +6083,12 @@
           <w:tcPr>
             <w:tcW w:type="dxa" w:w="2700"/>
             <w:tcBorders>
-              <w:top w:val="single" w:color="BFC8CF" w:sz="4"/>
-              <w:left w:val="single" w:color="BFC8CF" w:sz="4"/>
-              <w:bottom w:val="single" w:color="BFC8CF" w:sz="4"/>
-              <w:right w:val="single" w:color="BFC8CF" w:sz="4"/>
-            </w:tcBorders>
-            <w:shd w:fill="1F3A5F" w:color="auto" w:val="clear"/>
+              <w:top w:val="single" w:color="C9D5E8" w:sz="4"/>
+              <w:left w:val="single" w:color="C9D5E8" w:sz="4"/>
+              <w:bottom w:val="single" w:color="C9D5E8" w:sz="4"/>
+              <w:right w:val="single" w:color="C9D5E8" w:sz="4"/>
+            </w:tcBorders>
+            <w:shd w:fill="132A4E" w:color="auto" w:val="clear"/>
             <w:tcMar>
               <w:top w:type="dxa" w:w="70"/>
               <w:left w:type="dxa" w:w="110"/>
@@ -5771,10 +6121,10 @@
           <w:tcPr>
             <w:tcW w:type="dxa" w:w="1700"/>
             <w:tcBorders>
-              <w:top w:val="single" w:color="BFC8CF" w:sz="4"/>
-              <w:left w:val="single" w:color="BFC8CF" w:sz="4"/>
-              <w:bottom w:val="single" w:color="BFC8CF" w:sz="4"/>
-              <w:right w:val="single" w:color="BFC8CF" w:sz="4"/>
+              <w:top w:val="single" w:color="C9D5E8" w:sz="4"/>
+              <w:left w:val="single" w:color="C9D5E8" w:sz="4"/>
+              <w:bottom w:val="single" w:color="C9D5E8" w:sz="4"/>
+              <w:right w:val="single" w:color="C9D5E8" w:sz="4"/>
             </w:tcBorders>
             <w:tcMar>
               <w:top w:type="dxa" w:w="70"/>
@@ -5800,10 +6150,10 @@
           <w:tcPr>
             <w:tcW w:type="dxa" w:w="4960"/>
             <w:tcBorders>
-              <w:top w:val="single" w:color="BFC8CF" w:sz="4"/>
-              <w:left w:val="single" w:color="BFC8CF" w:sz="4"/>
-              <w:bottom w:val="single" w:color="BFC8CF" w:sz="4"/>
-              <w:right w:val="single" w:color="BFC8CF" w:sz="4"/>
+              <w:top w:val="single" w:color="C9D5E8" w:sz="4"/>
+              <w:left w:val="single" w:color="C9D5E8" w:sz="4"/>
+              <w:bottom w:val="single" w:color="C9D5E8" w:sz="4"/>
+              <w:right w:val="single" w:color="C9D5E8" w:sz="4"/>
             </w:tcBorders>
             <w:tcMar>
               <w:top w:type="dxa" w:w="70"/>
@@ -5829,10 +6179,10 @@
           <w:tcPr>
             <w:tcW w:type="dxa" w:w="2700"/>
             <w:tcBorders>
-              <w:top w:val="single" w:color="BFC8CF" w:sz="4"/>
-              <w:left w:val="single" w:color="BFC8CF" w:sz="4"/>
-              <w:bottom w:val="single" w:color="BFC8CF" w:sz="4"/>
-              <w:right w:val="single" w:color="BFC8CF" w:sz="4"/>
+              <w:top w:val="single" w:color="C9D5E8" w:sz="4"/>
+              <w:left w:val="single" w:color="C9D5E8" w:sz="4"/>
+              <w:bottom w:val="single" w:color="C9D5E8" w:sz="4"/>
+              <w:right w:val="single" w:color="C9D5E8" w:sz="4"/>
             </w:tcBorders>
             <w:tcMar>
               <w:top w:type="dxa" w:w="70"/>
@@ -5863,10 +6213,10 @@
           <w:tcPr>
             <w:tcW w:type="dxa" w:w="1700"/>
             <w:tcBorders>
-              <w:top w:val="single" w:color="BFC8CF" w:sz="4"/>
-              <w:left w:val="single" w:color="BFC8CF" w:sz="4"/>
-              <w:bottom w:val="single" w:color="BFC8CF" w:sz="4"/>
-              <w:right w:val="single" w:color="BFC8CF" w:sz="4"/>
+              <w:top w:val="single" w:color="C9D5E8" w:sz="4"/>
+              <w:left w:val="single" w:color="C9D5E8" w:sz="4"/>
+              <w:bottom w:val="single" w:color="C9D5E8" w:sz="4"/>
+              <w:right w:val="single" w:color="C9D5E8" w:sz="4"/>
             </w:tcBorders>
             <w:tcMar>
               <w:top w:type="dxa" w:w="70"/>
@@ -5892,10 +6242,10 @@
           <w:tcPr>
             <w:tcW w:type="dxa" w:w="4960"/>
             <w:tcBorders>
-              <w:top w:val="single" w:color="BFC8CF" w:sz="4"/>
-              <w:left w:val="single" w:color="BFC8CF" w:sz="4"/>
-              <w:bottom w:val="single" w:color="BFC8CF" w:sz="4"/>
-              <w:right w:val="single" w:color="BFC8CF" w:sz="4"/>
+              <w:top w:val="single" w:color="C9D5E8" w:sz="4"/>
+              <w:left w:val="single" w:color="C9D5E8" w:sz="4"/>
+              <w:bottom w:val="single" w:color="C9D5E8" w:sz="4"/>
+              <w:right w:val="single" w:color="C9D5E8" w:sz="4"/>
             </w:tcBorders>
             <w:tcMar>
               <w:top w:type="dxa" w:w="70"/>
@@ -5921,10 +6271,10 @@
           <w:tcPr>
             <w:tcW w:type="dxa" w:w="2700"/>
             <w:tcBorders>
-              <w:top w:val="single" w:color="BFC8CF" w:sz="4"/>
-              <w:left w:val="single" w:color="BFC8CF" w:sz="4"/>
-              <w:bottom w:val="single" w:color="BFC8CF" w:sz="4"/>
-              <w:right w:val="single" w:color="BFC8CF" w:sz="4"/>
+              <w:top w:val="single" w:color="C9D5E8" w:sz="4"/>
+              <w:left w:val="single" w:color="C9D5E8" w:sz="4"/>
+              <w:bottom w:val="single" w:color="C9D5E8" w:sz="4"/>
+              <w:right w:val="single" w:color="C9D5E8" w:sz="4"/>
             </w:tcBorders>
             <w:tcMar>
               <w:top w:type="dxa" w:w="70"/>
@@ -5955,10 +6305,10 @@
           <w:tcPr>
             <w:tcW w:type="dxa" w:w="1700"/>
             <w:tcBorders>
-              <w:top w:val="single" w:color="BFC8CF" w:sz="4"/>
-              <w:left w:val="single" w:color="BFC8CF" w:sz="4"/>
-              <w:bottom w:val="single" w:color="BFC8CF" w:sz="4"/>
-              <w:right w:val="single" w:color="BFC8CF" w:sz="4"/>
+              <w:top w:val="single" w:color="C9D5E8" w:sz="4"/>
+              <w:left w:val="single" w:color="C9D5E8" w:sz="4"/>
+              <w:bottom w:val="single" w:color="C9D5E8" w:sz="4"/>
+              <w:right w:val="single" w:color="C9D5E8" w:sz="4"/>
             </w:tcBorders>
             <w:tcMar>
               <w:top w:type="dxa" w:w="70"/>
@@ -5984,10 +6334,10 @@
           <w:tcPr>
             <w:tcW w:type="dxa" w:w="4960"/>
             <w:tcBorders>
-              <w:top w:val="single" w:color="BFC8CF" w:sz="4"/>
-              <w:left w:val="single" w:color="BFC8CF" w:sz="4"/>
-              <w:bottom w:val="single" w:color="BFC8CF" w:sz="4"/>
-              <w:right w:val="single" w:color="BFC8CF" w:sz="4"/>
+              <w:top w:val="single" w:color="C9D5E8" w:sz="4"/>
+              <w:left w:val="single" w:color="C9D5E8" w:sz="4"/>
+              <w:bottom w:val="single" w:color="C9D5E8" w:sz="4"/>
+              <w:right w:val="single" w:color="C9D5E8" w:sz="4"/>
             </w:tcBorders>
             <w:tcMar>
               <w:top w:type="dxa" w:w="70"/>
@@ -6013,10 +6363,10 @@
           <w:tcPr>
             <w:tcW w:type="dxa" w:w="2700"/>
             <w:tcBorders>
-              <w:top w:val="single" w:color="BFC8CF" w:sz="4"/>
-              <w:left w:val="single" w:color="BFC8CF" w:sz="4"/>
-              <w:bottom w:val="single" w:color="BFC8CF" w:sz="4"/>
-              <w:right w:val="single" w:color="BFC8CF" w:sz="4"/>
+              <w:top w:val="single" w:color="C9D5E8" w:sz="4"/>
+              <w:left w:val="single" w:color="C9D5E8" w:sz="4"/>
+              <w:bottom w:val="single" w:color="C9D5E8" w:sz="4"/>
+              <w:right w:val="single" w:color="C9D5E8" w:sz="4"/>
             </w:tcBorders>
             <w:tcMar>
               <w:top w:type="dxa" w:w="70"/>
@@ -6047,10 +6397,10 @@
           <w:tcPr>
             <w:tcW w:type="dxa" w:w="1700"/>
             <w:tcBorders>
-              <w:top w:val="single" w:color="BFC8CF" w:sz="4"/>
-              <w:left w:val="single" w:color="BFC8CF" w:sz="4"/>
-              <w:bottom w:val="single" w:color="BFC8CF" w:sz="4"/>
-              <w:right w:val="single" w:color="BFC8CF" w:sz="4"/>
+              <w:top w:val="single" w:color="C9D5E8" w:sz="4"/>
+              <w:left w:val="single" w:color="C9D5E8" w:sz="4"/>
+              <w:bottom w:val="single" w:color="C9D5E8" w:sz="4"/>
+              <w:right w:val="single" w:color="C9D5E8" w:sz="4"/>
             </w:tcBorders>
             <w:tcMar>
               <w:top w:type="dxa" w:w="70"/>
@@ -6076,10 +6426,10 @@
           <w:tcPr>
             <w:tcW w:type="dxa" w:w="4960"/>
             <w:tcBorders>
-              <w:top w:val="single" w:color="BFC8CF" w:sz="4"/>
-              <w:left w:val="single" w:color="BFC8CF" w:sz="4"/>
-              <w:bottom w:val="single" w:color="BFC8CF" w:sz="4"/>
-              <w:right w:val="single" w:color="BFC8CF" w:sz="4"/>
+              <w:top w:val="single" w:color="C9D5E8" w:sz="4"/>
+              <w:left w:val="single" w:color="C9D5E8" w:sz="4"/>
+              <w:bottom w:val="single" w:color="C9D5E8" w:sz="4"/>
+              <w:right w:val="single" w:color="C9D5E8" w:sz="4"/>
             </w:tcBorders>
             <w:tcMar>
               <w:top w:type="dxa" w:w="70"/>
@@ -6105,10 +6455,10 @@
           <w:tcPr>
             <w:tcW w:type="dxa" w:w="2700"/>
             <w:tcBorders>
-              <w:top w:val="single" w:color="BFC8CF" w:sz="4"/>
-              <w:left w:val="single" w:color="BFC8CF" w:sz="4"/>
-              <w:bottom w:val="single" w:color="BFC8CF" w:sz="4"/>
-              <w:right w:val="single" w:color="BFC8CF" w:sz="4"/>
+              <w:top w:val="single" w:color="C9D5E8" w:sz="4"/>
+              <w:left w:val="single" w:color="C9D5E8" w:sz="4"/>
+              <w:bottom w:val="single" w:color="C9D5E8" w:sz="4"/>
+              <w:right w:val="single" w:color="C9D5E8" w:sz="4"/>
             </w:tcBorders>
             <w:tcMar>
               <w:top w:type="dxa" w:w="70"/>
@@ -6165,9 +6515,9 @@
       <w:pPr>
         <w:keepNext/>
         <w:pBdr>
-          <w:left w:val="single" w:color="9A4A1F" w:sz="24" w:space="10"/>
+          <w:left w:val="single" w:color="B4530C" w:sz="24" w:space="10"/>
         </w:pBdr>
-        <w:shd w:fill="EEF2F5" w:color="auto" w:val="clear"/>
+        <w:shd w:fill="EDF1F8" w:color="auto" w:val="clear"/>
         <w:spacing w:after="80" w:before="120"/>
         <w:ind w:left="200" w:right="200"/>
       </w:pPr>
@@ -6183,9 +6533,9 @@
       <w:pPr>
         <w:keepNext w:val="false"/>
         <w:pBdr>
-          <w:left w:val="single" w:color="9A4A1F" w:sz="24" w:space="10"/>
+          <w:left w:val="single" w:color="B4530C" w:sz="24" w:space="10"/>
         </w:pBdr>
-        <w:shd w:fill="EEF2F5" w:color="auto" w:val="clear"/>
+        <w:shd w:fill="EDF1F8" w:color="auto" w:val="clear"/>
         <w:spacing w:after="200" w:before="0"/>
         <w:ind w:left="200" w:right="200"/>
       </w:pPr>
@@ -6219,12 +6569,12 @@
           <w:tcPr>
             <w:tcW w:type="dxa" w:w="1500"/>
             <w:tcBorders>
-              <w:top w:val="single" w:color="BFC8CF" w:sz="4"/>
-              <w:left w:val="single" w:color="BFC8CF" w:sz="4"/>
-              <w:bottom w:val="single" w:color="BFC8CF" w:sz="4"/>
-              <w:right w:val="single" w:color="BFC8CF" w:sz="4"/>
-            </w:tcBorders>
-            <w:shd w:fill="1F3A5F" w:color="auto" w:val="clear"/>
+              <w:top w:val="single" w:color="C9D5E8" w:sz="4"/>
+              <w:left w:val="single" w:color="C9D5E8" w:sz="4"/>
+              <w:bottom w:val="single" w:color="C9D5E8" w:sz="4"/>
+              <w:right w:val="single" w:color="C9D5E8" w:sz="4"/>
+            </w:tcBorders>
+            <w:shd w:fill="132A4E" w:color="auto" w:val="clear"/>
             <w:tcMar>
               <w:top w:type="dxa" w:w="70"/>
               <w:left w:type="dxa" w:w="110"/>
@@ -6252,12 +6602,12 @@
           <w:tcPr>
             <w:tcW w:type="dxa" w:w="1900"/>
             <w:tcBorders>
-              <w:top w:val="single" w:color="BFC8CF" w:sz="4"/>
-              <w:left w:val="single" w:color="BFC8CF" w:sz="4"/>
-              <w:bottom w:val="single" w:color="BFC8CF" w:sz="4"/>
-              <w:right w:val="single" w:color="BFC8CF" w:sz="4"/>
-            </w:tcBorders>
-            <w:shd w:fill="1F3A5F" w:color="auto" w:val="clear"/>
+              <w:top w:val="single" w:color="C9D5E8" w:sz="4"/>
+              <w:left w:val="single" w:color="C9D5E8" w:sz="4"/>
+              <w:bottom w:val="single" w:color="C9D5E8" w:sz="4"/>
+              <w:right w:val="single" w:color="C9D5E8" w:sz="4"/>
+            </w:tcBorders>
+            <w:shd w:fill="132A4E" w:color="auto" w:val="clear"/>
             <w:tcMar>
               <w:top w:type="dxa" w:w="70"/>
               <w:left w:type="dxa" w:w="110"/>
@@ -6285,12 +6635,12 @@
           <w:tcPr>
             <w:tcW w:type="dxa" w:w="3460"/>
             <w:tcBorders>
-              <w:top w:val="single" w:color="BFC8CF" w:sz="4"/>
-              <w:left w:val="single" w:color="BFC8CF" w:sz="4"/>
-              <w:bottom w:val="single" w:color="BFC8CF" w:sz="4"/>
-              <w:right w:val="single" w:color="BFC8CF" w:sz="4"/>
-            </w:tcBorders>
-            <w:shd w:fill="1F3A5F" w:color="auto" w:val="clear"/>
+              <w:top w:val="single" w:color="C9D5E8" w:sz="4"/>
+              <w:left w:val="single" w:color="C9D5E8" w:sz="4"/>
+              <w:bottom w:val="single" w:color="C9D5E8" w:sz="4"/>
+              <w:right w:val="single" w:color="C9D5E8" w:sz="4"/>
+            </w:tcBorders>
+            <w:shd w:fill="132A4E" w:color="auto" w:val="clear"/>
             <w:tcMar>
               <w:top w:type="dxa" w:w="70"/>
               <w:left w:type="dxa" w:w="110"/>
@@ -6318,12 +6668,12 @@
           <w:tcPr>
             <w:tcW w:type="dxa" w:w="2500"/>
             <w:tcBorders>
-              <w:top w:val="single" w:color="BFC8CF" w:sz="4"/>
-              <w:left w:val="single" w:color="BFC8CF" w:sz="4"/>
-              <w:bottom w:val="single" w:color="BFC8CF" w:sz="4"/>
-              <w:right w:val="single" w:color="BFC8CF" w:sz="4"/>
-            </w:tcBorders>
-            <w:shd w:fill="1F3A5F" w:color="auto" w:val="clear"/>
+              <w:top w:val="single" w:color="C9D5E8" w:sz="4"/>
+              <w:left w:val="single" w:color="C9D5E8" w:sz="4"/>
+              <w:bottom w:val="single" w:color="C9D5E8" w:sz="4"/>
+              <w:right w:val="single" w:color="C9D5E8" w:sz="4"/>
+            </w:tcBorders>
+            <w:shd w:fill="132A4E" w:color="auto" w:val="clear"/>
             <w:tcMar>
               <w:top w:type="dxa" w:w="70"/>
               <w:left w:type="dxa" w:w="110"/>
@@ -6356,10 +6706,10 @@
           <w:tcPr>
             <w:tcW w:type="dxa" w:w="1500"/>
             <w:tcBorders>
-              <w:top w:val="single" w:color="BFC8CF" w:sz="4"/>
-              <w:left w:val="single" w:color="BFC8CF" w:sz="4"/>
-              <w:bottom w:val="single" w:color="BFC8CF" w:sz="4"/>
-              <w:right w:val="single" w:color="BFC8CF" w:sz="4"/>
+              <w:top w:val="single" w:color="C9D5E8" w:sz="4"/>
+              <w:left w:val="single" w:color="C9D5E8" w:sz="4"/>
+              <w:bottom w:val="single" w:color="C9D5E8" w:sz="4"/>
+              <w:right w:val="single" w:color="C9D5E8" w:sz="4"/>
             </w:tcBorders>
             <w:tcMar>
               <w:top w:type="dxa" w:w="70"/>
@@ -6385,10 +6735,10 @@
           <w:tcPr>
             <w:tcW w:type="dxa" w:w="1900"/>
             <w:tcBorders>
-              <w:top w:val="single" w:color="BFC8CF" w:sz="4"/>
-              <w:left w:val="single" w:color="BFC8CF" w:sz="4"/>
-              <w:bottom w:val="single" w:color="BFC8CF" w:sz="4"/>
-              <w:right w:val="single" w:color="BFC8CF" w:sz="4"/>
+              <w:top w:val="single" w:color="C9D5E8" w:sz="4"/>
+              <w:left w:val="single" w:color="C9D5E8" w:sz="4"/>
+              <w:bottom w:val="single" w:color="C9D5E8" w:sz="4"/>
+              <w:right w:val="single" w:color="C9D5E8" w:sz="4"/>
             </w:tcBorders>
             <w:tcMar>
               <w:top w:type="dxa" w:w="70"/>
@@ -6414,10 +6764,10 @@
           <w:tcPr>
             <w:tcW w:type="dxa" w:w="3460"/>
             <w:tcBorders>
-              <w:top w:val="single" w:color="BFC8CF" w:sz="4"/>
-              <w:left w:val="single" w:color="BFC8CF" w:sz="4"/>
-              <w:bottom w:val="single" w:color="BFC8CF" w:sz="4"/>
-              <w:right w:val="single" w:color="BFC8CF" w:sz="4"/>
+              <w:top w:val="single" w:color="C9D5E8" w:sz="4"/>
+              <w:left w:val="single" w:color="C9D5E8" w:sz="4"/>
+              <w:bottom w:val="single" w:color="C9D5E8" w:sz="4"/>
+              <w:right w:val="single" w:color="C9D5E8" w:sz="4"/>
             </w:tcBorders>
             <w:tcMar>
               <w:top w:type="dxa" w:w="70"/>
@@ -6443,10 +6793,10 @@
           <w:tcPr>
             <w:tcW w:type="dxa" w:w="2500"/>
             <w:tcBorders>
-              <w:top w:val="single" w:color="BFC8CF" w:sz="4"/>
-              <w:left w:val="single" w:color="BFC8CF" w:sz="4"/>
-              <w:bottom w:val="single" w:color="BFC8CF" w:sz="4"/>
-              <w:right w:val="single" w:color="BFC8CF" w:sz="4"/>
+              <w:top w:val="single" w:color="C9D5E8" w:sz="4"/>
+              <w:left w:val="single" w:color="C9D5E8" w:sz="4"/>
+              <w:bottom w:val="single" w:color="C9D5E8" w:sz="4"/>
+              <w:right w:val="single" w:color="C9D5E8" w:sz="4"/>
             </w:tcBorders>
             <w:tcMar>
               <w:top w:type="dxa" w:w="70"/>
@@ -6477,10 +6827,10 @@
           <w:tcPr>
             <w:tcW w:type="dxa" w:w="1500"/>
             <w:tcBorders>
-              <w:top w:val="single" w:color="BFC8CF" w:sz="4"/>
-              <w:left w:val="single" w:color="BFC8CF" w:sz="4"/>
-              <w:bottom w:val="single" w:color="BFC8CF" w:sz="4"/>
-              <w:right w:val="single" w:color="BFC8CF" w:sz="4"/>
+              <w:top w:val="single" w:color="C9D5E8" w:sz="4"/>
+              <w:left w:val="single" w:color="C9D5E8" w:sz="4"/>
+              <w:bottom w:val="single" w:color="C9D5E8" w:sz="4"/>
+              <w:right w:val="single" w:color="C9D5E8" w:sz="4"/>
             </w:tcBorders>
             <w:tcMar>
               <w:top w:type="dxa" w:w="70"/>
@@ -6506,10 +6856,10 @@
           <w:tcPr>
             <w:tcW w:type="dxa" w:w="1900"/>
             <w:tcBorders>
-              <w:top w:val="single" w:color="BFC8CF" w:sz="4"/>
-              <w:left w:val="single" w:color="BFC8CF" w:sz="4"/>
-              <w:bottom w:val="single" w:color="BFC8CF" w:sz="4"/>
-              <w:right w:val="single" w:color="BFC8CF" w:sz="4"/>
+              <w:top w:val="single" w:color="C9D5E8" w:sz="4"/>
+              <w:left w:val="single" w:color="C9D5E8" w:sz="4"/>
+              <w:bottom w:val="single" w:color="C9D5E8" w:sz="4"/>
+              <w:right w:val="single" w:color="C9D5E8" w:sz="4"/>
             </w:tcBorders>
             <w:tcMar>
               <w:top w:type="dxa" w:w="70"/>
@@ -6535,10 +6885,10 @@
           <w:tcPr>
             <w:tcW w:type="dxa" w:w="3460"/>
             <w:tcBorders>
-              <w:top w:val="single" w:color="BFC8CF" w:sz="4"/>
-              <w:left w:val="single" w:color="BFC8CF" w:sz="4"/>
-              <w:bottom w:val="single" w:color="BFC8CF" w:sz="4"/>
-              <w:right w:val="single" w:color="BFC8CF" w:sz="4"/>
+              <w:top w:val="single" w:color="C9D5E8" w:sz="4"/>
+              <w:left w:val="single" w:color="C9D5E8" w:sz="4"/>
+              <w:bottom w:val="single" w:color="C9D5E8" w:sz="4"/>
+              <w:right w:val="single" w:color="C9D5E8" w:sz="4"/>
             </w:tcBorders>
             <w:tcMar>
               <w:top w:type="dxa" w:w="70"/>
@@ -6564,10 +6914,10 @@
           <w:tcPr>
             <w:tcW w:type="dxa" w:w="2500"/>
             <w:tcBorders>
-              <w:top w:val="single" w:color="BFC8CF" w:sz="4"/>
-              <w:left w:val="single" w:color="BFC8CF" w:sz="4"/>
-              <w:bottom w:val="single" w:color="BFC8CF" w:sz="4"/>
-              <w:right w:val="single" w:color="BFC8CF" w:sz="4"/>
+              <w:top w:val="single" w:color="C9D5E8" w:sz="4"/>
+              <w:left w:val="single" w:color="C9D5E8" w:sz="4"/>
+              <w:bottom w:val="single" w:color="C9D5E8" w:sz="4"/>
+              <w:right w:val="single" w:color="C9D5E8" w:sz="4"/>
             </w:tcBorders>
             <w:tcMar>
               <w:top w:type="dxa" w:w="70"/>
@@ -6598,10 +6948,10 @@
           <w:tcPr>
             <w:tcW w:type="dxa" w:w="1500"/>
             <w:tcBorders>
-              <w:top w:val="single" w:color="BFC8CF" w:sz="4"/>
-              <w:left w:val="single" w:color="BFC8CF" w:sz="4"/>
-              <w:bottom w:val="single" w:color="BFC8CF" w:sz="4"/>
-              <w:right w:val="single" w:color="BFC8CF" w:sz="4"/>
+              <w:top w:val="single" w:color="C9D5E8" w:sz="4"/>
+              <w:left w:val="single" w:color="C9D5E8" w:sz="4"/>
+              <w:bottom w:val="single" w:color="C9D5E8" w:sz="4"/>
+              <w:right w:val="single" w:color="C9D5E8" w:sz="4"/>
             </w:tcBorders>
             <w:tcMar>
               <w:top w:type="dxa" w:w="70"/>
@@ -6627,10 +6977,10 @@
           <w:tcPr>
             <w:tcW w:type="dxa" w:w="1900"/>
             <w:tcBorders>
-              <w:top w:val="single" w:color="BFC8CF" w:sz="4"/>
-              <w:left w:val="single" w:color="BFC8CF" w:sz="4"/>
-              <w:bottom w:val="single" w:color="BFC8CF" w:sz="4"/>
-              <w:right w:val="single" w:color="BFC8CF" w:sz="4"/>
+              <w:top w:val="single" w:color="C9D5E8" w:sz="4"/>
+              <w:left w:val="single" w:color="C9D5E8" w:sz="4"/>
+              <w:bottom w:val="single" w:color="C9D5E8" w:sz="4"/>
+              <w:right w:val="single" w:color="C9D5E8" w:sz="4"/>
             </w:tcBorders>
             <w:tcMar>
               <w:top w:type="dxa" w:w="70"/>
@@ -6656,10 +7006,10 @@
           <w:tcPr>
             <w:tcW w:type="dxa" w:w="3460"/>
             <w:tcBorders>
-              <w:top w:val="single" w:color="BFC8CF" w:sz="4"/>
-              <w:left w:val="single" w:color="BFC8CF" w:sz="4"/>
-              <w:bottom w:val="single" w:color="BFC8CF" w:sz="4"/>
-              <w:right w:val="single" w:color="BFC8CF" w:sz="4"/>
+              <w:top w:val="single" w:color="C9D5E8" w:sz="4"/>
+              <w:left w:val="single" w:color="C9D5E8" w:sz="4"/>
+              <w:bottom w:val="single" w:color="C9D5E8" w:sz="4"/>
+              <w:right w:val="single" w:color="C9D5E8" w:sz="4"/>
             </w:tcBorders>
             <w:tcMar>
               <w:top w:type="dxa" w:w="70"/>
@@ -6685,10 +7035,10 @@
           <w:tcPr>
             <w:tcW w:type="dxa" w:w="2500"/>
             <w:tcBorders>
-              <w:top w:val="single" w:color="BFC8CF" w:sz="4"/>
-              <w:left w:val="single" w:color="BFC8CF" w:sz="4"/>
-              <w:bottom w:val="single" w:color="BFC8CF" w:sz="4"/>
-              <w:right w:val="single" w:color="BFC8CF" w:sz="4"/>
+              <w:top w:val="single" w:color="C9D5E8" w:sz="4"/>
+              <w:left w:val="single" w:color="C9D5E8" w:sz="4"/>
+              <w:bottom w:val="single" w:color="C9D5E8" w:sz="4"/>
+              <w:right w:val="single" w:color="C9D5E8" w:sz="4"/>
             </w:tcBorders>
             <w:tcMar>
               <w:top w:type="dxa" w:w="70"/>
@@ -6719,10 +7069,10 @@
           <w:tcPr>
             <w:tcW w:type="dxa" w:w="1500"/>
             <w:tcBorders>
-              <w:top w:val="single" w:color="BFC8CF" w:sz="4"/>
-              <w:left w:val="single" w:color="BFC8CF" w:sz="4"/>
-              <w:bottom w:val="single" w:color="BFC8CF" w:sz="4"/>
-              <w:right w:val="single" w:color="BFC8CF" w:sz="4"/>
+              <w:top w:val="single" w:color="C9D5E8" w:sz="4"/>
+              <w:left w:val="single" w:color="C9D5E8" w:sz="4"/>
+              <w:bottom w:val="single" w:color="C9D5E8" w:sz="4"/>
+              <w:right w:val="single" w:color="C9D5E8" w:sz="4"/>
             </w:tcBorders>
             <w:tcMar>
               <w:top w:type="dxa" w:w="70"/>
@@ -6748,10 +7098,10 @@
           <w:tcPr>
             <w:tcW w:type="dxa" w:w="1900"/>
             <w:tcBorders>
-              <w:top w:val="single" w:color="BFC8CF" w:sz="4"/>
-              <w:left w:val="single" w:color="BFC8CF" w:sz="4"/>
-              <w:bottom w:val="single" w:color="BFC8CF" w:sz="4"/>
-              <w:right w:val="single" w:color="BFC8CF" w:sz="4"/>
+              <w:top w:val="single" w:color="C9D5E8" w:sz="4"/>
+              <w:left w:val="single" w:color="C9D5E8" w:sz="4"/>
+              <w:bottom w:val="single" w:color="C9D5E8" w:sz="4"/>
+              <w:right w:val="single" w:color="C9D5E8" w:sz="4"/>
             </w:tcBorders>
             <w:tcMar>
               <w:top w:type="dxa" w:w="70"/>
@@ -6777,10 +7127,10 @@
           <w:tcPr>
             <w:tcW w:type="dxa" w:w="3460"/>
             <w:tcBorders>
-              <w:top w:val="single" w:color="BFC8CF" w:sz="4"/>
-              <w:left w:val="single" w:color="BFC8CF" w:sz="4"/>
-              <w:bottom w:val="single" w:color="BFC8CF" w:sz="4"/>
-              <w:right w:val="single" w:color="BFC8CF" w:sz="4"/>
+              <w:top w:val="single" w:color="C9D5E8" w:sz="4"/>
+              <w:left w:val="single" w:color="C9D5E8" w:sz="4"/>
+              <w:bottom w:val="single" w:color="C9D5E8" w:sz="4"/>
+              <w:right w:val="single" w:color="C9D5E8" w:sz="4"/>
             </w:tcBorders>
             <w:tcMar>
               <w:top w:type="dxa" w:w="70"/>
@@ -6806,10 +7156,10 @@
           <w:tcPr>
             <w:tcW w:type="dxa" w:w="2500"/>
             <w:tcBorders>
-              <w:top w:val="single" w:color="BFC8CF" w:sz="4"/>
-              <w:left w:val="single" w:color="BFC8CF" w:sz="4"/>
-              <w:bottom w:val="single" w:color="BFC8CF" w:sz="4"/>
-              <w:right w:val="single" w:color="BFC8CF" w:sz="4"/>
+              <w:top w:val="single" w:color="C9D5E8" w:sz="4"/>
+              <w:left w:val="single" w:color="C9D5E8" w:sz="4"/>
+              <w:bottom w:val="single" w:color="C9D5E8" w:sz="4"/>
+              <w:right w:val="single" w:color="C9D5E8" w:sz="4"/>
             </w:tcBorders>
             <w:tcMar>
               <w:top w:type="dxa" w:w="70"/>
@@ -6844,6 +7194,87 @@
       </w:pPr>
       <w:r>
         <w:t xml:space="preserve">Notice what the trigger rule never asks. It never asks how small the departure is. A 0.01 mm departure used as is needs a variance. A gross defect that is scrapped normally does not.</w:t>
+      </w:r>
+    </w:p>
+    <w:p>
+      <w:pPr>
+        <w:spacing w:after="140"/>
+      </w:pPr>
+      <w:r>
+        <w:t xml:space="preserve">Figure 4 runs each disposition through the rule.</w:t>
+      </w:r>
+    </w:p>
+    <w:p>
+      <w:pPr>
+        <w:keepNext/>
+        <w:spacing w:after="60" w:before="160"/>
+        <w:jc w:val="center"/>
+      </w:pPr>
+      <w:r>
+        <w:drawing>
+          <wp:inline distT="0" distB="0" distL="0" distR="0">
+            <wp:extent cx="5943600" cy="2619375"/>
+            <wp:effectExtent t="0" r="0" b="0" l="0"/>
+            <wp:docPr id="1" name="Figure 4" descr="The trigger rule" title="Figure 4"/>
+            <wp:cNvGraphicFramePr>
+              <a:graphicFrameLocks xmlns:a="http://schemas.openxmlformats.org/drawingml/2006/main" noChangeAspect="1"/>
+            </wp:cNvGraphicFramePr>
+            <a:graphic xmlns:a="http://schemas.openxmlformats.org/drawingml/2006/main">
+              <a:graphicData uri="http://schemas.openxmlformats.org/drawingml/2006/picture">
+                <pic:pic xmlns:pic="http://schemas.openxmlformats.org/drawingml/2006/picture">
+                  <pic:nvPicPr>
+                    <pic:cNvPr id="0" name="" descr=""/>
+                    <pic:cNvPicPr>
+                      <a:picLocks noChangeAspect="1" noChangeArrowheads="1"/>
+                    </pic:cNvPicPr>
+                  </pic:nvPicPr>
+                  <pic:blipFill>
+                    <a:blip r:embed="rId12" cstate="none"/>
+                    <a:srcRect/>
+                    <a:stretch>
+                      <a:fillRect/>
+                    </a:stretch>
+                  </pic:blipFill>
+                  <pic:spPr bwMode="auto">
+                    <a:xfrm>
+                      <a:off x="0" y="0"/>
+                      <a:ext cx="5943600" cy="2619375"/>
+                    </a:xfrm>
+                    <a:prstGeom prst="rect">
+                      <a:avLst/>
+                    </a:prstGeom>
+                  </pic:spPr>
+                </pic:pic>
+              </a:graphicData>
+            </a:graphic>
+          </wp:inline>
+        </w:drawing>
+      </w:r>
+    </w:p>
+    <w:p>
+      <w:pPr>
+        <w:spacing w:after="220"/>
+        <w:jc w:val="center"/>
+      </w:pPr>
+      <w:r>
+        <w:rPr>
+          <w:b/>
+          <w:bCs/>
+          <w:color w:val="132A4E"/>
+          <w:sz w:val="19"/>
+          <w:szCs w:val="19"/>
+        </w:rPr>
+        <w:t xml:space="preserve">Figure 4. </w:t>
+      </w:r>
+      <w:r>
+        <w:rPr>
+          <w:i/>
+          <w:iCs/>
+          <w:color w:val="4A5568"/>
+          <w:sz w:val="19"/>
+          <w:szCs w:val="19"/>
+        </w:rPr>
+        <w:t xml:space="preserve">The trigger rule</w:t>
       </w:r>
     </w:p>
     <w:p>
@@ -6975,12 +7406,12 @@
           <w:tcPr>
             <w:tcW w:type="dxa" w:w="2000"/>
             <w:tcBorders>
-              <w:top w:val="single" w:color="BFC8CF" w:sz="4"/>
-              <w:left w:val="single" w:color="BFC8CF" w:sz="4"/>
-              <w:bottom w:val="single" w:color="BFC8CF" w:sz="4"/>
-              <w:right w:val="single" w:color="BFC8CF" w:sz="4"/>
-            </w:tcBorders>
-            <w:shd w:fill="1F3A5F" w:color="auto" w:val="clear"/>
+              <w:top w:val="single" w:color="C9D5E8" w:sz="4"/>
+              <w:left w:val="single" w:color="C9D5E8" w:sz="4"/>
+              <w:bottom w:val="single" w:color="C9D5E8" w:sz="4"/>
+              <w:right w:val="single" w:color="C9D5E8" w:sz="4"/>
+            </w:tcBorders>
+            <w:shd w:fill="132A4E" w:color="auto" w:val="clear"/>
             <w:tcMar>
               <w:top w:type="dxa" w:w="70"/>
               <w:left w:type="dxa" w:w="110"/>
@@ -7008,12 +7439,12 @@
           <w:tcPr>
             <w:tcW w:type="dxa" w:w="3200"/>
             <w:tcBorders>
-              <w:top w:val="single" w:color="BFC8CF" w:sz="4"/>
-              <w:left w:val="single" w:color="BFC8CF" w:sz="4"/>
-              <w:bottom w:val="single" w:color="BFC8CF" w:sz="4"/>
-              <w:right w:val="single" w:color="BFC8CF" w:sz="4"/>
-            </w:tcBorders>
-            <w:shd w:fill="1F3A5F" w:color="auto" w:val="clear"/>
+              <w:top w:val="single" w:color="C9D5E8" w:sz="4"/>
+              <w:left w:val="single" w:color="C9D5E8" w:sz="4"/>
+              <w:bottom w:val="single" w:color="C9D5E8" w:sz="4"/>
+              <w:right w:val="single" w:color="C9D5E8" w:sz="4"/>
+            </w:tcBorders>
+            <w:shd w:fill="132A4E" w:color="auto" w:val="clear"/>
             <w:tcMar>
               <w:top w:type="dxa" w:w="70"/>
               <w:left w:type="dxa" w:w="110"/>
@@ -7041,12 +7472,12 @@
           <w:tcPr>
             <w:tcW w:type="dxa" w:w="4160"/>
             <w:tcBorders>
-              <w:top w:val="single" w:color="BFC8CF" w:sz="4"/>
-              <w:left w:val="single" w:color="BFC8CF" w:sz="4"/>
-              <w:bottom w:val="single" w:color="BFC8CF" w:sz="4"/>
-              <w:right w:val="single" w:color="BFC8CF" w:sz="4"/>
-            </w:tcBorders>
-            <w:shd w:fill="1F3A5F" w:color="auto" w:val="clear"/>
+              <w:top w:val="single" w:color="C9D5E8" w:sz="4"/>
+              <w:left w:val="single" w:color="C9D5E8" w:sz="4"/>
+              <w:bottom w:val="single" w:color="C9D5E8" w:sz="4"/>
+              <w:right w:val="single" w:color="C9D5E8" w:sz="4"/>
+            </w:tcBorders>
+            <w:shd w:fill="132A4E" w:color="auto" w:val="clear"/>
             <w:tcMar>
               <w:top w:type="dxa" w:w="70"/>
               <w:left w:type="dxa" w:w="110"/>
@@ -7079,10 +7510,10 @@
           <w:tcPr>
             <w:tcW w:type="dxa" w:w="2000"/>
             <w:tcBorders>
-              <w:top w:val="single" w:color="BFC8CF" w:sz="4"/>
-              <w:left w:val="single" w:color="BFC8CF" w:sz="4"/>
-              <w:bottom w:val="single" w:color="BFC8CF" w:sz="4"/>
-              <w:right w:val="single" w:color="BFC8CF" w:sz="4"/>
+              <w:top w:val="single" w:color="C9D5E8" w:sz="4"/>
+              <w:left w:val="single" w:color="C9D5E8" w:sz="4"/>
+              <w:bottom w:val="single" w:color="C9D5E8" w:sz="4"/>
+              <w:right w:val="single" w:color="C9D5E8" w:sz="4"/>
             </w:tcBorders>
             <w:tcMar>
               <w:top w:type="dxa" w:w="70"/>
@@ -7108,10 +7539,10 @@
           <w:tcPr>
             <w:tcW w:type="dxa" w:w="3200"/>
             <w:tcBorders>
-              <w:top w:val="single" w:color="BFC8CF" w:sz="4"/>
-              <w:left w:val="single" w:color="BFC8CF" w:sz="4"/>
-              <w:bottom w:val="single" w:color="BFC8CF" w:sz="4"/>
-              <w:right w:val="single" w:color="BFC8CF" w:sz="4"/>
+              <w:top w:val="single" w:color="C9D5E8" w:sz="4"/>
+              <w:left w:val="single" w:color="C9D5E8" w:sz="4"/>
+              <w:bottom w:val="single" w:color="C9D5E8" w:sz="4"/>
+              <w:right w:val="single" w:color="C9D5E8" w:sz="4"/>
             </w:tcBorders>
             <w:tcMar>
               <w:top w:type="dxa" w:w="70"/>
@@ -7137,10 +7568,10 @@
           <w:tcPr>
             <w:tcW w:type="dxa" w:w="4160"/>
             <w:tcBorders>
-              <w:top w:val="single" w:color="BFC8CF" w:sz="4"/>
-              <w:left w:val="single" w:color="BFC8CF" w:sz="4"/>
-              <w:bottom w:val="single" w:color="BFC8CF" w:sz="4"/>
-              <w:right w:val="single" w:color="BFC8CF" w:sz="4"/>
+              <w:top w:val="single" w:color="C9D5E8" w:sz="4"/>
+              <w:left w:val="single" w:color="C9D5E8" w:sz="4"/>
+              <w:bottom w:val="single" w:color="C9D5E8" w:sz="4"/>
+              <w:right w:val="single" w:color="C9D5E8" w:sz="4"/>
             </w:tcBorders>
             <w:tcMar>
               <w:top w:type="dxa" w:w="70"/>
@@ -7171,10 +7602,10 @@
           <w:tcPr>
             <w:tcW w:type="dxa" w:w="2000"/>
             <w:tcBorders>
-              <w:top w:val="single" w:color="BFC8CF" w:sz="4"/>
-              <w:left w:val="single" w:color="BFC8CF" w:sz="4"/>
-              <w:bottom w:val="single" w:color="BFC8CF" w:sz="4"/>
-              <w:right w:val="single" w:color="BFC8CF" w:sz="4"/>
+              <w:top w:val="single" w:color="C9D5E8" w:sz="4"/>
+              <w:left w:val="single" w:color="C9D5E8" w:sz="4"/>
+              <w:bottom w:val="single" w:color="C9D5E8" w:sz="4"/>
+              <w:right w:val="single" w:color="C9D5E8" w:sz="4"/>
             </w:tcBorders>
             <w:tcMar>
               <w:top w:type="dxa" w:w="70"/>
@@ -7200,10 +7631,10 @@
           <w:tcPr>
             <w:tcW w:type="dxa" w:w="3200"/>
             <w:tcBorders>
-              <w:top w:val="single" w:color="BFC8CF" w:sz="4"/>
-              <w:left w:val="single" w:color="BFC8CF" w:sz="4"/>
-              <w:bottom w:val="single" w:color="BFC8CF" w:sz="4"/>
-              <w:right w:val="single" w:color="BFC8CF" w:sz="4"/>
+              <w:top w:val="single" w:color="C9D5E8" w:sz="4"/>
+              <w:left w:val="single" w:color="C9D5E8" w:sz="4"/>
+              <w:bottom w:val="single" w:color="C9D5E8" w:sz="4"/>
+              <w:right w:val="single" w:color="C9D5E8" w:sz="4"/>
             </w:tcBorders>
             <w:tcMar>
               <w:top w:type="dxa" w:w="70"/>
@@ -7229,10 +7660,10 @@
           <w:tcPr>
             <w:tcW w:type="dxa" w:w="4160"/>
             <w:tcBorders>
-              <w:top w:val="single" w:color="BFC8CF" w:sz="4"/>
-              <w:left w:val="single" w:color="BFC8CF" w:sz="4"/>
-              <w:bottom w:val="single" w:color="BFC8CF" w:sz="4"/>
-              <w:right w:val="single" w:color="BFC8CF" w:sz="4"/>
+              <w:top w:val="single" w:color="C9D5E8" w:sz="4"/>
+              <w:left w:val="single" w:color="C9D5E8" w:sz="4"/>
+              <w:bottom w:val="single" w:color="C9D5E8" w:sz="4"/>
+              <w:right w:val="single" w:color="C9D5E8" w:sz="4"/>
             </w:tcBorders>
             <w:tcMar>
               <w:top w:type="dxa" w:w="70"/>
@@ -7263,10 +7694,10 @@
           <w:tcPr>
             <w:tcW w:type="dxa" w:w="2000"/>
             <w:tcBorders>
-              <w:top w:val="single" w:color="BFC8CF" w:sz="4"/>
-              <w:left w:val="single" w:color="BFC8CF" w:sz="4"/>
-              <w:bottom w:val="single" w:color="BFC8CF" w:sz="4"/>
-              <w:right w:val="single" w:color="BFC8CF" w:sz="4"/>
+              <w:top w:val="single" w:color="C9D5E8" w:sz="4"/>
+              <w:left w:val="single" w:color="C9D5E8" w:sz="4"/>
+              <w:bottom w:val="single" w:color="C9D5E8" w:sz="4"/>
+              <w:right w:val="single" w:color="C9D5E8" w:sz="4"/>
             </w:tcBorders>
             <w:tcMar>
               <w:top w:type="dxa" w:w="70"/>
@@ -7292,10 +7723,10 @@
           <w:tcPr>
             <w:tcW w:type="dxa" w:w="3200"/>
             <w:tcBorders>
-              <w:top w:val="single" w:color="BFC8CF" w:sz="4"/>
-              <w:left w:val="single" w:color="BFC8CF" w:sz="4"/>
-              <w:bottom w:val="single" w:color="BFC8CF" w:sz="4"/>
-              <w:right w:val="single" w:color="BFC8CF" w:sz="4"/>
+              <w:top w:val="single" w:color="C9D5E8" w:sz="4"/>
+              <w:left w:val="single" w:color="C9D5E8" w:sz="4"/>
+              <w:bottom w:val="single" w:color="C9D5E8" w:sz="4"/>
+              <w:right w:val="single" w:color="C9D5E8" w:sz="4"/>
             </w:tcBorders>
             <w:tcMar>
               <w:top w:type="dxa" w:w="70"/>
@@ -7321,10 +7752,10 @@
           <w:tcPr>
             <w:tcW w:type="dxa" w:w="4160"/>
             <w:tcBorders>
-              <w:top w:val="single" w:color="BFC8CF" w:sz="4"/>
-              <w:left w:val="single" w:color="BFC8CF" w:sz="4"/>
-              <w:bottom w:val="single" w:color="BFC8CF" w:sz="4"/>
-              <w:right w:val="single" w:color="BFC8CF" w:sz="4"/>
+              <w:top w:val="single" w:color="C9D5E8" w:sz="4"/>
+              <w:left w:val="single" w:color="C9D5E8" w:sz="4"/>
+              <w:bottom w:val="single" w:color="C9D5E8" w:sz="4"/>
+              <w:right w:val="single" w:color="C9D5E8" w:sz="4"/>
             </w:tcBorders>
             <w:tcMar>
               <w:top w:type="dxa" w:w="70"/>
@@ -7355,10 +7786,10 @@
           <w:tcPr>
             <w:tcW w:type="dxa" w:w="2000"/>
             <w:tcBorders>
-              <w:top w:val="single" w:color="BFC8CF" w:sz="4"/>
-              <w:left w:val="single" w:color="BFC8CF" w:sz="4"/>
-              <w:bottom w:val="single" w:color="BFC8CF" w:sz="4"/>
-              <w:right w:val="single" w:color="BFC8CF" w:sz="4"/>
+              <w:top w:val="single" w:color="C9D5E8" w:sz="4"/>
+              <w:left w:val="single" w:color="C9D5E8" w:sz="4"/>
+              <w:bottom w:val="single" w:color="C9D5E8" w:sz="4"/>
+              <w:right w:val="single" w:color="C9D5E8" w:sz="4"/>
             </w:tcBorders>
             <w:tcMar>
               <w:top w:type="dxa" w:w="70"/>
@@ -7384,10 +7815,10 @@
           <w:tcPr>
             <w:tcW w:type="dxa" w:w="3200"/>
             <w:tcBorders>
-              <w:top w:val="single" w:color="BFC8CF" w:sz="4"/>
-              <w:left w:val="single" w:color="BFC8CF" w:sz="4"/>
-              <w:bottom w:val="single" w:color="BFC8CF" w:sz="4"/>
-              <w:right w:val="single" w:color="BFC8CF" w:sz="4"/>
+              <w:top w:val="single" w:color="C9D5E8" w:sz="4"/>
+              <w:left w:val="single" w:color="C9D5E8" w:sz="4"/>
+              <w:bottom w:val="single" w:color="C9D5E8" w:sz="4"/>
+              <w:right w:val="single" w:color="C9D5E8" w:sz="4"/>
             </w:tcBorders>
             <w:tcMar>
               <w:top w:type="dxa" w:w="70"/>
@@ -7413,10 +7844,10 @@
           <w:tcPr>
             <w:tcW w:type="dxa" w:w="4160"/>
             <w:tcBorders>
-              <w:top w:val="single" w:color="BFC8CF" w:sz="4"/>
-              <w:left w:val="single" w:color="BFC8CF" w:sz="4"/>
-              <w:bottom w:val="single" w:color="BFC8CF" w:sz="4"/>
-              <w:right w:val="single" w:color="BFC8CF" w:sz="4"/>
+              <w:top w:val="single" w:color="C9D5E8" w:sz="4"/>
+              <w:left w:val="single" w:color="C9D5E8" w:sz="4"/>
+              <w:bottom w:val="single" w:color="C9D5E8" w:sz="4"/>
+              <w:right w:val="single" w:color="C9D5E8" w:sz="4"/>
             </w:tcBorders>
             <w:tcMar>
               <w:top w:type="dxa" w:w="70"/>
@@ -7486,12 +7917,12 @@
           <w:tcPr>
             <w:tcW w:type="dxa" w:w="2800"/>
             <w:tcBorders>
-              <w:top w:val="single" w:color="BFC8CF" w:sz="4"/>
-              <w:left w:val="single" w:color="BFC8CF" w:sz="4"/>
-              <w:bottom w:val="single" w:color="BFC8CF" w:sz="4"/>
-              <w:right w:val="single" w:color="BFC8CF" w:sz="4"/>
-            </w:tcBorders>
-            <w:shd w:fill="1F3A5F" w:color="auto" w:val="clear"/>
+              <w:top w:val="single" w:color="C9D5E8" w:sz="4"/>
+              <w:left w:val="single" w:color="C9D5E8" w:sz="4"/>
+              <w:bottom w:val="single" w:color="C9D5E8" w:sz="4"/>
+              <w:right w:val="single" w:color="C9D5E8" w:sz="4"/>
+            </w:tcBorders>
+            <w:shd w:fill="132A4E" w:color="auto" w:val="clear"/>
             <w:tcMar>
               <w:top w:type="dxa" w:w="70"/>
               <w:left w:type="dxa" w:w="110"/>
@@ -7519,12 +7950,12 @@
           <w:tcPr>
             <w:tcW w:type="dxa" w:w="3000"/>
             <w:tcBorders>
-              <w:top w:val="single" w:color="BFC8CF" w:sz="4"/>
-              <w:left w:val="single" w:color="BFC8CF" w:sz="4"/>
-              <w:bottom w:val="single" w:color="BFC8CF" w:sz="4"/>
-              <w:right w:val="single" w:color="BFC8CF" w:sz="4"/>
-            </w:tcBorders>
-            <w:shd w:fill="1F3A5F" w:color="auto" w:val="clear"/>
+              <w:top w:val="single" w:color="C9D5E8" w:sz="4"/>
+              <w:left w:val="single" w:color="C9D5E8" w:sz="4"/>
+              <w:bottom w:val="single" w:color="C9D5E8" w:sz="4"/>
+              <w:right w:val="single" w:color="C9D5E8" w:sz="4"/>
+            </w:tcBorders>
+            <w:shd w:fill="132A4E" w:color="auto" w:val="clear"/>
             <w:tcMar>
               <w:top w:type="dxa" w:w="70"/>
               <w:left w:type="dxa" w:w="110"/>
@@ -7552,12 +7983,12 @@
           <w:tcPr>
             <w:tcW w:type="dxa" w:w="3560"/>
             <w:tcBorders>
-              <w:top w:val="single" w:color="BFC8CF" w:sz="4"/>
-              <w:left w:val="single" w:color="BFC8CF" w:sz="4"/>
-              <w:bottom w:val="single" w:color="BFC8CF" w:sz="4"/>
-              <w:right w:val="single" w:color="BFC8CF" w:sz="4"/>
-            </w:tcBorders>
-            <w:shd w:fill="1F3A5F" w:color="auto" w:val="clear"/>
+              <w:top w:val="single" w:color="C9D5E8" w:sz="4"/>
+              <w:left w:val="single" w:color="C9D5E8" w:sz="4"/>
+              <w:bottom w:val="single" w:color="C9D5E8" w:sz="4"/>
+              <w:right w:val="single" w:color="C9D5E8" w:sz="4"/>
+            </w:tcBorders>
+            <w:shd w:fill="132A4E" w:color="auto" w:val="clear"/>
             <w:tcMar>
               <w:top w:type="dxa" w:w="70"/>
               <w:left w:type="dxa" w:w="110"/>
@@ -7590,10 +8021,10 @@
           <w:tcPr>
             <w:tcW w:type="dxa" w:w="2800"/>
             <w:tcBorders>
-              <w:top w:val="single" w:color="BFC8CF" w:sz="4"/>
-              <w:left w:val="single" w:color="BFC8CF" w:sz="4"/>
-              <w:bottom w:val="single" w:color="BFC8CF" w:sz="4"/>
-              <w:right w:val="single" w:color="BFC8CF" w:sz="4"/>
+              <w:top w:val="single" w:color="C9D5E8" w:sz="4"/>
+              <w:left w:val="single" w:color="C9D5E8" w:sz="4"/>
+              <w:bottom w:val="single" w:color="C9D5E8" w:sz="4"/>
+              <w:right w:val="single" w:color="C9D5E8" w:sz="4"/>
             </w:tcBorders>
             <w:tcMar>
               <w:top w:type="dxa" w:w="70"/>
@@ -7619,10 +8050,10 @@
           <w:tcPr>
             <w:tcW w:type="dxa" w:w="3000"/>
             <w:tcBorders>
-              <w:top w:val="single" w:color="BFC8CF" w:sz="4"/>
-              <w:left w:val="single" w:color="BFC8CF" w:sz="4"/>
-              <w:bottom w:val="single" w:color="BFC8CF" w:sz="4"/>
-              <w:right w:val="single" w:color="BFC8CF" w:sz="4"/>
+              <w:top w:val="single" w:color="C9D5E8" w:sz="4"/>
+              <w:left w:val="single" w:color="C9D5E8" w:sz="4"/>
+              <w:bottom w:val="single" w:color="C9D5E8" w:sz="4"/>
+              <w:right w:val="single" w:color="C9D5E8" w:sz="4"/>
             </w:tcBorders>
             <w:tcMar>
               <w:top w:type="dxa" w:w="70"/>
@@ -7648,10 +8079,10 @@
           <w:tcPr>
             <w:tcW w:type="dxa" w:w="3560"/>
             <w:tcBorders>
-              <w:top w:val="single" w:color="BFC8CF" w:sz="4"/>
-              <w:left w:val="single" w:color="BFC8CF" w:sz="4"/>
-              <w:bottom w:val="single" w:color="BFC8CF" w:sz="4"/>
-              <w:right w:val="single" w:color="BFC8CF" w:sz="4"/>
+              <w:top w:val="single" w:color="C9D5E8" w:sz="4"/>
+              <w:left w:val="single" w:color="C9D5E8" w:sz="4"/>
+              <w:bottom w:val="single" w:color="C9D5E8" w:sz="4"/>
+              <w:right w:val="single" w:color="C9D5E8" w:sz="4"/>
             </w:tcBorders>
             <w:tcMar>
               <w:top w:type="dxa" w:w="70"/>
@@ -7682,10 +8113,10 @@
           <w:tcPr>
             <w:tcW w:type="dxa" w:w="2800"/>
             <w:tcBorders>
-              <w:top w:val="single" w:color="BFC8CF" w:sz="4"/>
-              <w:left w:val="single" w:color="BFC8CF" w:sz="4"/>
-              <w:bottom w:val="single" w:color="BFC8CF" w:sz="4"/>
-              <w:right w:val="single" w:color="BFC8CF" w:sz="4"/>
+              <w:top w:val="single" w:color="C9D5E8" w:sz="4"/>
+              <w:left w:val="single" w:color="C9D5E8" w:sz="4"/>
+              <w:bottom w:val="single" w:color="C9D5E8" w:sz="4"/>
+              <w:right w:val="single" w:color="C9D5E8" w:sz="4"/>
             </w:tcBorders>
             <w:tcMar>
               <w:top w:type="dxa" w:w="70"/>
@@ -7711,10 +8142,10 @@
           <w:tcPr>
             <w:tcW w:type="dxa" w:w="3000"/>
             <w:tcBorders>
-              <w:top w:val="single" w:color="BFC8CF" w:sz="4"/>
-              <w:left w:val="single" w:color="BFC8CF" w:sz="4"/>
-              <w:bottom w:val="single" w:color="BFC8CF" w:sz="4"/>
-              <w:right w:val="single" w:color="BFC8CF" w:sz="4"/>
+              <w:top w:val="single" w:color="C9D5E8" w:sz="4"/>
+              <w:left w:val="single" w:color="C9D5E8" w:sz="4"/>
+              <w:bottom w:val="single" w:color="C9D5E8" w:sz="4"/>
+              <w:right w:val="single" w:color="C9D5E8" w:sz="4"/>
             </w:tcBorders>
             <w:tcMar>
               <w:top w:type="dxa" w:w="70"/>
@@ -7740,10 +8171,10 @@
           <w:tcPr>
             <w:tcW w:type="dxa" w:w="3560"/>
             <w:tcBorders>
-              <w:top w:val="single" w:color="BFC8CF" w:sz="4"/>
-              <w:left w:val="single" w:color="BFC8CF" w:sz="4"/>
-              <w:bottom w:val="single" w:color="BFC8CF" w:sz="4"/>
-              <w:right w:val="single" w:color="BFC8CF" w:sz="4"/>
+              <w:top w:val="single" w:color="C9D5E8" w:sz="4"/>
+              <w:left w:val="single" w:color="C9D5E8" w:sz="4"/>
+              <w:bottom w:val="single" w:color="C9D5E8" w:sz="4"/>
+              <w:right w:val="single" w:color="C9D5E8" w:sz="4"/>
             </w:tcBorders>
             <w:tcMar>
               <w:top w:type="dxa" w:w="70"/>
@@ -7800,9 +8231,9 @@
       <w:pPr>
         <w:keepNext/>
         <w:pBdr>
-          <w:left w:val="single" w:color="9A4A1F" w:sz="24" w:space="10"/>
+          <w:left w:val="single" w:color="B4530C" w:sz="24" w:space="10"/>
         </w:pBdr>
-        <w:shd w:fill="EEF2F5" w:color="auto" w:val="clear"/>
+        <w:shd w:fill="EDF1F8" w:color="auto" w:val="clear"/>
         <w:spacing w:after="80" w:before="120"/>
         <w:ind w:left="200" w:right="200"/>
       </w:pPr>
@@ -7818,9 +8249,9 @@
       <w:pPr>
         <w:keepNext w:val="false"/>
         <w:pBdr>
-          <w:left w:val="single" w:color="9A4A1F" w:sz="24" w:space="10"/>
+          <w:left w:val="single" w:color="B4530C" w:sz="24" w:space="10"/>
         </w:pBdr>
-        <w:shd w:fill="EEF2F5" w:color="auto" w:val="clear"/>
+        <w:shd w:fill="EDF1F8" w:color="auto" w:val="clear"/>
         <w:spacing w:after="200" w:before="0"/>
         <w:ind w:left="200" w:right="200"/>
       </w:pPr>
@@ -7848,9 +8279,9 @@
       <w:pPr>
         <w:keepNext/>
         <w:pBdr>
-          <w:left w:val="single" w:color="1F3A5F" w:sz="24" w:space="10"/>
+          <w:left w:val="single" w:color="2A5CAA" w:sz="24" w:space="10"/>
         </w:pBdr>
-        <w:shd w:fill="EEF2F5" w:color="auto" w:val="clear"/>
+        <w:shd w:fill="EDF1F8" w:color="auto" w:val="clear"/>
         <w:spacing w:after="60" w:before="120"/>
         <w:ind w:left="200" w:right="200"/>
       </w:pPr>
@@ -7858,7 +8289,7 @@
         <w:rPr>
           <w:b/>
           <w:bCs/>
-          <w:color w:val="1F3A5F"/>
+          <w:color w:val="2A5CAA"/>
           <w:spacing w:val="20"/>
           <w:sz w:val="17"/>
           <w:szCs w:val="17"/>
@@ -7870,9 +8301,9 @@
       <w:pPr>
         <w:keepNext/>
         <w:pBdr>
-          <w:left w:val="single" w:color="1F3A5F" w:sz="24" w:space="10"/>
+          <w:left w:val="single" w:color="2A5CAA" w:sz="24" w:space="10"/>
         </w:pBdr>
-        <w:shd w:fill="EEF2F5" w:color="auto" w:val="clear"/>
+        <w:shd w:fill="EDF1F8" w:color="auto" w:val="clear"/>
         <w:spacing w:after="80" w:before="0"/>
         <w:ind w:left="200" w:right="200"/>
       </w:pPr>
@@ -7884,9 +8315,9 @@
       <w:pPr>
         <w:keepNext w:val="false"/>
         <w:pBdr>
-          <w:left w:val="single" w:color="1F3A5F" w:sz="24" w:space="10"/>
+          <w:left w:val="single" w:color="2A5CAA" w:sz="24" w:space="10"/>
         </w:pBdr>
-        <w:shd w:fill="EEF2F5" w:color="auto" w:val="clear"/>
+        <w:shd w:fill="EDF1F8" w:color="auto" w:val="clear"/>
         <w:spacing w:after="200" w:before="0"/>
         <w:ind w:left="200" w:right="200"/>
       </w:pPr>
@@ -7902,9 +8333,9 @@
       <w:pPr>
         <w:keepNext/>
         <w:pBdr>
-          <w:left w:val="single" w:color="1F3A5F" w:sz="24" w:space="10"/>
+          <w:left w:val="single" w:color="2A5CAA" w:sz="24" w:space="10"/>
         </w:pBdr>
-        <w:shd w:fill="EEF2F5" w:color="auto" w:val="clear"/>
+        <w:shd w:fill="EDF1F8" w:color="auto" w:val="clear"/>
         <w:spacing w:after="60" w:before="120"/>
         <w:ind w:left="200" w:right="200"/>
       </w:pPr>
@@ -7912,7 +8343,7 @@
         <w:rPr>
           <w:b/>
           <w:bCs/>
-          <w:color w:val="1F3A5F"/>
+          <w:color w:val="2A5CAA"/>
           <w:spacing w:val="20"/>
           <w:sz w:val="17"/>
           <w:szCs w:val="17"/>
@@ -7924,9 +8355,9 @@
       <w:pPr>
         <w:keepNext/>
         <w:pBdr>
-          <w:left w:val="single" w:color="1F3A5F" w:sz="24" w:space="10"/>
+          <w:left w:val="single" w:color="2A5CAA" w:sz="24" w:space="10"/>
         </w:pBdr>
-        <w:shd w:fill="EEF2F5" w:color="auto" w:val="clear"/>
+        <w:shd w:fill="EDF1F8" w:color="auto" w:val="clear"/>
         <w:spacing w:after="80" w:before="0"/>
         <w:ind w:left="200" w:right="200"/>
       </w:pPr>
@@ -7938,9 +8369,9 @@
       <w:pPr>
         <w:keepNext w:val="false"/>
         <w:pBdr>
-          <w:left w:val="single" w:color="1F3A5F" w:sz="24" w:space="10"/>
+          <w:left w:val="single" w:color="2A5CAA" w:sz="24" w:space="10"/>
         </w:pBdr>
-        <w:shd w:fill="EEF2F5" w:color="auto" w:val="clear"/>
+        <w:shd w:fill="EDF1F8" w:color="auto" w:val="clear"/>
         <w:spacing w:after="200" w:before="0"/>
         <w:ind w:left="200" w:right="200"/>
       </w:pPr>
@@ -7956,9 +8387,9 @@
       <w:pPr>
         <w:keepNext/>
         <w:pBdr>
-          <w:left w:val="single" w:color="1F3A5F" w:sz="24" w:space="10"/>
+          <w:left w:val="single" w:color="2A5CAA" w:sz="24" w:space="10"/>
         </w:pBdr>
-        <w:shd w:fill="EEF2F5" w:color="auto" w:val="clear"/>
+        <w:shd w:fill="EDF1F8" w:color="auto" w:val="clear"/>
         <w:spacing w:after="60" w:before="120"/>
         <w:ind w:left="200" w:right="200"/>
       </w:pPr>
@@ -7966,7 +8397,7 @@
         <w:rPr>
           <w:b/>
           <w:bCs/>
-          <w:color w:val="1F3A5F"/>
+          <w:color w:val="2A5CAA"/>
           <w:spacing w:val="20"/>
           <w:sz w:val="17"/>
           <w:szCs w:val="17"/>
@@ -7978,9 +8409,9 @@
       <w:pPr>
         <w:keepNext/>
         <w:pBdr>
-          <w:left w:val="single" w:color="1F3A5F" w:sz="24" w:space="10"/>
+          <w:left w:val="single" w:color="2A5CAA" w:sz="24" w:space="10"/>
         </w:pBdr>
-        <w:shd w:fill="EEF2F5" w:color="auto" w:val="clear"/>
+        <w:shd w:fill="EDF1F8" w:color="auto" w:val="clear"/>
         <w:spacing w:after="80" w:before="0"/>
         <w:ind w:left="200" w:right="200"/>
       </w:pPr>
@@ -7992,9 +8423,9 @@
       <w:pPr>
         <w:keepNext w:val="false"/>
         <w:pBdr>
-          <w:left w:val="single" w:color="1F3A5F" w:sz="24" w:space="10"/>
+          <w:left w:val="single" w:color="2A5CAA" w:sz="24" w:space="10"/>
         </w:pBdr>
-        <w:shd w:fill="EEF2F5" w:color="auto" w:val="clear"/>
+        <w:shd w:fill="EDF1F8" w:color="auto" w:val="clear"/>
         <w:spacing w:after="200" w:before="0"/>
         <w:ind w:left="200" w:right="200"/>
       </w:pPr>
@@ -8004,6 +8435,87 @@
           <w:iCs/>
         </w:rPr>
         <w:t xml:space="preserve">Source: EIA-649-1A</w:t>
+      </w:r>
+    </w:p>
+    <w:p>
+      <w:pPr>
+        <w:spacing w:after="140"/>
+      </w:pPr>
+      <w:r>
+        <w:t xml:space="preserve">Figure 5 shows the screen in the order the MRB applies it, with the authority each class carries.</w:t>
+      </w:r>
+    </w:p>
+    <w:p>
+      <w:pPr>
+        <w:keepNext/>
+        <w:spacing w:after="60" w:before="160"/>
+        <w:jc w:val="center"/>
+      </w:pPr>
+      <w:r>
+        <w:drawing>
+          <wp:inline distT="0" distB="0" distL="0" distR="0">
+            <wp:extent cx="5943600" cy="3152775"/>
+            <wp:effectExtent t="0" r="0" b="0" l="0"/>
+            <wp:docPr id="1" name="Figure 5" descr="The classification screen" title="Figure 5"/>
+            <wp:cNvGraphicFramePr>
+              <a:graphicFrameLocks xmlns:a="http://schemas.openxmlformats.org/drawingml/2006/main" noChangeAspect="1"/>
+            </wp:cNvGraphicFramePr>
+            <a:graphic xmlns:a="http://schemas.openxmlformats.org/drawingml/2006/main">
+              <a:graphicData uri="http://schemas.openxmlformats.org/drawingml/2006/picture">
+                <pic:pic xmlns:pic="http://schemas.openxmlformats.org/drawingml/2006/picture">
+                  <pic:nvPicPr>
+                    <pic:cNvPr id="0" name="" descr=""/>
+                    <pic:cNvPicPr>
+                      <a:picLocks noChangeAspect="1" noChangeArrowheads="1"/>
+                    </pic:cNvPicPr>
+                  </pic:nvPicPr>
+                  <pic:blipFill>
+                    <a:blip r:embed="rId13" cstate="none"/>
+                    <a:srcRect/>
+                    <a:stretch>
+                      <a:fillRect/>
+                    </a:stretch>
+                  </pic:blipFill>
+                  <pic:spPr bwMode="auto">
+                    <a:xfrm>
+                      <a:off x="0" y="0"/>
+                      <a:ext cx="5943600" cy="3152775"/>
+                    </a:xfrm>
+                    <a:prstGeom prst="rect">
+                      <a:avLst/>
+                    </a:prstGeom>
+                  </pic:spPr>
+                </pic:pic>
+              </a:graphicData>
+            </a:graphic>
+          </wp:inline>
+        </w:drawing>
+      </w:r>
+    </w:p>
+    <w:p>
+      <w:pPr>
+        <w:spacing w:after="220"/>
+        <w:jc w:val="center"/>
+      </w:pPr>
+      <w:r>
+        <w:rPr>
+          <w:b/>
+          <w:bCs/>
+          <w:color w:val="132A4E"/>
+          <w:sz w:val="19"/>
+          <w:szCs w:val="19"/>
+        </w:rPr>
+        <w:t xml:space="preserve">Figure 5. </w:t>
+      </w:r>
+      <w:r>
+        <w:rPr>
+          <w:i/>
+          <w:iCs/>
+          <w:color w:val="4A5568"/>
+          <w:sz w:val="19"/>
+          <w:szCs w:val="19"/>
+        </w:rPr>
+        <w:t xml:space="preserve">The classification screen</w:t>
       </w:r>
     </w:p>
     <w:p>
@@ -8039,12 +8551,12 @@
           <w:tcPr>
             <w:tcW w:type="dxa" w:w="2600"/>
             <w:tcBorders>
-              <w:top w:val="single" w:color="BFC8CF" w:sz="4"/>
-              <w:left w:val="single" w:color="BFC8CF" w:sz="4"/>
-              <w:bottom w:val="single" w:color="BFC8CF" w:sz="4"/>
-              <w:right w:val="single" w:color="BFC8CF" w:sz="4"/>
-            </w:tcBorders>
-            <w:shd w:fill="1F3A5F" w:color="auto" w:val="clear"/>
+              <w:top w:val="single" w:color="C9D5E8" w:sz="4"/>
+              <w:left w:val="single" w:color="C9D5E8" w:sz="4"/>
+              <w:bottom w:val="single" w:color="C9D5E8" w:sz="4"/>
+              <w:right w:val="single" w:color="C9D5E8" w:sz="4"/>
+            </w:tcBorders>
+            <w:shd w:fill="132A4E" w:color="auto" w:val="clear"/>
             <w:tcMar>
               <w:top w:type="dxa" w:w="70"/>
               <w:left w:type="dxa" w:w="110"/>
@@ -8072,12 +8584,12 @@
           <w:tcPr>
             <w:tcW w:type="dxa" w:w="3400"/>
             <w:tcBorders>
-              <w:top w:val="single" w:color="BFC8CF" w:sz="4"/>
-              <w:left w:val="single" w:color="BFC8CF" w:sz="4"/>
-              <w:bottom w:val="single" w:color="BFC8CF" w:sz="4"/>
-              <w:right w:val="single" w:color="BFC8CF" w:sz="4"/>
-            </w:tcBorders>
-            <w:shd w:fill="1F3A5F" w:color="auto" w:val="clear"/>
+              <w:top w:val="single" w:color="C9D5E8" w:sz="4"/>
+              <w:left w:val="single" w:color="C9D5E8" w:sz="4"/>
+              <w:bottom w:val="single" w:color="C9D5E8" w:sz="4"/>
+              <w:right w:val="single" w:color="C9D5E8" w:sz="4"/>
+            </w:tcBorders>
+            <w:shd w:fill="132A4E" w:color="auto" w:val="clear"/>
             <w:tcMar>
               <w:top w:type="dxa" w:w="70"/>
               <w:left w:type="dxa" w:w="110"/>
@@ -8105,12 +8617,12 @@
           <w:tcPr>
             <w:tcW w:type="dxa" w:w="3360"/>
             <w:tcBorders>
-              <w:top w:val="single" w:color="BFC8CF" w:sz="4"/>
-              <w:left w:val="single" w:color="BFC8CF" w:sz="4"/>
-              <w:bottom w:val="single" w:color="BFC8CF" w:sz="4"/>
-              <w:right w:val="single" w:color="BFC8CF" w:sz="4"/>
-            </w:tcBorders>
-            <w:shd w:fill="1F3A5F" w:color="auto" w:val="clear"/>
+              <w:top w:val="single" w:color="C9D5E8" w:sz="4"/>
+              <w:left w:val="single" w:color="C9D5E8" w:sz="4"/>
+              <w:bottom w:val="single" w:color="C9D5E8" w:sz="4"/>
+              <w:right w:val="single" w:color="C9D5E8" w:sz="4"/>
+            </w:tcBorders>
+            <w:shd w:fill="132A4E" w:color="auto" w:val="clear"/>
             <w:tcMar>
               <w:top w:type="dxa" w:w="70"/>
               <w:left w:type="dxa" w:w="110"/>
@@ -8143,10 +8655,10 @@
           <w:tcPr>
             <w:tcW w:type="dxa" w:w="2600"/>
             <w:tcBorders>
-              <w:top w:val="single" w:color="BFC8CF" w:sz="4"/>
-              <w:left w:val="single" w:color="BFC8CF" w:sz="4"/>
-              <w:bottom w:val="single" w:color="BFC8CF" w:sz="4"/>
-              <w:right w:val="single" w:color="BFC8CF" w:sz="4"/>
+              <w:top w:val="single" w:color="C9D5E8" w:sz="4"/>
+              <w:left w:val="single" w:color="C9D5E8" w:sz="4"/>
+              <w:bottom w:val="single" w:color="C9D5E8" w:sz="4"/>
+              <w:right w:val="single" w:color="C9D5E8" w:sz="4"/>
             </w:tcBorders>
             <w:tcMar>
               <w:top w:type="dxa" w:w="70"/>
@@ -8172,10 +8684,10 @@
           <w:tcPr>
             <w:tcW w:type="dxa" w:w="3400"/>
             <w:tcBorders>
-              <w:top w:val="single" w:color="BFC8CF" w:sz="4"/>
-              <w:left w:val="single" w:color="BFC8CF" w:sz="4"/>
-              <w:bottom w:val="single" w:color="BFC8CF" w:sz="4"/>
-              <w:right w:val="single" w:color="BFC8CF" w:sz="4"/>
+              <w:top w:val="single" w:color="C9D5E8" w:sz="4"/>
+              <w:left w:val="single" w:color="C9D5E8" w:sz="4"/>
+              <w:bottom w:val="single" w:color="C9D5E8" w:sz="4"/>
+              <w:right w:val="single" w:color="C9D5E8" w:sz="4"/>
             </w:tcBorders>
             <w:tcMar>
               <w:top w:type="dxa" w:w="70"/>
@@ -8201,10 +8713,10 @@
           <w:tcPr>
             <w:tcW w:type="dxa" w:w="3360"/>
             <w:tcBorders>
-              <w:top w:val="single" w:color="BFC8CF" w:sz="4"/>
-              <w:left w:val="single" w:color="BFC8CF" w:sz="4"/>
-              <w:bottom w:val="single" w:color="BFC8CF" w:sz="4"/>
-              <w:right w:val="single" w:color="BFC8CF" w:sz="4"/>
+              <w:top w:val="single" w:color="C9D5E8" w:sz="4"/>
+              <w:left w:val="single" w:color="C9D5E8" w:sz="4"/>
+              <w:bottom w:val="single" w:color="C9D5E8" w:sz="4"/>
+              <w:right w:val="single" w:color="C9D5E8" w:sz="4"/>
             </w:tcBorders>
             <w:tcMar>
               <w:top w:type="dxa" w:w="70"/>
@@ -8235,10 +8747,10 @@
           <w:tcPr>
             <w:tcW w:type="dxa" w:w="2600"/>
             <w:tcBorders>
-              <w:top w:val="single" w:color="BFC8CF" w:sz="4"/>
-              <w:left w:val="single" w:color="BFC8CF" w:sz="4"/>
-              <w:bottom w:val="single" w:color="BFC8CF" w:sz="4"/>
-              <w:right w:val="single" w:color="BFC8CF" w:sz="4"/>
+              <w:top w:val="single" w:color="C9D5E8" w:sz="4"/>
+              <w:left w:val="single" w:color="C9D5E8" w:sz="4"/>
+              <w:bottom w:val="single" w:color="C9D5E8" w:sz="4"/>
+              <w:right w:val="single" w:color="C9D5E8" w:sz="4"/>
             </w:tcBorders>
             <w:tcMar>
               <w:top w:type="dxa" w:w="70"/>
@@ -8264,10 +8776,10 @@
           <w:tcPr>
             <w:tcW w:type="dxa" w:w="3400"/>
             <w:tcBorders>
-              <w:top w:val="single" w:color="BFC8CF" w:sz="4"/>
-              <w:left w:val="single" w:color="BFC8CF" w:sz="4"/>
-              <w:bottom w:val="single" w:color="BFC8CF" w:sz="4"/>
-              <w:right w:val="single" w:color="BFC8CF" w:sz="4"/>
+              <w:top w:val="single" w:color="C9D5E8" w:sz="4"/>
+              <w:left w:val="single" w:color="C9D5E8" w:sz="4"/>
+              <w:bottom w:val="single" w:color="C9D5E8" w:sz="4"/>
+              <w:right w:val="single" w:color="C9D5E8" w:sz="4"/>
             </w:tcBorders>
             <w:tcMar>
               <w:top w:type="dxa" w:w="70"/>
@@ -8293,10 +8805,10 @@
           <w:tcPr>
             <w:tcW w:type="dxa" w:w="3360"/>
             <w:tcBorders>
-              <w:top w:val="single" w:color="BFC8CF" w:sz="4"/>
-              <w:left w:val="single" w:color="BFC8CF" w:sz="4"/>
-              <w:bottom w:val="single" w:color="BFC8CF" w:sz="4"/>
-              <w:right w:val="single" w:color="BFC8CF" w:sz="4"/>
+              <w:top w:val="single" w:color="C9D5E8" w:sz="4"/>
+              <w:left w:val="single" w:color="C9D5E8" w:sz="4"/>
+              <w:bottom w:val="single" w:color="C9D5E8" w:sz="4"/>
+              <w:right w:val="single" w:color="C9D5E8" w:sz="4"/>
             </w:tcBorders>
             <w:tcMar>
               <w:top w:type="dxa" w:w="70"/>
@@ -8327,10 +8839,10 @@
           <w:tcPr>
             <w:tcW w:type="dxa" w:w="2600"/>
             <w:tcBorders>
-              <w:top w:val="single" w:color="BFC8CF" w:sz="4"/>
-              <w:left w:val="single" w:color="BFC8CF" w:sz="4"/>
-              <w:bottom w:val="single" w:color="BFC8CF" w:sz="4"/>
-              <w:right w:val="single" w:color="BFC8CF" w:sz="4"/>
+              <w:top w:val="single" w:color="C9D5E8" w:sz="4"/>
+              <w:left w:val="single" w:color="C9D5E8" w:sz="4"/>
+              <w:bottom w:val="single" w:color="C9D5E8" w:sz="4"/>
+              <w:right w:val="single" w:color="C9D5E8" w:sz="4"/>
             </w:tcBorders>
             <w:tcMar>
               <w:top w:type="dxa" w:w="70"/>
@@ -8356,10 +8868,10 @@
           <w:tcPr>
             <w:tcW w:type="dxa" w:w="3400"/>
             <w:tcBorders>
-              <w:top w:val="single" w:color="BFC8CF" w:sz="4"/>
-              <w:left w:val="single" w:color="BFC8CF" w:sz="4"/>
-              <w:bottom w:val="single" w:color="BFC8CF" w:sz="4"/>
-              <w:right w:val="single" w:color="BFC8CF" w:sz="4"/>
+              <w:top w:val="single" w:color="C9D5E8" w:sz="4"/>
+              <w:left w:val="single" w:color="C9D5E8" w:sz="4"/>
+              <w:bottom w:val="single" w:color="C9D5E8" w:sz="4"/>
+              <w:right w:val="single" w:color="C9D5E8" w:sz="4"/>
             </w:tcBorders>
             <w:tcMar>
               <w:top w:type="dxa" w:w="70"/>
@@ -8385,10 +8897,10 @@
           <w:tcPr>
             <w:tcW w:type="dxa" w:w="3360"/>
             <w:tcBorders>
-              <w:top w:val="single" w:color="BFC8CF" w:sz="4"/>
-              <w:left w:val="single" w:color="BFC8CF" w:sz="4"/>
-              <w:bottom w:val="single" w:color="BFC8CF" w:sz="4"/>
-              <w:right w:val="single" w:color="BFC8CF" w:sz="4"/>
+              <w:top w:val="single" w:color="C9D5E8" w:sz="4"/>
+              <w:left w:val="single" w:color="C9D5E8" w:sz="4"/>
+              <w:bottom w:val="single" w:color="C9D5E8" w:sz="4"/>
+              <w:right w:val="single" w:color="C9D5E8" w:sz="4"/>
             </w:tcBorders>
             <w:tcMar>
               <w:top w:type="dxa" w:w="70"/>
@@ -8419,10 +8931,10 @@
           <w:tcPr>
             <w:tcW w:type="dxa" w:w="2600"/>
             <w:tcBorders>
-              <w:top w:val="single" w:color="BFC8CF" w:sz="4"/>
-              <w:left w:val="single" w:color="BFC8CF" w:sz="4"/>
-              <w:bottom w:val="single" w:color="BFC8CF" w:sz="4"/>
-              <w:right w:val="single" w:color="BFC8CF" w:sz="4"/>
+              <w:top w:val="single" w:color="C9D5E8" w:sz="4"/>
+              <w:left w:val="single" w:color="C9D5E8" w:sz="4"/>
+              <w:bottom w:val="single" w:color="C9D5E8" w:sz="4"/>
+              <w:right w:val="single" w:color="C9D5E8" w:sz="4"/>
             </w:tcBorders>
             <w:tcMar>
               <w:top w:type="dxa" w:w="70"/>
@@ -8448,10 +8960,10 @@
           <w:tcPr>
             <w:tcW w:type="dxa" w:w="3400"/>
             <w:tcBorders>
-              <w:top w:val="single" w:color="BFC8CF" w:sz="4"/>
-              <w:left w:val="single" w:color="BFC8CF" w:sz="4"/>
-              <w:bottom w:val="single" w:color="BFC8CF" w:sz="4"/>
-              <w:right w:val="single" w:color="BFC8CF" w:sz="4"/>
+              <w:top w:val="single" w:color="C9D5E8" w:sz="4"/>
+              <w:left w:val="single" w:color="C9D5E8" w:sz="4"/>
+              <w:bottom w:val="single" w:color="C9D5E8" w:sz="4"/>
+              <w:right w:val="single" w:color="C9D5E8" w:sz="4"/>
             </w:tcBorders>
             <w:tcMar>
               <w:top w:type="dxa" w:w="70"/>
@@ -8477,10 +8989,10 @@
           <w:tcPr>
             <w:tcW w:type="dxa" w:w="3360"/>
             <w:tcBorders>
-              <w:top w:val="single" w:color="BFC8CF" w:sz="4"/>
-              <w:left w:val="single" w:color="BFC8CF" w:sz="4"/>
-              <w:bottom w:val="single" w:color="BFC8CF" w:sz="4"/>
-              <w:right w:val="single" w:color="BFC8CF" w:sz="4"/>
+              <w:top w:val="single" w:color="C9D5E8" w:sz="4"/>
+              <w:left w:val="single" w:color="C9D5E8" w:sz="4"/>
+              <w:bottom w:val="single" w:color="C9D5E8" w:sz="4"/>
+              <w:right w:val="single" w:color="C9D5E8" w:sz="4"/>
             </w:tcBorders>
             <w:tcMar>
               <w:top w:type="dxa" w:w="70"/>
@@ -8511,10 +9023,10 @@
           <w:tcPr>
             <w:tcW w:type="dxa" w:w="2600"/>
             <w:tcBorders>
-              <w:top w:val="single" w:color="BFC8CF" w:sz="4"/>
-              <w:left w:val="single" w:color="BFC8CF" w:sz="4"/>
-              <w:bottom w:val="single" w:color="BFC8CF" w:sz="4"/>
-              <w:right w:val="single" w:color="BFC8CF" w:sz="4"/>
+              <w:top w:val="single" w:color="C9D5E8" w:sz="4"/>
+              <w:left w:val="single" w:color="C9D5E8" w:sz="4"/>
+              <w:bottom w:val="single" w:color="C9D5E8" w:sz="4"/>
+              <w:right w:val="single" w:color="C9D5E8" w:sz="4"/>
             </w:tcBorders>
             <w:tcMar>
               <w:top w:type="dxa" w:w="70"/>
@@ -8540,10 +9052,10 @@
           <w:tcPr>
             <w:tcW w:type="dxa" w:w="3400"/>
             <w:tcBorders>
-              <w:top w:val="single" w:color="BFC8CF" w:sz="4"/>
-              <w:left w:val="single" w:color="BFC8CF" w:sz="4"/>
-              <w:bottom w:val="single" w:color="BFC8CF" w:sz="4"/>
-              <w:right w:val="single" w:color="BFC8CF" w:sz="4"/>
+              <w:top w:val="single" w:color="C9D5E8" w:sz="4"/>
+              <w:left w:val="single" w:color="C9D5E8" w:sz="4"/>
+              <w:bottom w:val="single" w:color="C9D5E8" w:sz="4"/>
+              <w:right w:val="single" w:color="C9D5E8" w:sz="4"/>
             </w:tcBorders>
             <w:tcMar>
               <w:top w:type="dxa" w:w="70"/>
@@ -8569,10 +9081,10 @@
           <w:tcPr>
             <w:tcW w:type="dxa" w:w="3360"/>
             <w:tcBorders>
-              <w:top w:val="single" w:color="BFC8CF" w:sz="4"/>
-              <w:left w:val="single" w:color="BFC8CF" w:sz="4"/>
-              <w:bottom w:val="single" w:color="BFC8CF" w:sz="4"/>
-              <w:right w:val="single" w:color="BFC8CF" w:sz="4"/>
+              <w:top w:val="single" w:color="C9D5E8" w:sz="4"/>
+              <w:left w:val="single" w:color="C9D5E8" w:sz="4"/>
+              <w:bottom w:val="single" w:color="C9D5E8" w:sz="4"/>
+              <w:right w:val="single" w:color="C9D5E8" w:sz="4"/>
             </w:tcBorders>
             <w:tcMar>
               <w:top w:type="dxa" w:w="70"/>
@@ -8603,10 +9115,10 @@
           <w:tcPr>
             <w:tcW w:type="dxa" w:w="2600"/>
             <w:tcBorders>
-              <w:top w:val="single" w:color="BFC8CF" w:sz="4"/>
-              <w:left w:val="single" w:color="BFC8CF" w:sz="4"/>
-              <w:bottom w:val="single" w:color="BFC8CF" w:sz="4"/>
-              <w:right w:val="single" w:color="BFC8CF" w:sz="4"/>
+              <w:top w:val="single" w:color="C9D5E8" w:sz="4"/>
+              <w:left w:val="single" w:color="C9D5E8" w:sz="4"/>
+              <w:bottom w:val="single" w:color="C9D5E8" w:sz="4"/>
+              <w:right w:val="single" w:color="C9D5E8" w:sz="4"/>
             </w:tcBorders>
             <w:tcMar>
               <w:top w:type="dxa" w:w="70"/>
@@ -8632,10 +9144,10 @@
           <w:tcPr>
             <w:tcW w:type="dxa" w:w="3400"/>
             <w:tcBorders>
-              <w:top w:val="single" w:color="BFC8CF" w:sz="4"/>
-              <w:left w:val="single" w:color="BFC8CF" w:sz="4"/>
-              <w:bottom w:val="single" w:color="BFC8CF" w:sz="4"/>
-              <w:right w:val="single" w:color="BFC8CF" w:sz="4"/>
+              <w:top w:val="single" w:color="C9D5E8" w:sz="4"/>
+              <w:left w:val="single" w:color="C9D5E8" w:sz="4"/>
+              <w:bottom w:val="single" w:color="C9D5E8" w:sz="4"/>
+              <w:right w:val="single" w:color="C9D5E8" w:sz="4"/>
             </w:tcBorders>
             <w:tcMar>
               <w:top w:type="dxa" w:w="70"/>
@@ -8661,10 +9173,10 @@
           <w:tcPr>
             <w:tcW w:type="dxa" w:w="3360"/>
             <w:tcBorders>
-              <w:top w:val="single" w:color="BFC8CF" w:sz="4"/>
-              <w:left w:val="single" w:color="BFC8CF" w:sz="4"/>
-              <w:bottom w:val="single" w:color="BFC8CF" w:sz="4"/>
-              <w:right w:val="single" w:color="BFC8CF" w:sz="4"/>
+              <w:top w:val="single" w:color="C9D5E8" w:sz="4"/>
+              <w:left w:val="single" w:color="C9D5E8" w:sz="4"/>
+              <w:bottom w:val="single" w:color="C9D5E8" w:sz="4"/>
+              <w:right w:val="single" w:color="C9D5E8" w:sz="4"/>
             </w:tcBorders>
             <w:tcMar>
               <w:top w:type="dxa" w:w="70"/>
@@ -8695,10 +9207,10 @@
           <w:tcPr>
             <w:tcW w:type="dxa" w:w="2600"/>
             <w:tcBorders>
-              <w:top w:val="single" w:color="BFC8CF" w:sz="4"/>
-              <w:left w:val="single" w:color="BFC8CF" w:sz="4"/>
-              <w:bottom w:val="single" w:color="BFC8CF" w:sz="4"/>
-              <w:right w:val="single" w:color="BFC8CF" w:sz="4"/>
+              <w:top w:val="single" w:color="C9D5E8" w:sz="4"/>
+              <w:left w:val="single" w:color="C9D5E8" w:sz="4"/>
+              <w:bottom w:val="single" w:color="C9D5E8" w:sz="4"/>
+              <w:right w:val="single" w:color="C9D5E8" w:sz="4"/>
             </w:tcBorders>
             <w:tcMar>
               <w:top w:type="dxa" w:w="70"/>
@@ -8724,10 +9236,10 @@
           <w:tcPr>
             <w:tcW w:type="dxa" w:w="3400"/>
             <w:tcBorders>
-              <w:top w:val="single" w:color="BFC8CF" w:sz="4"/>
-              <w:left w:val="single" w:color="BFC8CF" w:sz="4"/>
-              <w:bottom w:val="single" w:color="BFC8CF" w:sz="4"/>
-              <w:right w:val="single" w:color="BFC8CF" w:sz="4"/>
+              <w:top w:val="single" w:color="C9D5E8" w:sz="4"/>
+              <w:left w:val="single" w:color="C9D5E8" w:sz="4"/>
+              <w:bottom w:val="single" w:color="C9D5E8" w:sz="4"/>
+              <w:right w:val="single" w:color="C9D5E8" w:sz="4"/>
             </w:tcBorders>
             <w:tcMar>
               <w:top w:type="dxa" w:w="70"/>
@@ -8753,10 +9265,10 @@
           <w:tcPr>
             <w:tcW w:type="dxa" w:w="3360"/>
             <w:tcBorders>
-              <w:top w:val="single" w:color="BFC8CF" w:sz="4"/>
-              <w:left w:val="single" w:color="BFC8CF" w:sz="4"/>
-              <w:bottom w:val="single" w:color="BFC8CF" w:sz="4"/>
-              <w:right w:val="single" w:color="BFC8CF" w:sz="4"/>
+              <w:top w:val="single" w:color="C9D5E8" w:sz="4"/>
+              <w:left w:val="single" w:color="C9D5E8" w:sz="4"/>
+              <w:bottom w:val="single" w:color="C9D5E8" w:sz="4"/>
+              <w:right w:val="single" w:color="C9D5E8" w:sz="4"/>
             </w:tcBorders>
             <w:tcMar>
               <w:top w:type="dxa" w:w="70"/>
@@ -8787,10 +9299,10 @@
           <w:tcPr>
             <w:tcW w:type="dxa" w:w="2600"/>
             <w:tcBorders>
-              <w:top w:val="single" w:color="BFC8CF" w:sz="4"/>
-              <w:left w:val="single" w:color="BFC8CF" w:sz="4"/>
-              <w:bottom w:val="single" w:color="BFC8CF" w:sz="4"/>
-              <w:right w:val="single" w:color="BFC8CF" w:sz="4"/>
+              <w:top w:val="single" w:color="C9D5E8" w:sz="4"/>
+              <w:left w:val="single" w:color="C9D5E8" w:sz="4"/>
+              <w:bottom w:val="single" w:color="C9D5E8" w:sz="4"/>
+              <w:right w:val="single" w:color="C9D5E8" w:sz="4"/>
             </w:tcBorders>
             <w:tcMar>
               <w:top w:type="dxa" w:w="70"/>
@@ -8816,10 +9328,10 @@
           <w:tcPr>
             <w:tcW w:type="dxa" w:w="3400"/>
             <w:tcBorders>
-              <w:top w:val="single" w:color="BFC8CF" w:sz="4"/>
-              <w:left w:val="single" w:color="BFC8CF" w:sz="4"/>
-              <w:bottom w:val="single" w:color="BFC8CF" w:sz="4"/>
-              <w:right w:val="single" w:color="BFC8CF" w:sz="4"/>
+              <w:top w:val="single" w:color="C9D5E8" w:sz="4"/>
+              <w:left w:val="single" w:color="C9D5E8" w:sz="4"/>
+              <w:bottom w:val="single" w:color="C9D5E8" w:sz="4"/>
+              <w:right w:val="single" w:color="C9D5E8" w:sz="4"/>
             </w:tcBorders>
             <w:tcMar>
               <w:top w:type="dxa" w:w="70"/>
@@ -8845,10 +9357,10 @@
           <w:tcPr>
             <w:tcW w:type="dxa" w:w="3360"/>
             <w:tcBorders>
-              <w:top w:val="single" w:color="BFC8CF" w:sz="4"/>
-              <w:left w:val="single" w:color="BFC8CF" w:sz="4"/>
-              <w:bottom w:val="single" w:color="BFC8CF" w:sz="4"/>
-              <w:right w:val="single" w:color="BFC8CF" w:sz="4"/>
+              <w:top w:val="single" w:color="C9D5E8" w:sz="4"/>
+              <w:left w:val="single" w:color="C9D5E8" w:sz="4"/>
+              <w:bottom w:val="single" w:color="C9D5E8" w:sz="4"/>
+              <w:right w:val="single" w:color="C9D5E8" w:sz="4"/>
             </w:tcBorders>
             <w:tcMar>
               <w:top w:type="dxa" w:w="70"/>
@@ -8879,10 +9391,10 @@
           <w:tcPr>
             <w:tcW w:type="dxa" w:w="2600"/>
             <w:tcBorders>
-              <w:top w:val="single" w:color="BFC8CF" w:sz="4"/>
-              <w:left w:val="single" w:color="BFC8CF" w:sz="4"/>
-              <w:bottom w:val="single" w:color="BFC8CF" w:sz="4"/>
-              <w:right w:val="single" w:color="BFC8CF" w:sz="4"/>
+              <w:top w:val="single" w:color="C9D5E8" w:sz="4"/>
+              <w:left w:val="single" w:color="C9D5E8" w:sz="4"/>
+              <w:bottom w:val="single" w:color="C9D5E8" w:sz="4"/>
+              <w:right w:val="single" w:color="C9D5E8" w:sz="4"/>
             </w:tcBorders>
             <w:tcMar>
               <w:top w:type="dxa" w:w="70"/>
@@ -8908,10 +9420,10 @@
           <w:tcPr>
             <w:tcW w:type="dxa" w:w="3400"/>
             <w:tcBorders>
-              <w:top w:val="single" w:color="BFC8CF" w:sz="4"/>
-              <w:left w:val="single" w:color="BFC8CF" w:sz="4"/>
-              <w:bottom w:val="single" w:color="BFC8CF" w:sz="4"/>
-              <w:right w:val="single" w:color="BFC8CF" w:sz="4"/>
+              <w:top w:val="single" w:color="C9D5E8" w:sz="4"/>
+              <w:left w:val="single" w:color="C9D5E8" w:sz="4"/>
+              <w:bottom w:val="single" w:color="C9D5E8" w:sz="4"/>
+              <w:right w:val="single" w:color="C9D5E8" w:sz="4"/>
             </w:tcBorders>
             <w:tcMar>
               <w:top w:type="dxa" w:w="70"/>
@@ -8937,10 +9449,10 @@
           <w:tcPr>
             <w:tcW w:type="dxa" w:w="3360"/>
             <w:tcBorders>
-              <w:top w:val="single" w:color="BFC8CF" w:sz="4"/>
-              <w:left w:val="single" w:color="BFC8CF" w:sz="4"/>
-              <w:bottom w:val="single" w:color="BFC8CF" w:sz="4"/>
-              <w:right w:val="single" w:color="BFC8CF" w:sz="4"/>
+              <w:top w:val="single" w:color="C9D5E8" w:sz="4"/>
+              <w:left w:val="single" w:color="C9D5E8" w:sz="4"/>
+              <w:bottom w:val="single" w:color="C9D5E8" w:sz="4"/>
+              <w:right w:val="single" w:color="C9D5E8" w:sz="4"/>
             </w:tcBorders>
             <w:tcMar>
               <w:top w:type="dxa" w:w="70"/>
@@ -8971,10 +9483,10 @@
           <w:tcPr>
             <w:tcW w:type="dxa" w:w="2600"/>
             <w:tcBorders>
-              <w:top w:val="single" w:color="BFC8CF" w:sz="4"/>
-              <w:left w:val="single" w:color="BFC8CF" w:sz="4"/>
-              <w:bottom w:val="single" w:color="BFC8CF" w:sz="4"/>
-              <w:right w:val="single" w:color="BFC8CF" w:sz="4"/>
+              <w:top w:val="single" w:color="C9D5E8" w:sz="4"/>
+              <w:left w:val="single" w:color="C9D5E8" w:sz="4"/>
+              <w:bottom w:val="single" w:color="C9D5E8" w:sz="4"/>
+              <w:right w:val="single" w:color="C9D5E8" w:sz="4"/>
             </w:tcBorders>
             <w:tcMar>
               <w:top w:type="dxa" w:w="70"/>
@@ -9000,10 +9512,10 @@
           <w:tcPr>
             <w:tcW w:type="dxa" w:w="3400"/>
             <w:tcBorders>
-              <w:top w:val="single" w:color="BFC8CF" w:sz="4"/>
-              <w:left w:val="single" w:color="BFC8CF" w:sz="4"/>
-              <w:bottom w:val="single" w:color="BFC8CF" w:sz="4"/>
-              <w:right w:val="single" w:color="BFC8CF" w:sz="4"/>
+              <w:top w:val="single" w:color="C9D5E8" w:sz="4"/>
+              <w:left w:val="single" w:color="C9D5E8" w:sz="4"/>
+              <w:bottom w:val="single" w:color="C9D5E8" w:sz="4"/>
+              <w:right w:val="single" w:color="C9D5E8" w:sz="4"/>
             </w:tcBorders>
             <w:tcMar>
               <w:top w:type="dxa" w:w="70"/>
@@ -9029,10 +9541,10 @@
           <w:tcPr>
             <w:tcW w:type="dxa" w:w="3360"/>
             <w:tcBorders>
-              <w:top w:val="single" w:color="BFC8CF" w:sz="4"/>
-              <w:left w:val="single" w:color="BFC8CF" w:sz="4"/>
-              <w:bottom w:val="single" w:color="BFC8CF" w:sz="4"/>
-              <w:right w:val="single" w:color="BFC8CF" w:sz="4"/>
+              <w:top w:val="single" w:color="C9D5E8" w:sz="4"/>
+              <w:left w:val="single" w:color="C9D5E8" w:sz="4"/>
+              <w:bottom w:val="single" w:color="C9D5E8" w:sz="4"/>
+              <w:right w:val="single" w:color="C9D5E8" w:sz="4"/>
             </w:tcBorders>
             <w:tcMar>
               <w:top w:type="dxa" w:w="70"/>
@@ -9171,12 +9683,12 @@
           <w:tcPr>
             <w:tcW w:type="dxa" w:w="1600"/>
             <w:tcBorders>
-              <w:top w:val="single" w:color="BFC8CF" w:sz="4"/>
-              <w:left w:val="single" w:color="BFC8CF" w:sz="4"/>
-              <w:bottom w:val="single" w:color="BFC8CF" w:sz="4"/>
-              <w:right w:val="single" w:color="BFC8CF" w:sz="4"/>
-            </w:tcBorders>
-            <w:shd w:fill="1F3A5F" w:color="auto" w:val="clear"/>
+              <w:top w:val="single" w:color="C9D5E8" w:sz="4"/>
+              <w:left w:val="single" w:color="C9D5E8" w:sz="4"/>
+              <w:bottom w:val="single" w:color="C9D5E8" w:sz="4"/>
+              <w:right w:val="single" w:color="C9D5E8" w:sz="4"/>
+            </w:tcBorders>
+            <w:shd w:fill="132A4E" w:color="auto" w:val="clear"/>
             <w:tcMar>
               <w:top w:type="dxa" w:w="70"/>
               <w:left w:type="dxa" w:w="110"/>
@@ -9204,12 +9716,12 @@
           <w:tcPr>
             <w:tcW w:type="dxa" w:w="3000"/>
             <w:tcBorders>
-              <w:top w:val="single" w:color="BFC8CF" w:sz="4"/>
-              <w:left w:val="single" w:color="BFC8CF" w:sz="4"/>
-              <w:bottom w:val="single" w:color="BFC8CF" w:sz="4"/>
-              <w:right w:val="single" w:color="BFC8CF" w:sz="4"/>
-            </w:tcBorders>
-            <w:shd w:fill="1F3A5F" w:color="auto" w:val="clear"/>
+              <w:top w:val="single" w:color="C9D5E8" w:sz="4"/>
+              <w:left w:val="single" w:color="C9D5E8" w:sz="4"/>
+              <w:bottom w:val="single" w:color="C9D5E8" w:sz="4"/>
+              <w:right w:val="single" w:color="C9D5E8" w:sz="4"/>
+            </w:tcBorders>
+            <w:shd w:fill="132A4E" w:color="auto" w:val="clear"/>
             <w:tcMar>
               <w:top w:type="dxa" w:w="70"/>
               <w:left w:type="dxa" w:w="110"/>
@@ -9237,12 +9749,12 @@
           <w:tcPr>
             <w:tcW w:type="dxa" w:w="1700"/>
             <w:tcBorders>
-              <w:top w:val="single" w:color="BFC8CF" w:sz="4"/>
-              <w:left w:val="single" w:color="BFC8CF" w:sz="4"/>
-              <w:bottom w:val="single" w:color="BFC8CF" w:sz="4"/>
-              <w:right w:val="single" w:color="BFC8CF" w:sz="4"/>
-            </w:tcBorders>
-            <w:shd w:fill="1F3A5F" w:color="auto" w:val="clear"/>
+              <w:top w:val="single" w:color="C9D5E8" w:sz="4"/>
+              <w:left w:val="single" w:color="C9D5E8" w:sz="4"/>
+              <w:bottom w:val="single" w:color="C9D5E8" w:sz="4"/>
+              <w:right w:val="single" w:color="C9D5E8" w:sz="4"/>
+            </w:tcBorders>
+            <w:shd w:fill="132A4E" w:color="auto" w:val="clear"/>
             <w:tcMar>
               <w:top w:type="dxa" w:w="70"/>
               <w:left w:type="dxa" w:w="110"/>
@@ -9270,12 +9782,12 @@
           <w:tcPr>
             <w:tcW w:type="dxa" w:w="3060"/>
             <w:tcBorders>
-              <w:top w:val="single" w:color="BFC8CF" w:sz="4"/>
-              <w:left w:val="single" w:color="BFC8CF" w:sz="4"/>
-              <w:bottom w:val="single" w:color="BFC8CF" w:sz="4"/>
-              <w:right w:val="single" w:color="BFC8CF" w:sz="4"/>
-            </w:tcBorders>
-            <w:shd w:fill="1F3A5F" w:color="auto" w:val="clear"/>
+              <w:top w:val="single" w:color="C9D5E8" w:sz="4"/>
+              <w:left w:val="single" w:color="C9D5E8" w:sz="4"/>
+              <w:bottom w:val="single" w:color="C9D5E8" w:sz="4"/>
+              <w:right w:val="single" w:color="C9D5E8" w:sz="4"/>
+            </w:tcBorders>
+            <w:shd w:fill="132A4E" w:color="auto" w:val="clear"/>
             <w:tcMar>
               <w:top w:type="dxa" w:w="70"/>
               <w:left w:type="dxa" w:w="110"/>
@@ -9308,10 +9820,10 @@
           <w:tcPr>
             <w:tcW w:type="dxa" w:w="1600"/>
             <w:tcBorders>
-              <w:top w:val="single" w:color="BFC8CF" w:sz="4"/>
-              <w:left w:val="single" w:color="BFC8CF" w:sz="4"/>
-              <w:bottom w:val="single" w:color="BFC8CF" w:sz="4"/>
-              <w:right w:val="single" w:color="BFC8CF" w:sz="4"/>
+              <w:top w:val="single" w:color="C9D5E8" w:sz="4"/>
+              <w:left w:val="single" w:color="C9D5E8" w:sz="4"/>
+              <w:bottom w:val="single" w:color="C9D5E8" w:sz="4"/>
+              <w:right w:val="single" w:color="C9D5E8" w:sz="4"/>
             </w:tcBorders>
             <w:tcMar>
               <w:top w:type="dxa" w:w="70"/>
@@ -9337,10 +9849,10 @@
           <w:tcPr>
             <w:tcW w:type="dxa" w:w="3000"/>
             <w:tcBorders>
-              <w:top w:val="single" w:color="BFC8CF" w:sz="4"/>
-              <w:left w:val="single" w:color="BFC8CF" w:sz="4"/>
-              <w:bottom w:val="single" w:color="BFC8CF" w:sz="4"/>
-              <w:right w:val="single" w:color="BFC8CF" w:sz="4"/>
+              <w:top w:val="single" w:color="C9D5E8" w:sz="4"/>
+              <w:left w:val="single" w:color="C9D5E8" w:sz="4"/>
+              <w:bottom w:val="single" w:color="C9D5E8" w:sz="4"/>
+              <w:right w:val="single" w:color="C9D5E8" w:sz="4"/>
             </w:tcBorders>
             <w:tcMar>
               <w:top w:type="dxa" w:w="70"/>
@@ -9366,10 +9878,10 @@
           <w:tcPr>
             <w:tcW w:type="dxa" w:w="1700"/>
             <w:tcBorders>
-              <w:top w:val="single" w:color="BFC8CF" w:sz="4"/>
-              <w:left w:val="single" w:color="BFC8CF" w:sz="4"/>
-              <w:bottom w:val="single" w:color="BFC8CF" w:sz="4"/>
-              <w:right w:val="single" w:color="BFC8CF" w:sz="4"/>
+              <w:top w:val="single" w:color="C9D5E8" w:sz="4"/>
+              <w:left w:val="single" w:color="C9D5E8" w:sz="4"/>
+              <w:bottom w:val="single" w:color="C9D5E8" w:sz="4"/>
+              <w:right w:val="single" w:color="C9D5E8" w:sz="4"/>
             </w:tcBorders>
             <w:tcMar>
               <w:top w:type="dxa" w:w="70"/>
@@ -9395,10 +9907,10 @@
           <w:tcPr>
             <w:tcW w:type="dxa" w:w="3060"/>
             <w:tcBorders>
-              <w:top w:val="single" w:color="BFC8CF" w:sz="4"/>
-              <w:left w:val="single" w:color="BFC8CF" w:sz="4"/>
-              <w:bottom w:val="single" w:color="BFC8CF" w:sz="4"/>
-              <w:right w:val="single" w:color="BFC8CF" w:sz="4"/>
+              <w:top w:val="single" w:color="C9D5E8" w:sz="4"/>
+              <w:left w:val="single" w:color="C9D5E8" w:sz="4"/>
+              <w:bottom w:val="single" w:color="C9D5E8" w:sz="4"/>
+              <w:right w:val="single" w:color="C9D5E8" w:sz="4"/>
             </w:tcBorders>
             <w:tcMar>
               <w:top w:type="dxa" w:w="70"/>
@@ -9429,10 +9941,10 @@
           <w:tcPr>
             <w:tcW w:type="dxa" w:w="1600"/>
             <w:tcBorders>
-              <w:top w:val="single" w:color="BFC8CF" w:sz="4"/>
-              <w:left w:val="single" w:color="BFC8CF" w:sz="4"/>
-              <w:bottom w:val="single" w:color="BFC8CF" w:sz="4"/>
-              <w:right w:val="single" w:color="BFC8CF" w:sz="4"/>
+              <w:top w:val="single" w:color="C9D5E8" w:sz="4"/>
+              <w:left w:val="single" w:color="C9D5E8" w:sz="4"/>
+              <w:bottom w:val="single" w:color="C9D5E8" w:sz="4"/>
+              <w:right w:val="single" w:color="C9D5E8" w:sz="4"/>
             </w:tcBorders>
             <w:tcMar>
               <w:top w:type="dxa" w:w="70"/>
@@ -9458,10 +9970,10 @@
           <w:tcPr>
             <w:tcW w:type="dxa" w:w="3000"/>
             <w:tcBorders>
-              <w:top w:val="single" w:color="BFC8CF" w:sz="4"/>
-              <w:left w:val="single" w:color="BFC8CF" w:sz="4"/>
-              <w:bottom w:val="single" w:color="BFC8CF" w:sz="4"/>
-              <w:right w:val="single" w:color="BFC8CF" w:sz="4"/>
+              <w:top w:val="single" w:color="C9D5E8" w:sz="4"/>
+              <w:left w:val="single" w:color="C9D5E8" w:sz="4"/>
+              <w:bottom w:val="single" w:color="C9D5E8" w:sz="4"/>
+              <w:right w:val="single" w:color="C9D5E8" w:sz="4"/>
             </w:tcBorders>
             <w:tcMar>
               <w:top w:type="dxa" w:w="70"/>
@@ -9487,10 +9999,10 @@
           <w:tcPr>
             <w:tcW w:type="dxa" w:w="1700"/>
             <w:tcBorders>
-              <w:top w:val="single" w:color="BFC8CF" w:sz="4"/>
-              <w:left w:val="single" w:color="BFC8CF" w:sz="4"/>
-              <w:bottom w:val="single" w:color="BFC8CF" w:sz="4"/>
-              <w:right w:val="single" w:color="BFC8CF" w:sz="4"/>
+              <w:top w:val="single" w:color="C9D5E8" w:sz="4"/>
+              <w:left w:val="single" w:color="C9D5E8" w:sz="4"/>
+              <w:bottom w:val="single" w:color="C9D5E8" w:sz="4"/>
+              <w:right w:val="single" w:color="C9D5E8" w:sz="4"/>
             </w:tcBorders>
             <w:tcMar>
               <w:top w:type="dxa" w:w="70"/>
@@ -9516,10 +10028,10 @@
           <w:tcPr>
             <w:tcW w:type="dxa" w:w="3060"/>
             <w:tcBorders>
-              <w:top w:val="single" w:color="BFC8CF" w:sz="4"/>
-              <w:left w:val="single" w:color="BFC8CF" w:sz="4"/>
-              <w:bottom w:val="single" w:color="BFC8CF" w:sz="4"/>
-              <w:right w:val="single" w:color="BFC8CF" w:sz="4"/>
+              <w:top w:val="single" w:color="C9D5E8" w:sz="4"/>
+              <w:left w:val="single" w:color="C9D5E8" w:sz="4"/>
+              <w:bottom w:val="single" w:color="C9D5E8" w:sz="4"/>
+              <w:right w:val="single" w:color="C9D5E8" w:sz="4"/>
             </w:tcBorders>
             <w:tcMar>
               <w:top w:type="dxa" w:w="70"/>
@@ -9605,6 +10117,87 @@
     </w:p>
     <w:p>
       <w:pPr>
+        <w:spacing w:after="140"/>
+      </w:pPr>
+      <w:r>
+        <w:t xml:space="preserve">Figure 6 traces both contract paths for minors, and the path for majors and criticals.</w:t>
+      </w:r>
+    </w:p>
+    <w:p>
+      <w:pPr>
+        <w:keepNext/>
+        <w:spacing w:after="60" w:before="160"/>
+        <w:jc w:val="center"/>
+      </w:pPr>
+      <w:r>
+        <w:drawing>
+          <wp:inline distT="0" distB="0" distL="0" distR="0">
+            <wp:extent cx="5943600" cy="2971800"/>
+            <wp:effectExtent t="0" r="0" b="0" l="0"/>
+            <wp:docPr id="1" name="Figure 6" descr="Authority and submission paths" title="Figure 6"/>
+            <wp:cNvGraphicFramePr>
+              <a:graphicFrameLocks xmlns:a="http://schemas.openxmlformats.org/drawingml/2006/main" noChangeAspect="1"/>
+            </wp:cNvGraphicFramePr>
+            <a:graphic xmlns:a="http://schemas.openxmlformats.org/drawingml/2006/main">
+              <a:graphicData uri="http://schemas.openxmlformats.org/drawingml/2006/picture">
+                <pic:pic xmlns:pic="http://schemas.openxmlformats.org/drawingml/2006/picture">
+                  <pic:nvPicPr>
+                    <pic:cNvPr id="0" name="" descr=""/>
+                    <pic:cNvPicPr>
+                      <a:picLocks noChangeAspect="1" noChangeArrowheads="1"/>
+                    </pic:cNvPicPr>
+                  </pic:nvPicPr>
+                  <pic:blipFill>
+                    <a:blip r:embed="rId14" cstate="none"/>
+                    <a:srcRect/>
+                    <a:stretch>
+                      <a:fillRect/>
+                    </a:stretch>
+                  </pic:blipFill>
+                  <pic:spPr bwMode="auto">
+                    <a:xfrm>
+                      <a:off x="0" y="0"/>
+                      <a:ext cx="5943600" cy="2971800"/>
+                    </a:xfrm>
+                    <a:prstGeom prst="rect">
+                      <a:avLst/>
+                    </a:prstGeom>
+                  </pic:spPr>
+                </pic:pic>
+              </a:graphicData>
+            </a:graphic>
+          </wp:inline>
+        </w:drawing>
+      </w:r>
+    </w:p>
+    <w:p>
+      <w:pPr>
+        <w:spacing w:after="220"/>
+        <w:jc w:val="center"/>
+      </w:pPr>
+      <w:r>
+        <w:rPr>
+          <w:b/>
+          <w:bCs/>
+          <w:color w:val="132A4E"/>
+          <w:sz w:val="19"/>
+          <w:szCs w:val="19"/>
+        </w:rPr>
+        <w:t xml:space="preserve">Figure 6. </w:t>
+      </w:r>
+      <w:r>
+        <w:rPr>
+          <w:i/>
+          <w:iCs/>
+          <w:color w:val="4A5568"/>
+          <w:sz w:val="19"/>
+          <w:szCs w:val="19"/>
+        </w:rPr>
+        <w:t xml:space="preserve">Authority and submission paths</w:t>
+      </w:r>
+    </w:p>
+    <w:p>
+      <w:pPr>
         <w:pStyle w:val="Heading2"/>
       </w:pPr>
       <w:r>
@@ -9623,9 +10216,9 @@
       <w:pPr>
         <w:keepNext w:val="false"/>
         <w:pBdr>
-          <w:left w:val="single" w:color="9A4A1F" w:sz="24" w:space="10"/>
+          <w:left w:val="single" w:color="B4530C" w:sz="24" w:space="10"/>
         </w:pBdr>
-        <w:shd w:fill="EEF2F5" w:color="auto" w:val="clear"/>
+        <w:shd w:fill="EDF1F8" w:color="auto" w:val="clear"/>
         <w:spacing w:after="200" w:before="120"/>
         <w:ind w:left="200" w:right="200"/>
       </w:pPr>
@@ -9677,12 +10270,12 @@
           <w:tcPr>
             <w:tcW w:type="dxa" w:w="2600"/>
             <w:tcBorders>
-              <w:top w:val="single" w:color="BFC8CF" w:sz="4"/>
-              <w:left w:val="single" w:color="BFC8CF" w:sz="4"/>
-              <w:bottom w:val="single" w:color="BFC8CF" w:sz="4"/>
-              <w:right w:val="single" w:color="BFC8CF" w:sz="4"/>
-            </w:tcBorders>
-            <w:shd w:fill="1F3A5F" w:color="auto" w:val="clear"/>
+              <w:top w:val="single" w:color="C9D5E8" w:sz="4"/>
+              <w:left w:val="single" w:color="C9D5E8" w:sz="4"/>
+              <w:bottom w:val="single" w:color="C9D5E8" w:sz="4"/>
+              <w:right w:val="single" w:color="C9D5E8" w:sz="4"/>
+            </w:tcBorders>
+            <w:shd w:fill="132A4E" w:color="auto" w:val="clear"/>
             <w:tcMar>
               <w:top w:type="dxa" w:w="70"/>
               <w:left w:type="dxa" w:w="110"/>
@@ -9710,12 +10303,12 @@
           <w:tcPr>
             <w:tcW w:type="dxa" w:w="6760"/>
             <w:tcBorders>
-              <w:top w:val="single" w:color="BFC8CF" w:sz="4"/>
-              <w:left w:val="single" w:color="BFC8CF" w:sz="4"/>
-              <w:bottom w:val="single" w:color="BFC8CF" w:sz="4"/>
-              <w:right w:val="single" w:color="BFC8CF" w:sz="4"/>
-            </w:tcBorders>
-            <w:shd w:fill="1F3A5F" w:color="auto" w:val="clear"/>
+              <w:top w:val="single" w:color="C9D5E8" w:sz="4"/>
+              <w:left w:val="single" w:color="C9D5E8" w:sz="4"/>
+              <w:bottom w:val="single" w:color="C9D5E8" w:sz="4"/>
+              <w:right w:val="single" w:color="C9D5E8" w:sz="4"/>
+            </w:tcBorders>
+            <w:shd w:fill="132A4E" w:color="auto" w:val="clear"/>
             <w:tcMar>
               <w:top w:type="dxa" w:w="70"/>
               <w:left w:type="dxa" w:w="110"/>
@@ -9748,10 +10341,10 @@
           <w:tcPr>
             <w:tcW w:type="dxa" w:w="2600"/>
             <w:tcBorders>
-              <w:top w:val="single" w:color="BFC8CF" w:sz="4"/>
-              <w:left w:val="single" w:color="BFC8CF" w:sz="4"/>
-              <w:bottom w:val="single" w:color="BFC8CF" w:sz="4"/>
-              <w:right w:val="single" w:color="BFC8CF" w:sz="4"/>
+              <w:top w:val="single" w:color="C9D5E8" w:sz="4"/>
+              <w:left w:val="single" w:color="C9D5E8" w:sz="4"/>
+              <w:bottom w:val="single" w:color="C9D5E8" w:sz="4"/>
+              <w:right w:val="single" w:color="C9D5E8" w:sz="4"/>
             </w:tcBorders>
             <w:tcMar>
               <w:top w:type="dxa" w:w="70"/>
@@ -9777,10 +10370,10 @@
           <w:tcPr>
             <w:tcW w:type="dxa" w:w="6760"/>
             <w:tcBorders>
-              <w:top w:val="single" w:color="BFC8CF" w:sz="4"/>
-              <w:left w:val="single" w:color="BFC8CF" w:sz="4"/>
-              <w:bottom w:val="single" w:color="BFC8CF" w:sz="4"/>
-              <w:right w:val="single" w:color="BFC8CF" w:sz="4"/>
+              <w:top w:val="single" w:color="C9D5E8" w:sz="4"/>
+              <w:left w:val="single" w:color="C9D5E8" w:sz="4"/>
+              <w:bottom w:val="single" w:color="C9D5E8" w:sz="4"/>
+              <w:right w:val="single" w:color="C9D5E8" w:sz="4"/>
             </w:tcBorders>
             <w:tcMar>
               <w:top w:type="dxa" w:w="70"/>
@@ -9811,10 +10404,10 @@
           <w:tcPr>
             <w:tcW w:type="dxa" w:w="2600"/>
             <w:tcBorders>
-              <w:top w:val="single" w:color="BFC8CF" w:sz="4"/>
-              <w:left w:val="single" w:color="BFC8CF" w:sz="4"/>
-              <w:bottom w:val="single" w:color="BFC8CF" w:sz="4"/>
-              <w:right w:val="single" w:color="BFC8CF" w:sz="4"/>
+              <w:top w:val="single" w:color="C9D5E8" w:sz="4"/>
+              <w:left w:val="single" w:color="C9D5E8" w:sz="4"/>
+              <w:bottom w:val="single" w:color="C9D5E8" w:sz="4"/>
+              <w:right w:val="single" w:color="C9D5E8" w:sz="4"/>
             </w:tcBorders>
             <w:tcMar>
               <w:top w:type="dxa" w:w="70"/>
@@ -9840,10 +10433,10 @@
           <w:tcPr>
             <w:tcW w:type="dxa" w:w="6760"/>
             <w:tcBorders>
-              <w:top w:val="single" w:color="BFC8CF" w:sz="4"/>
-              <w:left w:val="single" w:color="BFC8CF" w:sz="4"/>
-              <w:bottom w:val="single" w:color="BFC8CF" w:sz="4"/>
-              <w:right w:val="single" w:color="BFC8CF" w:sz="4"/>
+              <w:top w:val="single" w:color="C9D5E8" w:sz="4"/>
+              <w:left w:val="single" w:color="C9D5E8" w:sz="4"/>
+              <w:bottom w:val="single" w:color="C9D5E8" w:sz="4"/>
+              <w:right w:val="single" w:color="C9D5E8" w:sz="4"/>
             </w:tcBorders>
             <w:tcMar>
               <w:top w:type="dxa" w:w="70"/>
@@ -9874,10 +10467,10 @@
           <w:tcPr>
             <w:tcW w:type="dxa" w:w="2600"/>
             <w:tcBorders>
-              <w:top w:val="single" w:color="BFC8CF" w:sz="4"/>
-              <w:left w:val="single" w:color="BFC8CF" w:sz="4"/>
-              <w:bottom w:val="single" w:color="BFC8CF" w:sz="4"/>
-              <w:right w:val="single" w:color="BFC8CF" w:sz="4"/>
+              <w:top w:val="single" w:color="C9D5E8" w:sz="4"/>
+              <w:left w:val="single" w:color="C9D5E8" w:sz="4"/>
+              <w:bottom w:val="single" w:color="C9D5E8" w:sz="4"/>
+              <w:right w:val="single" w:color="C9D5E8" w:sz="4"/>
             </w:tcBorders>
             <w:tcMar>
               <w:top w:type="dxa" w:w="70"/>
@@ -9903,10 +10496,10 @@
           <w:tcPr>
             <w:tcW w:type="dxa" w:w="6760"/>
             <w:tcBorders>
-              <w:top w:val="single" w:color="BFC8CF" w:sz="4"/>
-              <w:left w:val="single" w:color="BFC8CF" w:sz="4"/>
-              <w:bottom w:val="single" w:color="BFC8CF" w:sz="4"/>
-              <w:right w:val="single" w:color="BFC8CF" w:sz="4"/>
+              <w:top w:val="single" w:color="C9D5E8" w:sz="4"/>
+              <w:left w:val="single" w:color="C9D5E8" w:sz="4"/>
+              <w:bottom w:val="single" w:color="C9D5E8" w:sz="4"/>
+              <w:right w:val="single" w:color="C9D5E8" w:sz="4"/>
             </w:tcBorders>
             <w:tcMar>
               <w:top w:type="dxa" w:w="70"/>
@@ -9937,10 +10530,10 @@
           <w:tcPr>
             <w:tcW w:type="dxa" w:w="2600"/>
             <w:tcBorders>
-              <w:top w:val="single" w:color="BFC8CF" w:sz="4"/>
-              <w:left w:val="single" w:color="BFC8CF" w:sz="4"/>
-              <w:bottom w:val="single" w:color="BFC8CF" w:sz="4"/>
-              <w:right w:val="single" w:color="BFC8CF" w:sz="4"/>
+              <w:top w:val="single" w:color="C9D5E8" w:sz="4"/>
+              <w:left w:val="single" w:color="C9D5E8" w:sz="4"/>
+              <w:bottom w:val="single" w:color="C9D5E8" w:sz="4"/>
+              <w:right w:val="single" w:color="C9D5E8" w:sz="4"/>
             </w:tcBorders>
             <w:tcMar>
               <w:top w:type="dxa" w:w="70"/>
@@ -9966,10 +10559,10 @@
           <w:tcPr>
             <w:tcW w:type="dxa" w:w="6760"/>
             <w:tcBorders>
-              <w:top w:val="single" w:color="BFC8CF" w:sz="4"/>
-              <w:left w:val="single" w:color="BFC8CF" w:sz="4"/>
-              <w:bottom w:val="single" w:color="BFC8CF" w:sz="4"/>
-              <w:right w:val="single" w:color="BFC8CF" w:sz="4"/>
+              <w:top w:val="single" w:color="C9D5E8" w:sz="4"/>
+              <w:left w:val="single" w:color="C9D5E8" w:sz="4"/>
+              <w:bottom w:val="single" w:color="C9D5E8" w:sz="4"/>
+              <w:right w:val="single" w:color="C9D5E8" w:sz="4"/>
             </w:tcBorders>
             <w:tcMar>
               <w:top w:type="dxa" w:w="70"/>
@@ -10002,9 +10595,9 @@
       <w:pPr>
         <w:keepNext w:val="false"/>
         <w:pBdr>
-          <w:left w:val="single" w:color="9A4A1F" w:sz="24" w:space="10"/>
+          <w:left w:val="single" w:color="B4530C" w:sz="24" w:space="10"/>
         </w:pBdr>
-        <w:shd w:fill="EEF2F5" w:color="auto" w:val="clear"/>
+        <w:shd w:fill="EDF1F8" w:color="auto" w:val="clear"/>
         <w:spacing w:after="200" w:before="120"/>
         <w:ind w:left="200" w:right="200"/>
       </w:pPr>
@@ -10014,6 +10607,87 @@
           <w:bCs/>
         </w:rPr>
         <w:t xml:space="preserve">Direct submission removes the CM delivery middleman, not the CM function.</w:t>
+      </w:r>
+    </w:p>
+    <w:p>
+      <w:pPr>
+        <w:spacing w:after="140"/>
+      </w:pPr>
+      <w:r>
+        <w:t xml:space="preserve">Figure 7 shows why the first condition matters.</w:t>
+      </w:r>
+    </w:p>
+    <w:p>
+      <w:pPr>
+        <w:keepNext/>
+        <w:spacing w:after="60" w:before="160"/>
+        <w:jc w:val="center"/>
+      </w:pPr>
+      <w:r>
+        <w:drawing>
+          <wp:inline distT="0" distB="0" distL="0" distR="0">
+            <wp:extent cx="5943600" cy="2495550"/>
+            <wp:effectExtent t="0" r="0" b="0" l="0"/>
+            <wp:docPr id="1" name="Figure 7" descr="One identifier, not two" title="Figure 7"/>
+            <wp:cNvGraphicFramePr>
+              <a:graphicFrameLocks xmlns:a="http://schemas.openxmlformats.org/drawingml/2006/main" noChangeAspect="1"/>
+            </wp:cNvGraphicFramePr>
+            <a:graphic xmlns:a="http://schemas.openxmlformats.org/drawingml/2006/main">
+              <a:graphicData uri="http://schemas.openxmlformats.org/drawingml/2006/picture">
+                <pic:pic xmlns:pic="http://schemas.openxmlformats.org/drawingml/2006/picture">
+                  <pic:nvPicPr>
+                    <pic:cNvPr id="0" name="" descr=""/>
+                    <pic:cNvPicPr>
+                      <a:picLocks noChangeAspect="1" noChangeArrowheads="1"/>
+                    </pic:cNvPicPr>
+                  </pic:nvPicPr>
+                  <pic:blipFill>
+                    <a:blip r:embed="rId15" cstate="none"/>
+                    <a:srcRect/>
+                    <a:stretch>
+                      <a:fillRect/>
+                    </a:stretch>
+                  </pic:blipFill>
+                  <pic:spPr bwMode="auto">
+                    <a:xfrm>
+                      <a:off x="0" y="0"/>
+                      <a:ext cx="5943600" cy="2495550"/>
+                    </a:xfrm>
+                    <a:prstGeom prst="rect">
+                      <a:avLst/>
+                    </a:prstGeom>
+                  </pic:spPr>
+                </pic:pic>
+              </a:graphicData>
+            </a:graphic>
+          </wp:inline>
+        </w:drawing>
+      </w:r>
+    </w:p>
+    <w:p>
+      <w:pPr>
+        <w:spacing w:after="220"/>
+        <w:jc w:val="center"/>
+      </w:pPr>
+      <w:r>
+        <w:rPr>
+          <w:b/>
+          <w:bCs/>
+          <w:color w:val="132A4E"/>
+          <w:sz w:val="19"/>
+          <w:szCs w:val="19"/>
+        </w:rPr>
+        <w:t xml:space="preserve">Figure 7. </w:t>
+      </w:r>
+      <w:r>
+        <w:rPr>
+          <w:i/>
+          <w:iCs/>
+          <w:color w:val="4A5568"/>
+          <w:sz w:val="19"/>
+          <w:szCs w:val="19"/>
+        </w:rPr>
+        <w:t xml:space="preserve">One identifier, not two</w:t>
       </w:r>
     </w:p>
     <w:p>
@@ -10056,12 +10730,12 @@
           <w:tcPr>
             <w:tcW w:type="dxa" w:w="6560"/>
             <w:tcBorders>
-              <w:top w:val="single" w:color="BFC8CF" w:sz="4"/>
-              <w:left w:val="single" w:color="BFC8CF" w:sz="4"/>
-              <w:bottom w:val="single" w:color="BFC8CF" w:sz="4"/>
-              <w:right w:val="single" w:color="BFC8CF" w:sz="4"/>
-            </w:tcBorders>
-            <w:shd w:fill="1F3A5F" w:color="auto" w:val="clear"/>
+              <w:top w:val="single" w:color="C9D5E8" w:sz="4"/>
+              <w:left w:val="single" w:color="C9D5E8" w:sz="4"/>
+              <w:bottom w:val="single" w:color="C9D5E8" w:sz="4"/>
+              <w:right w:val="single" w:color="C9D5E8" w:sz="4"/>
+            </w:tcBorders>
+            <w:shd w:fill="132A4E" w:color="auto" w:val="clear"/>
             <w:tcMar>
               <w:top w:type="dxa" w:w="70"/>
               <w:left w:type="dxa" w:w="110"/>
@@ -10089,12 +10763,12 @@
           <w:tcPr>
             <w:tcW w:type="dxa" w:w="2800"/>
             <w:tcBorders>
-              <w:top w:val="single" w:color="BFC8CF" w:sz="4"/>
-              <w:left w:val="single" w:color="BFC8CF" w:sz="4"/>
-              <w:bottom w:val="single" w:color="BFC8CF" w:sz="4"/>
-              <w:right w:val="single" w:color="BFC8CF" w:sz="4"/>
-            </w:tcBorders>
-            <w:shd w:fill="1F3A5F" w:color="auto" w:val="clear"/>
+              <w:top w:val="single" w:color="C9D5E8" w:sz="4"/>
+              <w:left w:val="single" w:color="C9D5E8" w:sz="4"/>
+              <w:bottom w:val="single" w:color="C9D5E8" w:sz="4"/>
+              <w:right w:val="single" w:color="C9D5E8" w:sz="4"/>
+            </w:tcBorders>
+            <w:shd w:fill="132A4E" w:color="auto" w:val="clear"/>
             <w:tcMar>
               <w:top w:type="dxa" w:w="70"/>
               <w:left w:type="dxa" w:w="110"/>
@@ -10127,10 +10801,10 @@
           <w:tcPr>
             <w:tcW w:type="dxa" w:w="6560"/>
             <w:tcBorders>
-              <w:top w:val="single" w:color="BFC8CF" w:sz="4"/>
-              <w:left w:val="single" w:color="BFC8CF" w:sz="4"/>
-              <w:bottom w:val="single" w:color="BFC8CF" w:sz="4"/>
-              <w:right w:val="single" w:color="BFC8CF" w:sz="4"/>
+              <w:top w:val="single" w:color="C9D5E8" w:sz="4"/>
+              <w:left w:val="single" w:color="C9D5E8" w:sz="4"/>
+              <w:bottom w:val="single" w:color="C9D5E8" w:sz="4"/>
+              <w:right w:val="single" w:color="C9D5E8" w:sz="4"/>
             </w:tcBorders>
             <w:tcMar>
               <w:top w:type="dxa" w:w="70"/>
@@ -10156,10 +10830,10 @@
           <w:tcPr>
             <w:tcW w:type="dxa" w:w="2800"/>
             <w:tcBorders>
-              <w:top w:val="single" w:color="BFC8CF" w:sz="4"/>
-              <w:left w:val="single" w:color="BFC8CF" w:sz="4"/>
-              <w:bottom w:val="single" w:color="BFC8CF" w:sz="4"/>
-              <w:right w:val="single" w:color="BFC8CF" w:sz="4"/>
+              <w:top w:val="single" w:color="C9D5E8" w:sz="4"/>
+              <w:left w:val="single" w:color="C9D5E8" w:sz="4"/>
+              <w:bottom w:val="single" w:color="C9D5E8" w:sz="4"/>
+              <w:right w:val="single" w:color="C9D5E8" w:sz="4"/>
             </w:tcBorders>
             <w:tcMar>
               <w:top w:type="dxa" w:w="70"/>
@@ -10190,10 +10864,10 @@
           <w:tcPr>
             <w:tcW w:type="dxa" w:w="6560"/>
             <w:tcBorders>
-              <w:top w:val="single" w:color="BFC8CF" w:sz="4"/>
-              <w:left w:val="single" w:color="BFC8CF" w:sz="4"/>
-              <w:bottom w:val="single" w:color="BFC8CF" w:sz="4"/>
-              <w:right w:val="single" w:color="BFC8CF" w:sz="4"/>
+              <w:top w:val="single" w:color="C9D5E8" w:sz="4"/>
+              <w:left w:val="single" w:color="C9D5E8" w:sz="4"/>
+              <w:bottom w:val="single" w:color="C9D5E8" w:sz="4"/>
+              <w:right w:val="single" w:color="C9D5E8" w:sz="4"/>
             </w:tcBorders>
             <w:tcMar>
               <w:top w:type="dxa" w:w="70"/>
@@ -10219,10 +10893,10 @@
           <w:tcPr>
             <w:tcW w:type="dxa" w:w="2800"/>
             <w:tcBorders>
-              <w:top w:val="single" w:color="BFC8CF" w:sz="4"/>
-              <w:left w:val="single" w:color="BFC8CF" w:sz="4"/>
-              <w:bottom w:val="single" w:color="BFC8CF" w:sz="4"/>
-              <w:right w:val="single" w:color="BFC8CF" w:sz="4"/>
+              <w:top w:val="single" w:color="C9D5E8" w:sz="4"/>
+              <w:left w:val="single" w:color="C9D5E8" w:sz="4"/>
+              <w:bottom w:val="single" w:color="C9D5E8" w:sz="4"/>
+              <w:right w:val="single" w:color="C9D5E8" w:sz="4"/>
             </w:tcBorders>
             <w:tcMar>
               <w:top w:type="dxa" w:w="70"/>
@@ -10253,10 +10927,10 @@
           <w:tcPr>
             <w:tcW w:type="dxa" w:w="6560"/>
             <w:tcBorders>
-              <w:top w:val="single" w:color="BFC8CF" w:sz="4"/>
-              <w:left w:val="single" w:color="BFC8CF" w:sz="4"/>
-              <w:bottom w:val="single" w:color="BFC8CF" w:sz="4"/>
-              <w:right w:val="single" w:color="BFC8CF" w:sz="4"/>
+              <w:top w:val="single" w:color="C9D5E8" w:sz="4"/>
+              <w:left w:val="single" w:color="C9D5E8" w:sz="4"/>
+              <w:bottom w:val="single" w:color="C9D5E8" w:sz="4"/>
+              <w:right w:val="single" w:color="C9D5E8" w:sz="4"/>
             </w:tcBorders>
             <w:tcMar>
               <w:top w:type="dxa" w:w="70"/>
@@ -10282,10 +10956,10 @@
           <w:tcPr>
             <w:tcW w:type="dxa" w:w="2800"/>
             <w:tcBorders>
-              <w:top w:val="single" w:color="BFC8CF" w:sz="4"/>
-              <w:left w:val="single" w:color="BFC8CF" w:sz="4"/>
-              <w:bottom w:val="single" w:color="BFC8CF" w:sz="4"/>
-              <w:right w:val="single" w:color="BFC8CF" w:sz="4"/>
+              <w:top w:val="single" w:color="C9D5E8" w:sz="4"/>
+              <w:left w:val="single" w:color="C9D5E8" w:sz="4"/>
+              <w:bottom w:val="single" w:color="C9D5E8" w:sz="4"/>
+              <w:right w:val="single" w:color="C9D5E8" w:sz="4"/>
             </w:tcBorders>
             <w:tcMar>
               <w:top w:type="dxa" w:w="70"/>
@@ -10316,10 +10990,10 @@
           <w:tcPr>
             <w:tcW w:type="dxa" w:w="6560"/>
             <w:tcBorders>
-              <w:top w:val="single" w:color="BFC8CF" w:sz="4"/>
-              <w:left w:val="single" w:color="BFC8CF" w:sz="4"/>
-              <w:bottom w:val="single" w:color="BFC8CF" w:sz="4"/>
-              <w:right w:val="single" w:color="BFC8CF" w:sz="4"/>
+              <w:top w:val="single" w:color="C9D5E8" w:sz="4"/>
+              <w:left w:val="single" w:color="C9D5E8" w:sz="4"/>
+              <w:bottom w:val="single" w:color="C9D5E8" w:sz="4"/>
+              <w:right w:val="single" w:color="C9D5E8" w:sz="4"/>
             </w:tcBorders>
             <w:tcMar>
               <w:top w:type="dxa" w:w="70"/>
@@ -10345,10 +11019,10 @@
           <w:tcPr>
             <w:tcW w:type="dxa" w:w="2800"/>
             <w:tcBorders>
-              <w:top w:val="single" w:color="BFC8CF" w:sz="4"/>
-              <w:left w:val="single" w:color="BFC8CF" w:sz="4"/>
-              <w:bottom w:val="single" w:color="BFC8CF" w:sz="4"/>
-              <w:right w:val="single" w:color="BFC8CF" w:sz="4"/>
+              <w:top w:val="single" w:color="C9D5E8" w:sz="4"/>
+              <w:left w:val="single" w:color="C9D5E8" w:sz="4"/>
+              <w:bottom w:val="single" w:color="C9D5E8" w:sz="4"/>
+              <w:right w:val="single" w:color="C9D5E8" w:sz="4"/>
             </w:tcBorders>
             <w:tcMar>
               <w:top w:type="dxa" w:w="70"/>
@@ -10379,10 +11053,10 @@
           <w:tcPr>
             <w:tcW w:type="dxa" w:w="6560"/>
             <w:tcBorders>
-              <w:top w:val="single" w:color="BFC8CF" w:sz="4"/>
-              <w:left w:val="single" w:color="BFC8CF" w:sz="4"/>
-              <w:bottom w:val="single" w:color="BFC8CF" w:sz="4"/>
-              <w:right w:val="single" w:color="BFC8CF" w:sz="4"/>
+              <w:top w:val="single" w:color="C9D5E8" w:sz="4"/>
+              <w:left w:val="single" w:color="C9D5E8" w:sz="4"/>
+              <w:bottom w:val="single" w:color="C9D5E8" w:sz="4"/>
+              <w:right w:val="single" w:color="C9D5E8" w:sz="4"/>
             </w:tcBorders>
             <w:tcMar>
               <w:top w:type="dxa" w:w="70"/>
@@ -10408,10 +11082,10 @@
           <w:tcPr>
             <w:tcW w:type="dxa" w:w="2800"/>
             <w:tcBorders>
-              <w:top w:val="single" w:color="BFC8CF" w:sz="4"/>
-              <w:left w:val="single" w:color="BFC8CF" w:sz="4"/>
-              <w:bottom w:val="single" w:color="BFC8CF" w:sz="4"/>
-              <w:right w:val="single" w:color="BFC8CF" w:sz="4"/>
+              <w:top w:val="single" w:color="C9D5E8" w:sz="4"/>
+              <w:left w:val="single" w:color="C9D5E8" w:sz="4"/>
+              <w:bottom w:val="single" w:color="C9D5E8" w:sz="4"/>
+              <w:right w:val="single" w:color="C9D5E8" w:sz="4"/>
             </w:tcBorders>
             <w:tcMar>
               <w:top w:type="dxa" w:w="70"/>
@@ -10442,10 +11116,10 @@
           <w:tcPr>
             <w:tcW w:type="dxa" w:w="6560"/>
             <w:tcBorders>
-              <w:top w:val="single" w:color="BFC8CF" w:sz="4"/>
-              <w:left w:val="single" w:color="BFC8CF" w:sz="4"/>
-              <w:bottom w:val="single" w:color="BFC8CF" w:sz="4"/>
-              <w:right w:val="single" w:color="BFC8CF" w:sz="4"/>
+              <w:top w:val="single" w:color="C9D5E8" w:sz="4"/>
+              <w:left w:val="single" w:color="C9D5E8" w:sz="4"/>
+              <w:bottom w:val="single" w:color="C9D5E8" w:sz="4"/>
+              <w:right w:val="single" w:color="C9D5E8" w:sz="4"/>
             </w:tcBorders>
             <w:tcMar>
               <w:top w:type="dxa" w:w="70"/>
@@ -10471,10 +11145,10 @@
           <w:tcPr>
             <w:tcW w:type="dxa" w:w="2800"/>
             <w:tcBorders>
-              <w:top w:val="single" w:color="BFC8CF" w:sz="4"/>
-              <w:left w:val="single" w:color="BFC8CF" w:sz="4"/>
-              <w:bottom w:val="single" w:color="BFC8CF" w:sz="4"/>
-              <w:right w:val="single" w:color="BFC8CF" w:sz="4"/>
+              <w:top w:val="single" w:color="C9D5E8" w:sz="4"/>
+              <w:left w:val="single" w:color="C9D5E8" w:sz="4"/>
+              <w:bottom w:val="single" w:color="C9D5E8" w:sz="4"/>
+              <w:right w:val="single" w:color="C9D5E8" w:sz="4"/>
             </w:tcBorders>
             <w:tcMar>
               <w:top w:type="dxa" w:w="70"/>
@@ -10505,10 +11179,10 @@
           <w:tcPr>
             <w:tcW w:type="dxa" w:w="6560"/>
             <w:tcBorders>
-              <w:top w:val="single" w:color="BFC8CF" w:sz="4"/>
-              <w:left w:val="single" w:color="BFC8CF" w:sz="4"/>
-              <w:bottom w:val="single" w:color="BFC8CF" w:sz="4"/>
-              <w:right w:val="single" w:color="BFC8CF" w:sz="4"/>
+              <w:top w:val="single" w:color="C9D5E8" w:sz="4"/>
+              <w:left w:val="single" w:color="C9D5E8" w:sz="4"/>
+              <w:bottom w:val="single" w:color="C9D5E8" w:sz="4"/>
+              <w:right w:val="single" w:color="C9D5E8" w:sz="4"/>
             </w:tcBorders>
             <w:tcMar>
               <w:top w:type="dxa" w:w="70"/>
@@ -10534,10 +11208,10 @@
           <w:tcPr>
             <w:tcW w:type="dxa" w:w="2800"/>
             <w:tcBorders>
-              <w:top w:val="single" w:color="BFC8CF" w:sz="4"/>
-              <w:left w:val="single" w:color="BFC8CF" w:sz="4"/>
-              <w:bottom w:val="single" w:color="BFC8CF" w:sz="4"/>
-              <w:right w:val="single" w:color="BFC8CF" w:sz="4"/>
+              <w:top w:val="single" w:color="C9D5E8" w:sz="4"/>
+              <w:left w:val="single" w:color="C9D5E8" w:sz="4"/>
+              <w:bottom w:val="single" w:color="C9D5E8" w:sz="4"/>
+              <w:right w:val="single" w:color="C9D5E8" w:sz="4"/>
             </w:tcBorders>
             <w:tcMar>
               <w:top w:type="dxa" w:w="70"/>
@@ -10568,10 +11242,10 @@
           <w:tcPr>
             <w:tcW w:type="dxa" w:w="6560"/>
             <w:tcBorders>
-              <w:top w:val="single" w:color="BFC8CF" w:sz="4"/>
-              <w:left w:val="single" w:color="BFC8CF" w:sz="4"/>
-              <w:bottom w:val="single" w:color="BFC8CF" w:sz="4"/>
-              <w:right w:val="single" w:color="BFC8CF" w:sz="4"/>
+              <w:top w:val="single" w:color="C9D5E8" w:sz="4"/>
+              <w:left w:val="single" w:color="C9D5E8" w:sz="4"/>
+              <w:bottom w:val="single" w:color="C9D5E8" w:sz="4"/>
+              <w:right w:val="single" w:color="C9D5E8" w:sz="4"/>
             </w:tcBorders>
             <w:tcMar>
               <w:top w:type="dxa" w:w="70"/>
@@ -10597,10 +11271,10 @@
           <w:tcPr>
             <w:tcW w:type="dxa" w:w="2800"/>
             <w:tcBorders>
-              <w:top w:val="single" w:color="BFC8CF" w:sz="4"/>
-              <w:left w:val="single" w:color="BFC8CF" w:sz="4"/>
-              <w:bottom w:val="single" w:color="BFC8CF" w:sz="4"/>
-              <w:right w:val="single" w:color="BFC8CF" w:sz="4"/>
+              <w:top w:val="single" w:color="C9D5E8" w:sz="4"/>
+              <w:left w:val="single" w:color="C9D5E8" w:sz="4"/>
+              <w:bottom w:val="single" w:color="C9D5E8" w:sz="4"/>
+              <w:right w:val="single" w:color="C9D5E8" w:sz="4"/>
             </w:tcBorders>
             <w:tcMar>
               <w:top w:type="dxa" w:w="70"/>
@@ -10631,10 +11305,10 @@
           <w:tcPr>
             <w:tcW w:type="dxa" w:w="6560"/>
             <w:tcBorders>
-              <w:top w:val="single" w:color="BFC8CF" w:sz="4"/>
-              <w:left w:val="single" w:color="BFC8CF" w:sz="4"/>
-              <w:bottom w:val="single" w:color="BFC8CF" w:sz="4"/>
-              <w:right w:val="single" w:color="BFC8CF" w:sz="4"/>
+              <w:top w:val="single" w:color="C9D5E8" w:sz="4"/>
+              <w:left w:val="single" w:color="C9D5E8" w:sz="4"/>
+              <w:bottom w:val="single" w:color="C9D5E8" w:sz="4"/>
+              <w:right w:val="single" w:color="C9D5E8" w:sz="4"/>
             </w:tcBorders>
             <w:tcMar>
               <w:top w:type="dxa" w:w="70"/>
@@ -10660,10 +11334,10 @@
           <w:tcPr>
             <w:tcW w:type="dxa" w:w="2800"/>
             <w:tcBorders>
-              <w:top w:val="single" w:color="BFC8CF" w:sz="4"/>
-              <w:left w:val="single" w:color="BFC8CF" w:sz="4"/>
-              <w:bottom w:val="single" w:color="BFC8CF" w:sz="4"/>
-              <w:right w:val="single" w:color="BFC8CF" w:sz="4"/>
+              <w:top w:val="single" w:color="C9D5E8" w:sz="4"/>
+              <w:left w:val="single" w:color="C9D5E8" w:sz="4"/>
+              <w:bottom w:val="single" w:color="C9D5E8" w:sz="4"/>
+              <w:right w:val="single" w:color="C9D5E8" w:sz="4"/>
             </w:tcBorders>
             <w:tcMar>
               <w:top w:type="dxa" w:w="70"/>
@@ -10694,10 +11368,10 @@
           <w:tcPr>
             <w:tcW w:type="dxa" w:w="6560"/>
             <w:tcBorders>
-              <w:top w:val="single" w:color="BFC8CF" w:sz="4"/>
-              <w:left w:val="single" w:color="BFC8CF" w:sz="4"/>
-              <w:bottom w:val="single" w:color="BFC8CF" w:sz="4"/>
-              <w:right w:val="single" w:color="BFC8CF" w:sz="4"/>
+              <w:top w:val="single" w:color="C9D5E8" w:sz="4"/>
+              <w:left w:val="single" w:color="C9D5E8" w:sz="4"/>
+              <w:bottom w:val="single" w:color="C9D5E8" w:sz="4"/>
+              <w:right w:val="single" w:color="C9D5E8" w:sz="4"/>
             </w:tcBorders>
             <w:tcMar>
               <w:top w:type="dxa" w:w="70"/>
@@ -10723,10 +11397,10 @@
           <w:tcPr>
             <w:tcW w:type="dxa" w:w="2800"/>
             <w:tcBorders>
-              <w:top w:val="single" w:color="BFC8CF" w:sz="4"/>
-              <w:left w:val="single" w:color="BFC8CF" w:sz="4"/>
-              <w:bottom w:val="single" w:color="BFC8CF" w:sz="4"/>
-              <w:right w:val="single" w:color="BFC8CF" w:sz="4"/>
+              <w:top w:val="single" w:color="C9D5E8" w:sz="4"/>
+              <w:left w:val="single" w:color="C9D5E8" w:sz="4"/>
+              <w:bottom w:val="single" w:color="C9D5E8" w:sz="4"/>
+              <w:right w:val="single" w:color="C9D5E8" w:sz="4"/>
             </w:tcBorders>
             <w:tcMar>
               <w:top w:type="dxa" w:w="70"/>
@@ -10757,10 +11431,10 @@
           <w:tcPr>
             <w:tcW w:type="dxa" w:w="6560"/>
             <w:tcBorders>
-              <w:top w:val="single" w:color="BFC8CF" w:sz="4"/>
-              <w:left w:val="single" w:color="BFC8CF" w:sz="4"/>
-              <w:bottom w:val="single" w:color="BFC8CF" w:sz="4"/>
-              <w:right w:val="single" w:color="BFC8CF" w:sz="4"/>
+              <w:top w:val="single" w:color="C9D5E8" w:sz="4"/>
+              <w:left w:val="single" w:color="C9D5E8" w:sz="4"/>
+              <w:bottom w:val="single" w:color="C9D5E8" w:sz="4"/>
+              <w:right w:val="single" w:color="C9D5E8" w:sz="4"/>
             </w:tcBorders>
             <w:tcMar>
               <w:top w:type="dxa" w:w="70"/>
@@ -10786,10 +11460,10 @@
           <w:tcPr>
             <w:tcW w:type="dxa" w:w="2800"/>
             <w:tcBorders>
-              <w:top w:val="single" w:color="BFC8CF" w:sz="4"/>
-              <w:left w:val="single" w:color="BFC8CF" w:sz="4"/>
-              <w:bottom w:val="single" w:color="BFC8CF" w:sz="4"/>
-              <w:right w:val="single" w:color="BFC8CF" w:sz="4"/>
+              <w:top w:val="single" w:color="C9D5E8" w:sz="4"/>
+              <w:left w:val="single" w:color="C9D5E8" w:sz="4"/>
+              <w:bottom w:val="single" w:color="C9D5E8" w:sz="4"/>
+              <w:right w:val="single" w:color="C9D5E8" w:sz="4"/>
             </w:tcBorders>
             <w:tcMar>
               <w:top w:type="dxa" w:w="70"/>
@@ -10820,10 +11494,10 @@
           <w:tcPr>
             <w:tcW w:type="dxa" w:w="6560"/>
             <w:tcBorders>
-              <w:top w:val="single" w:color="BFC8CF" w:sz="4"/>
-              <w:left w:val="single" w:color="BFC8CF" w:sz="4"/>
-              <w:bottom w:val="single" w:color="BFC8CF" w:sz="4"/>
-              <w:right w:val="single" w:color="BFC8CF" w:sz="4"/>
+              <w:top w:val="single" w:color="C9D5E8" w:sz="4"/>
+              <w:left w:val="single" w:color="C9D5E8" w:sz="4"/>
+              <w:bottom w:val="single" w:color="C9D5E8" w:sz="4"/>
+              <w:right w:val="single" w:color="C9D5E8" w:sz="4"/>
             </w:tcBorders>
             <w:tcMar>
               <w:top w:type="dxa" w:w="70"/>
@@ -10849,10 +11523,10 @@
           <w:tcPr>
             <w:tcW w:type="dxa" w:w="2800"/>
             <w:tcBorders>
-              <w:top w:val="single" w:color="BFC8CF" w:sz="4"/>
-              <w:left w:val="single" w:color="BFC8CF" w:sz="4"/>
-              <w:bottom w:val="single" w:color="BFC8CF" w:sz="4"/>
-              <w:right w:val="single" w:color="BFC8CF" w:sz="4"/>
+              <w:top w:val="single" w:color="C9D5E8" w:sz="4"/>
+              <w:left w:val="single" w:color="C9D5E8" w:sz="4"/>
+              <w:bottom w:val="single" w:color="C9D5E8" w:sz="4"/>
+              <w:right w:val="single" w:color="C9D5E8" w:sz="4"/>
             </w:tcBorders>
             <w:tcMar>
               <w:top w:type="dxa" w:w="70"/>
@@ -10883,10 +11557,10 @@
           <w:tcPr>
             <w:tcW w:type="dxa" w:w="6560"/>
             <w:tcBorders>
-              <w:top w:val="single" w:color="BFC8CF" w:sz="4"/>
-              <w:left w:val="single" w:color="BFC8CF" w:sz="4"/>
-              <w:bottom w:val="single" w:color="BFC8CF" w:sz="4"/>
-              <w:right w:val="single" w:color="BFC8CF" w:sz="4"/>
+              <w:top w:val="single" w:color="C9D5E8" w:sz="4"/>
+              <w:left w:val="single" w:color="C9D5E8" w:sz="4"/>
+              <w:bottom w:val="single" w:color="C9D5E8" w:sz="4"/>
+              <w:right w:val="single" w:color="C9D5E8" w:sz="4"/>
             </w:tcBorders>
             <w:tcMar>
               <w:top w:type="dxa" w:w="70"/>
@@ -10912,10 +11586,10 @@
           <w:tcPr>
             <w:tcW w:type="dxa" w:w="2800"/>
             <w:tcBorders>
-              <w:top w:val="single" w:color="BFC8CF" w:sz="4"/>
-              <w:left w:val="single" w:color="BFC8CF" w:sz="4"/>
-              <w:bottom w:val="single" w:color="BFC8CF" w:sz="4"/>
-              <w:right w:val="single" w:color="BFC8CF" w:sz="4"/>
+              <w:top w:val="single" w:color="C9D5E8" w:sz="4"/>
+              <w:left w:val="single" w:color="C9D5E8" w:sz="4"/>
+              <w:bottom w:val="single" w:color="C9D5E8" w:sz="4"/>
+              <w:right w:val="single" w:color="C9D5E8" w:sz="4"/>
             </w:tcBorders>
             <w:tcMar>
               <w:top w:type="dxa" w:w="70"/>
@@ -11012,9 +11686,9 @@
       <w:pPr>
         <w:keepNext w:val="false"/>
         <w:pBdr>
-          <w:left w:val="single" w:color="9A4A1F" w:sz="24" w:space="10"/>
+          <w:left w:val="single" w:color="B4530C" w:sz="24" w:space="10"/>
         </w:pBdr>
-        <w:shd w:fill="EEF2F5" w:color="auto" w:val="clear"/>
+        <w:shd w:fill="EDF1F8" w:color="auto" w:val="clear"/>
         <w:spacing w:after="200" w:before="120"/>
         <w:ind w:left="200" w:right="200"/>
       </w:pPr>
@@ -11146,12 +11820,12 @@
           <w:tcPr>
             <w:tcW w:type="dxa" w:w="3000"/>
             <w:tcBorders>
-              <w:top w:val="single" w:color="BFC8CF" w:sz="4"/>
-              <w:left w:val="single" w:color="BFC8CF" w:sz="4"/>
-              <w:bottom w:val="single" w:color="BFC8CF" w:sz="4"/>
-              <w:right w:val="single" w:color="BFC8CF" w:sz="4"/>
-            </w:tcBorders>
-            <w:shd w:fill="1F3A5F" w:color="auto" w:val="clear"/>
+              <w:top w:val="single" w:color="C9D5E8" w:sz="4"/>
+              <w:left w:val="single" w:color="C9D5E8" w:sz="4"/>
+              <w:bottom w:val="single" w:color="C9D5E8" w:sz="4"/>
+              <w:right w:val="single" w:color="C9D5E8" w:sz="4"/>
+            </w:tcBorders>
+            <w:shd w:fill="132A4E" w:color="auto" w:val="clear"/>
             <w:tcMar>
               <w:top w:type="dxa" w:w="70"/>
               <w:left w:type="dxa" w:w="110"/>
@@ -11179,12 +11853,12 @@
           <w:tcPr>
             <w:tcW w:type="dxa" w:w="6360"/>
             <w:tcBorders>
-              <w:top w:val="single" w:color="BFC8CF" w:sz="4"/>
-              <w:left w:val="single" w:color="BFC8CF" w:sz="4"/>
-              <w:bottom w:val="single" w:color="BFC8CF" w:sz="4"/>
-              <w:right w:val="single" w:color="BFC8CF" w:sz="4"/>
-            </w:tcBorders>
-            <w:shd w:fill="1F3A5F" w:color="auto" w:val="clear"/>
+              <w:top w:val="single" w:color="C9D5E8" w:sz="4"/>
+              <w:left w:val="single" w:color="C9D5E8" w:sz="4"/>
+              <w:bottom w:val="single" w:color="C9D5E8" w:sz="4"/>
+              <w:right w:val="single" w:color="C9D5E8" w:sz="4"/>
+            </w:tcBorders>
+            <w:shd w:fill="132A4E" w:color="auto" w:val="clear"/>
             <w:tcMar>
               <w:top w:type="dxa" w:w="70"/>
               <w:left w:type="dxa" w:w="110"/>
@@ -11217,10 +11891,10 @@
           <w:tcPr>
             <w:tcW w:type="dxa" w:w="3000"/>
             <w:tcBorders>
-              <w:top w:val="single" w:color="BFC8CF" w:sz="4"/>
-              <w:left w:val="single" w:color="BFC8CF" w:sz="4"/>
-              <w:bottom w:val="single" w:color="BFC8CF" w:sz="4"/>
-              <w:right w:val="single" w:color="BFC8CF" w:sz="4"/>
+              <w:top w:val="single" w:color="C9D5E8" w:sz="4"/>
+              <w:left w:val="single" w:color="C9D5E8" w:sz="4"/>
+              <w:bottom w:val="single" w:color="C9D5E8" w:sz="4"/>
+              <w:right w:val="single" w:color="C9D5E8" w:sz="4"/>
             </w:tcBorders>
             <w:tcMar>
               <w:top w:type="dxa" w:w="70"/>
@@ -11246,10 +11920,10 @@
           <w:tcPr>
             <w:tcW w:type="dxa" w:w="6360"/>
             <w:tcBorders>
-              <w:top w:val="single" w:color="BFC8CF" w:sz="4"/>
-              <w:left w:val="single" w:color="BFC8CF" w:sz="4"/>
-              <w:bottom w:val="single" w:color="BFC8CF" w:sz="4"/>
-              <w:right w:val="single" w:color="BFC8CF" w:sz="4"/>
+              <w:top w:val="single" w:color="C9D5E8" w:sz="4"/>
+              <w:left w:val="single" w:color="C9D5E8" w:sz="4"/>
+              <w:bottom w:val="single" w:color="C9D5E8" w:sz="4"/>
+              <w:right w:val="single" w:color="C9D5E8" w:sz="4"/>
             </w:tcBorders>
             <w:tcMar>
               <w:top w:type="dxa" w:w="70"/>
@@ -11280,10 +11954,10 @@
           <w:tcPr>
             <w:tcW w:type="dxa" w:w="3000"/>
             <w:tcBorders>
-              <w:top w:val="single" w:color="BFC8CF" w:sz="4"/>
-              <w:left w:val="single" w:color="BFC8CF" w:sz="4"/>
-              <w:bottom w:val="single" w:color="BFC8CF" w:sz="4"/>
-              <w:right w:val="single" w:color="BFC8CF" w:sz="4"/>
+              <w:top w:val="single" w:color="C9D5E8" w:sz="4"/>
+              <w:left w:val="single" w:color="C9D5E8" w:sz="4"/>
+              <w:bottom w:val="single" w:color="C9D5E8" w:sz="4"/>
+              <w:right w:val="single" w:color="C9D5E8" w:sz="4"/>
             </w:tcBorders>
             <w:tcMar>
               <w:top w:type="dxa" w:w="70"/>
@@ -11309,10 +11983,10 @@
           <w:tcPr>
             <w:tcW w:type="dxa" w:w="6360"/>
             <w:tcBorders>
-              <w:top w:val="single" w:color="BFC8CF" w:sz="4"/>
-              <w:left w:val="single" w:color="BFC8CF" w:sz="4"/>
-              <w:bottom w:val="single" w:color="BFC8CF" w:sz="4"/>
-              <w:right w:val="single" w:color="BFC8CF" w:sz="4"/>
+              <w:top w:val="single" w:color="C9D5E8" w:sz="4"/>
+              <w:left w:val="single" w:color="C9D5E8" w:sz="4"/>
+              <w:bottom w:val="single" w:color="C9D5E8" w:sz="4"/>
+              <w:right w:val="single" w:color="C9D5E8" w:sz="4"/>
             </w:tcBorders>
             <w:tcMar>
               <w:top w:type="dxa" w:w="70"/>
@@ -11343,10 +12017,10 @@
           <w:tcPr>
             <w:tcW w:type="dxa" w:w="3000"/>
             <w:tcBorders>
-              <w:top w:val="single" w:color="BFC8CF" w:sz="4"/>
-              <w:left w:val="single" w:color="BFC8CF" w:sz="4"/>
-              <w:bottom w:val="single" w:color="BFC8CF" w:sz="4"/>
-              <w:right w:val="single" w:color="BFC8CF" w:sz="4"/>
+              <w:top w:val="single" w:color="C9D5E8" w:sz="4"/>
+              <w:left w:val="single" w:color="C9D5E8" w:sz="4"/>
+              <w:bottom w:val="single" w:color="C9D5E8" w:sz="4"/>
+              <w:right w:val="single" w:color="C9D5E8" w:sz="4"/>
             </w:tcBorders>
             <w:tcMar>
               <w:top w:type="dxa" w:w="70"/>
@@ -11372,10 +12046,10 @@
           <w:tcPr>
             <w:tcW w:type="dxa" w:w="6360"/>
             <w:tcBorders>
-              <w:top w:val="single" w:color="BFC8CF" w:sz="4"/>
-              <w:left w:val="single" w:color="BFC8CF" w:sz="4"/>
-              <w:bottom w:val="single" w:color="BFC8CF" w:sz="4"/>
-              <w:right w:val="single" w:color="BFC8CF" w:sz="4"/>
+              <w:top w:val="single" w:color="C9D5E8" w:sz="4"/>
+              <w:left w:val="single" w:color="C9D5E8" w:sz="4"/>
+              <w:bottom w:val="single" w:color="C9D5E8" w:sz="4"/>
+              <w:right w:val="single" w:color="C9D5E8" w:sz="4"/>
             </w:tcBorders>
             <w:tcMar>
               <w:top w:type="dxa" w:w="70"/>
@@ -11406,10 +12080,10 @@
           <w:tcPr>
             <w:tcW w:type="dxa" w:w="3000"/>
             <w:tcBorders>
-              <w:top w:val="single" w:color="BFC8CF" w:sz="4"/>
-              <w:left w:val="single" w:color="BFC8CF" w:sz="4"/>
-              <w:bottom w:val="single" w:color="BFC8CF" w:sz="4"/>
-              <w:right w:val="single" w:color="BFC8CF" w:sz="4"/>
+              <w:top w:val="single" w:color="C9D5E8" w:sz="4"/>
+              <w:left w:val="single" w:color="C9D5E8" w:sz="4"/>
+              <w:bottom w:val="single" w:color="C9D5E8" w:sz="4"/>
+              <w:right w:val="single" w:color="C9D5E8" w:sz="4"/>
             </w:tcBorders>
             <w:tcMar>
               <w:top w:type="dxa" w:w="70"/>
@@ -11435,10 +12109,10 @@
           <w:tcPr>
             <w:tcW w:type="dxa" w:w="6360"/>
             <w:tcBorders>
-              <w:top w:val="single" w:color="BFC8CF" w:sz="4"/>
-              <w:left w:val="single" w:color="BFC8CF" w:sz="4"/>
-              <w:bottom w:val="single" w:color="BFC8CF" w:sz="4"/>
-              <w:right w:val="single" w:color="BFC8CF" w:sz="4"/>
+              <w:top w:val="single" w:color="C9D5E8" w:sz="4"/>
+              <w:left w:val="single" w:color="C9D5E8" w:sz="4"/>
+              <w:bottom w:val="single" w:color="C9D5E8" w:sz="4"/>
+              <w:right w:val="single" w:color="C9D5E8" w:sz="4"/>
             </w:tcBorders>
             <w:tcMar>
               <w:top w:type="dxa" w:w="70"/>
@@ -11469,10 +12143,10 @@
           <w:tcPr>
             <w:tcW w:type="dxa" w:w="3000"/>
             <w:tcBorders>
-              <w:top w:val="single" w:color="BFC8CF" w:sz="4"/>
-              <w:left w:val="single" w:color="BFC8CF" w:sz="4"/>
-              <w:bottom w:val="single" w:color="BFC8CF" w:sz="4"/>
-              <w:right w:val="single" w:color="BFC8CF" w:sz="4"/>
+              <w:top w:val="single" w:color="C9D5E8" w:sz="4"/>
+              <w:left w:val="single" w:color="C9D5E8" w:sz="4"/>
+              <w:bottom w:val="single" w:color="C9D5E8" w:sz="4"/>
+              <w:right w:val="single" w:color="C9D5E8" w:sz="4"/>
             </w:tcBorders>
             <w:tcMar>
               <w:top w:type="dxa" w:w="70"/>
@@ -11498,10 +12172,10 @@
           <w:tcPr>
             <w:tcW w:type="dxa" w:w="6360"/>
             <w:tcBorders>
-              <w:top w:val="single" w:color="BFC8CF" w:sz="4"/>
-              <w:left w:val="single" w:color="BFC8CF" w:sz="4"/>
-              <w:bottom w:val="single" w:color="BFC8CF" w:sz="4"/>
-              <w:right w:val="single" w:color="BFC8CF" w:sz="4"/>
+              <w:top w:val="single" w:color="C9D5E8" w:sz="4"/>
+              <w:left w:val="single" w:color="C9D5E8" w:sz="4"/>
+              <w:bottom w:val="single" w:color="C9D5E8" w:sz="4"/>
+              <w:right w:val="single" w:color="C9D5E8" w:sz="4"/>
             </w:tcBorders>
             <w:tcMar>
               <w:top w:type="dxa" w:w="70"/>
@@ -11532,10 +12206,10 @@
           <w:tcPr>
             <w:tcW w:type="dxa" w:w="3000"/>
             <w:tcBorders>
-              <w:top w:val="single" w:color="BFC8CF" w:sz="4"/>
-              <w:left w:val="single" w:color="BFC8CF" w:sz="4"/>
-              <w:bottom w:val="single" w:color="BFC8CF" w:sz="4"/>
-              <w:right w:val="single" w:color="BFC8CF" w:sz="4"/>
+              <w:top w:val="single" w:color="C9D5E8" w:sz="4"/>
+              <w:left w:val="single" w:color="C9D5E8" w:sz="4"/>
+              <w:bottom w:val="single" w:color="C9D5E8" w:sz="4"/>
+              <w:right w:val="single" w:color="C9D5E8" w:sz="4"/>
             </w:tcBorders>
             <w:tcMar>
               <w:top w:type="dxa" w:w="70"/>
@@ -11561,10 +12235,10 @@
           <w:tcPr>
             <w:tcW w:type="dxa" w:w="6360"/>
             <w:tcBorders>
-              <w:top w:val="single" w:color="BFC8CF" w:sz="4"/>
-              <w:left w:val="single" w:color="BFC8CF" w:sz="4"/>
-              <w:bottom w:val="single" w:color="BFC8CF" w:sz="4"/>
-              <w:right w:val="single" w:color="BFC8CF" w:sz="4"/>
+              <w:top w:val="single" w:color="C9D5E8" w:sz="4"/>
+              <w:left w:val="single" w:color="C9D5E8" w:sz="4"/>
+              <w:bottom w:val="single" w:color="C9D5E8" w:sz="4"/>
+              <w:right w:val="single" w:color="C9D5E8" w:sz="4"/>
             </w:tcBorders>
             <w:tcMar>
               <w:top w:type="dxa" w:w="70"/>
@@ -11673,9 +12347,9 @@
       <w:pPr>
         <w:keepNext w:val="false"/>
         <w:pBdr>
-          <w:left w:val="single" w:color="9A4A1F" w:sz="24" w:space="10"/>
+          <w:left w:val="single" w:color="B4530C" w:sz="24" w:space="10"/>
         </w:pBdr>
-        <w:shd w:fill="EEF2F5" w:color="auto" w:val="clear"/>
+        <w:shd w:fill="EDF1F8" w:color="auto" w:val="clear"/>
         <w:spacing w:after="200" w:before="120"/>
         <w:ind w:left="200" w:right="200"/>
       </w:pPr>
@@ -11798,12 +12472,12 @@
           <w:tcPr>
             <w:tcW w:type="dxa" w:w="4200"/>
             <w:tcBorders>
-              <w:top w:val="single" w:color="BFC8CF" w:sz="4"/>
-              <w:left w:val="single" w:color="BFC8CF" w:sz="4"/>
-              <w:bottom w:val="single" w:color="BFC8CF" w:sz="4"/>
-              <w:right w:val="single" w:color="BFC8CF" w:sz="4"/>
-            </w:tcBorders>
-            <w:shd w:fill="1F3A5F" w:color="auto" w:val="clear"/>
+              <w:top w:val="single" w:color="C9D5E8" w:sz="4"/>
+              <w:left w:val="single" w:color="C9D5E8" w:sz="4"/>
+              <w:bottom w:val="single" w:color="C9D5E8" w:sz="4"/>
+              <w:right w:val="single" w:color="C9D5E8" w:sz="4"/>
+            </w:tcBorders>
+            <w:shd w:fill="132A4E" w:color="auto" w:val="clear"/>
             <w:tcMar>
               <w:top w:type="dxa" w:w="70"/>
               <w:left w:type="dxa" w:w="110"/>
@@ -11831,12 +12505,12 @@
           <w:tcPr>
             <w:tcW w:type="dxa" w:w="5160"/>
             <w:tcBorders>
-              <w:top w:val="single" w:color="BFC8CF" w:sz="4"/>
-              <w:left w:val="single" w:color="BFC8CF" w:sz="4"/>
-              <w:bottom w:val="single" w:color="BFC8CF" w:sz="4"/>
-              <w:right w:val="single" w:color="BFC8CF" w:sz="4"/>
-            </w:tcBorders>
-            <w:shd w:fill="1F3A5F" w:color="auto" w:val="clear"/>
+              <w:top w:val="single" w:color="C9D5E8" w:sz="4"/>
+              <w:left w:val="single" w:color="C9D5E8" w:sz="4"/>
+              <w:bottom w:val="single" w:color="C9D5E8" w:sz="4"/>
+              <w:right w:val="single" w:color="C9D5E8" w:sz="4"/>
+            </w:tcBorders>
+            <w:shd w:fill="132A4E" w:color="auto" w:val="clear"/>
             <w:tcMar>
               <w:top w:type="dxa" w:w="70"/>
               <w:left w:type="dxa" w:w="110"/>
@@ -11869,10 +12543,10 @@
           <w:tcPr>
             <w:tcW w:type="dxa" w:w="4200"/>
             <w:tcBorders>
-              <w:top w:val="single" w:color="BFC8CF" w:sz="4"/>
-              <w:left w:val="single" w:color="BFC8CF" w:sz="4"/>
-              <w:bottom w:val="single" w:color="BFC8CF" w:sz="4"/>
-              <w:right w:val="single" w:color="BFC8CF" w:sz="4"/>
+              <w:top w:val="single" w:color="C9D5E8" w:sz="4"/>
+              <w:left w:val="single" w:color="C9D5E8" w:sz="4"/>
+              <w:bottom w:val="single" w:color="C9D5E8" w:sz="4"/>
+              <w:right w:val="single" w:color="C9D5E8" w:sz="4"/>
             </w:tcBorders>
             <w:tcMar>
               <w:top w:type="dxa" w:w="70"/>
@@ -11898,10 +12572,10 @@
           <w:tcPr>
             <w:tcW w:type="dxa" w:w="5160"/>
             <w:tcBorders>
-              <w:top w:val="single" w:color="BFC8CF" w:sz="4"/>
-              <w:left w:val="single" w:color="BFC8CF" w:sz="4"/>
-              <w:bottom w:val="single" w:color="BFC8CF" w:sz="4"/>
-              <w:right w:val="single" w:color="BFC8CF" w:sz="4"/>
+              <w:top w:val="single" w:color="C9D5E8" w:sz="4"/>
+              <w:left w:val="single" w:color="C9D5E8" w:sz="4"/>
+              <w:bottom w:val="single" w:color="C9D5E8" w:sz="4"/>
+              <w:right w:val="single" w:color="C9D5E8" w:sz="4"/>
             </w:tcBorders>
             <w:tcMar>
               <w:top w:type="dxa" w:w="70"/>
@@ -11932,10 +12606,10 @@
           <w:tcPr>
             <w:tcW w:type="dxa" w:w="4200"/>
             <w:tcBorders>
-              <w:top w:val="single" w:color="BFC8CF" w:sz="4"/>
-              <w:left w:val="single" w:color="BFC8CF" w:sz="4"/>
-              <w:bottom w:val="single" w:color="BFC8CF" w:sz="4"/>
-              <w:right w:val="single" w:color="BFC8CF" w:sz="4"/>
+              <w:top w:val="single" w:color="C9D5E8" w:sz="4"/>
+              <w:left w:val="single" w:color="C9D5E8" w:sz="4"/>
+              <w:bottom w:val="single" w:color="C9D5E8" w:sz="4"/>
+              <w:right w:val="single" w:color="C9D5E8" w:sz="4"/>
             </w:tcBorders>
             <w:tcMar>
               <w:top w:type="dxa" w:w="70"/>
@@ -11961,10 +12635,10 @@
           <w:tcPr>
             <w:tcW w:type="dxa" w:w="5160"/>
             <w:tcBorders>
-              <w:top w:val="single" w:color="BFC8CF" w:sz="4"/>
-              <w:left w:val="single" w:color="BFC8CF" w:sz="4"/>
-              <w:bottom w:val="single" w:color="BFC8CF" w:sz="4"/>
-              <w:right w:val="single" w:color="BFC8CF" w:sz="4"/>
+              <w:top w:val="single" w:color="C9D5E8" w:sz="4"/>
+              <w:left w:val="single" w:color="C9D5E8" w:sz="4"/>
+              <w:bottom w:val="single" w:color="C9D5E8" w:sz="4"/>
+              <w:right w:val="single" w:color="C9D5E8" w:sz="4"/>
             </w:tcBorders>
             <w:tcMar>
               <w:top w:type="dxa" w:w="70"/>
@@ -11995,10 +12669,10 @@
           <w:tcPr>
             <w:tcW w:type="dxa" w:w="4200"/>
             <w:tcBorders>
-              <w:top w:val="single" w:color="BFC8CF" w:sz="4"/>
-              <w:left w:val="single" w:color="BFC8CF" w:sz="4"/>
-              <w:bottom w:val="single" w:color="BFC8CF" w:sz="4"/>
-              <w:right w:val="single" w:color="BFC8CF" w:sz="4"/>
+              <w:top w:val="single" w:color="C9D5E8" w:sz="4"/>
+              <w:left w:val="single" w:color="C9D5E8" w:sz="4"/>
+              <w:bottom w:val="single" w:color="C9D5E8" w:sz="4"/>
+              <w:right w:val="single" w:color="C9D5E8" w:sz="4"/>
             </w:tcBorders>
             <w:tcMar>
               <w:top w:type="dxa" w:w="70"/>
@@ -12024,10 +12698,10 @@
           <w:tcPr>
             <w:tcW w:type="dxa" w:w="5160"/>
             <w:tcBorders>
-              <w:top w:val="single" w:color="BFC8CF" w:sz="4"/>
-              <w:left w:val="single" w:color="BFC8CF" w:sz="4"/>
-              <w:bottom w:val="single" w:color="BFC8CF" w:sz="4"/>
-              <w:right w:val="single" w:color="BFC8CF" w:sz="4"/>
+              <w:top w:val="single" w:color="C9D5E8" w:sz="4"/>
+              <w:left w:val="single" w:color="C9D5E8" w:sz="4"/>
+              <w:bottom w:val="single" w:color="C9D5E8" w:sz="4"/>
+              <w:right w:val="single" w:color="C9D5E8" w:sz="4"/>
             </w:tcBorders>
             <w:tcMar>
               <w:top w:type="dxa" w:w="70"/>
@@ -12100,9 +12774,9 @@
       <w:pPr>
         <w:keepNext w:val="false"/>
         <w:pBdr>
-          <w:left w:val="single" w:color="9A4A1F" w:sz="24" w:space="10"/>
+          <w:left w:val="single" w:color="B4530C" w:sz="24" w:space="10"/>
         </w:pBdr>
-        <w:shd w:fill="EEF2F5" w:color="auto" w:val="clear"/>
+        <w:shd w:fill="EDF1F8" w:color="auto" w:val="clear"/>
         <w:spacing w:after="200" w:before="120"/>
         <w:ind w:left="200" w:right="200"/>
       </w:pPr>
@@ -12116,6 +12790,87 @@
     </w:p>
     <w:p>
       <w:pPr>
+        <w:spacing w:after="140"/>
+      </w:pPr>
+      <w:r>
+        <w:t xml:space="preserve">Figure 8 shows the check and the hold together.</w:t>
+      </w:r>
+    </w:p>
+    <w:p>
+      <w:pPr>
+        <w:keepNext/>
+        <w:spacing w:after="60" w:before="160"/>
+        <w:jc w:val="center"/>
+      </w:pPr>
+      <w:r>
+        <w:drawing>
+          <wp:inline distT="0" distB="0" distL="0" distR="0">
+            <wp:extent cx="5943600" cy="3324225"/>
+            <wp:effectExtent t="0" r="0" b="0" l="0"/>
+            <wp:docPr id="1" name="Figure 8" descr="CM's check at CSA acceptance" title="Figure 8"/>
+            <wp:cNvGraphicFramePr>
+              <a:graphicFrameLocks xmlns:a="http://schemas.openxmlformats.org/drawingml/2006/main" noChangeAspect="1"/>
+            </wp:cNvGraphicFramePr>
+            <a:graphic xmlns:a="http://schemas.openxmlformats.org/drawingml/2006/main">
+              <a:graphicData uri="http://schemas.openxmlformats.org/drawingml/2006/picture">
+                <pic:pic xmlns:pic="http://schemas.openxmlformats.org/drawingml/2006/picture">
+                  <pic:nvPicPr>
+                    <pic:cNvPr id="0" name="" descr=""/>
+                    <pic:cNvPicPr>
+                      <a:picLocks noChangeAspect="1" noChangeArrowheads="1"/>
+                    </pic:cNvPicPr>
+                  </pic:nvPicPr>
+                  <pic:blipFill>
+                    <a:blip r:embed="rId16" cstate="none"/>
+                    <a:srcRect/>
+                    <a:stretch>
+                      <a:fillRect/>
+                    </a:stretch>
+                  </pic:blipFill>
+                  <pic:spPr bwMode="auto">
+                    <a:xfrm>
+                      <a:off x="0" y="0"/>
+                      <a:ext cx="5943600" cy="3324225"/>
+                    </a:xfrm>
+                    <a:prstGeom prst="rect">
+                      <a:avLst/>
+                    </a:prstGeom>
+                  </pic:spPr>
+                </pic:pic>
+              </a:graphicData>
+            </a:graphic>
+          </wp:inline>
+        </w:drawing>
+      </w:r>
+    </w:p>
+    <w:p>
+      <w:pPr>
+        <w:spacing w:after="220"/>
+        <w:jc w:val="center"/>
+      </w:pPr>
+      <w:r>
+        <w:rPr>
+          <w:b/>
+          <w:bCs/>
+          <w:color w:val="132A4E"/>
+          <w:sz w:val="19"/>
+          <w:szCs w:val="19"/>
+        </w:rPr>
+        <w:t xml:space="preserve">Figure 8. </w:t>
+      </w:r>
+      <w:r>
+        <w:rPr>
+          <w:i/>
+          <w:iCs/>
+          <w:color w:val="4A5568"/>
+          <w:sz w:val="19"/>
+          <w:szCs w:val="19"/>
+        </w:rPr>
+        <w:t xml:space="preserve">CM's check at CSA acceptance</w:t>
+      </w:r>
+    </w:p>
+    <w:p>
+      <w:pPr>
         <w:pStyle w:val="Heading2"/>
       </w:pPr>
       <w:r>
@@ -12172,9 +12927,9 @@
       <w:pPr>
         <w:keepNext/>
         <w:pBdr>
-          <w:left w:val="single" w:color="9A4A1F" w:sz="24" w:space="10"/>
+          <w:left w:val="single" w:color="B4530C" w:sz="24" w:space="10"/>
         </w:pBdr>
-        <w:shd w:fill="EEF2F5" w:color="auto" w:val="clear"/>
+        <w:shd w:fill="EDF1F8" w:color="auto" w:val="clear"/>
         <w:spacing w:after="80" w:before="120"/>
         <w:ind w:left="200" w:right="200"/>
       </w:pPr>
@@ -12190,9 +12945,9 @@
       <w:pPr>
         <w:keepNext w:val="false"/>
         <w:pBdr>
-          <w:left w:val="single" w:color="9A4A1F" w:sz="24" w:space="10"/>
+          <w:left w:val="single" w:color="B4530C" w:sz="24" w:space="10"/>
         </w:pBdr>
-        <w:shd w:fill="EEF2F5" w:color="auto" w:val="clear"/>
+        <w:shd w:fill="EDF1F8" w:color="auto" w:val="clear"/>
         <w:spacing w:after="200" w:before="0"/>
         <w:ind w:left="200" w:right="200"/>
       </w:pPr>
@@ -12397,9 +13152,9 @@
       <w:pPr>
         <w:keepNext/>
         <w:pBdr>
-          <w:left w:val="single" w:color="1F3A5F" w:sz="24" w:space="10"/>
+          <w:left w:val="single" w:color="2A5CAA" w:sz="24" w:space="10"/>
         </w:pBdr>
-        <w:shd w:fill="EEF2F5" w:color="auto" w:val="clear"/>
+        <w:shd w:fill="EDF1F8" w:color="auto" w:val="clear"/>
         <w:spacing w:after="60" w:before="120"/>
         <w:ind w:left="200" w:right="200"/>
       </w:pPr>
@@ -12407,7 +13162,7 @@
         <w:rPr>
           <w:b/>
           <w:bCs/>
-          <w:color w:val="1F3A5F"/>
+          <w:color w:val="2A5CAA"/>
           <w:spacing w:val="20"/>
           <w:sz w:val="17"/>
           <w:szCs w:val="17"/>
@@ -12419,9 +13174,9 @@
       <w:pPr>
         <w:keepNext/>
         <w:pBdr>
-          <w:left w:val="single" w:color="1F3A5F" w:sz="24" w:space="10"/>
+          <w:left w:val="single" w:color="2A5CAA" w:sz="24" w:space="10"/>
         </w:pBdr>
-        <w:shd w:fill="EEF2F5" w:color="auto" w:val="clear"/>
+        <w:shd w:fill="EDF1F8" w:color="auto" w:val="clear"/>
         <w:spacing w:after="80" w:before="0"/>
         <w:ind w:left="200" w:right="200"/>
       </w:pPr>
@@ -12433,9 +13188,9 @@
       <w:pPr>
         <w:keepNext w:val="false"/>
         <w:pBdr>
-          <w:left w:val="single" w:color="1F3A5F" w:sz="24" w:space="10"/>
+          <w:left w:val="single" w:color="2A5CAA" w:sz="24" w:space="10"/>
         </w:pBdr>
-        <w:shd w:fill="EEF2F5" w:color="auto" w:val="clear"/>
+        <w:shd w:fill="EDF1F8" w:color="auto" w:val="clear"/>
         <w:spacing w:after="200" w:before="0"/>
         <w:ind w:left="200" w:right="200"/>
       </w:pPr>
@@ -12487,12 +13242,12 @@
           <w:tcPr>
             <w:tcW w:type="dxa" w:w="3000"/>
             <w:tcBorders>
-              <w:top w:val="single" w:color="BFC8CF" w:sz="4"/>
-              <w:left w:val="single" w:color="BFC8CF" w:sz="4"/>
-              <w:bottom w:val="single" w:color="BFC8CF" w:sz="4"/>
-              <w:right w:val="single" w:color="BFC8CF" w:sz="4"/>
-            </w:tcBorders>
-            <w:shd w:fill="1F3A5F" w:color="auto" w:val="clear"/>
+              <w:top w:val="single" w:color="C9D5E8" w:sz="4"/>
+              <w:left w:val="single" w:color="C9D5E8" w:sz="4"/>
+              <w:bottom w:val="single" w:color="C9D5E8" w:sz="4"/>
+              <w:right w:val="single" w:color="C9D5E8" w:sz="4"/>
+            </w:tcBorders>
+            <w:shd w:fill="132A4E" w:color="auto" w:val="clear"/>
             <w:tcMar>
               <w:top w:type="dxa" w:w="70"/>
               <w:left w:type="dxa" w:w="110"/>
@@ -12520,12 +13275,12 @@
           <w:tcPr>
             <w:tcW w:type="dxa" w:w="6360"/>
             <w:tcBorders>
-              <w:top w:val="single" w:color="BFC8CF" w:sz="4"/>
-              <w:left w:val="single" w:color="BFC8CF" w:sz="4"/>
-              <w:bottom w:val="single" w:color="BFC8CF" w:sz="4"/>
-              <w:right w:val="single" w:color="BFC8CF" w:sz="4"/>
-            </w:tcBorders>
-            <w:shd w:fill="1F3A5F" w:color="auto" w:val="clear"/>
+              <w:top w:val="single" w:color="C9D5E8" w:sz="4"/>
+              <w:left w:val="single" w:color="C9D5E8" w:sz="4"/>
+              <w:bottom w:val="single" w:color="C9D5E8" w:sz="4"/>
+              <w:right w:val="single" w:color="C9D5E8" w:sz="4"/>
+            </w:tcBorders>
+            <w:shd w:fill="132A4E" w:color="auto" w:val="clear"/>
             <w:tcMar>
               <w:top w:type="dxa" w:w="70"/>
               <w:left w:type="dxa" w:w="110"/>
@@ -12558,10 +13313,10 @@
           <w:tcPr>
             <w:tcW w:type="dxa" w:w="3000"/>
             <w:tcBorders>
-              <w:top w:val="single" w:color="BFC8CF" w:sz="4"/>
-              <w:left w:val="single" w:color="BFC8CF" w:sz="4"/>
-              <w:bottom w:val="single" w:color="BFC8CF" w:sz="4"/>
-              <w:right w:val="single" w:color="BFC8CF" w:sz="4"/>
+              <w:top w:val="single" w:color="C9D5E8" w:sz="4"/>
+              <w:left w:val="single" w:color="C9D5E8" w:sz="4"/>
+              <w:bottom w:val="single" w:color="C9D5E8" w:sz="4"/>
+              <w:right w:val="single" w:color="C9D5E8" w:sz="4"/>
             </w:tcBorders>
             <w:tcMar>
               <w:top w:type="dxa" w:w="70"/>
@@ -12587,10 +13342,10 @@
           <w:tcPr>
             <w:tcW w:type="dxa" w:w="6360"/>
             <w:tcBorders>
-              <w:top w:val="single" w:color="BFC8CF" w:sz="4"/>
-              <w:left w:val="single" w:color="BFC8CF" w:sz="4"/>
-              <w:bottom w:val="single" w:color="BFC8CF" w:sz="4"/>
-              <w:right w:val="single" w:color="BFC8CF" w:sz="4"/>
+              <w:top w:val="single" w:color="C9D5E8" w:sz="4"/>
+              <w:left w:val="single" w:color="C9D5E8" w:sz="4"/>
+              <w:bottom w:val="single" w:color="C9D5E8" w:sz="4"/>
+              <w:right w:val="single" w:color="C9D5E8" w:sz="4"/>
             </w:tcBorders>
             <w:tcMar>
               <w:top w:type="dxa" w:w="70"/>
@@ -12621,10 +13376,10 @@
           <w:tcPr>
             <w:tcW w:type="dxa" w:w="3000"/>
             <w:tcBorders>
-              <w:top w:val="single" w:color="BFC8CF" w:sz="4"/>
-              <w:left w:val="single" w:color="BFC8CF" w:sz="4"/>
-              <w:bottom w:val="single" w:color="BFC8CF" w:sz="4"/>
-              <w:right w:val="single" w:color="BFC8CF" w:sz="4"/>
+              <w:top w:val="single" w:color="C9D5E8" w:sz="4"/>
+              <w:left w:val="single" w:color="C9D5E8" w:sz="4"/>
+              <w:bottom w:val="single" w:color="C9D5E8" w:sz="4"/>
+              <w:right w:val="single" w:color="C9D5E8" w:sz="4"/>
             </w:tcBorders>
             <w:tcMar>
               <w:top w:type="dxa" w:w="70"/>
@@ -12650,10 +13405,10 @@
           <w:tcPr>
             <w:tcW w:type="dxa" w:w="6360"/>
             <w:tcBorders>
-              <w:top w:val="single" w:color="BFC8CF" w:sz="4"/>
-              <w:left w:val="single" w:color="BFC8CF" w:sz="4"/>
-              <w:bottom w:val="single" w:color="BFC8CF" w:sz="4"/>
-              <w:right w:val="single" w:color="BFC8CF" w:sz="4"/>
+              <w:top w:val="single" w:color="C9D5E8" w:sz="4"/>
+              <w:left w:val="single" w:color="C9D5E8" w:sz="4"/>
+              <w:bottom w:val="single" w:color="C9D5E8" w:sz="4"/>
+              <w:right w:val="single" w:color="C9D5E8" w:sz="4"/>
             </w:tcBorders>
             <w:tcMar>
               <w:top w:type="dxa" w:w="70"/>
@@ -12684,10 +13439,10 @@
           <w:tcPr>
             <w:tcW w:type="dxa" w:w="3000"/>
             <w:tcBorders>
-              <w:top w:val="single" w:color="BFC8CF" w:sz="4"/>
-              <w:left w:val="single" w:color="BFC8CF" w:sz="4"/>
-              <w:bottom w:val="single" w:color="BFC8CF" w:sz="4"/>
-              <w:right w:val="single" w:color="BFC8CF" w:sz="4"/>
+              <w:top w:val="single" w:color="C9D5E8" w:sz="4"/>
+              <w:left w:val="single" w:color="C9D5E8" w:sz="4"/>
+              <w:bottom w:val="single" w:color="C9D5E8" w:sz="4"/>
+              <w:right w:val="single" w:color="C9D5E8" w:sz="4"/>
             </w:tcBorders>
             <w:tcMar>
               <w:top w:type="dxa" w:w="70"/>
@@ -12713,10 +13468,10 @@
           <w:tcPr>
             <w:tcW w:type="dxa" w:w="6360"/>
             <w:tcBorders>
-              <w:top w:val="single" w:color="BFC8CF" w:sz="4"/>
-              <w:left w:val="single" w:color="BFC8CF" w:sz="4"/>
-              <w:bottom w:val="single" w:color="BFC8CF" w:sz="4"/>
-              <w:right w:val="single" w:color="BFC8CF" w:sz="4"/>
+              <w:top w:val="single" w:color="C9D5E8" w:sz="4"/>
+              <w:left w:val="single" w:color="C9D5E8" w:sz="4"/>
+              <w:bottom w:val="single" w:color="C9D5E8" w:sz="4"/>
+              <w:right w:val="single" w:color="C9D5E8" w:sz="4"/>
             </w:tcBorders>
             <w:tcMar>
               <w:top w:type="dxa" w:w="70"/>
@@ -12747,10 +13502,10 @@
           <w:tcPr>
             <w:tcW w:type="dxa" w:w="3000"/>
             <w:tcBorders>
-              <w:top w:val="single" w:color="BFC8CF" w:sz="4"/>
-              <w:left w:val="single" w:color="BFC8CF" w:sz="4"/>
-              <w:bottom w:val="single" w:color="BFC8CF" w:sz="4"/>
-              <w:right w:val="single" w:color="BFC8CF" w:sz="4"/>
+              <w:top w:val="single" w:color="C9D5E8" w:sz="4"/>
+              <w:left w:val="single" w:color="C9D5E8" w:sz="4"/>
+              <w:bottom w:val="single" w:color="C9D5E8" w:sz="4"/>
+              <w:right w:val="single" w:color="C9D5E8" w:sz="4"/>
             </w:tcBorders>
             <w:tcMar>
               <w:top w:type="dxa" w:w="70"/>
@@ -12776,10 +13531,10 @@
           <w:tcPr>
             <w:tcW w:type="dxa" w:w="6360"/>
             <w:tcBorders>
-              <w:top w:val="single" w:color="BFC8CF" w:sz="4"/>
-              <w:left w:val="single" w:color="BFC8CF" w:sz="4"/>
-              <w:bottom w:val="single" w:color="BFC8CF" w:sz="4"/>
-              <w:right w:val="single" w:color="BFC8CF" w:sz="4"/>
+              <w:top w:val="single" w:color="C9D5E8" w:sz="4"/>
+              <w:left w:val="single" w:color="C9D5E8" w:sz="4"/>
+              <w:bottom w:val="single" w:color="C9D5E8" w:sz="4"/>
+              <w:right w:val="single" w:color="C9D5E8" w:sz="4"/>
             </w:tcBorders>
             <w:tcMar>
               <w:top w:type="dxa" w:w="70"/>
@@ -12807,6 +13562,87 @@
       <w:pPr>
         <w:spacing w:after="120"/>
       </w:pPr>
+    </w:p>
+    <w:p>
+      <w:pPr>
+        <w:spacing w:after="140"/>
+      </w:pPr>
+      <w:r>
+        <w:t xml:space="preserve">Figure 9 shows the flow from this process to the safety function.</w:t>
+      </w:r>
+    </w:p>
+    <w:p>
+      <w:pPr>
+        <w:keepNext/>
+        <w:spacing w:after="60" w:before="160"/>
+        <w:jc w:val="center"/>
+      </w:pPr>
+      <w:r>
+        <w:drawing>
+          <wp:inline distT="0" distB="0" distL="0" distR="0">
+            <wp:extent cx="5943600" cy="2857500"/>
+            <wp:effectExtent t="0" r="0" b="0" l="0"/>
+            <wp:docPr id="1" name="Figure 9" descr="The safety data feed" title="Figure 9"/>
+            <wp:cNvGraphicFramePr>
+              <a:graphicFrameLocks xmlns:a="http://schemas.openxmlformats.org/drawingml/2006/main" noChangeAspect="1"/>
+            </wp:cNvGraphicFramePr>
+            <a:graphic xmlns:a="http://schemas.openxmlformats.org/drawingml/2006/main">
+              <a:graphicData uri="http://schemas.openxmlformats.org/drawingml/2006/picture">
+                <pic:pic xmlns:pic="http://schemas.openxmlformats.org/drawingml/2006/picture">
+                  <pic:nvPicPr>
+                    <pic:cNvPr id="0" name="" descr=""/>
+                    <pic:cNvPicPr>
+                      <a:picLocks noChangeAspect="1" noChangeArrowheads="1"/>
+                    </pic:cNvPicPr>
+                  </pic:nvPicPr>
+                  <pic:blipFill>
+                    <a:blip r:embed="rId17" cstate="none"/>
+                    <a:srcRect/>
+                    <a:stretch>
+                      <a:fillRect/>
+                    </a:stretch>
+                  </pic:blipFill>
+                  <pic:spPr bwMode="auto">
+                    <a:xfrm>
+                      <a:off x="0" y="0"/>
+                      <a:ext cx="5943600" cy="2857500"/>
+                    </a:xfrm>
+                    <a:prstGeom prst="rect">
+                      <a:avLst/>
+                    </a:prstGeom>
+                  </pic:spPr>
+                </pic:pic>
+              </a:graphicData>
+            </a:graphic>
+          </wp:inline>
+        </w:drawing>
+      </w:r>
+    </w:p>
+    <w:p>
+      <w:pPr>
+        <w:spacing w:after="220"/>
+        <w:jc w:val="center"/>
+      </w:pPr>
+      <w:r>
+        <w:rPr>
+          <w:b/>
+          <w:bCs/>
+          <w:color w:val="132A4E"/>
+          <w:sz w:val="19"/>
+          <w:szCs w:val="19"/>
+        </w:rPr>
+        <w:t xml:space="preserve">Figure 9. </w:t>
+      </w:r>
+      <w:r>
+        <w:rPr>
+          <w:i/>
+          <w:iCs/>
+          <w:color w:val="4A5568"/>
+          <w:sz w:val="19"/>
+          <w:szCs w:val="19"/>
+        </w:rPr>
+        <w:t xml:space="preserve">The safety data feed</w:t>
+      </w:r>
     </w:p>
     <w:p>
       <w:pPr>
@@ -12944,12 +13780,12 @@
           <w:tcPr>
             <w:tcW w:type="dxa" w:w="4600"/>
             <w:tcBorders>
-              <w:top w:val="single" w:color="BFC8CF" w:sz="4"/>
-              <w:left w:val="single" w:color="BFC8CF" w:sz="4"/>
-              <w:bottom w:val="single" w:color="BFC8CF" w:sz="4"/>
-              <w:right w:val="single" w:color="BFC8CF" w:sz="4"/>
-            </w:tcBorders>
-            <w:shd w:fill="1F3A5F" w:color="auto" w:val="clear"/>
+              <w:top w:val="single" w:color="C9D5E8" w:sz="4"/>
+              <w:left w:val="single" w:color="C9D5E8" w:sz="4"/>
+              <w:bottom w:val="single" w:color="C9D5E8" w:sz="4"/>
+              <w:right w:val="single" w:color="C9D5E8" w:sz="4"/>
+            </w:tcBorders>
+            <w:shd w:fill="132A4E" w:color="auto" w:val="clear"/>
             <w:tcMar>
               <w:top w:type="dxa" w:w="70"/>
               <w:left w:type="dxa" w:w="110"/>
@@ -12977,12 +13813,12 @@
           <w:tcPr>
             <w:tcW w:type="dxa" w:w="4760"/>
             <w:tcBorders>
-              <w:top w:val="single" w:color="BFC8CF" w:sz="4"/>
-              <w:left w:val="single" w:color="BFC8CF" w:sz="4"/>
-              <w:bottom w:val="single" w:color="BFC8CF" w:sz="4"/>
-              <w:right w:val="single" w:color="BFC8CF" w:sz="4"/>
-            </w:tcBorders>
-            <w:shd w:fill="1F3A5F" w:color="auto" w:val="clear"/>
+              <w:top w:val="single" w:color="C9D5E8" w:sz="4"/>
+              <w:left w:val="single" w:color="C9D5E8" w:sz="4"/>
+              <w:bottom w:val="single" w:color="C9D5E8" w:sz="4"/>
+              <w:right w:val="single" w:color="C9D5E8" w:sz="4"/>
+            </w:tcBorders>
+            <w:shd w:fill="132A4E" w:color="auto" w:val="clear"/>
             <w:tcMar>
               <w:top w:type="dxa" w:w="70"/>
               <w:left w:type="dxa" w:w="110"/>
@@ -13015,10 +13851,10 @@
           <w:tcPr>
             <w:tcW w:type="dxa" w:w="4600"/>
             <w:tcBorders>
-              <w:top w:val="single" w:color="BFC8CF" w:sz="4"/>
-              <w:left w:val="single" w:color="BFC8CF" w:sz="4"/>
-              <w:bottom w:val="single" w:color="BFC8CF" w:sz="4"/>
-              <w:right w:val="single" w:color="BFC8CF" w:sz="4"/>
+              <w:top w:val="single" w:color="C9D5E8" w:sz="4"/>
+              <w:left w:val="single" w:color="C9D5E8" w:sz="4"/>
+              <w:bottom w:val="single" w:color="C9D5E8" w:sz="4"/>
+              <w:right w:val="single" w:color="C9D5E8" w:sz="4"/>
             </w:tcBorders>
             <w:tcMar>
               <w:top w:type="dxa" w:w="70"/>
@@ -13044,10 +13880,10 @@
           <w:tcPr>
             <w:tcW w:type="dxa" w:w="4760"/>
             <w:tcBorders>
-              <w:top w:val="single" w:color="BFC8CF" w:sz="4"/>
-              <w:left w:val="single" w:color="BFC8CF" w:sz="4"/>
-              <w:bottom w:val="single" w:color="BFC8CF" w:sz="4"/>
-              <w:right w:val="single" w:color="BFC8CF" w:sz="4"/>
+              <w:top w:val="single" w:color="C9D5E8" w:sz="4"/>
+              <w:left w:val="single" w:color="C9D5E8" w:sz="4"/>
+              <w:bottom w:val="single" w:color="C9D5E8" w:sz="4"/>
+              <w:right w:val="single" w:color="C9D5E8" w:sz="4"/>
             </w:tcBorders>
             <w:tcMar>
               <w:top w:type="dxa" w:w="70"/>
@@ -13078,10 +13914,10 @@
           <w:tcPr>
             <w:tcW w:type="dxa" w:w="4600"/>
             <w:tcBorders>
-              <w:top w:val="single" w:color="BFC8CF" w:sz="4"/>
-              <w:left w:val="single" w:color="BFC8CF" w:sz="4"/>
-              <w:bottom w:val="single" w:color="BFC8CF" w:sz="4"/>
-              <w:right w:val="single" w:color="BFC8CF" w:sz="4"/>
+              <w:top w:val="single" w:color="C9D5E8" w:sz="4"/>
+              <w:left w:val="single" w:color="C9D5E8" w:sz="4"/>
+              <w:bottom w:val="single" w:color="C9D5E8" w:sz="4"/>
+              <w:right w:val="single" w:color="C9D5E8" w:sz="4"/>
             </w:tcBorders>
             <w:tcMar>
               <w:top w:type="dxa" w:w="70"/>
@@ -13107,10 +13943,10 @@
           <w:tcPr>
             <w:tcW w:type="dxa" w:w="4760"/>
             <w:tcBorders>
-              <w:top w:val="single" w:color="BFC8CF" w:sz="4"/>
-              <w:left w:val="single" w:color="BFC8CF" w:sz="4"/>
-              <w:bottom w:val="single" w:color="BFC8CF" w:sz="4"/>
-              <w:right w:val="single" w:color="BFC8CF" w:sz="4"/>
+              <w:top w:val="single" w:color="C9D5E8" w:sz="4"/>
+              <w:left w:val="single" w:color="C9D5E8" w:sz="4"/>
+              <w:bottom w:val="single" w:color="C9D5E8" w:sz="4"/>
+              <w:right w:val="single" w:color="C9D5E8" w:sz="4"/>
             </w:tcBorders>
             <w:tcMar>
               <w:top w:type="dxa" w:w="70"/>
@@ -13141,10 +13977,10 @@
           <w:tcPr>
             <w:tcW w:type="dxa" w:w="4600"/>
             <w:tcBorders>
-              <w:top w:val="single" w:color="BFC8CF" w:sz="4"/>
-              <w:left w:val="single" w:color="BFC8CF" w:sz="4"/>
-              <w:bottom w:val="single" w:color="BFC8CF" w:sz="4"/>
-              <w:right w:val="single" w:color="BFC8CF" w:sz="4"/>
+              <w:top w:val="single" w:color="C9D5E8" w:sz="4"/>
+              <w:left w:val="single" w:color="C9D5E8" w:sz="4"/>
+              <w:bottom w:val="single" w:color="C9D5E8" w:sz="4"/>
+              <w:right w:val="single" w:color="C9D5E8" w:sz="4"/>
             </w:tcBorders>
             <w:tcMar>
               <w:top w:type="dxa" w:w="70"/>
@@ -13170,10 +14006,10 @@
           <w:tcPr>
             <w:tcW w:type="dxa" w:w="4760"/>
             <w:tcBorders>
-              <w:top w:val="single" w:color="BFC8CF" w:sz="4"/>
-              <w:left w:val="single" w:color="BFC8CF" w:sz="4"/>
-              <w:bottom w:val="single" w:color="BFC8CF" w:sz="4"/>
-              <w:right w:val="single" w:color="BFC8CF" w:sz="4"/>
+              <w:top w:val="single" w:color="C9D5E8" w:sz="4"/>
+              <w:left w:val="single" w:color="C9D5E8" w:sz="4"/>
+              <w:bottom w:val="single" w:color="C9D5E8" w:sz="4"/>
+              <w:right w:val="single" w:color="C9D5E8" w:sz="4"/>
             </w:tcBorders>
             <w:tcMar>
               <w:top w:type="dxa" w:w="70"/>
@@ -13204,10 +14040,10 @@
           <w:tcPr>
             <w:tcW w:type="dxa" w:w="4600"/>
             <w:tcBorders>
-              <w:top w:val="single" w:color="BFC8CF" w:sz="4"/>
-              <w:left w:val="single" w:color="BFC8CF" w:sz="4"/>
-              <w:bottom w:val="single" w:color="BFC8CF" w:sz="4"/>
-              <w:right w:val="single" w:color="BFC8CF" w:sz="4"/>
+              <w:top w:val="single" w:color="C9D5E8" w:sz="4"/>
+              <w:left w:val="single" w:color="C9D5E8" w:sz="4"/>
+              <w:bottom w:val="single" w:color="C9D5E8" w:sz="4"/>
+              <w:right w:val="single" w:color="C9D5E8" w:sz="4"/>
             </w:tcBorders>
             <w:tcMar>
               <w:top w:type="dxa" w:w="70"/>
@@ -13233,10 +14069,10 @@
           <w:tcPr>
             <w:tcW w:type="dxa" w:w="4760"/>
             <w:tcBorders>
-              <w:top w:val="single" w:color="BFC8CF" w:sz="4"/>
-              <w:left w:val="single" w:color="BFC8CF" w:sz="4"/>
-              <w:bottom w:val="single" w:color="BFC8CF" w:sz="4"/>
-              <w:right w:val="single" w:color="BFC8CF" w:sz="4"/>
+              <w:top w:val="single" w:color="C9D5E8" w:sz="4"/>
+              <w:left w:val="single" w:color="C9D5E8" w:sz="4"/>
+              <w:bottom w:val="single" w:color="C9D5E8" w:sz="4"/>
+              <w:right w:val="single" w:color="C9D5E8" w:sz="4"/>
             </w:tcBorders>
             <w:tcMar>
               <w:top w:type="dxa" w:w="70"/>
@@ -13269,9 +14105,9 @@
       <w:pPr>
         <w:keepNext w:val="false"/>
         <w:pBdr>
-          <w:left w:val="single" w:color="9A4A1F" w:sz="24" w:space="10"/>
+          <w:left w:val="single" w:color="B4530C" w:sz="24" w:space="10"/>
         </w:pBdr>
-        <w:shd w:fill="EEF2F5" w:color="auto" w:val="clear"/>
+        <w:shd w:fill="EDF1F8" w:color="auto" w:val="clear"/>
         <w:spacing w:after="200" w:before="120"/>
         <w:ind w:left="200" w:right="200"/>
       </w:pPr>
@@ -13804,12 +14640,12 @@
           <w:tcPr>
             <w:tcW w:type="dxa" w:w="2900"/>
             <w:tcBorders>
-              <w:top w:val="single" w:color="BFC8CF" w:sz="4"/>
-              <w:left w:val="single" w:color="BFC8CF" w:sz="4"/>
-              <w:bottom w:val="single" w:color="BFC8CF" w:sz="4"/>
-              <w:right w:val="single" w:color="BFC8CF" w:sz="4"/>
-            </w:tcBorders>
-            <w:shd w:fill="1F3A5F" w:color="auto" w:val="clear"/>
+              <w:top w:val="single" w:color="C9D5E8" w:sz="4"/>
+              <w:left w:val="single" w:color="C9D5E8" w:sz="4"/>
+              <w:bottom w:val="single" w:color="C9D5E8" w:sz="4"/>
+              <w:right w:val="single" w:color="C9D5E8" w:sz="4"/>
+            </w:tcBorders>
+            <w:shd w:fill="132A4E" w:color="auto" w:val="clear"/>
             <w:tcMar>
               <w:top w:type="dxa" w:w="70"/>
               <w:left w:type="dxa" w:w="110"/>
@@ -13837,12 +14673,12 @@
           <w:tcPr>
             <w:tcW w:type="dxa" w:w="3360"/>
             <w:tcBorders>
-              <w:top w:val="single" w:color="BFC8CF" w:sz="4"/>
-              <w:left w:val="single" w:color="BFC8CF" w:sz="4"/>
-              <w:bottom w:val="single" w:color="BFC8CF" w:sz="4"/>
-              <w:right w:val="single" w:color="BFC8CF" w:sz="4"/>
-            </w:tcBorders>
-            <w:shd w:fill="1F3A5F" w:color="auto" w:val="clear"/>
+              <w:top w:val="single" w:color="C9D5E8" w:sz="4"/>
+              <w:left w:val="single" w:color="C9D5E8" w:sz="4"/>
+              <w:bottom w:val="single" w:color="C9D5E8" w:sz="4"/>
+              <w:right w:val="single" w:color="C9D5E8" w:sz="4"/>
+            </w:tcBorders>
+            <w:shd w:fill="132A4E" w:color="auto" w:val="clear"/>
             <w:tcMar>
               <w:top w:type="dxa" w:w="70"/>
               <w:left w:type="dxa" w:w="110"/>
@@ -13870,12 +14706,12 @@
           <w:tcPr>
             <w:tcW w:type="dxa" w:w="3100"/>
             <w:tcBorders>
-              <w:top w:val="single" w:color="BFC8CF" w:sz="4"/>
-              <w:left w:val="single" w:color="BFC8CF" w:sz="4"/>
-              <w:bottom w:val="single" w:color="BFC8CF" w:sz="4"/>
-              <w:right w:val="single" w:color="BFC8CF" w:sz="4"/>
-            </w:tcBorders>
-            <w:shd w:fill="1F3A5F" w:color="auto" w:val="clear"/>
+              <w:top w:val="single" w:color="C9D5E8" w:sz="4"/>
+              <w:left w:val="single" w:color="C9D5E8" w:sz="4"/>
+              <w:bottom w:val="single" w:color="C9D5E8" w:sz="4"/>
+              <w:right w:val="single" w:color="C9D5E8" w:sz="4"/>
+            </w:tcBorders>
+            <w:shd w:fill="132A4E" w:color="auto" w:val="clear"/>
             <w:tcMar>
               <w:top w:type="dxa" w:w="70"/>
               <w:left w:type="dxa" w:w="110"/>
@@ -13908,10 +14744,10 @@
           <w:tcPr>
             <w:tcW w:type="dxa" w:w="2900"/>
             <w:tcBorders>
-              <w:top w:val="single" w:color="BFC8CF" w:sz="4"/>
-              <w:left w:val="single" w:color="BFC8CF" w:sz="4"/>
-              <w:bottom w:val="single" w:color="BFC8CF" w:sz="4"/>
-              <w:right w:val="single" w:color="BFC8CF" w:sz="4"/>
+              <w:top w:val="single" w:color="C9D5E8" w:sz="4"/>
+              <w:left w:val="single" w:color="C9D5E8" w:sz="4"/>
+              <w:bottom w:val="single" w:color="C9D5E8" w:sz="4"/>
+              <w:right w:val="single" w:color="C9D5E8" w:sz="4"/>
             </w:tcBorders>
             <w:tcMar>
               <w:top w:type="dxa" w:w="70"/>
@@ -13937,10 +14773,10 @@
           <w:tcPr>
             <w:tcW w:type="dxa" w:w="3360"/>
             <w:tcBorders>
-              <w:top w:val="single" w:color="BFC8CF" w:sz="4"/>
-              <w:left w:val="single" w:color="BFC8CF" w:sz="4"/>
-              <w:bottom w:val="single" w:color="BFC8CF" w:sz="4"/>
-              <w:right w:val="single" w:color="BFC8CF" w:sz="4"/>
+              <w:top w:val="single" w:color="C9D5E8" w:sz="4"/>
+              <w:left w:val="single" w:color="C9D5E8" w:sz="4"/>
+              <w:bottom w:val="single" w:color="C9D5E8" w:sz="4"/>
+              <w:right w:val="single" w:color="C9D5E8" w:sz="4"/>
             </w:tcBorders>
             <w:tcMar>
               <w:top w:type="dxa" w:w="70"/>
@@ -13966,10 +14802,10 @@
           <w:tcPr>
             <w:tcW w:type="dxa" w:w="3100"/>
             <w:tcBorders>
-              <w:top w:val="single" w:color="BFC8CF" w:sz="4"/>
-              <w:left w:val="single" w:color="BFC8CF" w:sz="4"/>
-              <w:bottom w:val="single" w:color="BFC8CF" w:sz="4"/>
-              <w:right w:val="single" w:color="BFC8CF" w:sz="4"/>
+              <w:top w:val="single" w:color="C9D5E8" w:sz="4"/>
+              <w:left w:val="single" w:color="C9D5E8" w:sz="4"/>
+              <w:bottom w:val="single" w:color="C9D5E8" w:sz="4"/>
+              <w:right w:val="single" w:color="C9D5E8" w:sz="4"/>
             </w:tcBorders>
             <w:tcMar>
               <w:top w:type="dxa" w:w="70"/>
@@ -14000,10 +14836,10 @@
           <w:tcPr>
             <w:tcW w:type="dxa" w:w="2900"/>
             <w:tcBorders>
-              <w:top w:val="single" w:color="BFC8CF" w:sz="4"/>
-              <w:left w:val="single" w:color="BFC8CF" w:sz="4"/>
-              <w:bottom w:val="single" w:color="BFC8CF" w:sz="4"/>
-              <w:right w:val="single" w:color="BFC8CF" w:sz="4"/>
+              <w:top w:val="single" w:color="C9D5E8" w:sz="4"/>
+              <w:left w:val="single" w:color="C9D5E8" w:sz="4"/>
+              <w:bottom w:val="single" w:color="C9D5E8" w:sz="4"/>
+              <w:right w:val="single" w:color="C9D5E8" w:sz="4"/>
             </w:tcBorders>
             <w:tcMar>
               <w:top w:type="dxa" w:w="70"/>
@@ -14029,10 +14865,10 @@
           <w:tcPr>
             <w:tcW w:type="dxa" w:w="3360"/>
             <w:tcBorders>
-              <w:top w:val="single" w:color="BFC8CF" w:sz="4"/>
-              <w:left w:val="single" w:color="BFC8CF" w:sz="4"/>
-              <w:bottom w:val="single" w:color="BFC8CF" w:sz="4"/>
-              <w:right w:val="single" w:color="BFC8CF" w:sz="4"/>
+              <w:top w:val="single" w:color="C9D5E8" w:sz="4"/>
+              <w:left w:val="single" w:color="C9D5E8" w:sz="4"/>
+              <w:bottom w:val="single" w:color="C9D5E8" w:sz="4"/>
+              <w:right w:val="single" w:color="C9D5E8" w:sz="4"/>
             </w:tcBorders>
             <w:tcMar>
               <w:top w:type="dxa" w:w="70"/>
@@ -14058,10 +14894,10 @@
           <w:tcPr>
             <w:tcW w:type="dxa" w:w="3100"/>
             <w:tcBorders>
-              <w:top w:val="single" w:color="BFC8CF" w:sz="4"/>
-              <w:left w:val="single" w:color="BFC8CF" w:sz="4"/>
-              <w:bottom w:val="single" w:color="BFC8CF" w:sz="4"/>
-              <w:right w:val="single" w:color="BFC8CF" w:sz="4"/>
+              <w:top w:val="single" w:color="C9D5E8" w:sz="4"/>
+              <w:left w:val="single" w:color="C9D5E8" w:sz="4"/>
+              <w:bottom w:val="single" w:color="C9D5E8" w:sz="4"/>
+              <w:right w:val="single" w:color="C9D5E8" w:sz="4"/>
             </w:tcBorders>
             <w:tcMar>
               <w:top w:type="dxa" w:w="70"/>
@@ -14092,10 +14928,10 @@
           <w:tcPr>
             <w:tcW w:type="dxa" w:w="2900"/>
             <w:tcBorders>
-              <w:top w:val="single" w:color="BFC8CF" w:sz="4"/>
-              <w:left w:val="single" w:color="BFC8CF" w:sz="4"/>
-              <w:bottom w:val="single" w:color="BFC8CF" w:sz="4"/>
-              <w:right w:val="single" w:color="BFC8CF" w:sz="4"/>
+              <w:top w:val="single" w:color="C9D5E8" w:sz="4"/>
+              <w:left w:val="single" w:color="C9D5E8" w:sz="4"/>
+              <w:bottom w:val="single" w:color="C9D5E8" w:sz="4"/>
+              <w:right w:val="single" w:color="C9D5E8" w:sz="4"/>
             </w:tcBorders>
             <w:tcMar>
               <w:top w:type="dxa" w:w="70"/>
@@ -14121,10 +14957,10 @@
           <w:tcPr>
             <w:tcW w:type="dxa" w:w="3360"/>
             <w:tcBorders>
-              <w:top w:val="single" w:color="BFC8CF" w:sz="4"/>
-              <w:left w:val="single" w:color="BFC8CF" w:sz="4"/>
-              <w:bottom w:val="single" w:color="BFC8CF" w:sz="4"/>
-              <w:right w:val="single" w:color="BFC8CF" w:sz="4"/>
+              <w:top w:val="single" w:color="C9D5E8" w:sz="4"/>
+              <w:left w:val="single" w:color="C9D5E8" w:sz="4"/>
+              <w:bottom w:val="single" w:color="C9D5E8" w:sz="4"/>
+              <w:right w:val="single" w:color="C9D5E8" w:sz="4"/>
             </w:tcBorders>
             <w:tcMar>
               <w:top w:type="dxa" w:w="70"/>
@@ -14150,10 +14986,10 @@
           <w:tcPr>
             <w:tcW w:type="dxa" w:w="3100"/>
             <w:tcBorders>
-              <w:top w:val="single" w:color="BFC8CF" w:sz="4"/>
-              <w:left w:val="single" w:color="BFC8CF" w:sz="4"/>
-              <w:bottom w:val="single" w:color="BFC8CF" w:sz="4"/>
-              <w:right w:val="single" w:color="BFC8CF" w:sz="4"/>
+              <w:top w:val="single" w:color="C9D5E8" w:sz="4"/>
+              <w:left w:val="single" w:color="C9D5E8" w:sz="4"/>
+              <w:bottom w:val="single" w:color="C9D5E8" w:sz="4"/>
+              <w:right w:val="single" w:color="C9D5E8" w:sz="4"/>
             </w:tcBorders>
             <w:tcMar>
               <w:top w:type="dxa" w:w="70"/>
@@ -14184,10 +15020,10 @@
           <w:tcPr>
             <w:tcW w:type="dxa" w:w="2900"/>
             <w:tcBorders>
-              <w:top w:val="single" w:color="BFC8CF" w:sz="4"/>
-              <w:left w:val="single" w:color="BFC8CF" w:sz="4"/>
-              <w:bottom w:val="single" w:color="BFC8CF" w:sz="4"/>
-              <w:right w:val="single" w:color="BFC8CF" w:sz="4"/>
+              <w:top w:val="single" w:color="C9D5E8" w:sz="4"/>
+              <w:left w:val="single" w:color="C9D5E8" w:sz="4"/>
+              <w:bottom w:val="single" w:color="C9D5E8" w:sz="4"/>
+              <w:right w:val="single" w:color="C9D5E8" w:sz="4"/>
             </w:tcBorders>
             <w:tcMar>
               <w:top w:type="dxa" w:w="70"/>
@@ -14213,10 +15049,10 @@
           <w:tcPr>
             <w:tcW w:type="dxa" w:w="3360"/>
             <w:tcBorders>
-              <w:top w:val="single" w:color="BFC8CF" w:sz="4"/>
-              <w:left w:val="single" w:color="BFC8CF" w:sz="4"/>
-              <w:bottom w:val="single" w:color="BFC8CF" w:sz="4"/>
-              <w:right w:val="single" w:color="BFC8CF" w:sz="4"/>
+              <w:top w:val="single" w:color="C9D5E8" w:sz="4"/>
+              <w:left w:val="single" w:color="C9D5E8" w:sz="4"/>
+              <w:bottom w:val="single" w:color="C9D5E8" w:sz="4"/>
+              <w:right w:val="single" w:color="C9D5E8" w:sz="4"/>
             </w:tcBorders>
             <w:tcMar>
               <w:top w:type="dxa" w:w="70"/>
@@ -14242,10 +15078,10 @@
           <w:tcPr>
             <w:tcW w:type="dxa" w:w="3100"/>
             <w:tcBorders>
-              <w:top w:val="single" w:color="BFC8CF" w:sz="4"/>
-              <w:left w:val="single" w:color="BFC8CF" w:sz="4"/>
-              <w:bottom w:val="single" w:color="BFC8CF" w:sz="4"/>
-              <w:right w:val="single" w:color="BFC8CF" w:sz="4"/>
+              <w:top w:val="single" w:color="C9D5E8" w:sz="4"/>
+              <w:left w:val="single" w:color="C9D5E8" w:sz="4"/>
+              <w:bottom w:val="single" w:color="C9D5E8" w:sz="4"/>
+              <w:right w:val="single" w:color="C9D5E8" w:sz="4"/>
             </w:tcBorders>
             <w:tcMar>
               <w:top w:type="dxa" w:w="70"/>
@@ -14276,10 +15112,10 @@
           <w:tcPr>
             <w:tcW w:type="dxa" w:w="2900"/>
             <w:tcBorders>
-              <w:top w:val="single" w:color="BFC8CF" w:sz="4"/>
-              <w:left w:val="single" w:color="BFC8CF" w:sz="4"/>
-              <w:bottom w:val="single" w:color="BFC8CF" w:sz="4"/>
-              <w:right w:val="single" w:color="BFC8CF" w:sz="4"/>
+              <w:top w:val="single" w:color="C9D5E8" w:sz="4"/>
+              <w:left w:val="single" w:color="C9D5E8" w:sz="4"/>
+              <w:bottom w:val="single" w:color="C9D5E8" w:sz="4"/>
+              <w:right w:val="single" w:color="C9D5E8" w:sz="4"/>
             </w:tcBorders>
             <w:tcMar>
               <w:top w:type="dxa" w:w="70"/>
@@ -14305,10 +15141,10 @@
           <w:tcPr>
             <w:tcW w:type="dxa" w:w="3360"/>
             <w:tcBorders>
-              <w:top w:val="single" w:color="BFC8CF" w:sz="4"/>
-              <w:left w:val="single" w:color="BFC8CF" w:sz="4"/>
-              <w:bottom w:val="single" w:color="BFC8CF" w:sz="4"/>
-              <w:right w:val="single" w:color="BFC8CF" w:sz="4"/>
+              <w:top w:val="single" w:color="C9D5E8" w:sz="4"/>
+              <w:left w:val="single" w:color="C9D5E8" w:sz="4"/>
+              <w:bottom w:val="single" w:color="C9D5E8" w:sz="4"/>
+              <w:right w:val="single" w:color="C9D5E8" w:sz="4"/>
             </w:tcBorders>
             <w:tcMar>
               <w:top w:type="dxa" w:w="70"/>
@@ -14334,10 +15170,10 @@
           <w:tcPr>
             <w:tcW w:type="dxa" w:w="3100"/>
             <w:tcBorders>
-              <w:top w:val="single" w:color="BFC8CF" w:sz="4"/>
-              <w:left w:val="single" w:color="BFC8CF" w:sz="4"/>
-              <w:bottom w:val="single" w:color="BFC8CF" w:sz="4"/>
-              <w:right w:val="single" w:color="BFC8CF" w:sz="4"/>
+              <w:top w:val="single" w:color="C9D5E8" w:sz="4"/>
+              <w:left w:val="single" w:color="C9D5E8" w:sz="4"/>
+              <w:bottom w:val="single" w:color="C9D5E8" w:sz="4"/>
+              <w:right w:val="single" w:color="C9D5E8" w:sz="4"/>
             </w:tcBorders>
             <w:tcMar>
               <w:top w:type="dxa" w:w="70"/>
@@ -14368,10 +15204,10 @@
           <w:tcPr>
             <w:tcW w:type="dxa" w:w="2900"/>
             <w:tcBorders>
-              <w:top w:val="single" w:color="BFC8CF" w:sz="4"/>
-              <w:left w:val="single" w:color="BFC8CF" w:sz="4"/>
-              <w:bottom w:val="single" w:color="BFC8CF" w:sz="4"/>
-              <w:right w:val="single" w:color="BFC8CF" w:sz="4"/>
+              <w:top w:val="single" w:color="C9D5E8" w:sz="4"/>
+              <w:left w:val="single" w:color="C9D5E8" w:sz="4"/>
+              <w:bottom w:val="single" w:color="C9D5E8" w:sz="4"/>
+              <w:right w:val="single" w:color="C9D5E8" w:sz="4"/>
             </w:tcBorders>
             <w:tcMar>
               <w:top w:type="dxa" w:w="70"/>
@@ -14397,10 +15233,10 @@
           <w:tcPr>
             <w:tcW w:type="dxa" w:w="3360"/>
             <w:tcBorders>
-              <w:top w:val="single" w:color="BFC8CF" w:sz="4"/>
-              <w:left w:val="single" w:color="BFC8CF" w:sz="4"/>
-              <w:bottom w:val="single" w:color="BFC8CF" w:sz="4"/>
-              <w:right w:val="single" w:color="BFC8CF" w:sz="4"/>
+              <w:top w:val="single" w:color="C9D5E8" w:sz="4"/>
+              <w:left w:val="single" w:color="C9D5E8" w:sz="4"/>
+              <w:bottom w:val="single" w:color="C9D5E8" w:sz="4"/>
+              <w:right w:val="single" w:color="C9D5E8" w:sz="4"/>
             </w:tcBorders>
             <w:tcMar>
               <w:top w:type="dxa" w:w="70"/>
@@ -14426,10 +15262,10 @@
           <w:tcPr>
             <w:tcW w:type="dxa" w:w="3100"/>
             <w:tcBorders>
-              <w:top w:val="single" w:color="BFC8CF" w:sz="4"/>
-              <w:left w:val="single" w:color="BFC8CF" w:sz="4"/>
-              <w:bottom w:val="single" w:color="BFC8CF" w:sz="4"/>
-              <w:right w:val="single" w:color="BFC8CF" w:sz="4"/>
+              <w:top w:val="single" w:color="C9D5E8" w:sz="4"/>
+              <w:left w:val="single" w:color="C9D5E8" w:sz="4"/>
+              <w:bottom w:val="single" w:color="C9D5E8" w:sz="4"/>
+              <w:right w:val="single" w:color="C9D5E8" w:sz="4"/>
             </w:tcBorders>
             <w:tcMar>
               <w:top w:type="dxa" w:w="70"/>
@@ -14460,10 +15296,10 @@
           <w:tcPr>
             <w:tcW w:type="dxa" w:w="2900"/>
             <w:tcBorders>
-              <w:top w:val="single" w:color="BFC8CF" w:sz="4"/>
-              <w:left w:val="single" w:color="BFC8CF" w:sz="4"/>
-              <w:bottom w:val="single" w:color="BFC8CF" w:sz="4"/>
-              <w:right w:val="single" w:color="BFC8CF" w:sz="4"/>
+              <w:top w:val="single" w:color="C9D5E8" w:sz="4"/>
+              <w:left w:val="single" w:color="C9D5E8" w:sz="4"/>
+              <w:bottom w:val="single" w:color="C9D5E8" w:sz="4"/>
+              <w:right w:val="single" w:color="C9D5E8" w:sz="4"/>
             </w:tcBorders>
             <w:tcMar>
               <w:top w:type="dxa" w:w="70"/>
@@ -14489,10 +15325,10 @@
           <w:tcPr>
             <w:tcW w:type="dxa" w:w="3360"/>
             <w:tcBorders>
-              <w:top w:val="single" w:color="BFC8CF" w:sz="4"/>
-              <w:left w:val="single" w:color="BFC8CF" w:sz="4"/>
-              <w:bottom w:val="single" w:color="BFC8CF" w:sz="4"/>
-              <w:right w:val="single" w:color="BFC8CF" w:sz="4"/>
+              <w:top w:val="single" w:color="C9D5E8" w:sz="4"/>
+              <w:left w:val="single" w:color="C9D5E8" w:sz="4"/>
+              <w:bottom w:val="single" w:color="C9D5E8" w:sz="4"/>
+              <w:right w:val="single" w:color="C9D5E8" w:sz="4"/>
             </w:tcBorders>
             <w:tcMar>
               <w:top w:type="dxa" w:w="70"/>
@@ -14518,10 +15354,10 @@
           <w:tcPr>
             <w:tcW w:type="dxa" w:w="3100"/>
             <w:tcBorders>
-              <w:top w:val="single" w:color="BFC8CF" w:sz="4"/>
-              <w:left w:val="single" w:color="BFC8CF" w:sz="4"/>
-              <w:bottom w:val="single" w:color="BFC8CF" w:sz="4"/>
-              <w:right w:val="single" w:color="BFC8CF" w:sz="4"/>
+              <w:top w:val="single" w:color="C9D5E8" w:sz="4"/>
+              <w:left w:val="single" w:color="C9D5E8" w:sz="4"/>
+              <w:bottom w:val="single" w:color="C9D5E8" w:sz="4"/>
+              <w:right w:val="single" w:color="C9D5E8" w:sz="4"/>
             </w:tcBorders>
             <w:tcMar>
               <w:top w:type="dxa" w:w="70"/>
@@ -14552,10 +15388,10 @@
           <w:tcPr>
             <w:tcW w:type="dxa" w:w="2900"/>
             <w:tcBorders>
-              <w:top w:val="single" w:color="BFC8CF" w:sz="4"/>
-              <w:left w:val="single" w:color="BFC8CF" w:sz="4"/>
-              <w:bottom w:val="single" w:color="BFC8CF" w:sz="4"/>
-              <w:right w:val="single" w:color="BFC8CF" w:sz="4"/>
+              <w:top w:val="single" w:color="C9D5E8" w:sz="4"/>
+              <w:left w:val="single" w:color="C9D5E8" w:sz="4"/>
+              <w:bottom w:val="single" w:color="C9D5E8" w:sz="4"/>
+              <w:right w:val="single" w:color="C9D5E8" w:sz="4"/>
             </w:tcBorders>
             <w:tcMar>
               <w:top w:type="dxa" w:w="70"/>
@@ -14581,10 +15417,10 @@
           <w:tcPr>
             <w:tcW w:type="dxa" w:w="3360"/>
             <w:tcBorders>
-              <w:top w:val="single" w:color="BFC8CF" w:sz="4"/>
-              <w:left w:val="single" w:color="BFC8CF" w:sz="4"/>
-              <w:bottom w:val="single" w:color="BFC8CF" w:sz="4"/>
-              <w:right w:val="single" w:color="BFC8CF" w:sz="4"/>
+              <w:top w:val="single" w:color="C9D5E8" w:sz="4"/>
+              <w:left w:val="single" w:color="C9D5E8" w:sz="4"/>
+              <w:bottom w:val="single" w:color="C9D5E8" w:sz="4"/>
+              <w:right w:val="single" w:color="C9D5E8" w:sz="4"/>
             </w:tcBorders>
             <w:tcMar>
               <w:top w:type="dxa" w:w="70"/>
@@ -14610,10 +15446,10 @@
           <w:tcPr>
             <w:tcW w:type="dxa" w:w="3100"/>
             <w:tcBorders>
-              <w:top w:val="single" w:color="BFC8CF" w:sz="4"/>
-              <w:left w:val="single" w:color="BFC8CF" w:sz="4"/>
-              <w:bottom w:val="single" w:color="BFC8CF" w:sz="4"/>
-              <w:right w:val="single" w:color="BFC8CF" w:sz="4"/>
+              <w:top w:val="single" w:color="C9D5E8" w:sz="4"/>
+              <w:left w:val="single" w:color="C9D5E8" w:sz="4"/>
+              <w:bottom w:val="single" w:color="C9D5E8" w:sz="4"/>
+              <w:right w:val="single" w:color="C9D5E8" w:sz="4"/>
             </w:tcBorders>
             <w:tcMar>
               <w:top w:type="dxa" w:w="70"/>
@@ -14644,10 +15480,10 @@
           <w:tcPr>
             <w:tcW w:type="dxa" w:w="2900"/>
             <w:tcBorders>
-              <w:top w:val="single" w:color="BFC8CF" w:sz="4"/>
-              <w:left w:val="single" w:color="BFC8CF" w:sz="4"/>
-              <w:bottom w:val="single" w:color="BFC8CF" w:sz="4"/>
-              <w:right w:val="single" w:color="BFC8CF" w:sz="4"/>
+              <w:top w:val="single" w:color="C9D5E8" w:sz="4"/>
+              <w:left w:val="single" w:color="C9D5E8" w:sz="4"/>
+              <w:bottom w:val="single" w:color="C9D5E8" w:sz="4"/>
+              <w:right w:val="single" w:color="C9D5E8" w:sz="4"/>
             </w:tcBorders>
             <w:tcMar>
               <w:top w:type="dxa" w:w="70"/>
@@ -14673,10 +15509,10 @@
           <w:tcPr>
             <w:tcW w:type="dxa" w:w="3360"/>
             <w:tcBorders>
-              <w:top w:val="single" w:color="BFC8CF" w:sz="4"/>
-              <w:left w:val="single" w:color="BFC8CF" w:sz="4"/>
-              <w:bottom w:val="single" w:color="BFC8CF" w:sz="4"/>
-              <w:right w:val="single" w:color="BFC8CF" w:sz="4"/>
+              <w:top w:val="single" w:color="C9D5E8" w:sz="4"/>
+              <w:left w:val="single" w:color="C9D5E8" w:sz="4"/>
+              <w:bottom w:val="single" w:color="C9D5E8" w:sz="4"/>
+              <w:right w:val="single" w:color="C9D5E8" w:sz="4"/>
             </w:tcBorders>
             <w:tcMar>
               <w:top w:type="dxa" w:w="70"/>
@@ -14702,10 +15538,10 @@
           <w:tcPr>
             <w:tcW w:type="dxa" w:w="3100"/>
             <w:tcBorders>
-              <w:top w:val="single" w:color="BFC8CF" w:sz="4"/>
-              <w:left w:val="single" w:color="BFC8CF" w:sz="4"/>
-              <w:bottom w:val="single" w:color="BFC8CF" w:sz="4"/>
-              <w:right w:val="single" w:color="BFC8CF" w:sz="4"/>
+              <w:top w:val="single" w:color="C9D5E8" w:sz="4"/>
+              <w:left w:val="single" w:color="C9D5E8" w:sz="4"/>
+              <w:bottom w:val="single" w:color="C9D5E8" w:sz="4"/>
+              <w:right w:val="single" w:color="C9D5E8" w:sz="4"/>
             </w:tcBorders>
             <w:tcMar>
               <w:top w:type="dxa" w:w="70"/>
@@ -14736,10 +15572,10 @@
           <w:tcPr>
             <w:tcW w:type="dxa" w:w="2900"/>
             <w:tcBorders>
-              <w:top w:val="single" w:color="BFC8CF" w:sz="4"/>
-              <w:left w:val="single" w:color="BFC8CF" w:sz="4"/>
-              <w:bottom w:val="single" w:color="BFC8CF" w:sz="4"/>
-              <w:right w:val="single" w:color="BFC8CF" w:sz="4"/>
+              <w:top w:val="single" w:color="C9D5E8" w:sz="4"/>
+              <w:left w:val="single" w:color="C9D5E8" w:sz="4"/>
+              <w:bottom w:val="single" w:color="C9D5E8" w:sz="4"/>
+              <w:right w:val="single" w:color="C9D5E8" w:sz="4"/>
             </w:tcBorders>
             <w:tcMar>
               <w:top w:type="dxa" w:w="70"/>
@@ -14765,10 +15601,10 @@
           <w:tcPr>
             <w:tcW w:type="dxa" w:w="3360"/>
             <w:tcBorders>
-              <w:top w:val="single" w:color="BFC8CF" w:sz="4"/>
-              <w:left w:val="single" w:color="BFC8CF" w:sz="4"/>
-              <w:bottom w:val="single" w:color="BFC8CF" w:sz="4"/>
-              <w:right w:val="single" w:color="BFC8CF" w:sz="4"/>
+              <w:top w:val="single" w:color="C9D5E8" w:sz="4"/>
+              <w:left w:val="single" w:color="C9D5E8" w:sz="4"/>
+              <w:bottom w:val="single" w:color="C9D5E8" w:sz="4"/>
+              <w:right w:val="single" w:color="C9D5E8" w:sz="4"/>
             </w:tcBorders>
             <w:tcMar>
               <w:top w:type="dxa" w:w="70"/>
@@ -14794,10 +15630,10 @@
           <w:tcPr>
             <w:tcW w:type="dxa" w:w="3100"/>
             <w:tcBorders>
-              <w:top w:val="single" w:color="BFC8CF" w:sz="4"/>
-              <w:left w:val="single" w:color="BFC8CF" w:sz="4"/>
-              <w:bottom w:val="single" w:color="BFC8CF" w:sz="4"/>
-              <w:right w:val="single" w:color="BFC8CF" w:sz="4"/>
+              <w:top w:val="single" w:color="C9D5E8" w:sz="4"/>
+              <w:left w:val="single" w:color="C9D5E8" w:sz="4"/>
+              <w:bottom w:val="single" w:color="C9D5E8" w:sz="4"/>
+              <w:right w:val="single" w:color="C9D5E8" w:sz="4"/>
             </w:tcBorders>
             <w:tcMar>
               <w:top w:type="dxa" w:w="70"/>
@@ -14828,10 +15664,10 @@
           <w:tcPr>
             <w:tcW w:type="dxa" w:w="2900"/>
             <w:tcBorders>
-              <w:top w:val="single" w:color="BFC8CF" w:sz="4"/>
-              <w:left w:val="single" w:color="BFC8CF" w:sz="4"/>
-              <w:bottom w:val="single" w:color="BFC8CF" w:sz="4"/>
-              <w:right w:val="single" w:color="BFC8CF" w:sz="4"/>
+              <w:top w:val="single" w:color="C9D5E8" w:sz="4"/>
+              <w:left w:val="single" w:color="C9D5E8" w:sz="4"/>
+              <w:bottom w:val="single" w:color="C9D5E8" w:sz="4"/>
+              <w:right w:val="single" w:color="C9D5E8" w:sz="4"/>
             </w:tcBorders>
             <w:tcMar>
               <w:top w:type="dxa" w:w="70"/>
@@ -14857,10 +15693,10 @@
           <w:tcPr>
             <w:tcW w:type="dxa" w:w="3360"/>
             <w:tcBorders>
-              <w:top w:val="single" w:color="BFC8CF" w:sz="4"/>
-              <w:left w:val="single" w:color="BFC8CF" w:sz="4"/>
-              <w:bottom w:val="single" w:color="BFC8CF" w:sz="4"/>
-              <w:right w:val="single" w:color="BFC8CF" w:sz="4"/>
+              <w:top w:val="single" w:color="C9D5E8" w:sz="4"/>
+              <w:left w:val="single" w:color="C9D5E8" w:sz="4"/>
+              <w:bottom w:val="single" w:color="C9D5E8" w:sz="4"/>
+              <w:right w:val="single" w:color="C9D5E8" w:sz="4"/>
             </w:tcBorders>
             <w:tcMar>
               <w:top w:type="dxa" w:w="70"/>
@@ -14886,10 +15722,10 @@
           <w:tcPr>
             <w:tcW w:type="dxa" w:w="3100"/>
             <w:tcBorders>
-              <w:top w:val="single" w:color="BFC8CF" w:sz="4"/>
-              <w:left w:val="single" w:color="BFC8CF" w:sz="4"/>
-              <w:bottom w:val="single" w:color="BFC8CF" w:sz="4"/>
-              <w:right w:val="single" w:color="BFC8CF" w:sz="4"/>
+              <w:top w:val="single" w:color="C9D5E8" w:sz="4"/>
+              <w:left w:val="single" w:color="C9D5E8" w:sz="4"/>
+              <w:bottom w:val="single" w:color="C9D5E8" w:sz="4"/>
+              <w:right w:val="single" w:color="C9D5E8" w:sz="4"/>
             </w:tcBorders>
             <w:tcMar>
               <w:top w:type="dxa" w:w="70"/>
@@ -14920,10 +15756,10 @@
           <w:tcPr>
             <w:tcW w:type="dxa" w:w="2900"/>
             <w:tcBorders>
-              <w:top w:val="single" w:color="BFC8CF" w:sz="4"/>
-              <w:left w:val="single" w:color="BFC8CF" w:sz="4"/>
-              <w:bottom w:val="single" w:color="BFC8CF" w:sz="4"/>
-              <w:right w:val="single" w:color="BFC8CF" w:sz="4"/>
+              <w:top w:val="single" w:color="C9D5E8" w:sz="4"/>
+              <w:left w:val="single" w:color="C9D5E8" w:sz="4"/>
+              <w:bottom w:val="single" w:color="C9D5E8" w:sz="4"/>
+              <w:right w:val="single" w:color="C9D5E8" w:sz="4"/>
             </w:tcBorders>
             <w:tcMar>
               <w:top w:type="dxa" w:w="70"/>
@@ -14949,10 +15785,10 @@
           <w:tcPr>
             <w:tcW w:type="dxa" w:w="3360"/>
             <w:tcBorders>
-              <w:top w:val="single" w:color="BFC8CF" w:sz="4"/>
-              <w:left w:val="single" w:color="BFC8CF" w:sz="4"/>
-              <w:bottom w:val="single" w:color="BFC8CF" w:sz="4"/>
-              <w:right w:val="single" w:color="BFC8CF" w:sz="4"/>
+              <w:top w:val="single" w:color="C9D5E8" w:sz="4"/>
+              <w:left w:val="single" w:color="C9D5E8" w:sz="4"/>
+              <w:bottom w:val="single" w:color="C9D5E8" w:sz="4"/>
+              <w:right w:val="single" w:color="C9D5E8" w:sz="4"/>
             </w:tcBorders>
             <w:tcMar>
               <w:top w:type="dxa" w:w="70"/>
@@ -14978,10 +15814,10 @@
           <w:tcPr>
             <w:tcW w:type="dxa" w:w="3100"/>
             <w:tcBorders>
-              <w:top w:val="single" w:color="BFC8CF" w:sz="4"/>
-              <w:left w:val="single" w:color="BFC8CF" w:sz="4"/>
-              <w:bottom w:val="single" w:color="BFC8CF" w:sz="4"/>
-              <w:right w:val="single" w:color="BFC8CF" w:sz="4"/>
+              <w:top w:val="single" w:color="C9D5E8" w:sz="4"/>
+              <w:left w:val="single" w:color="C9D5E8" w:sz="4"/>
+              <w:bottom w:val="single" w:color="C9D5E8" w:sz="4"/>
+              <w:right w:val="single" w:color="C9D5E8" w:sz="4"/>
             </w:tcBorders>
             <w:tcMar>
               <w:top w:type="dxa" w:w="70"/>
@@ -15263,12 +16099,12 @@
           <w:tcPr>
             <w:tcW w:type="dxa" w:w="2400"/>
             <w:tcBorders>
-              <w:top w:val="single" w:color="BFC8CF" w:sz="4"/>
-              <w:left w:val="single" w:color="BFC8CF" w:sz="4"/>
-              <w:bottom w:val="single" w:color="BFC8CF" w:sz="4"/>
-              <w:right w:val="single" w:color="BFC8CF" w:sz="4"/>
-            </w:tcBorders>
-            <w:shd w:fill="1F3A5F" w:color="auto" w:val="clear"/>
+              <w:top w:val="single" w:color="C9D5E8" w:sz="4"/>
+              <w:left w:val="single" w:color="C9D5E8" w:sz="4"/>
+              <w:bottom w:val="single" w:color="C9D5E8" w:sz="4"/>
+              <w:right w:val="single" w:color="C9D5E8" w:sz="4"/>
+            </w:tcBorders>
+            <w:shd w:fill="132A4E" w:color="auto" w:val="clear"/>
             <w:tcMar>
               <w:top w:type="dxa" w:w="70"/>
               <w:left w:type="dxa" w:w="110"/>
@@ -15296,12 +16132,12 @@
           <w:tcPr>
             <w:tcW w:type="dxa" w:w="6960"/>
             <w:tcBorders>
-              <w:top w:val="single" w:color="BFC8CF" w:sz="4"/>
-              <w:left w:val="single" w:color="BFC8CF" w:sz="4"/>
-              <w:bottom w:val="single" w:color="BFC8CF" w:sz="4"/>
-              <w:right w:val="single" w:color="BFC8CF" w:sz="4"/>
-            </w:tcBorders>
-            <w:shd w:fill="1F3A5F" w:color="auto" w:val="clear"/>
+              <w:top w:val="single" w:color="C9D5E8" w:sz="4"/>
+              <w:left w:val="single" w:color="C9D5E8" w:sz="4"/>
+              <w:bottom w:val="single" w:color="C9D5E8" w:sz="4"/>
+              <w:right w:val="single" w:color="C9D5E8" w:sz="4"/>
+            </w:tcBorders>
+            <w:shd w:fill="132A4E" w:color="auto" w:val="clear"/>
             <w:tcMar>
               <w:top w:type="dxa" w:w="70"/>
               <w:left w:type="dxa" w:w="110"/>
@@ -15334,10 +16170,10 @@
           <w:tcPr>
             <w:tcW w:type="dxa" w:w="2400"/>
             <w:tcBorders>
-              <w:top w:val="single" w:color="BFC8CF" w:sz="4"/>
-              <w:left w:val="single" w:color="BFC8CF" w:sz="4"/>
-              <w:bottom w:val="single" w:color="BFC8CF" w:sz="4"/>
-              <w:right w:val="single" w:color="BFC8CF" w:sz="4"/>
+              <w:top w:val="single" w:color="C9D5E8" w:sz="4"/>
+              <w:left w:val="single" w:color="C9D5E8" w:sz="4"/>
+              <w:bottom w:val="single" w:color="C9D5E8" w:sz="4"/>
+              <w:right w:val="single" w:color="C9D5E8" w:sz="4"/>
             </w:tcBorders>
             <w:tcMar>
               <w:top w:type="dxa" w:w="70"/>
@@ -15363,10 +16199,10 @@
           <w:tcPr>
             <w:tcW w:type="dxa" w:w="6960"/>
             <w:tcBorders>
-              <w:top w:val="single" w:color="BFC8CF" w:sz="4"/>
-              <w:left w:val="single" w:color="BFC8CF" w:sz="4"/>
-              <w:bottom w:val="single" w:color="BFC8CF" w:sz="4"/>
-              <w:right w:val="single" w:color="BFC8CF" w:sz="4"/>
+              <w:top w:val="single" w:color="C9D5E8" w:sz="4"/>
+              <w:left w:val="single" w:color="C9D5E8" w:sz="4"/>
+              <w:bottom w:val="single" w:color="C9D5E8" w:sz="4"/>
+              <w:right w:val="single" w:color="C9D5E8" w:sz="4"/>
             </w:tcBorders>
             <w:tcMar>
               <w:top w:type="dxa" w:w="70"/>
@@ -15397,10 +16233,10 @@
           <w:tcPr>
             <w:tcW w:type="dxa" w:w="2400"/>
             <w:tcBorders>
-              <w:top w:val="single" w:color="BFC8CF" w:sz="4"/>
-              <w:left w:val="single" w:color="BFC8CF" w:sz="4"/>
-              <w:bottom w:val="single" w:color="BFC8CF" w:sz="4"/>
-              <w:right w:val="single" w:color="BFC8CF" w:sz="4"/>
+              <w:top w:val="single" w:color="C9D5E8" w:sz="4"/>
+              <w:left w:val="single" w:color="C9D5E8" w:sz="4"/>
+              <w:bottom w:val="single" w:color="C9D5E8" w:sz="4"/>
+              <w:right w:val="single" w:color="C9D5E8" w:sz="4"/>
             </w:tcBorders>
             <w:tcMar>
               <w:top w:type="dxa" w:w="70"/>
@@ -15426,10 +16262,10 @@
           <w:tcPr>
             <w:tcW w:type="dxa" w:w="6960"/>
             <w:tcBorders>
-              <w:top w:val="single" w:color="BFC8CF" w:sz="4"/>
-              <w:left w:val="single" w:color="BFC8CF" w:sz="4"/>
-              <w:bottom w:val="single" w:color="BFC8CF" w:sz="4"/>
-              <w:right w:val="single" w:color="BFC8CF" w:sz="4"/>
+              <w:top w:val="single" w:color="C9D5E8" w:sz="4"/>
+              <w:left w:val="single" w:color="C9D5E8" w:sz="4"/>
+              <w:bottom w:val="single" w:color="C9D5E8" w:sz="4"/>
+              <w:right w:val="single" w:color="C9D5E8" w:sz="4"/>
             </w:tcBorders>
             <w:tcMar>
               <w:top w:type="dxa" w:w="70"/>
@@ -15460,10 +16296,10 @@
           <w:tcPr>
             <w:tcW w:type="dxa" w:w="2400"/>
             <w:tcBorders>
-              <w:top w:val="single" w:color="BFC8CF" w:sz="4"/>
-              <w:left w:val="single" w:color="BFC8CF" w:sz="4"/>
-              <w:bottom w:val="single" w:color="BFC8CF" w:sz="4"/>
-              <w:right w:val="single" w:color="BFC8CF" w:sz="4"/>
+              <w:top w:val="single" w:color="C9D5E8" w:sz="4"/>
+              <w:left w:val="single" w:color="C9D5E8" w:sz="4"/>
+              <w:bottom w:val="single" w:color="C9D5E8" w:sz="4"/>
+              <w:right w:val="single" w:color="C9D5E8" w:sz="4"/>
             </w:tcBorders>
             <w:tcMar>
               <w:top w:type="dxa" w:w="70"/>
@@ -15489,10 +16325,10 @@
           <w:tcPr>
             <w:tcW w:type="dxa" w:w="6960"/>
             <w:tcBorders>
-              <w:top w:val="single" w:color="BFC8CF" w:sz="4"/>
-              <w:left w:val="single" w:color="BFC8CF" w:sz="4"/>
-              <w:bottom w:val="single" w:color="BFC8CF" w:sz="4"/>
-              <w:right w:val="single" w:color="BFC8CF" w:sz="4"/>
+              <w:top w:val="single" w:color="C9D5E8" w:sz="4"/>
+              <w:left w:val="single" w:color="C9D5E8" w:sz="4"/>
+              <w:bottom w:val="single" w:color="C9D5E8" w:sz="4"/>
+              <w:right w:val="single" w:color="C9D5E8" w:sz="4"/>
             </w:tcBorders>
             <w:tcMar>
               <w:top w:type="dxa" w:w="70"/>
@@ -15523,10 +16359,10 @@
           <w:tcPr>
             <w:tcW w:type="dxa" w:w="2400"/>
             <w:tcBorders>
-              <w:top w:val="single" w:color="BFC8CF" w:sz="4"/>
-              <w:left w:val="single" w:color="BFC8CF" w:sz="4"/>
-              <w:bottom w:val="single" w:color="BFC8CF" w:sz="4"/>
-              <w:right w:val="single" w:color="BFC8CF" w:sz="4"/>
+              <w:top w:val="single" w:color="C9D5E8" w:sz="4"/>
+              <w:left w:val="single" w:color="C9D5E8" w:sz="4"/>
+              <w:bottom w:val="single" w:color="C9D5E8" w:sz="4"/>
+              <w:right w:val="single" w:color="C9D5E8" w:sz="4"/>
             </w:tcBorders>
             <w:tcMar>
               <w:top w:type="dxa" w:w="70"/>
@@ -15552,10 +16388,10 @@
           <w:tcPr>
             <w:tcW w:type="dxa" w:w="6960"/>
             <w:tcBorders>
-              <w:top w:val="single" w:color="BFC8CF" w:sz="4"/>
-              <w:left w:val="single" w:color="BFC8CF" w:sz="4"/>
-              <w:bottom w:val="single" w:color="BFC8CF" w:sz="4"/>
-              <w:right w:val="single" w:color="BFC8CF" w:sz="4"/>
+              <w:top w:val="single" w:color="C9D5E8" w:sz="4"/>
+              <w:left w:val="single" w:color="C9D5E8" w:sz="4"/>
+              <w:bottom w:val="single" w:color="C9D5E8" w:sz="4"/>
+              <w:right w:val="single" w:color="C9D5E8" w:sz="4"/>
             </w:tcBorders>
             <w:tcMar>
               <w:top w:type="dxa" w:w="70"/>
@@ -15586,10 +16422,10 @@
           <w:tcPr>
             <w:tcW w:type="dxa" w:w="2400"/>
             <w:tcBorders>
-              <w:top w:val="single" w:color="BFC8CF" w:sz="4"/>
-              <w:left w:val="single" w:color="BFC8CF" w:sz="4"/>
-              <w:bottom w:val="single" w:color="BFC8CF" w:sz="4"/>
-              <w:right w:val="single" w:color="BFC8CF" w:sz="4"/>
+              <w:top w:val="single" w:color="C9D5E8" w:sz="4"/>
+              <w:left w:val="single" w:color="C9D5E8" w:sz="4"/>
+              <w:bottom w:val="single" w:color="C9D5E8" w:sz="4"/>
+              <w:right w:val="single" w:color="C9D5E8" w:sz="4"/>
             </w:tcBorders>
             <w:tcMar>
               <w:top w:type="dxa" w:w="70"/>
@@ -15615,10 +16451,10 @@
           <w:tcPr>
             <w:tcW w:type="dxa" w:w="6960"/>
             <w:tcBorders>
-              <w:top w:val="single" w:color="BFC8CF" w:sz="4"/>
-              <w:left w:val="single" w:color="BFC8CF" w:sz="4"/>
-              <w:bottom w:val="single" w:color="BFC8CF" w:sz="4"/>
-              <w:right w:val="single" w:color="BFC8CF" w:sz="4"/>
+              <w:top w:val="single" w:color="C9D5E8" w:sz="4"/>
+              <w:left w:val="single" w:color="C9D5E8" w:sz="4"/>
+              <w:bottom w:val="single" w:color="C9D5E8" w:sz="4"/>
+              <w:right w:val="single" w:color="C9D5E8" w:sz="4"/>
             </w:tcBorders>
             <w:tcMar>
               <w:top w:type="dxa" w:w="70"/>
@@ -15649,10 +16485,10 @@
           <w:tcPr>
             <w:tcW w:type="dxa" w:w="2400"/>
             <w:tcBorders>
-              <w:top w:val="single" w:color="BFC8CF" w:sz="4"/>
-              <w:left w:val="single" w:color="BFC8CF" w:sz="4"/>
-              <w:bottom w:val="single" w:color="BFC8CF" w:sz="4"/>
-              <w:right w:val="single" w:color="BFC8CF" w:sz="4"/>
+              <w:top w:val="single" w:color="C9D5E8" w:sz="4"/>
+              <w:left w:val="single" w:color="C9D5E8" w:sz="4"/>
+              <w:bottom w:val="single" w:color="C9D5E8" w:sz="4"/>
+              <w:right w:val="single" w:color="C9D5E8" w:sz="4"/>
             </w:tcBorders>
             <w:tcMar>
               <w:top w:type="dxa" w:w="70"/>
@@ -15678,10 +16514,10 @@
           <w:tcPr>
             <w:tcW w:type="dxa" w:w="6960"/>
             <w:tcBorders>
-              <w:top w:val="single" w:color="BFC8CF" w:sz="4"/>
-              <w:left w:val="single" w:color="BFC8CF" w:sz="4"/>
-              <w:bottom w:val="single" w:color="BFC8CF" w:sz="4"/>
-              <w:right w:val="single" w:color="BFC8CF" w:sz="4"/>
+              <w:top w:val="single" w:color="C9D5E8" w:sz="4"/>
+              <w:left w:val="single" w:color="C9D5E8" w:sz="4"/>
+              <w:bottom w:val="single" w:color="C9D5E8" w:sz="4"/>
+              <w:right w:val="single" w:color="C9D5E8" w:sz="4"/>
             </w:tcBorders>
             <w:tcMar>
               <w:top w:type="dxa" w:w="70"/>
@@ -15712,10 +16548,10 @@
           <w:tcPr>
             <w:tcW w:type="dxa" w:w="2400"/>
             <w:tcBorders>
-              <w:top w:val="single" w:color="BFC8CF" w:sz="4"/>
-              <w:left w:val="single" w:color="BFC8CF" w:sz="4"/>
-              <w:bottom w:val="single" w:color="BFC8CF" w:sz="4"/>
-              <w:right w:val="single" w:color="BFC8CF" w:sz="4"/>
+              <w:top w:val="single" w:color="C9D5E8" w:sz="4"/>
+              <w:left w:val="single" w:color="C9D5E8" w:sz="4"/>
+              <w:bottom w:val="single" w:color="C9D5E8" w:sz="4"/>
+              <w:right w:val="single" w:color="C9D5E8" w:sz="4"/>
             </w:tcBorders>
             <w:tcMar>
               <w:top w:type="dxa" w:w="70"/>
@@ -15741,10 +16577,10 @@
           <w:tcPr>
             <w:tcW w:type="dxa" w:w="6960"/>
             <w:tcBorders>
-              <w:top w:val="single" w:color="BFC8CF" w:sz="4"/>
-              <w:left w:val="single" w:color="BFC8CF" w:sz="4"/>
-              <w:bottom w:val="single" w:color="BFC8CF" w:sz="4"/>
-              <w:right w:val="single" w:color="BFC8CF" w:sz="4"/>
+              <w:top w:val="single" w:color="C9D5E8" w:sz="4"/>
+              <w:left w:val="single" w:color="C9D5E8" w:sz="4"/>
+              <w:bottom w:val="single" w:color="C9D5E8" w:sz="4"/>
+              <w:right w:val="single" w:color="C9D5E8" w:sz="4"/>
             </w:tcBorders>
             <w:tcMar>
               <w:top w:type="dxa" w:w="70"/>
@@ -15775,10 +16611,10 @@
           <w:tcPr>
             <w:tcW w:type="dxa" w:w="2400"/>
             <w:tcBorders>
-              <w:top w:val="single" w:color="BFC8CF" w:sz="4"/>
-              <w:left w:val="single" w:color="BFC8CF" w:sz="4"/>
-              <w:bottom w:val="single" w:color="BFC8CF" w:sz="4"/>
-              <w:right w:val="single" w:color="BFC8CF" w:sz="4"/>
+              <w:top w:val="single" w:color="C9D5E8" w:sz="4"/>
+              <w:left w:val="single" w:color="C9D5E8" w:sz="4"/>
+              <w:bottom w:val="single" w:color="C9D5E8" w:sz="4"/>
+              <w:right w:val="single" w:color="C9D5E8" w:sz="4"/>
             </w:tcBorders>
             <w:tcMar>
               <w:top w:type="dxa" w:w="70"/>
@@ -15804,10 +16640,10 @@
           <w:tcPr>
             <w:tcW w:type="dxa" w:w="6960"/>
             <w:tcBorders>
-              <w:top w:val="single" w:color="BFC8CF" w:sz="4"/>
-              <w:left w:val="single" w:color="BFC8CF" w:sz="4"/>
-              <w:bottom w:val="single" w:color="BFC8CF" w:sz="4"/>
-              <w:right w:val="single" w:color="BFC8CF" w:sz="4"/>
+              <w:top w:val="single" w:color="C9D5E8" w:sz="4"/>
+              <w:left w:val="single" w:color="C9D5E8" w:sz="4"/>
+              <w:bottom w:val="single" w:color="C9D5E8" w:sz="4"/>
+              <w:right w:val="single" w:color="C9D5E8" w:sz="4"/>
             </w:tcBorders>
             <w:tcMar>
               <w:top w:type="dxa" w:w="70"/>
@@ -15859,12 +16695,12 @@
           <w:tcPr>
             <w:tcW w:type="dxa" w:w="9360"/>
             <w:tcBorders>
-              <w:top w:val="single" w:color="BFC8CF" w:sz="4"/>
-              <w:left w:val="single" w:color="BFC8CF" w:sz="4"/>
-              <w:bottom w:val="single" w:color="BFC8CF" w:sz="4"/>
-              <w:right w:val="single" w:color="BFC8CF" w:sz="4"/>
-            </w:tcBorders>
-            <w:shd w:fill="1F3A5F" w:color="auto" w:val="clear"/>
+              <w:top w:val="single" w:color="C9D5E8" w:sz="4"/>
+              <w:left w:val="single" w:color="C9D5E8" w:sz="4"/>
+              <w:bottom w:val="single" w:color="C9D5E8" w:sz="4"/>
+              <w:right w:val="single" w:color="C9D5E8" w:sz="4"/>
+            </w:tcBorders>
+            <w:shd w:fill="132A4E" w:color="auto" w:val="clear"/>
             <w:tcMar>
               <w:top w:type="dxa" w:w="70"/>
               <w:left w:type="dxa" w:w="110"/>
@@ -15897,10 +16733,10 @@
           <w:tcPr>
             <w:tcW w:type="dxa" w:w="9360"/>
             <w:tcBorders>
-              <w:top w:val="single" w:color="BFC8CF" w:sz="4"/>
-              <w:left w:val="single" w:color="BFC8CF" w:sz="4"/>
-              <w:bottom w:val="single" w:color="BFC8CF" w:sz="4"/>
-              <w:right w:val="single" w:color="BFC8CF" w:sz="4"/>
+              <w:top w:val="single" w:color="C9D5E8" w:sz="4"/>
+              <w:left w:val="single" w:color="C9D5E8" w:sz="4"/>
+              <w:bottom w:val="single" w:color="C9D5E8" w:sz="4"/>
+              <w:right w:val="single" w:color="C9D5E8" w:sz="4"/>
             </w:tcBorders>
             <w:tcMar>
               <w:top w:type="dxa" w:w="70"/>
@@ -15931,10 +16767,10 @@
           <w:tcPr>
             <w:tcW w:type="dxa" w:w="9360"/>
             <w:tcBorders>
-              <w:top w:val="single" w:color="BFC8CF" w:sz="4"/>
-              <w:left w:val="single" w:color="BFC8CF" w:sz="4"/>
-              <w:bottom w:val="single" w:color="BFC8CF" w:sz="4"/>
-              <w:right w:val="single" w:color="BFC8CF" w:sz="4"/>
+              <w:top w:val="single" w:color="C9D5E8" w:sz="4"/>
+              <w:left w:val="single" w:color="C9D5E8" w:sz="4"/>
+              <w:bottom w:val="single" w:color="C9D5E8" w:sz="4"/>
+              <w:right w:val="single" w:color="C9D5E8" w:sz="4"/>
             </w:tcBorders>
             <w:tcMar>
               <w:top w:type="dxa" w:w="70"/>
@@ -15965,10 +16801,10 @@
           <w:tcPr>
             <w:tcW w:type="dxa" w:w="9360"/>
             <w:tcBorders>
-              <w:top w:val="single" w:color="BFC8CF" w:sz="4"/>
-              <w:left w:val="single" w:color="BFC8CF" w:sz="4"/>
-              <w:bottom w:val="single" w:color="BFC8CF" w:sz="4"/>
-              <w:right w:val="single" w:color="BFC8CF" w:sz="4"/>
+              <w:top w:val="single" w:color="C9D5E8" w:sz="4"/>
+              <w:left w:val="single" w:color="C9D5E8" w:sz="4"/>
+              <w:bottom w:val="single" w:color="C9D5E8" w:sz="4"/>
+              <w:right w:val="single" w:color="C9D5E8" w:sz="4"/>
             </w:tcBorders>
             <w:tcMar>
               <w:top w:type="dxa" w:w="70"/>
@@ -15999,10 +16835,10 @@
           <w:tcPr>
             <w:tcW w:type="dxa" w:w="9360"/>
             <w:tcBorders>
-              <w:top w:val="single" w:color="BFC8CF" w:sz="4"/>
-              <w:left w:val="single" w:color="BFC8CF" w:sz="4"/>
-              <w:bottom w:val="single" w:color="BFC8CF" w:sz="4"/>
-              <w:right w:val="single" w:color="BFC8CF" w:sz="4"/>
+              <w:top w:val="single" w:color="C9D5E8" w:sz="4"/>
+              <w:left w:val="single" w:color="C9D5E8" w:sz="4"/>
+              <w:bottom w:val="single" w:color="C9D5E8" w:sz="4"/>
+              <w:right w:val="single" w:color="C9D5E8" w:sz="4"/>
             </w:tcBorders>
             <w:tcMar>
               <w:top w:type="dxa" w:w="70"/>
@@ -16033,10 +16869,10 @@
           <w:tcPr>
             <w:tcW w:type="dxa" w:w="9360"/>
             <w:tcBorders>
-              <w:top w:val="single" w:color="BFC8CF" w:sz="4"/>
-              <w:left w:val="single" w:color="BFC8CF" w:sz="4"/>
-              <w:bottom w:val="single" w:color="BFC8CF" w:sz="4"/>
-              <w:right w:val="single" w:color="BFC8CF" w:sz="4"/>
+              <w:top w:val="single" w:color="C9D5E8" w:sz="4"/>
+              <w:left w:val="single" w:color="C9D5E8" w:sz="4"/>
+              <w:bottom w:val="single" w:color="C9D5E8" w:sz="4"/>
+              <w:right w:val="single" w:color="C9D5E8" w:sz="4"/>
             </w:tcBorders>
             <w:tcMar>
               <w:top w:type="dxa" w:w="70"/>
@@ -16257,7 +17093,7 @@
     </w:pPr>
     <w:r>
       <w:rPr>
-        <w:color w:val="5C6D78"/>
+        <w:color w:val="4A5568"/>
         <w:sz w:val="16"/>
         <w:szCs w:val="16"/>
       </w:rPr>
@@ -16265,7 +17101,7 @@
     </w:r>
     <w:r>
       <w:rPr>
-        <w:color w:val="5C6D78"/>
+        <w:color w:val="4A5568"/>
         <w:sz w:val="16"/>
         <w:szCs w:val="16"/>
       </w:rPr>
@@ -16326,13 +17162,13 @@
   <w:p>
     <w:pPr>
       <w:pBdr>
-        <w:bottom w:val="single" w:color="BFC8CF" w:sz="4" w:space="4"/>
+        <w:bottom w:val="single" w:color="C9D5E8" w:sz="4" w:space="4"/>
       </w:pBdr>
       <w:jc w:val="right"/>
     </w:pPr>
     <w:r>
       <w:rPr>
-        <w:color w:val="5C6D78"/>
+        <w:color w:val="4A5568"/>
         <w:sz w:val="16"/>
         <w:szCs w:val="16"/>
       </w:rPr>
@@ -16533,7 +17369,7 @@
     <w:rPrDefault>
       <w:rPr>
         <w:rFonts w:ascii="Arial" w:cs="Arial" w:eastAsia="Arial" w:hAnsi="Arial"/>
-        <w:color w:val="1E262E"/>
+        <w:color w:val="1A2333"/>
         <w:sz w:val="21"/>
         <w:szCs w:val="21"/>
       </w:rPr>
@@ -16729,7 +17565,7 @@
       <w:rFonts w:ascii="Arial" w:cs="Arial" w:eastAsia="Arial" w:hAnsi="Arial"/>
       <w:b/>
       <w:bCs/>
-      <w:color w:val="1F3A5F"/>
+      <w:color w:val="132A4E"/>
       <w:sz w:val="30"/>
       <w:szCs w:val="30"/>
     </w:rPr>
@@ -16748,7 +17584,7 @@
       <w:rFonts w:ascii="Arial" w:cs="Arial" w:eastAsia="Arial" w:hAnsi="Arial"/>
       <w:b/>
       <w:bCs/>
-      <w:color w:val="1F3A5F"/>
+      <w:color w:val="1F4380"/>
       <w:sz w:val="25"/>
       <w:szCs w:val="25"/>
     </w:rPr>
@@ -16767,7 +17603,7 @@
       <w:rFonts w:ascii="Arial" w:cs="Arial" w:eastAsia="Arial" w:hAnsi="Arial"/>
       <w:b/>
       <w:bCs/>
-      <w:color w:val="9A4A1F"/>
+      <w:color w:val="B4530C"/>
       <w:sz w:val="22"/>
       <w:szCs w:val="22"/>
     </w:rPr>
